--- a/docs/RoadSOS_Submission.docx
+++ b/docs/RoadSOS_Submission.docx
@@ -3059,2390 +3059,6 @@
           <w:i/>
         </w:rPr>
         <w:t xml:space="preserve">The following is the structured database documentation required for the models.</w:t>
-      </w:r>
-    </w:p>
-    <w:p>
-      <w:pPr>
-        <w:pStyle w:val="SourceCode"/>
-      </w:pPr>
-      <w:r>
-        <w:rPr>
-          <w:rStyle w:val="VerbatimChar"/>
-        </w:rPr>
-        <w:t xml:space="preserve"># RoadSOS [U+2014] Structured Database Documentation</w:t>
-      </w:r>
-      <w:r>
-        <w:br/>
-      </w:r>
-      <w:r>
-        <w:br/>
-      </w:r>
-      <w:r>
-        <w:rPr>
-          <w:rStyle w:val="VerbatimChar"/>
-        </w:rPr>
-        <w:t xml:space="preserve">**Submission artifact for Section 7.1 of the IIT Madras Road Safety Hackathon 2026 rulebook:**</w:t>
-      </w:r>
-      <w:r>
-        <w:br/>
-      </w:r>
-      <w:r>
-        <w:rPr>
-          <w:rStyle w:val="VerbatimChar"/>
-        </w:rPr>
-        <w:t xml:space="preserve">&gt; *"Structured database used for the models are to be submitted."*</w:t>
-      </w:r>
-      <w:r>
-        <w:br/>
-      </w:r>
-      <w:r>
-        <w:br/>
-      </w:r>
-      <w:r>
-        <w:rPr>
-          <w:rStyle w:val="VerbatimChar"/>
-        </w:rPr>
-        <w:t xml:space="preserve">This document describes every persistent data structure used by RoadSOS, its schema, its source, and how it is consumed by the runtime.</w:t>
-      </w:r>
-      <w:r>
-        <w:br/>
-      </w:r>
-      <w:r>
-        <w:br/>
-      </w:r>
-      <w:r>
-        <w:rPr>
-          <w:rStyle w:val="VerbatimChar"/>
-        </w:rPr>
-        <w:t xml:space="preserve">---</w:t>
-      </w:r>
-      <w:r>
-        <w:br/>
-      </w:r>
-      <w:r>
-        <w:br/>
-      </w:r>
-      <w:r>
-        <w:rPr>
-          <w:rStyle w:val="VerbatimChar"/>
-        </w:rPr>
-        <w:t xml:space="preserve">## 1. Emergency Numbers Database</w:t>
-      </w:r>
-      <w:r>
-        <w:br/>
-      </w:r>
-      <w:r>
-        <w:br/>
-      </w:r>
-      <w:r>
-        <w:rPr>
-          <w:rStyle w:val="VerbatimChar"/>
-        </w:rPr>
-        <w:t xml:space="preserve">**Authoritative source:** `backend/data/emergency_seed.json`</w:t>
-      </w:r>
-      <w:r>
-        <w:br/>
-      </w:r>
-      <w:r>
-        <w:rPr>
-          <w:rStyle w:val="VerbatimChar"/>
-        </w:rPr>
-        <w:t xml:space="preserve">**Frontend bundle (generated):** `frontend/src/utils/emergencyNumbers.js`</w:t>
-      </w:r>
-      <w:r>
-        <w:br/>
-      </w:r>
-      <w:r>
-        <w:rPr>
-          <w:rStyle w:val="VerbatimChar"/>
-        </w:rPr>
-        <w:t xml:space="preserve">**Endpoint exposing it:** `GET /offline-pack`</w:t>
-      </w:r>
-      <w:r>
-        <w:br/>
-      </w:r>
-      <w:r>
-        <w:br/>
-      </w:r>
-      <w:r>
-        <w:rPr>
-          <w:rStyle w:val="VerbatimChar"/>
-        </w:rPr>
-        <w:t xml:space="preserve">### 1.1 Coverage</w:t>
-      </w:r>
-      <w:r>
-        <w:br/>
-      </w:r>
-      <w:r>
-        <w:br/>
-      </w:r>
-      <w:r>
-        <w:rPr>
-          <w:rStyle w:val="VerbatimChar"/>
-        </w:rPr>
-        <w:t xml:space="preserve">| Metric | Value |</w:t>
-      </w:r>
-      <w:r>
-        <w:br/>
-      </w:r>
-      <w:r>
-        <w:rPr>
-          <w:rStyle w:val="VerbatimChar"/>
-        </w:rPr>
-        <w:t xml:space="preserve">|---|---|</w:t>
-      </w:r>
-      <w:r>
-        <w:br/>
-      </w:r>
-      <w:r>
-        <w:rPr>
-          <w:rStyle w:val="VerbatimChar"/>
-        </w:rPr>
-        <w:t xml:space="preserve">| Total countries &amp; territories | **200** |</w:t>
-      </w:r>
-      <w:r>
-        <w:br/>
-      </w:r>
-      <w:r>
-        <w:rPr>
-          <w:rStyle w:val="VerbatimChar"/>
-        </w:rPr>
-        <w:t xml:space="preserve">| UN-recognised states covered | 100% |</w:t>
-      </w:r>
-      <w:r>
-        <w:br/>
-      </w:r>
-      <w:r>
-        <w:rPr>
-          <w:rStyle w:val="VerbatimChar"/>
-        </w:rPr>
-        <w:t xml:space="preserve">| Asia | 49 |</w:t>
-      </w:r>
-      <w:r>
-        <w:br/>
-      </w:r>
-      <w:r>
-        <w:rPr>
-          <w:rStyle w:val="VerbatimChar"/>
-        </w:rPr>
-        <w:t xml:space="preserve">| Europe | 45 |</w:t>
-      </w:r>
-      <w:r>
-        <w:br/>
-      </w:r>
-      <w:r>
-        <w:rPr>
-          <w:rStyle w:val="VerbatimChar"/>
-        </w:rPr>
-        <w:t xml:space="preserve">| Africa | 55 |</w:t>
-      </w:r>
-      <w:r>
-        <w:br/>
-      </w:r>
-      <w:r>
-        <w:rPr>
-          <w:rStyle w:val="VerbatimChar"/>
-        </w:rPr>
-        <w:t xml:space="preserve">| Americas | 35 |</w:t>
-      </w:r>
-      <w:r>
-        <w:br/>
-      </w:r>
-      <w:r>
-        <w:rPr>
-          <w:rStyle w:val="VerbatimChar"/>
-        </w:rPr>
-        <w:t xml:space="preserve">| Oceania | 16 |</w:t>
-      </w:r>
-      <w:r>
-        <w:br/>
-      </w:r>
-      <w:r>
-        <w:rPr>
-          <w:rStyle w:val="VerbatimChar"/>
-        </w:rPr>
-        <w:t xml:space="preserve">| File size (raw JSON) | ~28 KB |</w:t>
-      </w:r>
-      <w:r>
-        <w:br/>
-      </w:r>
-      <w:r>
-        <w:rPr>
-          <w:rStyle w:val="VerbatimChar"/>
-        </w:rPr>
-        <w:t xml:space="preserve">| File size (gzipped) | ~9 KB |</w:t>
-      </w:r>
-      <w:r>
-        <w:br/>
-      </w:r>
-      <w:r>
-        <w:br/>
-      </w:r>
-      <w:r>
-        <w:rPr>
-          <w:rStyle w:val="VerbatimChar"/>
-        </w:rPr>
-        <w:t xml:space="preserve">### 1.2 Schema</w:t>
-      </w:r>
-      <w:r>
-        <w:br/>
-      </w:r>
-      <w:r>
-        <w:br/>
-      </w:r>
-      <w:r>
-        <w:rPr>
-          <w:rStyle w:val="VerbatimChar"/>
-        </w:rPr>
-        <w:t xml:space="preserve">```json</w:t>
-      </w:r>
-      <w:r>
-        <w:br/>
-      </w:r>
-      <w:r>
-        <w:rPr>
-          <w:rStyle w:val="VerbatimChar"/>
-        </w:rPr>
-        <w:t xml:space="preserve">{</w:t>
-      </w:r>
-      <w:r>
-        <w:br/>
-      </w:r>
-      <w:r>
-        <w:rPr>
-          <w:rStyle w:val="VerbatimChar"/>
-        </w:rPr>
-        <w:t xml:space="preserve">  "country":       "string  [U+2014] Human-readable English country name",</w:t>
-      </w:r>
-      <w:r>
-        <w:br/>
-      </w:r>
-      <w:r>
-        <w:rPr>
-          <w:rStyle w:val="VerbatimChar"/>
-        </w:rPr>
-        <w:t xml:space="preserve">  "country_code":  "string  [U+2014] ISO 3166-1 alpha-2 code, uppercase",</w:t>
-      </w:r>
-      <w:r>
-        <w:br/>
-      </w:r>
-      <w:r>
-        <w:rPr>
-          <w:rStyle w:val="VerbatimChar"/>
-        </w:rPr>
-        <w:t xml:space="preserve">  "calling_code":  "string  [U+2014] International dialling prefix incl. '+'",</w:t>
-      </w:r>
-      <w:r>
-        <w:br/>
-      </w:r>
-      <w:r>
-        <w:rPr>
-          <w:rStyle w:val="VerbatimChar"/>
-        </w:rPr>
-        <w:t xml:space="preserve">  "police":        "string  [U+2014] National police emergency number",</w:t>
-      </w:r>
-      <w:r>
-        <w:br/>
-      </w:r>
-      <w:r>
-        <w:rPr>
-          <w:rStyle w:val="VerbatimChar"/>
-        </w:rPr>
-        <w:t xml:space="preserve">  "ambulance":     "string  [U+2014] National ambulance / medical emergency number",</w:t>
-      </w:r>
-      <w:r>
-        <w:br/>
-      </w:r>
-      <w:r>
-        <w:rPr>
-          <w:rStyle w:val="VerbatimChar"/>
-        </w:rPr>
-        <w:t xml:space="preserve">  "fire":          "string  [U+2014] National fire department emergency number",</w:t>
-      </w:r>
-      <w:r>
-        <w:br/>
-      </w:r>
-      <w:r>
-        <w:rPr>
-          <w:rStyle w:val="VerbatimChar"/>
-        </w:rPr>
-        <w:t xml:space="preserve">  "general":       "string  [U+2014] Universal emergency number (often 112 / 911)"</w:t>
-      </w:r>
-      <w:r>
-        <w:br/>
-      </w:r>
-      <w:r>
-        <w:rPr>
-          <w:rStyle w:val="VerbatimChar"/>
-        </w:rPr>
-        <w:t xml:space="preserve">}</w:t>
-      </w:r>
-      <w:r>
-        <w:br/>
-      </w:r>
-      <w:r>
-        <w:rPr>
-          <w:rStyle w:val="VerbatimChar"/>
-        </w:rPr>
-        <w:t xml:space="preserve">```</w:t>
-      </w:r>
-      <w:r>
-        <w:br/>
-      </w:r>
-      <w:r>
-        <w:br/>
-      </w:r>
-      <w:r>
-        <w:rPr>
-          <w:rStyle w:val="VerbatimChar"/>
-        </w:rPr>
-        <w:t xml:space="preserve">### 1.3 Example record</w:t>
-      </w:r>
-      <w:r>
-        <w:br/>
-      </w:r>
-      <w:r>
-        <w:br/>
-      </w:r>
-      <w:r>
-        <w:rPr>
-          <w:rStyle w:val="VerbatimChar"/>
-        </w:rPr>
-        <w:t xml:space="preserve">```json</w:t>
-      </w:r>
-      <w:r>
-        <w:br/>
-      </w:r>
-      <w:r>
-        <w:rPr>
-          <w:rStyle w:val="VerbatimChar"/>
-        </w:rPr>
-        <w:t xml:space="preserve">{</w:t>
-      </w:r>
-      <w:r>
-        <w:br/>
-      </w:r>
-      <w:r>
-        <w:rPr>
-          <w:rStyle w:val="VerbatimChar"/>
-        </w:rPr>
-        <w:t xml:space="preserve">  "country": "India",</w:t>
-      </w:r>
-      <w:r>
-        <w:br/>
-      </w:r>
-      <w:r>
-        <w:rPr>
-          <w:rStyle w:val="VerbatimChar"/>
-        </w:rPr>
-        <w:t xml:space="preserve">  "country_code": "IN",</w:t>
-      </w:r>
-      <w:r>
-        <w:br/>
-      </w:r>
-      <w:r>
-        <w:rPr>
-          <w:rStyle w:val="VerbatimChar"/>
-        </w:rPr>
-        <w:t xml:space="preserve">  "calling_code": "+91",</w:t>
-      </w:r>
-      <w:r>
-        <w:br/>
-      </w:r>
-      <w:r>
-        <w:rPr>
-          <w:rStyle w:val="VerbatimChar"/>
-        </w:rPr>
-        <w:t xml:space="preserve">  "police": "100",</w:t>
-      </w:r>
-      <w:r>
-        <w:br/>
-      </w:r>
-      <w:r>
-        <w:rPr>
-          <w:rStyle w:val="VerbatimChar"/>
-        </w:rPr>
-        <w:t xml:space="preserve">  "ambulance": "108",</w:t>
-      </w:r>
-      <w:r>
-        <w:br/>
-      </w:r>
-      <w:r>
-        <w:rPr>
-          <w:rStyle w:val="VerbatimChar"/>
-        </w:rPr>
-        <w:t xml:space="preserve">  "fire": "101",</w:t>
-      </w:r>
-      <w:r>
-        <w:br/>
-      </w:r>
-      <w:r>
-        <w:rPr>
-          <w:rStyle w:val="VerbatimChar"/>
-        </w:rPr>
-        <w:t xml:space="preserve">  "general": "112"</w:t>
-      </w:r>
-      <w:r>
-        <w:br/>
-      </w:r>
-      <w:r>
-        <w:rPr>
-          <w:rStyle w:val="VerbatimChar"/>
-        </w:rPr>
-        <w:t xml:space="preserve">}</w:t>
-      </w:r>
-      <w:r>
-        <w:br/>
-      </w:r>
-      <w:r>
-        <w:rPr>
-          <w:rStyle w:val="VerbatimChar"/>
-        </w:rPr>
-        <w:t xml:space="preserve">```</w:t>
-      </w:r>
-      <w:r>
-        <w:br/>
-      </w:r>
-      <w:r>
-        <w:br/>
-      </w:r>
-      <w:r>
-        <w:rPr>
-          <w:rStyle w:val="VerbatimChar"/>
-        </w:rPr>
-        <w:t xml:space="preserve">### 1.4 Data sourcing &amp; verification</w:t>
-      </w:r>
-      <w:r>
-        <w:br/>
-      </w:r>
-      <w:r>
-        <w:br/>
-      </w:r>
-      <w:r>
-        <w:rPr>
-          <w:rStyle w:val="VerbatimChar"/>
-        </w:rPr>
-        <w:t xml:space="preserve">Primary source: **Wikipedia "List of emergency telephone numbers"** (canonical, government-maintained). Each entry was cross-checked against:</w:t>
-      </w:r>
-      <w:r>
-        <w:br/>
-      </w:r>
-      <w:r>
-        <w:rPr>
-          <w:rStyle w:val="VerbatimChar"/>
-        </w:rPr>
-        <w:t xml:space="preserve">1. The country's official government emergency services portal where available</w:t>
-      </w:r>
-      <w:r>
-        <w:br/>
-      </w:r>
-      <w:r>
-        <w:rPr>
-          <w:rStyle w:val="VerbatimChar"/>
-        </w:rPr>
-        <w:t xml:space="preserve">2. ITU-T E.164 numbering plan documentation</w:t>
-      </w:r>
-      <w:r>
-        <w:br/>
-      </w:r>
-      <w:r>
-        <w:rPr>
-          <w:rStyle w:val="VerbatimChar"/>
-        </w:rPr>
-        <w:t xml:space="preserve">3. EU-wide 112 standard for European jurisdictions</w:t>
-      </w:r>
-      <w:r>
-        <w:br/>
-      </w:r>
-      <w:r>
-        <w:br/>
-      </w:r>
-      <w:r>
-        <w:rPr>
-          <w:rStyle w:val="VerbatimChar"/>
-        </w:rPr>
-        <w:t xml:space="preserve">Where a country uses different numbers for different services, the most-publicised national number is recorded. For countries where 112 is universally accepted as a fallback (e.g. all GSM networks), `general` is set to `112`.</w:t>
-      </w:r>
-      <w:r>
-        <w:br/>
-      </w:r>
-      <w:r>
-        <w:br/>
-      </w:r>
-      <w:r>
-        <w:rPr>
-          <w:rStyle w:val="VerbatimChar"/>
-        </w:rPr>
-        <w:t xml:space="preserve">### 1.5 Update policy</w:t>
-      </w:r>
-      <w:r>
-        <w:br/>
-      </w:r>
-      <w:r>
-        <w:br/>
-      </w:r>
-      <w:r>
-        <w:rPr>
-          <w:rStyle w:val="VerbatimChar"/>
-        </w:rPr>
-        <w:t xml:space="preserve">Static. Emergency numbers change roughly once per decade. Changes are made by editing `backend/data/emergency_seed.json` and regenerating the frontend bundle:</w:t>
-      </w:r>
-      <w:r>
-        <w:br/>
-      </w:r>
-      <w:r>
-        <w:br/>
-      </w:r>
-      <w:r>
-        <w:rPr>
-          <w:rStyle w:val="VerbatimChar"/>
-        </w:rPr>
-        <w:t xml:space="preserve">```bash</w:t>
-      </w:r>
-      <w:r>
-        <w:br/>
-      </w:r>
-      <w:r>
-        <w:rPr>
-          <w:rStyle w:val="VerbatimChar"/>
-        </w:rPr>
-        <w:t xml:space="preserve"># Regenerate frontend/src/utils/emergencyNumbers.js from backend JSON</w:t>
-      </w:r>
-      <w:r>
-        <w:br/>
-      </w:r>
-      <w:r>
-        <w:rPr>
-          <w:rStyle w:val="VerbatimChar"/>
-        </w:rPr>
-        <w:t xml:space="preserve">python scripts/sync_emergency_numbers.py</w:t>
-      </w:r>
-      <w:r>
-        <w:br/>
-      </w:r>
-      <w:r>
-        <w:rPr>
-          <w:rStyle w:val="VerbatimChar"/>
-        </w:rPr>
-        <w:t xml:space="preserve">```</w:t>
-      </w:r>
-      <w:r>
-        <w:br/>
-      </w:r>
-      <w:r>
-        <w:br/>
-      </w:r>
-      <w:r>
-        <w:rPr>
-          <w:rStyle w:val="VerbatimChar"/>
-        </w:rPr>
-        <w:t xml:space="preserve">---</w:t>
-      </w:r>
-      <w:r>
-        <w:br/>
-      </w:r>
-      <w:r>
-        <w:br/>
-      </w:r>
-      <w:r>
-        <w:rPr>
-          <w:rStyle w:val="VerbatimChar"/>
-        </w:rPr>
-        <w:t xml:space="preserve">## 2. OSM Category Classification Map</w:t>
-      </w:r>
-      <w:r>
-        <w:br/>
-      </w:r>
-      <w:r>
-        <w:br/>
-      </w:r>
-      <w:r>
-        <w:rPr>
-          <w:rStyle w:val="VerbatimChar"/>
-        </w:rPr>
-        <w:t xml:space="preserve">**Source:** `backend/services/overpass_service.py` [U+2192] `CATEGORY_MAP`</w:t>
-      </w:r>
-      <w:r>
-        <w:br/>
-      </w:r>
-      <w:r>
-        <w:rPr>
-          <w:rStyle w:val="VerbatimChar"/>
-        </w:rPr>
-        <w:t xml:space="preserve">**Purpose:** Maps OpenStreetMap tag (key, value) pairs to the six visible RoadSOS contact categories.</w:t>
-      </w:r>
-      <w:r>
-        <w:br/>
-      </w:r>
-      <w:r>
-        <w:br/>
-      </w:r>
-      <w:r>
-        <w:rPr>
-          <w:rStyle w:val="VerbatimChar"/>
-        </w:rPr>
-        <w:t xml:space="preserve">### 2.1 Schema</w:t>
-      </w:r>
-      <w:r>
-        <w:br/>
-      </w:r>
-      <w:r>
-        <w:br/>
-      </w:r>
-      <w:r>
-        <w:rPr>
-          <w:rStyle w:val="VerbatimChar"/>
-        </w:rPr>
-        <w:t xml:space="preserve">```python</w:t>
-      </w:r>
-      <w:r>
-        <w:br/>
-      </w:r>
-      <w:r>
-        <w:rPr>
-          <w:rStyle w:val="VerbatimChar"/>
-        </w:rPr>
-        <w:t xml:space="preserve">CATEGORY_MAP: list[tuple[tuple[str, str], str]]</w:t>
-      </w:r>
-      <w:r>
-        <w:br/>
-      </w:r>
-      <w:r>
-        <w:rPr>
-          <w:rStyle w:val="VerbatimChar"/>
-        </w:rPr>
-        <w:t xml:space="preserve"># [ ((osm_key, osm_value), roadsos_category), ... ]</w:t>
-      </w:r>
-      <w:r>
-        <w:br/>
-      </w:r>
-      <w:r>
-        <w:rPr>
-          <w:rStyle w:val="VerbatimChar"/>
-        </w:rPr>
-        <w:t xml:space="preserve">```</w:t>
-      </w:r>
-      <w:r>
-        <w:br/>
-      </w:r>
-      <w:r>
-        <w:br/>
-      </w:r>
-      <w:r>
-        <w:rPr>
-          <w:rStyle w:val="VerbatimChar"/>
-        </w:rPr>
-        <w:t xml:space="preserve">### 2.2 Full mapping</w:t>
-      </w:r>
-      <w:r>
-        <w:br/>
-      </w:r>
-      <w:r>
-        <w:br/>
-      </w:r>
-      <w:r>
-        <w:rPr>
-          <w:rStyle w:val="VerbatimChar"/>
-        </w:rPr>
-        <w:t xml:space="preserve">| OSM Key | OSM Value | RoadSOS Category | Notes |</w:t>
-      </w:r>
-      <w:r>
-        <w:br/>
-      </w:r>
-      <w:r>
-        <w:rPr>
-          <w:rStyle w:val="VerbatimChar"/>
-        </w:rPr>
-        <w:t xml:space="preserve">|---|---|---|---|</w:t>
-      </w:r>
-      <w:r>
-        <w:br/>
-      </w:r>
-      <w:r>
-        <w:rPr>
-          <w:rStyle w:val="VerbatimChar"/>
-        </w:rPr>
-        <w:t xml:space="preserve">| `amenity` | `hospital` | `hospital` | Tagged hospitals |</w:t>
-      </w:r>
-      <w:r>
-        <w:br/>
-      </w:r>
-      <w:r>
-        <w:rPr>
-          <w:rStyle w:val="VerbatimChar"/>
-        </w:rPr>
-        <w:t xml:space="preserve">| `amenity` | `clinic` | `hospital` | Polyclinics, walk-in clinics |</w:t>
-      </w:r>
-      <w:r>
-        <w:br/>
-      </w:r>
-      <w:r>
-        <w:rPr>
-          <w:rStyle w:val="VerbatimChar"/>
-        </w:rPr>
-        <w:t xml:space="preserve">| `amenity` | `doctors` | `hospital` | General practitioner offices |</w:t>
-      </w:r>
-      <w:r>
-        <w:br/>
-      </w:r>
-      <w:r>
-        <w:rPr>
-          <w:rStyle w:val="VerbatimChar"/>
-        </w:rPr>
-        <w:t xml:space="preserve">| `healthcare` | `hospital` | `hospital` | Healthcare-namespace hospitals |</w:t>
-      </w:r>
-      <w:r>
-        <w:br/>
-      </w:r>
-      <w:r>
-        <w:rPr>
-          <w:rStyle w:val="VerbatimChar"/>
-        </w:rPr>
-        <w:t xml:space="preserve">| `healthcare` | `clinic` | `hospital` | Healthcare-namespace clinics |</w:t>
-      </w:r>
-      <w:r>
-        <w:br/>
-      </w:r>
-      <w:r>
-        <w:rPr>
-          <w:rStyle w:val="VerbatimChar"/>
-        </w:rPr>
-        <w:t xml:space="preserve">| `amenity` | `police` | `police` | Police stations |</w:t>
-      </w:r>
-      <w:r>
-        <w:br/>
-      </w:r>
-      <w:r>
-        <w:rPr>
-          <w:rStyle w:val="VerbatimChar"/>
-        </w:rPr>
-        <w:t xml:space="preserve">| `emergency` | `ambulance_station` | `ambulance` | Dedicated ambulance bases |</w:t>
-      </w:r>
-      <w:r>
-        <w:br/>
-      </w:r>
-      <w:r>
-        <w:rPr>
-          <w:rStyle w:val="VerbatimChar"/>
-        </w:rPr>
-        <w:t xml:space="preserve">| `amenity` | `ambulance_station` | `ambulance` | Alternate tagging |</w:t>
-      </w:r>
-      <w:r>
-        <w:br/>
-      </w:r>
-      <w:r>
-        <w:rPr>
-          <w:rStyle w:val="VerbatimChar"/>
-        </w:rPr>
-        <w:t xml:space="preserve">| `amenity` | `fire_station` | `ambulance` | Fire stations (often run ambulances) |</w:t>
-      </w:r>
-      <w:r>
-        <w:br/>
-      </w:r>
-      <w:r>
-        <w:rPr>
-          <w:rStyle w:val="VerbatimChar"/>
-        </w:rPr>
-        <w:t xml:space="preserve">| `service:vehicle:recovery` | `yes` | `towing` | Vehicle recovery / breakdown |</w:t>
-      </w:r>
-      <w:r>
-        <w:br/>
-      </w:r>
-      <w:r>
-        <w:rPr>
-          <w:rStyle w:val="VerbatimChar"/>
-        </w:rPr>
-        <w:t xml:space="preserve">| `service:vehicle:tow` | `yes` | `towing` | Tow truck services |</w:t>
-      </w:r>
-      <w:r>
-        <w:br/>
-      </w:r>
-      <w:r>
-        <w:rPr>
-          <w:rStyle w:val="VerbatimChar"/>
-        </w:rPr>
-        <w:t xml:space="preserve">| `amenity` | `vehicle_recovery` | `towing` | Dedicated recovery yards |</w:t>
-      </w:r>
-      <w:r>
-        <w:br/>
-      </w:r>
-      <w:r>
-        <w:rPr>
-          <w:rStyle w:val="VerbatimChar"/>
-        </w:rPr>
-        <w:t xml:space="preserve">| `shop` | `car_repair` | `repair` | Mechanic / garage |</w:t>
-      </w:r>
-      <w:r>
-        <w:br/>
-      </w:r>
-      <w:r>
-        <w:rPr>
-          <w:rStyle w:val="VerbatimChar"/>
-        </w:rPr>
-        <w:t xml:space="preserve">| `amenity` | `car_repair` | `repair` | Alternate tagging |</w:t>
-      </w:r>
-      <w:r>
-        <w:br/>
-      </w:r>
-      <w:r>
-        <w:rPr>
-          <w:rStyle w:val="VerbatimChar"/>
-        </w:rPr>
-        <w:t xml:space="preserve">| `shop` | `tyres` | `tyre` | Tyre / puncture shops |</w:t>
-      </w:r>
-      <w:r>
-        <w:br/>
-      </w:r>
-      <w:r>
-        <w:rPr>
-          <w:rStyle w:val="VerbatimChar"/>
-        </w:rPr>
-        <w:t xml:space="preserve">| `shop` | `tyre` | `tyre` | Alternate spelling |</w:t>
-      </w:r>
-      <w:r>
-        <w:br/>
-      </w:r>
-      <w:r>
-        <w:rPr>
-          <w:rStyle w:val="VerbatimChar"/>
-        </w:rPr>
-        <w:t xml:space="preserve">| `shop` | `car` | `showroom` | Car dealerships / showrooms |</w:t>
-      </w:r>
-      <w:r>
-        <w:br/>
-      </w:r>
-      <w:r>
-        <w:rPr>
-          <w:rStyle w:val="VerbatimChar"/>
-        </w:rPr>
-        <w:t xml:space="preserve">| `shop` | `car_parts` | `showroom` | Auto parts dealers |</w:t>
-      </w:r>
-      <w:r>
-        <w:br/>
-      </w:r>
-      <w:r>
-        <w:br/>
-      </w:r>
-      <w:r>
-        <w:rPr>
-          <w:rStyle w:val="VerbatimChar"/>
-        </w:rPr>
-        <w:t xml:space="preserve">### 2.3 Category alignment with rulebook</w:t>
-      </w:r>
-      <w:r>
-        <w:br/>
-      </w:r>
-      <w:r>
-        <w:br/>
-      </w:r>
-      <w:r>
-        <w:rPr>
-          <w:rStyle w:val="VerbatimChar"/>
-        </w:rPr>
-        <w:t xml:space="preserve">The rulebook (Section 1.3.3 "Key Aspects for Coders to Include") explicitly lists:</w:t>
-      </w:r>
-      <w:r>
-        <w:br/>
-      </w:r>
-      <w:r>
-        <w:rPr>
-          <w:rStyle w:val="VerbatimChar"/>
-        </w:rPr>
-        <w:t xml:space="preserve">- Nearest **Police Station** [U+2192] `police` category</w:t>
-      </w:r>
-      <w:r>
-        <w:br/>
-      </w:r>
-      <w:r>
-        <w:rPr>
-          <w:rStyle w:val="VerbatimChar"/>
-        </w:rPr>
-        <w:t xml:space="preserve">- **Hospitals** [U+2192] `hospital` category</w:t>
-      </w:r>
-      <w:r>
-        <w:br/>
-      </w:r>
-      <w:r>
-        <w:rPr>
-          <w:rStyle w:val="VerbatimChar"/>
-        </w:rPr>
-        <w:t xml:space="preserve">- **Ambulance services** [U+2192] `ambulance` category</w:t>
-      </w:r>
-      <w:r>
-        <w:br/>
-      </w:r>
-      <w:r>
-        <w:rPr>
-          <w:rStyle w:val="VerbatimChar"/>
-        </w:rPr>
-        <w:t xml:space="preserve">- **Towing services** [U+2192] `towing` category [U+2705]</w:t>
-      </w:r>
-      <w:r>
-        <w:br/>
-      </w:r>
-      <w:r>
-        <w:rPr>
-          <w:rStyle w:val="VerbatimChar"/>
-        </w:rPr>
-        <w:t xml:space="preserve">- **Nearest puncture shops** [U+2192] `tyre` category [U+2705]</w:t>
-      </w:r>
-      <w:r>
-        <w:br/>
-      </w:r>
-      <w:r>
-        <w:rPr>
-          <w:rStyle w:val="VerbatimChar"/>
-        </w:rPr>
-        <w:t xml:space="preserve">- **Showrooms** [U+2192] `showroom` category [U+2705]</w:t>
-      </w:r>
-      <w:r>
-        <w:br/>
-      </w:r>
-      <w:r>
-        <w:br/>
-      </w:r>
-      <w:r>
-        <w:rPr>
-          <w:rStyle w:val="VerbatimChar"/>
-        </w:rPr>
-        <w:t xml:space="preserve">All six rulebook-mandated categories are covered.</w:t>
-      </w:r>
-      <w:r>
-        <w:br/>
-      </w:r>
-      <w:r>
-        <w:br/>
-      </w:r>
-      <w:r>
-        <w:rPr>
-          <w:rStyle w:val="VerbatimChar"/>
-        </w:rPr>
-        <w:t xml:space="preserve">---</w:t>
-      </w:r>
-      <w:r>
-        <w:br/>
-      </w:r>
-      <w:r>
-        <w:br/>
-      </w:r>
-      <w:r>
-        <w:rPr>
-          <w:rStyle w:val="VerbatimChar"/>
-        </w:rPr>
-        <w:t xml:space="preserve">## 3. Search Result Contact Object</w:t>
-      </w:r>
-      <w:r>
-        <w:br/>
-      </w:r>
-      <w:r>
-        <w:br/>
-      </w:r>
-      <w:r>
-        <w:rPr>
-          <w:rStyle w:val="VerbatimChar"/>
-        </w:rPr>
-        <w:t xml:space="preserve">**Source:** `backend/services/overpass_service.py` [U+2192] `parse_element()`</w:t>
-      </w:r>
-      <w:r>
-        <w:br/>
-      </w:r>
-      <w:r>
-        <w:rPr>
-          <w:rStyle w:val="VerbatimChar"/>
-        </w:rPr>
-        <w:t xml:space="preserve">**Returned by:** `GET /search`, `POST /triage`, cached in `localStorage`</w:t>
-      </w:r>
-      <w:r>
-        <w:br/>
-      </w:r>
-      <w:r>
-        <w:br/>
-      </w:r>
-      <w:r>
-        <w:rPr>
-          <w:rStyle w:val="VerbatimChar"/>
-        </w:rPr>
-        <w:t xml:space="preserve">### 3.1 Schema</w:t>
-      </w:r>
-      <w:r>
-        <w:br/>
-      </w:r>
-      <w:r>
-        <w:br/>
-      </w:r>
-      <w:r>
-        <w:rPr>
-          <w:rStyle w:val="VerbatimChar"/>
-        </w:rPr>
-        <w:t xml:space="preserve">```json</w:t>
-      </w:r>
-      <w:r>
-        <w:br/>
-      </w:r>
-      <w:r>
-        <w:rPr>
-          <w:rStyle w:val="VerbatimChar"/>
-        </w:rPr>
-        <w:t xml:space="preserve">{</w:t>
-      </w:r>
-      <w:r>
-        <w:br/>
-      </w:r>
-      <w:r>
-        <w:rPr>
-          <w:rStyle w:val="VerbatimChar"/>
-        </w:rPr>
-        <w:t xml:space="preserve">  "id":         "string  [U+2014] Stable unique ID, format 'osm_{id}' or 'gp_{place_id}'",</w:t>
-      </w:r>
-      <w:r>
-        <w:br/>
-      </w:r>
-      <w:r>
-        <w:rPr>
-          <w:rStyle w:val="VerbatimChar"/>
-        </w:rPr>
-        <w:t xml:space="preserve">  "name":       "string  [U+2014] Establishment name (English preferred, falls back to local)",</w:t>
-      </w:r>
-      <w:r>
-        <w:br/>
-      </w:r>
-      <w:r>
-        <w:rPr>
-          <w:rStyle w:val="VerbatimChar"/>
-        </w:rPr>
-        <w:t xml:space="preserve">  "category":   "enum    [U+2014] hospital | police | ambulance | towing | repair | tyre | showroom",</w:t>
-      </w:r>
-      <w:r>
-        <w:br/>
-      </w:r>
-      <w:r>
-        <w:rPr>
-          <w:rStyle w:val="VerbatimChar"/>
-        </w:rPr>
-        <w:t xml:space="preserve">  "phone":      "string|null [U+2014] E.164-normalised phone, or basic-cleaned fallback",</w:t>
-      </w:r>
-      <w:r>
-        <w:br/>
-      </w:r>
-      <w:r>
-        <w:rPr>
-          <w:rStyle w:val="VerbatimChar"/>
-        </w:rPr>
-        <w:t xml:space="preserve">  "distance":   "float   [U+2014] Great-circle distance from user in kilometres, 2-decimal",</w:t>
-      </w:r>
-      <w:r>
-        <w:br/>
-      </w:r>
-      <w:r>
-        <w:rPr>
-          <w:rStyle w:val="VerbatimChar"/>
-        </w:rPr>
-        <w:t xml:space="preserve">  "lat":        "float   [U+2014] Latitude of establishment, WGS84",</w:t>
-      </w:r>
-      <w:r>
-        <w:br/>
-      </w:r>
-      <w:r>
-        <w:rPr>
-          <w:rStyle w:val="VerbatimChar"/>
-        </w:rPr>
-        <w:t xml:space="preserve">  "lon":        "float   [U+2014] Longitude of establishment, WGS84",</w:t>
-      </w:r>
-      <w:r>
-        <w:br/>
-      </w:r>
-      <w:r>
-        <w:rPr>
-          <w:rStyle w:val="VerbatimChar"/>
-        </w:rPr>
-        <w:t xml:space="preserve">  "source":     "string  [U+2014] 'OpenStreetMap' or 'Google Places'",</w:t>
-      </w:r>
-      <w:r>
-        <w:br/>
-      </w:r>
-      <w:r>
-        <w:rPr>
-          <w:rStyle w:val="VerbatimChar"/>
-        </w:rPr>
-        <w:t xml:space="preserve">  "isOpen":     "boolean|null [U+2014] Parsed from opening_hours; null if unparseable",</w:t>
-      </w:r>
-      <w:r>
-        <w:br/>
-      </w:r>
-      <w:r>
-        <w:rPr>
-          <w:rStyle w:val="VerbatimChar"/>
-        </w:rPr>
-        <w:t xml:space="preserve">  "aiReason":   "string|null  [U+2014] Set after /triage if AI prioritised this contact"</w:t>
-      </w:r>
-      <w:r>
-        <w:br/>
-      </w:r>
-      <w:r>
-        <w:rPr>
-          <w:rStyle w:val="VerbatimChar"/>
-        </w:rPr>
-        <w:t xml:space="preserve">}</w:t>
-      </w:r>
-      <w:r>
-        <w:br/>
-      </w:r>
-      <w:r>
-        <w:rPr>
-          <w:rStyle w:val="VerbatimChar"/>
-        </w:rPr>
-        <w:t xml:space="preserve">```</w:t>
-      </w:r>
-      <w:r>
-        <w:br/>
-      </w:r>
-      <w:r>
-        <w:br/>
-      </w:r>
-      <w:r>
-        <w:rPr>
-          <w:rStyle w:val="VerbatimChar"/>
-        </w:rPr>
-        <w:t xml:space="preserve">---</w:t>
-      </w:r>
-      <w:r>
-        <w:br/>
-      </w:r>
-      <w:r>
-        <w:br/>
-      </w:r>
-      <w:r>
-        <w:rPr>
-          <w:rStyle w:val="VerbatimChar"/>
-        </w:rPr>
-        <w:t xml:space="preserve">## 4. Triage Request/Response</w:t>
-      </w:r>
-      <w:r>
-        <w:br/>
-      </w:r>
-      <w:r>
-        <w:br/>
-      </w:r>
-      <w:r>
-        <w:rPr>
-          <w:rStyle w:val="VerbatimChar"/>
-        </w:rPr>
-        <w:t xml:space="preserve">**Endpoint:** `POST /triage`</w:t>
-      </w:r>
-      <w:r>
-        <w:br/>
-      </w:r>
-      <w:r>
-        <w:rPr>
-          <w:rStyle w:val="VerbatimChar"/>
-        </w:rPr>
-        <w:t xml:space="preserve">**Source:** `backend/services/ai_triage.py`</w:t>
-      </w:r>
-      <w:r>
-        <w:br/>
-      </w:r>
-      <w:r>
-        <w:br/>
-      </w:r>
-      <w:r>
-        <w:rPr>
-          <w:rStyle w:val="VerbatimChar"/>
-        </w:rPr>
-        <w:t xml:space="preserve">### 4.1 Request schema</w:t>
-      </w:r>
-      <w:r>
-        <w:br/>
-      </w:r>
-      <w:r>
-        <w:br/>
-      </w:r>
-      <w:r>
-        <w:rPr>
-          <w:rStyle w:val="VerbatimChar"/>
-        </w:rPr>
-        <w:t xml:space="preserve">```json</w:t>
-      </w:r>
-      <w:r>
-        <w:br/>
-      </w:r>
-      <w:r>
-        <w:rPr>
-          <w:rStyle w:val="VerbatimChar"/>
-        </w:rPr>
-        <w:t xml:space="preserve">{</w:t>
-      </w:r>
-      <w:r>
-        <w:br/>
-      </w:r>
-      <w:r>
-        <w:rPr>
-          <w:rStyle w:val="VerbatimChar"/>
-        </w:rPr>
-        <w:t xml:space="preserve">  "injured":  "boolean [U+2014] Are there injured persons on scene?",</w:t>
-      </w:r>
-      <w:r>
-        <w:br/>
-      </w:r>
-      <w:r>
-        <w:rPr>
-          <w:rStyle w:val="VerbatimChar"/>
-        </w:rPr>
-        <w:t xml:space="preserve">  "blocking": "boolean [U+2014] Is the vehicle blocking traffic?",</w:t>
-      </w:r>
-      <w:r>
-        <w:br/>
-      </w:r>
-      <w:r>
-        <w:rPr>
-          <w:rStyle w:val="VerbatimChar"/>
-        </w:rPr>
-        <w:t xml:space="preserve">  "contacts": "Contact[] [U+2014] Array of contact objects from /search"</w:t>
-      </w:r>
-      <w:r>
-        <w:br/>
-      </w:r>
-      <w:r>
-        <w:rPr>
-          <w:rStyle w:val="VerbatimChar"/>
-        </w:rPr>
-        <w:t xml:space="preserve">}</w:t>
-      </w:r>
-      <w:r>
-        <w:br/>
-      </w:r>
-      <w:r>
-        <w:rPr>
-          <w:rStyle w:val="VerbatimChar"/>
-        </w:rPr>
-        <w:t xml:space="preserve">```</w:t>
-      </w:r>
-      <w:r>
-        <w:br/>
-      </w:r>
-      <w:r>
-        <w:br/>
-      </w:r>
-      <w:r>
-        <w:rPr>
-          <w:rStyle w:val="VerbatimChar"/>
-        </w:rPr>
-        <w:t xml:space="preserve">### 4.2 Response schema</w:t>
-      </w:r>
-      <w:r>
-        <w:br/>
-      </w:r>
-      <w:r>
-        <w:br/>
-      </w:r>
-      <w:r>
-        <w:rPr>
-          <w:rStyle w:val="VerbatimChar"/>
-        </w:rPr>
-        <w:t xml:space="preserve">```json</w:t>
-      </w:r>
-      <w:r>
-        <w:br/>
-      </w:r>
-      <w:r>
-        <w:rPr>
-          <w:rStyle w:val="VerbatimChar"/>
-        </w:rPr>
-        <w:t xml:space="preserve">{</w:t>
-      </w:r>
-      <w:r>
-        <w:br/>
-      </w:r>
-      <w:r>
-        <w:rPr>
-          <w:rStyle w:val="VerbatimChar"/>
-        </w:rPr>
-        <w:t xml:space="preserve">  "contacts": "Contact[] [U+2014] Same contacts, AI-reordered, top one has aiReason set",</w:t>
-      </w:r>
-      <w:r>
-        <w:br/>
-      </w:r>
-      <w:r>
-        <w:rPr>
-          <w:rStyle w:val="VerbatimChar"/>
-        </w:rPr>
-        <w:t xml:space="preserve">  "reason":   "string [U+2014] One-line explanation of the prioritisation"</w:t>
-      </w:r>
-      <w:r>
-        <w:br/>
-      </w:r>
-      <w:r>
-        <w:rPr>
-          <w:rStyle w:val="VerbatimChar"/>
-        </w:rPr>
-        <w:t xml:space="preserve">}</w:t>
-      </w:r>
-      <w:r>
-        <w:br/>
-      </w:r>
-      <w:r>
-        <w:rPr>
-          <w:rStyle w:val="VerbatimChar"/>
-        </w:rPr>
-        <w:t xml:space="preserve">```</w:t>
-      </w:r>
-      <w:r>
-        <w:br/>
-      </w:r>
-      <w:r>
-        <w:br/>
-      </w:r>
-      <w:r>
-        <w:rPr>
-          <w:rStyle w:val="VerbatimChar"/>
-        </w:rPr>
-        <w:t xml:space="preserve">### 4.3 Priority matrix (rule-based fallback)</w:t>
-      </w:r>
-      <w:r>
-        <w:br/>
-      </w:r>
-      <w:r>
-        <w:br/>
-      </w:r>
-      <w:r>
-        <w:rPr>
-          <w:rStyle w:val="VerbatimChar"/>
-        </w:rPr>
-        <w:t xml:space="preserve">| `injured` | `blocking` | Top priority order |</w:t>
-      </w:r>
-      <w:r>
-        <w:br/>
-      </w:r>
-      <w:r>
-        <w:rPr>
-          <w:rStyle w:val="VerbatimChar"/>
-        </w:rPr>
-        <w:t xml:space="preserve">|---|---|---|</w:t>
-      </w:r>
-      <w:r>
-        <w:br/>
-      </w:r>
-      <w:r>
-        <w:rPr>
-          <w:rStyle w:val="VerbatimChar"/>
-        </w:rPr>
-        <w:t xml:space="preserve">| true | true | ambulance [U+2192] hospital [U+2192] police [U+2192] towing [U+2192] repair [U+2192] tyre [U+2192] showroom |</w:t>
-      </w:r>
-      <w:r>
-        <w:br/>
-      </w:r>
-      <w:r>
-        <w:rPr>
-          <w:rStyle w:val="VerbatimChar"/>
-        </w:rPr>
-        <w:t xml:space="preserve">| true | false | ambulance [U+2192] hospital [U+2192] police [U+2192] towing [U+2192] repair [U+2192] tyre [U+2192] showroom |</w:t>
-      </w:r>
-      <w:r>
-        <w:br/>
-      </w:r>
-      <w:r>
-        <w:rPr>
-          <w:rStyle w:val="VerbatimChar"/>
-        </w:rPr>
-        <w:t xml:space="preserve">| false | true | police [U+2192] towing [U+2192] repair [U+2192] ambulance [U+2192] hospital [U+2192] tyre [U+2192] showroom |</w:t>
-      </w:r>
-      <w:r>
-        <w:br/>
-      </w:r>
-      <w:r>
-        <w:rPr>
-          <w:rStyle w:val="VerbatimChar"/>
-        </w:rPr>
-        <w:t xml:space="preserve">| false | false | repair [U+2192] tyre [U+2192] towing [U+2192] showroom [U+2192] police [U+2192] ambulance [U+2192] hospital |</w:t>
-      </w:r>
-      <w:r>
-        <w:br/>
-      </w:r>
-      <w:r>
-        <w:br/>
-      </w:r>
-      <w:r>
-        <w:rPr>
-          <w:rStyle w:val="VerbatimChar"/>
-        </w:rPr>
-        <w:t xml:space="preserve">Within each tier, contacts are sorted by ascending distance.</w:t>
-      </w:r>
-      <w:r>
-        <w:br/>
-      </w:r>
-      <w:r>
-        <w:br/>
-      </w:r>
-      <w:r>
-        <w:rPr>
-          <w:rStyle w:val="VerbatimChar"/>
-        </w:rPr>
-        <w:t xml:space="preserve">---</w:t>
-      </w:r>
-      <w:r>
-        <w:br/>
-      </w:r>
-      <w:r>
-        <w:br/>
-      </w:r>
-      <w:r>
-        <w:rPr>
-          <w:rStyle w:val="VerbatimChar"/>
-        </w:rPr>
-        <w:t xml:space="preserve">## 5. Dispatch Summary Request</w:t>
-      </w:r>
-      <w:r>
-        <w:br/>
-      </w:r>
-      <w:r>
-        <w:br/>
-      </w:r>
-      <w:r>
-        <w:rPr>
-          <w:rStyle w:val="VerbatimChar"/>
-        </w:rPr>
-        <w:t xml:space="preserve">**Endpoint:** `POST /dispatch-summary`</w:t>
-      </w:r>
-      <w:r>
-        <w:br/>
-      </w:r>
-      <w:r>
-        <w:rPr>
-          <w:rStyle w:val="VerbatimChar"/>
-        </w:rPr>
-        <w:t xml:space="preserve">**Source:** `backend/services/dispatch_service.py`</w:t>
-      </w:r>
-      <w:r>
-        <w:br/>
-      </w:r>
-      <w:r>
-        <w:br/>
-      </w:r>
-      <w:r>
-        <w:rPr>
-          <w:rStyle w:val="VerbatimChar"/>
-        </w:rPr>
-        <w:t xml:space="preserve">### 5.1 Request schema</w:t>
-      </w:r>
-      <w:r>
-        <w:br/>
-      </w:r>
-      <w:r>
-        <w:br/>
-      </w:r>
-      <w:r>
-        <w:rPr>
-          <w:rStyle w:val="VerbatimChar"/>
-        </w:rPr>
-        <w:t xml:space="preserve">```json</w:t>
-      </w:r>
-      <w:r>
-        <w:br/>
-      </w:r>
-      <w:r>
-        <w:rPr>
-          <w:rStyle w:val="VerbatimChar"/>
-        </w:rPr>
-        <w:t xml:space="preserve">{</w:t>
-      </w:r>
-      <w:r>
-        <w:br/>
-      </w:r>
-      <w:r>
-        <w:rPr>
-          <w:rStyle w:val="VerbatimChar"/>
-        </w:rPr>
-        <w:t xml:space="preserve">  "lat":      "float [U+2014] Latitude, WGS84",</w:t>
-      </w:r>
-      <w:r>
-        <w:br/>
-      </w:r>
-      <w:r>
-        <w:rPr>
-          <w:rStyle w:val="VerbatimChar"/>
-        </w:rPr>
-        <w:t xml:space="preserve">  "lon":      "float [U+2014] Longitude, WGS84",</w:t>
-      </w:r>
-      <w:r>
-        <w:br/>
-      </w:r>
-      <w:r>
-        <w:rPr>
-          <w:rStyle w:val="VerbatimChar"/>
-        </w:rPr>
-        <w:t xml:space="preserve">  "landmark": "string|null [U+2014] Reverse-geocoded landmark text",</w:t>
-      </w:r>
-      <w:r>
-        <w:br/>
-      </w:r>
-      <w:r>
-        <w:rPr>
-          <w:rStyle w:val="VerbatimChar"/>
-        </w:rPr>
-        <w:t xml:space="preserve">  "injured":  "boolean [U+2014] Injured persons present",</w:t>
-      </w:r>
-      <w:r>
-        <w:br/>
-      </w:r>
-      <w:r>
-        <w:rPr>
-          <w:rStyle w:val="VerbatimChar"/>
-        </w:rPr>
-        <w:t xml:space="preserve">  "blocking": "boolean [U+2014] Vehicle blocking traffic"</w:t>
-      </w:r>
-      <w:r>
-        <w:br/>
-      </w:r>
-      <w:r>
-        <w:rPr>
-          <w:rStyle w:val="VerbatimChar"/>
-        </w:rPr>
-        <w:t xml:space="preserve">}</w:t>
-      </w:r>
-      <w:r>
-        <w:br/>
-      </w:r>
-      <w:r>
-        <w:rPr>
-          <w:rStyle w:val="VerbatimChar"/>
-        </w:rPr>
-        <w:t xml:space="preserve">```</w:t>
-      </w:r>
-      <w:r>
-        <w:br/>
-      </w:r>
-      <w:r>
-        <w:br/>
-      </w:r>
-      <w:r>
-        <w:rPr>
-          <w:rStyle w:val="VerbatimChar"/>
-        </w:rPr>
-        <w:t xml:space="preserve">### 5.2 Response schema</w:t>
-      </w:r>
-      <w:r>
-        <w:br/>
-      </w:r>
-      <w:r>
-        <w:br/>
-      </w:r>
-      <w:r>
-        <w:rPr>
-          <w:rStyle w:val="VerbatimChar"/>
-        </w:rPr>
-        <w:t xml:space="preserve">```json</w:t>
-      </w:r>
-      <w:r>
-        <w:br/>
-      </w:r>
-      <w:r>
-        <w:rPr>
-          <w:rStyle w:val="VerbatimChar"/>
-        </w:rPr>
-        <w:t xml:space="preserve">{</w:t>
-      </w:r>
-      <w:r>
-        <w:br/>
-      </w:r>
-      <w:r>
-        <w:rPr>
-          <w:rStyle w:val="VerbatimChar"/>
-        </w:rPr>
-        <w:t xml:space="preserve">  "summary": "string [U+2014] Human-readable dispatch text, ready to read aloud or paste",</w:t>
-      </w:r>
-      <w:r>
-        <w:br/>
-      </w:r>
-      <w:r>
-        <w:rPr>
-          <w:rStyle w:val="VerbatimChar"/>
-        </w:rPr>
-        <w:t xml:space="preserve">  "source":  "enum   [U+2014] 'ai' (Gemini-generated) or 'template' (rule-based fallback)"</w:t>
-      </w:r>
-      <w:r>
-        <w:br/>
-      </w:r>
-      <w:r>
-        <w:rPr>
-          <w:rStyle w:val="VerbatimChar"/>
-        </w:rPr>
-        <w:t xml:space="preserve">}</w:t>
-      </w:r>
-      <w:r>
-        <w:br/>
-      </w:r>
-      <w:r>
-        <w:rPr>
-          <w:rStyle w:val="VerbatimChar"/>
-        </w:rPr>
-        <w:t xml:space="preserve">```</w:t>
-      </w:r>
-      <w:r>
-        <w:br/>
-      </w:r>
-      <w:r>
-        <w:br/>
-      </w:r>
-      <w:r>
-        <w:rPr>
-          <w:rStyle w:val="VerbatimChar"/>
-        </w:rPr>
-        <w:t xml:space="preserve">---</w:t>
-      </w:r>
-      <w:r>
-        <w:br/>
-      </w:r>
-      <w:r>
-        <w:br/>
-      </w:r>
-      <w:r>
-        <w:rPr>
-          <w:rStyle w:val="VerbatimChar"/>
-        </w:rPr>
-        <w:t xml:space="preserve">## 6. Health Check Response</w:t>
-      </w:r>
-      <w:r>
-        <w:br/>
-      </w:r>
-      <w:r>
-        <w:br/>
-      </w:r>
-      <w:r>
-        <w:rPr>
-          <w:rStyle w:val="VerbatimChar"/>
-        </w:rPr>
-        <w:t xml:space="preserve">**Endpoint:** `GET /health`</w:t>
-      </w:r>
-      <w:r>
-        <w:br/>
-      </w:r>
-      <w:r>
-        <w:rPr>
-          <w:rStyle w:val="VerbatimChar"/>
-        </w:rPr>
-        <w:t xml:space="preserve">**Source:** `backend/services/health_service.py`</w:t>
-      </w:r>
-      <w:r>
-        <w:br/>
-      </w:r>
-      <w:r>
-        <w:br/>
-      </w:r>
-      <w:r>
-        <w:rPr>
-          <w:rStyle w:val="VerbatimChar"/>
-        </w:rPr>
-        <w:t xml:space="preserve">### 6.1 Schema</w:t>
-      </w:r>
-      <w:r>
-        <w:br/>
-      </w:r>
-      <w:r>
-        <w:br/>
-      </w:r>
-      <w:r>
-        <w:rPr>
-          <w:rStyle w:val="VerbatimChar"/>
-        </w:rPr>
-        <w:t xml:space="preserve">```json</w:t>
-      </w:r>
-      <w:r>
-        <w:br/>
-      </w:r>
-      <w:r>
-        <w:rPr>
-          <w:rStyle w:val="VerbatimChar"/>
-        </w:rPr>
-        <w:t xml:space="preserve">{</w:t>
-      </w:r>
-      <w:r>
-        <w:br/>
-      </w:r>
-      <w:r>
-        <w:rPr>
-          <w:rStyle w:val="VerbatimChar"/>
-        </w:rPr>
-        <w:t xml:space="preserve">  "status":         "string [U+2014] 'ok' when service is up",</w:t>
-      </w:r>
-      <w:r>
-        <w:br/>
-      </w:r>
-      <w:r>
-        <w:rPr>
-          <w:rStyle w:val="VerbatimChar"/>
-        </w:rPr>
-        <w:t xml:space="preserve">  "uptime_seconds": "integer [U+2014] Seconds since process start",</w:t>
-      </w:r>
-      <w:r>
-        <w:br/>
-      </w:r>
-      <w:r>
-        <w:rPr>
-          <w:rStyle w:val="VerbatimChar"/>
-        </w:rPr>
-        <w:t xml:space="preserve">  "configured": {</w:t>
-      </w:r>
-      <w:r>
-        <w:br/>
-      </w:r>
-      <w:r>
-        <w:rPr>
-          <w:rStyle w:val="VerbatimChar"/>
-        </w:rPr>
-        <w:t xml:space="preserve">    "gemini":        "boolean [U+2014] Gemini API key present",</w:t>
-      </w:r>
-      <w:r>
-        <w:br/>
-      </w:r>
-      <w:r>
-        <w:rPr>
-          <w:rStyle w:val="VerbatimChar"/>
-        </w:rPr>
-        <w:t xml:space="preserve">    "google_places": "boolean [U+2014] Google Places API key present"</w:t>
-      </w:r>
-      <w:r>
-        <w:br/>
-      </w:r>
-      <w:r>
-        <w:rPr>
-          <w:rStyle w:val="VerbatimChar"/>
-        </w:rPr>
-        <w:t xml:space="preserve">  },</w:t>
-      </w:r>
-      <w:r>
-        <w:br/>
-      </w:r>
-      <w:r>
-        <w:rPr>
-          <w:rStyle w:val="VerbatimChar"/>
-        </w:rPr>
-        <w:t xml:space="preserve">  "cache": {</w:t>
-      </w:r>
-      <w:r>
-        <w:br/>
-      </w:r>
-      <w:r>
-        <w:rPr>
-          <w:rStyle w:val="VerbatimChar"/>
-        </w:rPr>
-        <w:t xml:space="preserve">    "overpass": { "size": "int", "hits": "int", "misses": "int", "hit_rate": "float" },</w:t>
-      </w:r>
-      <w:r>
-        <w:br/>
-      </w:r>
-      <w:r>
-        <w:rPr>
-          <w:rStyle w:val="VerbatimChar"/>
-        </w:rPr>
-        <w:t xml:space="preserve">    "google":   { "size": "int", "hits": "int", "misses": "int", "hit_rate": "float" },</w:t>
-      </w:r>
-      <w:r>
-        <w:br/>
-      </w:r>
-      <w:r>
-        <w:rPr>
-          <w:rStyle w:val="VerbatimChar"/>
-        </w:rPr>
-        <w:t xml:space="preserve">    "geocode":  { "size": "int", "hits": "int", "misses": "int", "hit_rate": "float" }</w:t>
-      </w:r>
-      <w:r>
-        <w:br/>
-      </w:r>
-      <w:r>
-        <w:rPr>
-          <w:rStyle w:val="VerbatimChar"/>
-        </w:rPr>
-        <w:t xml:space="preserve">  }</w:t>
-      </w:r>
-      <w:r>
-        <w:br/>
-      </w:r>
-      <w:r>
-        <w:rPr>
-          <w:rStyle w:val="VerbatimChar"/>
-        </w:rPr>
-        <w:t xml:space="preserve">}</w:t>
-      </w:r>
-      <w:r>
-        <w:br/>
-      </w:r>
-      <w:r>
-        <w:rPr>
-          <w:rStyle w:val="VerbatimChar"/>
-        </w:rPr>
-        <w:t xml:space="preserve">```</w:t>
-      </w:r>
-      <w:r>
-        <w:br/>
-      </w:r>
-      <w:r>
-        <w:br/>
-      </w:r>
-      <w:r>
-        <w:rPr>
-          <w:rStyle w:val="VerbatimChar"/>
-        </w:rPr>
-        <w:t xml:space="preserve">---</w:t>
-      </w:r>
-      <w:r>
-        <w:br/>
-      </w:r>
-      <w:r>
-        <w:br/>
-      </w:r>
-      <w:r>
-        <w:rPr>
-          <w:rStyle w:val="VerbatimChar"/>
-        </w:rPr>
-        <w:t xml:space="preserve">## 7. In-Memory TTL Cache</w:t>
-      </w:r>
-      <w:r>
-        <w:br/>
-      </w:r>
-      <w:r>
-        <w:br/>
-      </w:r>
-      <w:r>
-        <w:rPr>
-          <w:rStyle w:val="VerbatimChar"/>
-        </w:rPr>
-        <w:t xml:space="preserve">**Source:** `backend/services/cache.py` [U+2192] `TTLCache`</w:t>
-      </w:r>
-      <w:r>
-        <w:br/>
-      </w:r>
-      <w:r>
-        <w:rPr>
-          <w:rStyle w:val="VerbatimChar"/>
-        </w:rPr>
-        <w:t xml:space="preserve">**Not persisted to disk** [U+2014] rebuilt on each process start.</w:t>
-      </w:r>
-      <w:r>
-        <w:br/>
-      </w:r>
-      <w:r>
-        <w:br/>
-      </w:r>
-      <w:r>
-        <w:rPr>
-          <w:rStyle w:val="VerbatimChar"/>
-        </w:rPr>
-        <w:t xml:space="preserve">### 7.1 Instances</w:t>
-      </w:r>
-      <w:r>
-        <w:br/>
-      </w:r>
-      <w:r>
-        <w:br/>
-      </w:r>
-      <w:r>
-        <w:rPr>
-          <w:rStyle w:val="VerbatimChar"/>
-        </w:rPr>
-        <w:t xml:space="preserve">| Cache | TTL | Max Entries | Cached payload |</w:t>
-      </w:r>
-      <w:r>
-        <w:br/>
-      </w:r>
-      <w:r>
-        <w:rPr>
-          <w:rStyle w:val="VerbatimChar"/>
-        </w:rPr>
-        <w:t xml:space="preserve">|---|---|---|---|</w:t>
-      </w:r>
-      <w:r>
-        <w:br/>
-      </w:r>
-      <w:r>
-        <w:rPr>
-          <w:rStyle w:val="VerbatimChar"/>
-        </w:rPr>
-        <w:t xml:space="preserve">| `overpass_cache` | 3600 s (1 hour) | 200 | List of contact objects per (lat, lon, radius) |</w:t>
-      </w:r>
-      <w:r>
-        <w:br/>
-      </w:r>
-      <w:r>
-        <w:rPr>
-          <w:rStyle w:val="VerbatimChar"/>
-        </w:rPr>
-        <w:t xml:space="preserve">| `google_cache` | 3600 s (1 hour) | 200 | List of contact objects per (lat, lon, radius) |</w:t>
-      </w:r>
-      <w:r>
-        <w:br/>
-      </w:r>
-      <w:r>
-        <w:rPr>
-          <w:rStyle w:val="VerbatimChar"/>
-        </w:rPr>
-        <w:t xml:space="preserve">| `geocode_cache` | 86400 s (24 hours) | 500 | `{landmark, country_code}` per (lat, lon) |</w:t>
-      </w:r>
-      <w:r>
-        <w:br/>
-      </w:r>
-      <w:r>
-        <w:br/>
-      </w:r>
-      <w:r>
-        <w:rPr>
-          <w:rStyle w:val="VerbatimChar"/>
-        </w:rPr>
-        <w:t xml:space="preserve">### 7.2 Cache key format</w:t>
-      </w:r>
-      <w:r>
-        <w:br/>
-      </w:r>
-      <w:r>
-        <w:br/>
-      </w:r>
-      <w:r>
-        <w:rPr>
-          <w:rStyle w:val="VerbatimChar"/>
-        </w:rPr>
-        <w:t xml:space="preserve">```</w:t>
-      </w:r>
-      <w:r>
-        <w:br/>
-      </w:r>
-      <w:r>
-        <w:rPr>
-          <w:rStyle w:val="VerbatimChar"/>
-        </w:rPr>
-        <w:t xml:space="preserve">{lat:.4f}_{lon:.4f}_{suffix}</w:t>
-      </w:r>
-      <w:r>
-        <w:br/>
-      </w:r>
-      <w:r>
-        <w:rPr>
-          <w:rStyle w:val="VerbatimChar"/>
-        </w:rPr>
-        <w:t xml:space="preserve">```</w:t>
-      </w:r>
-      <w:r>
-        <w:br/>
-      </w:r>
-      <w:r>
-        <w:br/>
-      </w:r>
-      <w:r>
-        <w:rPr>
-          <w:rStyle w:val="VerbatimChar"/>
-        </w:rPr>
-        <w:t xml:space="preserve">Coordinates are rounded to 4 decimal places (~11 m grid) so sub-meter GPS jitter does not cause cache misses.</w:t>
-      </w:r>
-      <w:r>
-        <w:br/>
-      </w:r>
-      <w:r>
-        <w:br/>
-      </w:r>
-      <w:r>
-        <w:rPr>
-          <w:rStyle w:val="VerbatimChar"/>
-        </w:rPr>
-        <w:t xml:space="preserve">---</w:t>
-      </w:r>
-      <w:r>
-        <w:br/>
-      </w:r>
-      <w:r>
-        <w:br/>
-      </w:r>
-      <w:r>
-        <w:rPr>
-          <w:rStyle w:val="VerbatimChar"/>
-        </w:rPr>
-        <w:t xml:space="preserve">## 8. Frontend Local Cache (offlineDB.js)</w:t>
-      </w:r>
-      <w:r>
-        <w:br/>
-      </w:r>
-      <w:r>
-        <w:br/>
-      </w:r>
-      <w:r>
-        <w:rPr>
-          <w:rStyle w:val="VerbatimChar"/>
-        </w:rPr>
-        <w:t xml:space="preserve">**Source:** `frontend/src/utils/offlineDB.js`</w:t>
-      </w:r>
-      <w:r>
-        <w:br/>
-      </w:r>
-      <w:r>
-        <w:rPr>
-          <w:rStyle w:val="VerbatimChar"/>
-        </w:rPr>
-        <w:t xml:space="preserve">**Storage:** `localStorage`</w:t>
-      </w:r>
-      <w:r>
-        <w:br/>
-      </w:r>
-      <w:r>
-        <w:rPr>
-          <w:rStyle w:val="VerbatimChar"/>
-        </w:rPr>
-        <w:t xml:space="preserve">**Purpose:** Last-known-good results when the user is fully offline.</w:t>
-      </w:r>
-      <w:r>
-        <w:br/>
-      </w:r>
-      <w:r>
-        <w:br/>
-      </w:r>
-      <w:r>
-        <w:rPr>
-          <w:rStyle w:val="VerbatimChar"/>
-        </w:rPr>
-        <w:t xml:space="preserve">### 8.1 Schema (localStorage value, JSON-encoded)</w:t>
-      </w:r>
-      <w:r>
-        <w:br/>
-      </w:r>
-      <w:r>
-        <w:br/>
-      </w:r>
-      <w:r>
-        <w:rPr>
-          <w:rStyle w:val="VerbatimChar"/>
-        </w:rPr>
-        <w:t xml:space="preserve">```json</w:t>
-      </w:r>
-      <w:r>
-        <w:br/>
-      </w:r>
-      <w:r>
-        <w:rPr>
-          <w:rStyle w:val="VerbatimChar"/>
-        </w:rPr>
-        <w:t xml:space="preserve">{</w:t>
-      </w:r>
-      <w:r>
-        <w:br/>
-      </w:r>
-      <w:r>
-        <w:rPr>
-          <w:rStyle w:val="VerbatimChar"/>
-        </w:rPr>
-        <w:t xml:space="preserve">  "key":        "string [U+2014] '{lat:.2f}_{lon:.2f}' (1km grid)",</w:t>
-      </w:r>
-      <w:r>
-        <w:br/>
-      </w:r>
-      <w:r>
-        <w:rPr>
-          <w:rStyle w:val="VerbatimChar"/>
-        </w:rPr>
-        <w:t xml:space="preserve">  "contacts":   "Contact[]",</w:t>
-      </w:r>
-      <w:r>
-        <w:br/>
-      </w:r>
-      <w:r>
-        <w:rPr>
-          <w:rStyle w:val="VerbatimChar"/>
-        </w:rPr>
-        <w:t xml:space="preserve">  "landmark":   "string|null",</w:t>
-      </w:r>
-      <w:r>
-        <w:br/>
-      </w:r>
-      <w:r>
-        <w:rPr>
-          <w:rStyle w:val="VerbatimChar"/>
-        </w:rPr>
-        <w:t xml:space="preserve">  "countryCode":"string|null",</w:t>
-      </w:r>
-      <w:r>
-        <w:br/>
-      </w:r>
-      <w:r>
-        <w:rPr>
-          <w:rStyle w:val="VerbatimChar"/>
-        </w:rPr>
-        <w:t xml:space="preserve">  "timestamp":  "integer [U+2014] Unix milliseconds when cached"</w:t>
-      </w:r>
-      <w:r>
-        <w:br/>
-      </w:r>
-      <w:r>
-        <w:rPr>
-          <w:rStyle w:val="VerbatimChar"/>
-        </w:rPr>
-        <w:t xml:space="preserve">}</w:t>
-      </w:r>
-      <w:r>
-        <w:br/>
-      </w:r>
-      <w:r>
-        <w:rPr>
-          <w:rStyle w:val="VerbatimChar"/>
-        </w:rPr>
-        <w:t xml:space="preserve">```</w:t>
-      </w:r>
-      <w:r>
-        <w:br/>
-      </w:r>
-      <w:r>
-        <w:br/>
-      </w:r>
-      <w:r>
-        <w:rPr>
-          <w:rStyle w:val="VerbatimChar"/>
-        </w:rPr>
-        <w:t xml:space="preserve">### 8.2 TTL</w:t>
-      </w:r>
-      <w:r>
-        <w:br/>
-      </w:r>
-      <w:r>
-        <w:br/>
-      </w:r>
-      <w:r>
-        <w:rPr>
-          <w:rStyle w:val="VerbatimChar"/>
-        </w:rPr>
-        <w:t xml:space="preserve">24 hours. Older entries are returned with a "stale" indicator but not silently discarded [U+2014] a stale cached contact is better than nothing in an emergency.</w:t>
-      </w:r>
-      <w:r>
-        <w:br/>
-      </w:r>
-      <w:r>
-        <w:br/>
-      </w:r>
-      <w:r>
-        <w:rPr>
-          <w:rStyle w:val="VerbatimChar"/>
-        </w:rPr>
-        <w:t xml:space="preserve">---</w:t>
-      </w:r>
-      <w:r>
-        <w:br/>
-      </w:r>
-      <w:r>
-        <w:br/>
-      </w:r>
-      <w:r>
-        <w:rPr>
-          <w:rStyle w:val="VerbatimChar"/>
-        </w:rPr>
-        <w:t xml:space="preserve">## 9. Service Worker Cache Strategy</w:t>
-      </w:r>
-      <w:r>
-        <w:br/>
-      </w:r>
-      <w:r>
-        <w:br/>
-      </w:r>
-      <w:r>
-        <w:rPr>
-          <w:rStyle w:val="VerbatimChar"/>
-        </w:rPr>
-        <w:t xml:space="preserve">**Source:** `frontend/public/sw.js` (Workbox)</w:t>
-      </w:r>
-      <w:r>
-        <w:br/>
-      </w:r>
-      <w:r>
-        <w:rPr>
-          <w:rStyle w:val="VerbatimChar"/>
-        </w:rPr>
-        <w:t xml:space="preserve">**Storage:** Cache Storage API (managed by browser)</w:t>
-      </w:r>
-      <w:r>
-        <w:br/>
-      </w:r>
-      <w:r>
-        <w:br/>
-      </w:r>
-      <w:r>
-        <w:rPr>
-          <w:rStyle w:val="VerbatimChar"/>
-        </w:rPr>
-        <w:t xml:space="preserve">| Pattern | Strategy | Reason |</w:t>
-      </w:r>
-      <w:r>
-        <w:br/>
-      </w:r>
-      <w:r>
-        <w:rPr>
-          <w:rStyle w:val="VerbatimChar"/>
-        </w:rPr>
-        <w:t xml:space="preserve">|---|---|---|</w:t>
-      </w:r>
-      <w:r>
-        <w:br/>
-      </w:r>
-      <w:r>
-        <w:rPr>
-          <w:rStyle w:val="VerbatimChar"/>
-        </w:rPr>
-        <w:t xml:space="preserve">| `/search*` | NetworkFirst (5s timeout) | Fresh data preferred, cache is fallback |</w:t>
-      </w:r>
-      <w:r>
-        <w:br/>
-      </w:r>
-      <w:r>
-        <w:rPr>
-          <w:rStyle w:val="VerbatimChar"/>
-        </w:rPr>
-        <w:t xml:space="preserve">| `/triage*` | NetworkFirst (5s timeout) | Same |</w:t>
-      </w:r>
-      <w:r>
-        <w:br/>
-      </w:r>
-      <w:r>
-        <w:rPr>
-          <w:rStyle w:val="VerbatimChar"/>
-        </w:rPr>
-        <w:t xml:space="preserve">| `/offline-pack` | CacheFirst | Static seed; only updates with new deploys |</w:t>
-      </w:r>
-      <w:r>
-        <w:br/>
-      </w:r>
-      <w:r>
-        <w:rPr>
-          <w:rStyle w:val="VerbatimChar"/>
-        </w:rPr>
-        <w:t xml:space="preserve">| `/static/*` | CacheFirst | App shell [U+2014] versioned by Vite |</w:t>
-      </w:r>
-      <w:r>
-        <w:br/>
-      </w:r>
-      <w:r>
-        <w:br/>
-      </w:r>
-      <w:r>
-        <w:rPr>
-          <w:rStyle w:val="VerbatimChar"/>
-        </w:rPr>
-        <w:t xml:space="preserve">---</w:t>
-      </w:r>
-      <w:r>
-        <w:br/>
-      </w:r>
-      <w:r>
-        <w:br/>
-      </w:r>
-      <w:r>
-        <w:rPr>
-          <w:rStyle w:val="VerbatimChar"/>
-        </w:rPr>
-        <w:t xml:space="preserve">## 10. Summary [U+2014] All persistent structures</w:t>
-      </w:r>
-      <w:r>
-        <w:br/>
-      </w:r>
-      <w:r>
-        <w:br/>
-      </w:r>
-      <w:r>
-        <w:rPr>
-          <w:rStyle w:val="VerbatimChar"/>
-        </w:rPr>
-        <w:t xml:space="preserve">| # | Artifact | Type | Size | Update cadence |</w:t>
-      </w:r>
-      <w:r>
-        <w:br/>
-      </w:r>
-      <w:r>
-        <w:rPr>
-          <w:rStyle w:val="VerbatimChar"/>
-        </w:rPr>
-        <w:t xml:space="preserve">|---|---|---|---|---|</w:t>
-      </w:r>
-      <w:r>
-        <w:br/>
-      </w:r>
-      <w:r>
-        <w:rPr>
-          <w:rStyle w:val="VerbatimChar"/>
-        </w:rPr>
-        <w:t xml:space="preserve">| 1 | Emergency numbers DB | Static JSON | 200 entries | ~once per decade |</w:t>
-      </w:r>
-      <w:r>
-        <w:br/>
-      </w:r>
-      <w:r>
-        <w:rPr>
-          <w:rStyle w:val="VerbatimChar"/>
-        </w:rPr>
-        <w:t xml:space="preserve">| 2 | OSM category map | Source code | 18 mappings | When OSM tags evolve |</w:t>
-      </w:r>
-      <w:r>
-        <w:br/>
-      </w:r>
-      <w:r>
-        <w:rPr>
-          <w:rStyle w:val="VerbatimChar"/>
-        </w:rPr>
-        <w:t xml:space="preserve">| 3 | Contact object | Runtime schema | Per query | Live |</w:t>
-      </w:r>
-      <w:r>
-        <w:br/>
-      </w:r>
-      <w:r>
-        <w:rPr>
-          <w:rStyle w:val="VerbatimChar"/>
-        </w:rPr>
-        <w:t xml:space="preserve">| 4 | Triage I/O | Runtime schema | Per query | Live |</w:t>
-      </w:r>
-      <w:r>
-        <w:br/>
-      </w:r>
-      <w:r>
-        <w:rPr>
-          <w:rStyle w:val="VerbatimChar"/>
-        </w:rPr>
-        <w:t xml:space="preserve">| 5 | Dispatch I/O | Runtime schema | Per query | Live |</w:t>
-      </w:r>
-      <w:r>
-        <w:br/>
-      </w:r>
-      <w:r>
-        <w:rPr>
-          <w:rStyle w:val="VerbatimChar"/>
-        </w:rPr>
-        <w:t xml:space="preserve">| 6 | Health response | Runtime schema | Per ping | Live |</w:t>
-      </w:r>
-      <w:r>
-        <w:br/>
-      </w:r>
-      <w:r>
-        <w:rPr>
-          <w:rStyle w:val="VerbatimChar"/>
-        </w:rPr>
-        <w:t xml:space="preserve">| 7 | Server TTL cache | In-memory | Up to 900 entries | Auto-evicting |</w:t>
-      </w:r>
-      <w:r>
-        <w:br/>
-      </w:r>
-      <w:r>
-        <w:rPr>
-          <w:rStyle w:val="VerbatimChar"/>
-        </w:rPr>
-        <w:t xml:space="preserve">| 8 | Browser localStorage | Per device | 1 entry per area | 7-day TTL |</w:t>
-      </w:r>
-      <w:r>
-        <w:br/>
-      </w:r>
-      <w:r>
-        <w:rPr>
-          <w:rStyle w:val="VerbatimChar"/>
-        </w:rPr>
-        <w:t xml:space="preserve">| 9 | Service Worker cache | Per device | Up to 50 entries | NetworkFirst |</w:t>
-      </w:r>
-      <w:r>
-        <w:br/>
-      </w:r>
-      <w:r>
-        <w:br/>
-      </w:r>
-      <w:r>
-        <w:rPr>
-          <w:rStyle w:val="VerbatimChar"/>
-        </w:rPr>
-        <w:t xml:space="preserve">**RoadSOS does not store any user data on a server.** No accounts, no telemetry, no user identifiers. All user state is local to the device.</w:t>
       </w:r>
     </w:p>
     <w:bookmarkEnd w:id="46"/>

--- a/docs/RoadSOS_Submission.docx
+++ b/docs/RoadSOS_Submission.docx
@@ -561,29 +561,18 @@
               <w:jc w:val="left"/>
             </w:pPr>
             <w:r>
-              <w:t xml:space="preserve">Every external call wrapped in</w:t>
-            </w:r>
-            <w:r>
-              <w:t xml:space="preserve"> </w:t>
-            </w:r>
+              <w:t>Every external call wrapped in _safe_* helpers. 3 Overpass mirrors raced concurrently (first healthy response wins). API always returns HTTP 200 with a valid shape.</w:t>
+            </w:r>
+            <w:r/>
             <w:r>
               <w:rPr>
                 <w:rStyle w:val="VerbatimChar"/>
               </w:rPr>
-              <w:t xml:space="preserve">_safe_*</w:t>
-            </w:r>
-            <w:r>
-              <w:t xml:space="preserve"> </w:t>
-            </w:r>
-            <w:r>
-              <w:t xml:space="preserve">helpers. 3-mirror Overpass with</w:t>
-            </w:r>
-            <w:r>
-              <w:t xml:space="preserve"> </w:t>
-            </w:r>
-            <w:r>
-              <w:t xml:space="preserve">exponential back-off. API always returns HTTP 200 with a valid shape.</w:t>
-            </w:r>
+            </w:r>
+            <w:r/>
+            <w:r/>
+            <w:r/>
+            <w:r/>
           </w:p>
         </w:tc>
       </w:tr>
@@ -608,11 +597,9 @@
               <w:jc w:val="left"/>
             </w:pPr>
             <w:r>
-              <w:t xml:space="preserve">Four-tier fallback: live backend</w:t>
-            </w:r>
-            <w:r>
-              <w:t xml:space="preserve"> </w:t>
-            </w:r>
+              <w:t>Four-tier fallback: live backend  24 h localStorage cache  bundled JSON (938 entries, 200 countries)  national emergency-numbers banner. Country emergency numbers always offline.</w:t>
+            </w:r>
+            <w:r/>
             <m:oMath>
               <m:r>
                 <m:rPr>
@@ -621,15 +608,9 @@
                 <m:t>→</m:t>
               </m:r>
             </m:oMath>
-            <w:r>
-              <w:t xml:space="preserve"> </w:t>
-            </w:r>
-            <w:r>
-              <w:t xml:space="preserve">24 h localStorage cache</w:t>
-            </w:r>
-            <w:r>
-              <w:t xml:space="preserve"> </w:t>
-            </w:r>
+            <w:r/>
+            <w:r/>
+            <w:r/>
             <m:oMath>
               <m:r>
                 <m:rPr>
@@ -638,21 +619,11 @@
                 <m:t>→</m:t>
               </m:r>
             </m:oMath>
-            <w:r>
-              <w:t xml:space="preserve"> </w:t>
-            </w:r>
-            <w:r>
-              <w:t xml:space="preserve">bundled JSON</w:t>
-            </w:r>
-            <w:r>
-              <w:t xml:space="preserve"> </w:t>
-            </w:r>
-            <w:r>
-              <w:t xml:space="preserve">(818 entries, 200 countries)</w:t>
-            </w:r>
-            <w:r>
-              <w:t xml:space="preserve"> </w:t>
-            </w:r>
+            <w:r/>
+            <w:r/>
+            <w:r/>
+            <w:r/>
+            <w:r/>
             <m:oMath>
               <m:r>
                 <m:rPr>
@@ -661,18 +632,10 @@
                 <m:t>→</m:t>
               </m:r>
             </m:oMath>
-            <w:r>
-              <w:t xml:space="preserve"> </w:t>
-            </w:r>
-            <w:r>
-              <w:t xml:space="preserve">hardcoded mock. Country emergency numbers</w:t>
-            </w:r>
-            <w:r>
-              <w:t xml:space="preserve"> </w:t>
-            </w:r>
-            <w:r>
-              <w:t xml:space="preserve">always offline.</w:t>
-            </w:r>
+            <w:r/>
+            <w:r/>
+            <w:r/>
+            <w:r/>
           </w:p>
         </w:tc>
       </w:tr>
@@ -869,7 +832,7 @@
         </w:numPr>
       </w:pPr>
       <w:r>
-        <w:t xml:space="preserve">When online, OpenStreetMap Overpass and Google Places are reachable; when not, the four-tier fallback (live backend → localStorage cache → bundled JSON → hardcoded mock) ensures contacts are always returned.</w:t>
+        <w:t>When online, OpenStreetMap Overpass and Google Places are reachable; when not, the four-tier fallback (live backend → localStorage cache → bundled JSON → national emergency-numbers banner) ensures contacts are always returned.</w:t>
       </w:r>
     </w:p>
     <w:p>
@@ -1116,7 +1079,7 @@
         </w:numPr>
       </w:pPr>
       <w:r>
-        <w:t xml:space="preserve">Google Gemini 2.0 Flash is used for situational triage via direct REST (no SDK). Free-tier limits (60 RPM / 1500 RPD) are sufficient for a demo.</w:t>
+        <w:t>Google Gemini 2.5 Flash is used for situational triage via direct REST (no SDK). Free-tier limits (60 RPM / 1500 RPD) are sufficient for a demo.</w:t>
       </w:r>
     </w:p>
     <w:p>
@@ -1335,43 +1298,39 @@
         <w:rPr>
           <w:rStyle w:val="VerbatimChar"/>
         </w:rPr>
-        <w:t xml:space="preserve">-r requirements.txt</w:t>
-      </w:r>
-      <w:r>
-        <w:br/>
-      </w:r>
-      <w:r>
-        <w:rPr>
-          <w:rStyle w:val="VerbatimChar"/>
-        </w:rPr>
-        <w:t xml:space="preserve">pytest==8.3.3</w:t>
-      </w:r>
-      <w:r>
-        <w:br/>
-      </w:r>
-      <w:r>
-        <w:rPr>
-          <w:rStyle w:val="VerbatimChar"/>
-        </w:rPr>
-        <w:t xml:space="preserve">pytest-asyncio==0.24.0</w:t>
-      </w:r>
-      <w:r>
-        <w:br/>
-      </w:r>
-      <w:r>
-        <w:rPr>
-          <w:rStyle w:val="VerbatimChar"/>
-        </w:rPr>
-        <w:t xml:space="preserve"># TestClient requires httpx (already in requirements) [U+2014] no extra dep needed</w:t>
-      </w:r>
-      <w:r>
-        <w:br/>
-      </w:r>
-      <w:r>
-        <w:rPr>
-          <w:rStyle w:val="VerbatimChar"/>
-        </w:rPr>
-        <w:t xml:space="preserve">ruff==0.11.13</w:t>
+        <w:t>-r requirements.txt</w:t>
+        <w:br/>
+        <w:t>pytest==8.3.3</w:t>
+        <w:br/>
+        <w:t>pytest-asyncio==0.24.0</w:t>
+        <w:br/>
+        <w:t># TestClient requires httpx (already in requirements) — no extra dep needed</w:t>
+        <w:br/>
+        <w:t>ruff==0.11.13</w:t>
+      </w:r>
+      <w:r/>
+      <w:r>
+        <w:rPr>
+          <w:rStyle w:val="VerbatimChar"/>
+        </w:rPr>
+      </w:r>
+      <w:r/>
+      <w:r>
+        <w:rPr>
+          <w:rStyle w:val="VerbatimChar"/>
+        </w:rPr>
+      </w:r>
+      <w:r/>
+      <w:r>
+        <w:rPr>
+          <w:rStyle w:val="VerbatimChar"/>
+        </w:rPr>
+      </w:r>
+      <w:r/>
+      <w:r>
+        <w:rPr>
+          <w:rStyle w:val="VerbatimChar"/>
+        </w:rPr>
       </w:r>
     </w:p>
     <w:bookmarkEnd w:id="36"/>
@@ -2238,7 +2197,7 @@
               <w:jc w:val="left"/>
             </w:pPr>
             <w:r>
-              <w:t xml:space="preserve">Public OSM data query. Three mirrors with exponential-backoff retry.</w:t>
+              <w:t>Public OSM data query. Three mirrors raced concurrently (first healthy response wins).</w:t>
             </w:r>
           </w:p>
         </w:tc>
@@ -2321,7 +2280,7 @@
               <w:jc w:val="left"/>
             </w:pPr>
             <w:r>
-              <w:t xml:space="preserve">Google Gemini 2.0 Flash</w:t>
+              <w:t>Google Gemini 2.5 Flash</w:t>
             </w:r>
           </w:p>
         </w:tc>
@@ -2713,20 +2672,12 @@
           <w:bCs/>
           <w:b/>
         </w:rPr>
-        <w:t xml:space="preserve">Tier 3</w:t>
-      </w:r>
-      <w:r>
-        <w:t xml:space="preserve"> </w:t>
-      </w:r>
-      <w:r>
-        <w:t xml:space="preserve">— Bundled JSON shipped with the PWA:</w:t>
-      </w:r>
-      <w:r>
-        <w:t xml:space="preserve"> </w:t>
-      </w:r>
-      <w:r>
-        <w:t xml:space="preserve">818 entries across 200 countries.</w:t>
-      </w:r>
+        <w:t>Tier 3 — Bundled JSON shipped with the PWA: 938 entries across 200 countries.</w:t>
+      </w:r>
+      <w:r/>
+      <w:r/>
+      <w:r/>
+      <w:r/>
     </w:p>
     <w:p>
       <w:pPr>
@@ -3170,871 +3121,767 @@
         <w:rPr>
           <w:rStyle w:val="VerbatimChar"/>
         </w:rPr>
-        <w:t xml:space="preserve">/**</w:t>
-      </w:r>
-      <w:r>
-        <w:br/>
-      </w:r>
-      <w:r>
-        <w:rPr>
-          <w:rStyle w:val="VerbatimChar"/>
-        </w:rPr>
-        <w:t xml:space="preserve"> * Open Location Code (Plus Codes) [U+2014] encode GPS coordinates to a short,</w:t>
-      </w:r>
-      <w:r>
-        <w:br/>
-      </w:r>
-      <w:r>
-        <w:rPr>
-          <w:rStyle w:val="VerbatimChar"/>
-        </w:rPr>
+        <w:t>/**</w:t>
+        <w:br/>
+        <w:t xml:space="preserve"> * Open Location Code (Plus Codes) — encode GPS coordinates to a short,</w:t>
+        <w:br/>
         <w:t xml:space="preserve"> * speakable, dispatcher-friendly string. Algorithm by Google. Spec:</w:t>
-      </w:r>
-      <w:r>
-        <w:br/>
-      </w:r>
-      <w:r>
-        <w:rPr>
-          <w:rStyle w:val="VerbatimChar"/>
-        </w:rPr>
+        <w:br/>
         <w:t xml:space="preserve"> *   https://github.com/google/open-location-code/blob/main/docs/specification.md</w:t>
-      </w:r>
-      <w:r>
-        <w:br/>
-      </w:r>
-      <w:r>
-        <w:rPr>
-          <w:rStyle w:val="VerbatimChar"/>
-        </w:rPr>
+        <w:br/>
         <w:t xml:space="preserve"> *</w:t>
-      </w:r>
-      <w:r>
-        <w:br/>
-      </w:r>
-      <w:r>
-        <w:rPr>
-          <w:rStyle w:val="VerbatimChar"/>
-        </w:rPr>
+        <w:br/>
         <w:t xml:space="preserve"> * Why we ship this:</w:t>
-      </w:r>
-      <w:r>
-        <w:br/>
-      </w:r>
-      <w:r>
-        <w:rPr>
-          <w:rStyle w:val="VerbatimChar"/>
-        </w:rPr>
+        <w:br/>
         <w:t xml:space="preserve"> * - Indian emergency dispatchers (esp. 112 ERSS) accept Plus Codes.</w:t>
-      </w:r>
-      <w:r>
-        <w:br/>
-      </w:r>
-      <w:r>
-        <w:rPr>
-          <w:rStyle w:val="VerbatimChar"/>
-        </w:rPr>
+        <w:br/>
         <w:t xml:space="preserve"> * - "7M5237MC+37" is far easier to communicate by voice in a panicked</w:t>
-      </w:r>
-      <w:r>
-        <w:br/>
-      </w:r>
-      <w:r>
-        <w:rPr>
-          <w:rStyle w:val="VerbatimChar"/>
-        </w:rPr>
+        <w:br/>
         <w:t xml:space="preserve"> *   moment than "thirteen point zero eight two seven, eighty point two</w:t>
-      </w:r>
-      <w:r>
-        <w:br/>
-      </w:r>
-      <w:r>
-        <w:rPr>
-          <w:rStyle w:val="VerbatimChar"/>
-        </w:rPr>
+        <w:br/>
         <w:t xml:space="preserve"> *   seven zero seven".</w:t>
-      </w:r>
-      <w:r>
-        <w:br/>
-      </w:r>
-      <w:r>
-        <w:rPr>
-          <w:rStyle w:val="VerbatimChar"/>
-        </w:rPr>
-        <w:t xml:space="preserve"> * - **Fully offline** [U+2014] pure deterministic algorithm. No network, no</w:t>
-      </w:r>
-      <w:r>
-        <w:br/>
-      </w:r>
-      <w:r>
-        <w:rPr>
-          <w:rStyle w:val="VerbatimChar"/>
-        </w:rPr>
+        <w:br/>
+        <w:t xml:space="preserve"> * - **Fully offline** — pure deterministic algorithm. No network, no</w:t>
+        <w:br/>
         <w:t xml:space="preserve"> *   API key, no library.</w:t>
-      </w:r>
-      <w:r>
-        <w:br/>
-      </w:r>
-      <w:r>
-        <w:rPr>
-          <w:rStyle w:val="VerbatimChar"/>
-        </w:rPr>
+        <w:br/>
         <w:t xml:space="preserve"> *</w:t>
-      </w:r>
-      <w:r>
-        <w:br/>
-      </w:r>
-      <w:r>
-        <w:rPr>
-          <w:rStyle w:val="VerbatimChar"/>
-        </w:rPr>
+        <w:br/>
         <w:t xml:space="preserve"> * Implementation note:</w:t>
-      </w:r>
-      <w:r>
-        <w:br/>
-      </w:r>
-      <w:r>
-        <w:rPr>
-          <w:rStyle w:val="VerbatimChar"/>
-        </w:rPr>
+        <w:br/>
         <w:t xml:space="preserve"> * - Uses the reference INTEGER algorithm (multiply to a fixed precision,</w:t>
-      </w:r>
-      <w:r>
-        <w:br/>
-      </w:r>
-      <w:r>
-        <w:rPr>
-          <w:rStyle w:val="VerbatimChar"/>
-        </w:rPr>
+        <w:br/>
         <w:t xml:space="preserve"> *   then divide). Float-accumulation approaches drift on the final grid</w:t>
-      </w:r>
-      <w:r>
-        <w:br/>
-      </w:r>
-      <w:r>
-        <w:rPr>
-          <w:rStyle w:val="VerbatimChar"/>
-        </w:rPr>
+        <w:br/>
         <w:t xml:space="preserve"> *   digits, so we deliberately avoid them. Verified character-for-character</w:t>
-      </w:r>
-      <w:r>
-        <w:br/>
-      </w:r>
-      <w:r>
-        <w:rPr>
-          <w:rStyle w:val="VerbatimChar"/>
-        </w:rPr>
+        <w:br/>
         <w:t xml:space="preserve"> *   against Google's canonical encoder across 1000+ coordinates.</w:t>
-      </w:r>
-      <w:r>
-        <w:br/>
-      </w:r>
-      <w:r>
-        <w:rPr>
-          <w:rStyle w:val="VerbatimChar"/>
-        </w:rPr>
+        <w:br/>
         <w:t xml:space="preserve"> *</w:t>
-      </w:r>
-      <w:r>
-        <w:br/>
-      </w:r>
-      <w:r>
-        <w:rPr>
-          <w:rStyle w:val="VerbatimChar"/>
-        </w:rPr>
-        <w:t xml:space="preserve"> * Precision: length 10 (default) [U+2248] 14 m [U+00D7] 14 m square [U+2014] fine for a crash site.</w:t>
-      </w:r>
-      <w:r>
-        <w:br/>
-      </w:r>
-      <w:r>
-        <w:rPr>
-          <w:rStyle w:val="VerbatimChar"/>
-        </w:rPr>
+        <w:br/>
+        <w:t xml:space="preserve"> * Precision: length 10 (default) ≈ 14 m × 14 m square — fine for a crash site.</w:t>
+        <w:br/>
         <w:t xml:space="preserve"> *</w:t>
-      </w:r>
-      <w:r>
-        <w:br/>
-      </w:r>
-      <w:r>
-        <w:rPr>
-          <w:rStyle w:val="VerbatimChar"/>
-        </w:rPr>
-        <w:t xml:space="preserve"> * Exports `encodePlusCode(lat, lon)` [U+2192] 11-char code, e.g. "7M5237MC+37".</w:t>
-      </w:r>
-      <w:r>
-        <w:br/>
-      </w:r>
-      <w:r>
-        <w:rPr>
-          <w:rStyle w:val="VerbatimChar"/>
-        </w:rPr>
+        <w:br/>
+        <w:t xml:space="preserve"> * Exports `encodePlusCode(lat, lon)` → 11-char code, e.g. "7M5237MC+37".</w:t>
+        <w:br/>
         <w:t xml:space="preserve"> */</w:t>
-      </w:r>
-      <w:r>
-        <w:br/>
-      </w:r>
-      <w:r>
-        <w:br/>
-      </w:r>
-      <w:r>
-        <w:rPr>
-          <w:rStyle w:val="VerbatimChar"/>
-        </w:rPr>
-        <w:t xml:space="preserve">const ALPHABET = '23456789CFGHJMPQRVWX'; // 20 chars, skips O/I/lookalikes</w:t>
-      </w:r>
-      <w:r>
-        <w:br/>
-      </w:r>
-      <w:r>
-        <w:rPr>
-          <w:rStyle w:val="VerbatimChar"/>
-        </w:rPr>
-        <w:t xml:space="preserve">const SEPARATOR = '+';</w:t>
-      </w:r>
-      <w:r>
-        <w:br/>
-      </w:r>
-      <w:r>
-        <w:rPr>
-          <w:rStyle w:val="VerbatimChar"/>
-        </w:rPr>
-        <w:t xml:space="preserve">const SEPARATOR_POSITION = 8;</w:t>
-      </w:r>
-      <w:r>
-        <w:br/>
-      </w:r>
-      <w:r>
-        <w:rPr>
-          <w:rStyle w:val="VerbatimChar"/>
-        </w:rPr>
-        <w:t xml:space="preserve">const ENCODING_BASE = 20;</w:t>
-      </w:r>
-      <w:r>
-        <w:br/>
-      </w:r>
-      <w:r>
-        <w:rPr>
-          <w:rStyle w:val="VerbatimChar"/>
-        </w:rPr>
-        <w:t xml:space="preserve">const LATITUDE_MAX = 90;</w:t>
-      </w:r>
-      <w:r>
-        <w:br/>
-      </w:r>
-      <w:r>
-        <w:rPr>
-          <w:rStyle w:val="VerbatimChar"/>
-        </w:rPr>
-        <w:t xml:space="preserve">const LONGITUDE_MAX = 180;</w:t>
-      </w:r>
-      <w:r>
-        <w:br/>
-      </w:r>
-      <w:r>
-        <w:rPr>
-          <w:rStyle w:val="VerbatimChar"/>
-        </w:rPr>
-        <w:t xml:space="preserve">const PAIR_CODE_LENGTH = 10;</w:t>
-      </w:r>
-      <w:r>
-        <w:br/>
-      </w:r>
-      <w:r>
-        <w:rPr>
-          <w:rStyle w:val="VerbatimChar"/>
-        </w:rPr>
-        <w:t xml:space="preserve">const GRID_CODE_LENGTH = 5;</w:t>
-      </w:r>
-      <w:r>
-        <w:br/>
-      </w:r>
-      <w:r>
-        <w:rPr>
-          <w:rStyle w:val="VerbatimChar"/>
-        </w:rPr>
-        <w:t xml:space="preserve">const GRID_COLUMNS = 4;</w:t>
-      </w:r>
-      <w:r>
-        <w:br/>
-      </w:r>
-      <w:r>
-        <w:rPr>
-          <w:rStyle w:val="VerbatimChar"/>
-        </w:rPr>
-        <w:t xml:space="preserve">const GRID_ROWS = 5;</w:t>
-      </w:r>
-      <w:r>
-        <w:br/>
-      </w:r>
-      <w:r>
-        <w:br/>
-      </w:r>
-      <w:r>
-        <w:rPr>
-          <w:rStyle w:val="VerbatimChar"/>
-        </w:rPr>
-        <w:t xml:space="preserve">// Precision multipliers (integer algorithm).</w:t>
-      </w:r>
-      <w:r>
-        <w:br/>
-      </w:r>
-      <w:r>
-        <w:rPr>
-          <w:rStyle w:val="VerbatimChar"/>
-        </w:rPr>
-        <w:t xml:space="preserve">const PAIR_PRECISION = ENCODING_BASE ** 3;</w:t>
-      </w:r>
-      <w:r>
-        <w:br/>
-      </w:r>
-      <w:r>
-        <w:rPr>
-          <w:rStyle w:val="VerbatimChar"/>
-        </w:rPr>
-        <w:t xml:space="preserve">const FINAL_LAT_PRECISION = PAIR_PRECISION * GRID_ROWS ** GRID_CODE_LENGTH;</w:t>
-      </w:r>
-      <w:r>
-        <w:br/>
-      </w:r>
-      <w:r>
-        <w:rPr>
-          <w:rStyle w:val="VerbatimChar"/>
-        </w:rPr>
-        <w:t xml:space="preserve">const FINAL_LON_PRECISION = PAIR_PRECISION * GRID_COLUMNS ** GRID_CODE_LENGTH;</w:t>
-      </w:r>
-      <w:r>
-        <w:br/>
-      </w:r>
-      <w:r>
-        <w:br/>
-      </w:r>
-      <w:r>
-        <w:rPr>
-          <w:rStyle w:val="VerbatimChar"/>
-        </w:rPr>
-        <w:t xml:space="preserve">function clipLatitude(lat) {</w:t>
-      </w:r>
-      <w:r>
-        <w:br/>
-      </w:r>
-      <w:r>
-        <w:rPr>
-          <w:rStyle w:val="VerbatimChar"/>
-        </w:rPr>
+        <w:br/>
+        <w:br/>
+        <w:t>const ALPHABET = '23456789CFGHJMPQRVWX'; // 20 chars, skips O/I/lookalikes</w:t>
+        <w:br/>
+        <w:t>const SEPARATOR = '+';</w:t>
+        <w:br/>
+        <w:t>const SEPARATOR_POSITION = 8;</w:t>
+        <w:br/>
+        <w:t>const ENCODING_BASE = 20;</w:t>
+        <w:br/>
+        <w:t>const LATITUDE_MAX = 90;</w:t>
+        <w:br/>
+        <w:t>const LONGITUDE_MAX = 180;</w:t>
+        <w:br/>
+        <w:t>const PAIR_CODE_LENGTH = 10;</w:t>
+        <w:br/>
+        <w:t>const GRID_CODE_LENGTH = 5;</w:t>
+        <w:br/>
+        <w:t>const GRID_COLUMNS = 4;</w:t>
+        <w:br/>
+        <w:t>const GRID_ROWS = 5;</w:t>
+        <w:br/>
+        <w:br/>
+        <w:t>// Precision multipliers (integer algorithm).</w:t>
+        <w:br/>
+        <w:t>const PAIR_PRECISION = ENCODING_BASE ** 3;</w:t>
+        <w:br/>
+        <w:t>const FINAL_LAT_PRECISION = PAIR_PRECISION * GRID_ROWS ** GRID_CODE_LENGTH;</w:t>
+        <w:br/>
+        <w:t>const FINAL_LON_PRECISION = PAIR_PRECISION * GRID_COLUMNS ** GRID_CODE_LENGTH;</w:t>
+        <w:br/>
+        <w:br/>
+        <w:t>function clipLatitude(lat) {</w:t>
+        <w:br/>
         <w:t xml:space="preserve">  return Math.max(-90, Math.min(90, lat));</w:t>
-      </w:r>
-      <w:r>
-        <w:br/>
-      </w:r>
-      <w:r>
-        <w:rPr>
-          <w:rStyle w:val="VerbatimChar"/>
-        </w:rPr>
-        <w:t xml:space="preserve">}</w:t>
-      </w:r>
-      <w:r>
-        <w:br/>
-      </w:r>
-      <w:r>
-        <w:br/>
-      </w:r>
-      <w:r>
-        <w:rPr>
-          <w:rStyle w:val="VerbatimChar"/>
-        </w:rPr>
-        <w:t xml:space="preserve">function normalizeLongitude(lon) {</w:t>
-      </w:r>
-      <w:r>
-        <w:br/>
-      </w:r>
-      <w:r>
-        <w:rPr>
-          <w:rStyle w:val="VerbatimChar"/>
-        </w:rPr>
+        <w:br/>
+        <w:t>}</w:t>
+        <w:br/>
+        <w:br/>
+        <w:t>function normalizeLongitude(lon) {</w:t>
+        <w:br/>
         <w:t xml:space="preserve">  let l = lon;</w:t>
-      </w:r>
-      <w:r>
-        <w:br/>
-      </w:r>
-      <w:r>
-        <w:rPr>
-          <w:rStyle w:val="VerbatimChar"/>
-        </w:rPr>
+        <w:br/>
         <w:t xml:space="preserve">  while (l &lt; -180) l += 360;</w:t>
-      </w:r>
-      <w:r>
-        <w:br/>
-      </w:r>
-      <w:r>
-        <w:rPr>
-          <w:rStyle w:val="VerbatimChar"/>
-        </w:rPr>
+        <w:br/>
         <w:t xml:space="preserve">  while (l &gt;= 180) l -= 360;</w:t>
-      </w:r>
-      <w:r>
-        <w:br/>
-      </w:r>
-      <w:r>
-        <w:rPr>
-          <w:rStyle w:val="VerbatimChar"/>
-        </w:rPr>
+        <w:br/>
         <w:t xml:space="preserve">  return l;</w:t>
-      </w:r>
-      <w:r>
-        <w:br/>
-      </w:r>
-      <w:r>
-        <w:rPr>
-          <w:rStyle w:val="VerbatimChar"/>
-        </w:rPr>
-        <w:t xml:space="preserve">}</w:t>
-      </w:r>
-      <w:r>
-        <w:br/>
-      </w:r>
-      <w:r>
-        <w:br/>
-      </w:r>
-      <w:r>
-        <w:rPr>
-          <w:rStyle w:val="VerbatimChar"/>
-        </w:rPr>
-        <w:t xml:space="preserve">/**</w:t>
-      </w:r>
-      <w:r>
-        <w:br/>
-      </w:r>
-      <w:r>
-        <w:rPr>
-          <w:rStyle w:val="VerbatimChar"/>
-        </w:rPr>
+        <w:br/>
+        <w:t>}</w:t>
+        <w:br/>
+        <w:br/>
+        <w:t>/**</w:t>
+        <w:br/>
         <w:t xml:space="preserve"> * Encode (lat, lon) to a 10-digit Plus Code with the "+" separator.</w:t>
-      </w:r>
-      <w:r>
-        <w:br/>
-      </w:r>
-      <w:r>
-        <w:rPr>
-          <w:rStyle w:val="VerbatimChar"/>
-        </w:rPr>
+        <w:br/>
         <w:t xml:space="preserve"> *</w:t>
-      </w:r>
-      <w:r>
-        <w:br/>
-      </w:r>
-      <w:r>
-        <w:rPr>
-          <w:rStyle w:val="VerbatimChar"/>
-        </w:rPr>
-        <w:t xml:space="preserve"> * @param {number} lat [U+2014] degrees, -90 to 90 (clamped)</w:t>
-      </w:r>
-      <w:r>
-        <w:br/>
-      </w:r>
-      <w:r>
-        <w:rPr>
-          <w:rStyle w:val="VerbatimChar"/>
-        </w:rPr>
-        <w:t xml:space="preserve"> * @param {number} lon [U+2014] degrees, wrapped to [-180, 180)</w:t>
-      </w:r>
-      <w:r>
-        <w:br/>
-      </w:r>
-      <w:r>
-        <w:rPr>
-          <w:rStyle w:val="VerbatimChar"/>
-        </w:rPr>
+        <w:br/>
+        <w:t xml:space="preserve"> * @param {number} lat — degrees, -90 to 90 (clamped)</w:t>
+        <w:br/>
+        <w:t xml:space="preserve"> * @param {number} lon — degrees, wrapped to [-180, 180)</w:t>
+        <w:br/>
         <w:t xml:space="preserve"> * @returns {string} e.g. "7M5237MC+37", or "" for invalid input</w:t>
-      </w:r>
-      <w:r>
-        <w:br/>
-      </w:r>
-      <w:r>
-        <w:rPr>
-          <w:rStyle w:val="VerbatimChar"/>
-        </w:rPr>
+        <w:br/>
         <w:t xml:space="preserve"> */</w:t>
-      </w:r>
-      <w:r>
-        <w:br/>
-      </w:r>
-      <w:r>
-        <w:rPr>
-          <w:rStyle w:val="VerbatimChar"/>
-        </w:rPr>
-        <w:t xml:space="preserve">export function encodePlusCode(lat, lon) {</w:t>
-      </w:r>
-      <w:r>
-        <w:br/>
-      </w:r>
-      <w:r>
-        <w:rPr>
-          <w:rStyle w:val="VerbatimChar"/>
-        </w:rPr>
+        <w:br/>
+        <w:t>export function encodePlusCode(lat, lon) {</w:t>
+        <w:br/>
         <w:t xml:space="preserve">  if (typeof lat !== 'number' || typeof lon !== 'number'</w:t>
-      </w:r>
-      <w:r>
-        <w:br/>
-      </w:r>
-      <w:r>
-        <w:rPr>
-          <w:rStyle w:val="VerbatimChar"/>
-        </w:rPr>
+        <w:br/>
         <w:t xml:space="preserve">      || !isFinite(lat) || !isFinite(lon)) {</w:t>
-      </w:r>
-      <w:r>
-        <w:br/>
-      </w:r>
-      <w:r>
-        <w:rPr>
-          <w:rStyle w:val="VerbatimChar"/>
-        </w:rPr>
+        <w:br/>
         <w:t xml:space="preserve">    return '';</w:t>
-      </w:r>
-      <w:r>
-        <w:br/>
-      </w:r>
-      <w:r>
-        <w:rPr>
-          <w:rStyle w:val="VerbatimChar"/>
-        </w:rPr>
+        <w:br/>
         <w:t xml:space="preserve">  }</w:t>
-      </w:r>
-      <w:r>
-        <w:br/>
-      </w:r>
-      <w:r>
-        <w:br/>
-      </w:r>
-      <w:r>
-        <w:rPr>
-          <w:rStyle w:val="VerbatimChar"/>
-        </w:rPr>
+        <w:br/>
+        <w:br/>
         <w:t xml:space="preserve">  let latitude = clipLatitude(lat);</w:t>
-      </w:r>
-      <w:r>
-        <w:br/>
-      </w:r>
-      <w:r>
-        <w:rPr>
-          <w:rStyle w:val="VerbatimChar"/>
-        </w:rPr>
+        <w:br/>
         <w:t xml:space="preserve">  const longitude = normalizeLongitude(lon);</w:t>
-      </w:r>
-      <w:r>
-        <w:br/>
-      </w:r>
-      <w:r>
-        <w:br/>
-      </w:r>
-      <w:r>
-        <w:rPr>
-          <w:rStyle w:val="VerbatimChar"/>
-        </w:rPr>
-        <w:t xml:space="preserve">  // Latitude 90 would overflow the top cell [U+2014] pull it inward by one cell.</w:t>
-      </w:r>
-      <w:r>
-        <w:br/>
-      </w:r>
-      <w:r>
-        <w:rPr>
-          <w:rStyle w:val="VerbatimChar"/>
-        </w:rPr>
+        <w:br/>
+        <w:br/>
+        <w:t xml:space="preserve">  // Latitude 90 would overflow the top cell — pull it inward by one cell.</w:t>
+        <w:br/>
         <w:t xml:space="preserve">  if (latitude === 90) {</w:t>
-      </w:r>
-      <w:r>
-        <w:br/>
-      </w:r>
-      <w:r>
-        <w:rPr>
-          <w:rStyle w:val="VerbatimChar"/>
-        </w:rPr>
+        <w:br/>
         <w:t xml:space="preserve">    latitude = latitude - (ENCODING_BASE ** -3 / GRID_ROWS ** GRID_CODE_LENGTH);</w:t>
-      </w:r>
-      <w:r>
-        <w:br/>
-      </w:r>
-      <w:r>
-        <w:rPr>
-          <w:rStyle w:val="VerbatimChar"/>
-        </w:rPr>
+        <w:br/>
         <w:t xml:space="preserve">  }</w:t>
-      </w:r>
-      <w:r>
-        <w:br/>
-      </w:r>
-      <w:r>
-        <w:br/>
-      </w:r>
-      <w:r>
-        <w:rPr>
-          <w:rStyle w:val="VerbatimChar"/>
-        </w:rPr>
+        <w:br/>
+        <w:br/>
         <w:t xml:space="preserve">  // Convert to positive integers at the final precision. Integer-only math</w:t>
-      </w:r>
-      <w:r>
-        <w:br/>
-      </w:r>
-      <w:r>
-        <w:rPr>
-          <w:rStyle w:val="VerbatimChar"/>
-        </w:rPr>
+        <w:br/>
         <w:t xml:space="preserve">  // from here avoids floating-point drift on the trailing grid digits.</w:t>
-      </w:r>
-      <w:r>
-        <w:br/>
-      </w:r>
-      <w:r>
-        <w:rPr>
-          <w:rStyle w:val="VerbatimChar"/>
-        </w:rPr>
+        <w:br/>
         <w:t xml:space="preserve">  let latVal = Math.floor(</w:t>
-      </w:r>
-      <w:r>
-        <w:br/>
-      </w:r>
-      <w:r>
-        <w:rPr>
-          <w:rStyle w:val="VerbatimChar"/>
-        </w:rPr>
+        <w:br/>
         <w:t xml:space="preserve">    Math.round((latitude + LATITUDE_MAX) * FINAL_LAT_PRECISION * 1e6) / 1e6,</w:t>
-      </w:r>
-      <w:r>
-        <w:br/>
-      </w:r>
-      <w:r>
-        <w:rPr>
-          <w:rStyle w:val="VerbatimChar"/>
-        </w:rPr>
+        <w:br/>
         <w:t xml:space="preserve">  );</w:t>
-      </w:r>
-      <w:r>
-        <w:br/>
-      </w:r>
-      <w:r>
-        <w:rPr>
-          <w:rStyle w:val="VerbatimChar"/>
-        </w:rPr>
+        <w:br/>
         <w:t xml:space="preserve">  let lonVal = Math.floor(</w:t>
-      </w:r>
-      <w:r>
-        <w:br/>
-      </w:r>
-      <w:r>
-        <w:rPr>
-          <w:rStyle w:val="VerbatimChar"/>
-        </w:rPr>
+        <w:br/>
         <w:t xml:space="preserve">    Math.round((longitude + LONGITUDE_MAX) * FINAL_LON_PRECISION * 1e6) / 1e6,</w:t>
-      </w:r>
-      <w:r>
-        <w:br/>
-      </w:r>
-      <w:r>
-        <w:rPr>
-          <w:rStyle w:val="VerbatimChar"/>
-        </w:rPr>
+        <w:br/>
         <w:t xml:space="preserve">  );</w:t>
-      </w:r>
-      <w:r>
-        <w:br/>
-      </w:r>
-      <w:r>
-        <w:br/>
-      </w:r>
-      <w:r>
-        <w:rPr>
-          <w:rStyle w:val="VerbatimChar"/>
-        </w:rPr>
+        <w:br/>
+        <w:br/>
         <w:t xml:space="preserve">  // A length-10 code uses only the pair section, so drop the grid digits.</w:t>
-      </w:r>
-      <w:r>
-        <w:br/>
-      </w:r>
-      <w:r>
-        <w:rPr>
-          <w:rStyle w:val="VerbatimChar"/>
-        </w:rPr>
+        <w:br/>
         <w:t xml:space="preserve">  latVal = Math.floor(latVal / GRID_ROWS ** GRID_CODE_LENGTH);</w:t>
-      </w:r>
-      <w:r>
-        <w:br/>
-      </w:r>
-      <w:r>
-        <w:rPr>
-          <w:rStyle w:val="VerbatimChar"/>
-        </w:rPr>
+        <w:br/>
         <w:t xml:space="preserve">  lonVal = Math.floor(lonVal / GRID_COLUMNS ** GRID_CODE_LENGTH);</w:t>
-      </w:r>
-      <w:r>
-        <w:br/>
-      </w:r>
-      <w:r>
-        <w:br/>
-      </w:r>
-      <w:r>
-        <w:rPr>
-          <w:rStyle w:val="VerbatimChar"/>
-        </w:rPr>
+        <w:br/>
+        <w:br/>
         <w:t xml:space="preserve">  // Build the 5 lat/lon pairs from least- to most-significant.</w:t>
-      </w:r>
-      <w:r>
-        <w:br/>
-      </w:r>
-      <w:r>
-        <w:rPr>
-          <w:rStyle w:val="VerbatimChar"/>
-        </w:rPr>
+        <w:br/>
         <w:t xml:space="preserve">  let code = '';</w:t>
-      </w:r>
-      <w:r>
-        <w:br/>
-      </w:r>
-      <w:r>
-        <w:rPr>
-          <w:rStyle w:val="VerbatimChar"/>
-        </w:rPr>
+        <w:br/>
         <w:t xml:space="preserve">  for (let i = 0; i &lt; PAIR_CODE_LENGTH / 2; i++) {</w:t>
-      </w:r>
-      <w:r>
-        <w:br/>
-      </w:r>
-      <w:r>
-        <w:rPr>
-          <w:rStyle w:val="VerbatimChar"/>
-        </w:rPr>
+        <w:br/>
         <w:t xml:space="preserve">    code = ALPHABET.charAt(lonVal % ENCODING_BASE) + code;</w:t>
-      </w:r>
-      <w:r>
-        <w:br/>
-      </w:r>
-      <w:r>
-        <w:rPr>
-          <w:rStyle w:val="VerbatimChar"/>
-        </w:rPr>
+        <w:br/>
         <w:t xml:space="preserve">    code = ALPHABET.charAt(latVal % ENCODING_BASE) + code;</w:t>
-      </w:r>
-      <w:r>
-        <w:br/>
-      </w:r>
-      <w:r>
-        <w:rPr>
-          <w:rStyle w:val="VerbatimChar"/>
-        </w:rPr>
+        <w:br/>
         <w:t xml:space="preserve">    latVal = Math.floor(latVal / ENCODING_BASE);</w:t>
-      </w:r>
-      <w:r>
-        <w:br/>
-      </w:r>
-      <w:r>
-        <w:rPr>
-          <w:rStyle w:val="VerbatimChar"/>
-        </w:rPr>
+        <w:br/>
         <w:t xml:space="preserve">    lonVal = Math.floor(lonVal / ENCODING_BASE);</w:t>
-      </w:r>
-      <w:r>
-        <w:br/>
-      </w:r>
-      <w:r>
-        <w:rPr>
-          <w:rStyle w:val="VerbatimChar"/>
-        </w:rPr>
+        <w:br/>
         <w:t xml:space="preserve">  }</w:t>
-      </w:r>
-      <w:r>
-        <w:br/>
-      </w:r>
-      <w:r>
-        <w:br/>
-      </w:r>
-      <w:r>
-        <w:rPr>
-          <w:rStyle w:val="VerbatimChar"/>
-        </w:rPr>
+        <w:br/>
+        <w:br/>
         <w:t xml:space="preserve">  // Insert the "+" separator after position 8.</w:t>
-      </w:r>
-      <w:r>
-        <w:br/>
-      </w:r>
-      <w:r>
-        <w:rPr>
-          <w:rStyle w:val="VerbatimChar"/>
-        </w:rPr>
+        <w:br/>
         <w:t xml:space="preserve">  return code.slice(0, SEPARATOR_POSITION) + SEPARATOR + code.slice(SEPARATOR_POSITION);</w:t>
-      </w:r>
-      <w:r>
-        <w:br/>
-      </w:r>
-      <w:r>
-        <w:rPr>
-          <w:rStyle w:val="VerbatimChar"/>
-        </w:rPr>
-        <w:t xml:space="preserve">}</w:t>
-      </w:r>
-      <w:r>
-        <w:br/>
-      </w:r>
-      <w:r>
-        <w:br/>
-      </w:r>
-      <w:r>
-        <w:rPr>
-          <w:rStyle w:val="VerbatimChar"/>
-        </w:rPr>
-        <w:t xml:space="preserve">/**</w:t>
-      </w:r>
-      <w:r>
-        <w:br/>
-      </w:r>
-      <w:r>
-        <w:rPr>
-          <w:rStyle w:val="VerbatimChar"/>
-        </w:rPr>
+        <w:br/>
+        <w:t>}</w:t>
+        <w:br/>
+        <w:br/>
+        <w:t>/**</w:t>
+        <w:br/>
         <w:t xml:space="preserve"> * Build a Google Maps shareable URL for given coordinates.</w:t>
-      </w:r>
-      <w:r>
-        <w:br/>
-      </w:r>
-      <w:r>
-        <w:rPr>
-          <w:rStyle w:val="VerbatimChar"/>
-        </w:rPr>
+        <w:br/>
         <w:t xml:space="preserve"> * Used by SOS-by-SMS so the recipient can tap-to-open the location.</w:t>
-      </w:r>
-      <w:r>
-        <w:br/>
-      </w:r>
-      <w:r>
-        <w:rPr>
-          <w:rStyle w:val="VerbatimChar"/>
-        </w:rPr>
+        <w:br/>
         <w:t xml:space="preserve"> */</w:t>
-      </w:r>
-      <w:r>
-        <w:br/>
-      </w:r>
-      <w:r>
-        <w:rPr>
-          <w:rStyle w:val="VerbatimChar"/>
-        </w:rPr>
-        <w:t xml:space="preserve">export function gMapsLink(lat, lon) {</w:t>
-      </w:r>
-      <w:r>
-        <w:br/>
-      </w:r>
-      <w:r>
-        <w:rPr>
-          <w:rStyle w:val="VerbatimChar"/>
-        </w:rPr>
+        <w:br/>
+        <w:t>export function gMapsLink(lat, lon) {</w:t>
+        <w:br/>
         <w:t xml:space="preserve">  return `https://maps.google.com/?q=${lat.toFixed(6)},${lon.toFixed(6)}`;</w:t>
-      </w:r>
-      <w:r>
-        <w:br/>
-      </w:r>
-      <w:r>
-        <w:rPr>
-          <w:rStyle w:val="VerbatimChar"/>
-        </w:rPr>
-        <w:t xml:space="preserve">}</w:t>
+        <w:br/>
+        <w:t>}</w:t>
+      </w:r>
+      <w:r/>
+      <w:r>
+        <w:rPr>
+          <w:rStyle w:val="VerbatimChar"/>
+        </w:rPr>
+      </w:r>
+      <w:r/>
+      <w:r>
+        <w:rPr>
+          <w:rStyle w:val="VerbatimChar"/>
+        </w:rPr>
+      </w:r>
+      <w:r/>
+      <w:r>
+        <w:rPr>
+          <w:rStyle w:val="VerbatimChar"/>
+        </w:rPr>
+      </w:r>
+      <w:r/>
+      <w:r>
+        <w:rPr>
+          <w:rStyle w:val="VerbatimChar"/>
+        </w:rPr>
+      </w:r>
+      <w:r/>
+      <w:r>
+        <w:rPr>
+          <w:rStyle w:val="VerbatimChar"/>
+        </w:rPr>
+      </w:r>
+      <w:r/>
+      <w:r>
+        <w:rPr>
+          <w:rStyle w:val="VerbatimChar"/>
+        </w:rPr>
+      </w:r>
+      <w:r/>
+      <w:r>
+        <w:rPr>
+          <w:rStyle w:val="VerbatimChar"/>
+        </w:rPr>
+      </w:r>
+      <w:r/>
+      <w:r>
+        <w:rPr>
+          <w:rStyle w:val="VerbatimChar"/>
+        </w:rPr>
+      </w:r>
+      <w:r/>
+      <w:r>
+        <w:rPr>
+          <w:rStyle w:val="VerbatimChar"/>
+        </w:rPr>
+      </w:r>
+      <w:r/>
+      <w:r>
+        <w:rPr>
+          <w:rStyle w:val="VerbatimChar"/>
+        </w:rPr>
+      </w:r>
+      <w:r/>
+      <w:r>
+        <w:rPr>
+          <w:rStyle w:val="VerbatimChar"/>
+        </w:rPr>
+      </w:r>
+      <w:r/>
+      <w:r>
+        <w:rPr>
+          <w:rStyle w:val="VerbatimChar"/>
+        </w:rPr>
+      </w:r>
+      <w:r/>
+      <w:r>
+        <w:rPr>
+          <w:rStyle w:val="VerbatimChar"/>
+        </w:rPr>
+      </w:r>
+      <w:r/>
+      <w:r>
+        <w:rPr>
+          <w:rStyle w:val="VerbatimChar"/>
+        </w:rPr>
+      </w:r>
+      <w:r/>
+      <w:r>
+        <w:rPr>
+          <w:rStyle w:val="VerbatimChar"/>
+        </w:rPr>
+      </w:r>
+      <w:r/>
+      <w:r>
+        <w:rPr>
+          <w:rStyle w:val="VerbatimChar"/>
+        </w:rPr>
+      </w:r>
+      <w:r/>
+      <w:r>
+        <w:rPr>
+          <w:rStyle w:val="VerbatimChar"/>
+        </w:rPr>
+      </w:r>
+      <w:r/>
+      <w:r>
+        <w:rPr>
+          <w:rStyle w:val="VerbatimChar"/>
+        </w:rPr>
+      </w:r>
+      <w:r/>
+      <w:r>
+        <w:rPr>
+          <w:rStyle w:val="VerbatimChar"/>
+        </w:rPr>
+      </w:r>
+      <w:r/>
+      <w:r>
+        <w:rPr>
+          <w:rStyle w:val="VerbatimChar"/>
+        </w:rPr>
+      </w:r>
+      <w:r/>
+      <w:r>
+        <w:rPr>
+          <w:rStyle w:val="VerbatimChar"/>
+        </w:rPr>
+      </w:r>
+      <w:r/>
+      <w:r>
+        <w:rPr>
+          <w:rStyle w:val="VerbatimChar"/>
+        </w:rPr>
+      </w:r>
+      <w:r/>
+      <w:r/>
+      <w:r>
+        <w:rPr>
+          <w:rStyle w:val="VerbatimChar"/>
+        </w:rPr>
+      </w:r>
+      <w:r/>
+      <w:r>
+        <w:rPr>
+          <w:rStyle w:val="VerbatimChar"/>
+        </w:rPr>
+      </w:r>
+      <w:r/>
+      <w:r>
+        <w:rPr>
+          <w:rStyle w:val="VerbatimChar"/>
+        </w:rPr>
+      </w:r>
+      <w:r/>
+      <w:r>
+        <w:rPr>
+          <w:rStyle w:val="VerbatimChar"/>
+        </w:rPr>
+      </w:r>
+      <w:r/>
+      <w:r>
+        <w:rPr>
+          <w:rStyle w:val="VerbatimChar"/>
+        </w:rPr>
+      </w:r>
+      <w:r/>
+      <w:r>
+        <w:rPr>
+          <w:rStyle w:val="VerbatimChar"/>
+        </w:rPr>
+      </w:r>
+      <w:r/>
+      <w:r>
+        <w:rPr>
+          <w:rStyle w:val="VerbatimChar"/>
+        </w:rPr>
+      </w:r>
+      <w:r/>
+      <w:r>
+        <w:rPr>
+          <w:rStyle w:val="VerbatimChar"/>
+        </w:rPr>
+      </w:r>
+      <w:r/>
+      <w:r>
+        <w:rPr>
+          <w:rStyle w:val="VerbatimChar"/>
+        </w:rPr>
+      </w:r>
+      <w:r/>
+      <w:r>
+        <w:rPr>
+          <w:rStyle w:val="VerbatimChar"/>
+        </w:rPr>
+      </w:r>
+      <w:r/>
+      <w:r/>
+      <w:r>
+        <w:rPr>
+          <w:rStyle w:val="VerbatimChar"/>
+        </w:rPr>
+      </w:r>
+      <w:r/>
+      <w:r>
+        <w:rPr>
+          <w:rStyle w:val="VerbatimChar"/>
+        </w:rPr>
+      </w:r>
+      <w:r/>
+      <w:r>
+        <w:rPr>
+          <w:rStyle w:val="VerbatimChar"/>
+        </w:rPr>
+      </w:r>
+      <w:r/>
+      <w:r>
+        <w:rPr>
+          <w:rStyle w:val="VerbatimChar"/>
+        </w:rPr>
+      </w:r>
+      <w:r/>
+      <w:r/>
+      <w:r>
+        <w:rPr>
+          <w:rStyle w:val="VerbatimChar"/>
+        </w:rPr>
+      </w:r>
+      <w:r/>
+      <w:r>
+        <w:rPr>
+          <w:rStyle w:val="VerbatimChar"/>
+        </w:rPr>
+      </w:r>
+      <w:r/>
+      <w:r>
+        <w:rPr>
+          <w:rStyle w:val="VerbatimChar"/>
+        </w:rPr>
+      </w:r>
+      <w:r/>
+      <w:r/>
+      <w:r>
+        <w:rPr>
+          <w:rStyle w:val="VerbatimChar"/>
+        </w:rPr>
+      </w:r>
+      <w:r/>
+      <w:r>
+        <w:rPr>
+          <w:rStyle w:val="VerbatimChar"/>
+        </w:rPr>
+      </w:r>
+      <w:r/>
+      <w:r>
+        <w:rPr>
+          <w:rStyle w:val="VerbatimChar"/>
+        </w:rPr>
+      </w:r>
+      <w:r/>
+      <w:r>
+        <w:rPr>
+          <w:rStyle w:val="VerbatimChar"/>
+        </w:rPr>
+      </w:r>
+      <w:r/>
+      <w:r>
+        <w:rPr>
+          <w:rStyle w:val="VerbatimChar"/>
+        </w:rPr>
+      </w:r>
+      <w:r/>
+      <w:r>
+        <w:rPr>
+          <w:rStyle w:val="VerbatimChar"/>
+        </w:rPr>
+      </w:r>
+      <w:r/>
+      <w:r/>
+      <w:r>
+        <w:rPr>
+          <w:rStyle w:val="VerbatimChar"/>
+        </w:rPr>
+      </w:r>
+      <w:r/>
+      <w:r>
+        <w:rPr>
+          <w:rStyle w:val="VerbatimChar"/>
+        </w:rPr>
+      </w:r>
+      <w:r/>
+      <w:r>
+        <w:rPr>
+          <w:rStyle w:val="VerbatimChar"/>
+        </w:rPr>
+      </w:r>
+      <w:r/>
+      <w:r>
+        <w:rPr>
+          <w:rStyle w:val="VerbatimChar"/>
+        </w:rPr>
+      </w:r>
+      <w:r/>
+      <w:r>
+        <w:rPr>
+          <w:rStyle w:val="VerbatimChar"/>
+        </w:rPr>
+      </w:r>
+      <w:r/>
+      <w:r>
+        <w:rPr>
+          <w:rStyle w:val="VerbatimChar"/>
+        </w:rPr>
+      </w:r>
+      <w:r/>
+      <w:r>
+        <w:rPr>
+          <w:rStyle w:val="VerbatimChar"/>
+        </w:rPr>
+      </w:r>
+      <w:r/>
+      <w:r>
+        <w:rPr>
+          <w:rStyle w:val="VerbatimChar"/>
+        </w:rPr>
+      </w:r>
+      <w:r/>
+      <w:r>
+        <w:rPr>
+          <w:rStyle w:val="VerbatimChar"/>
+        </w:rPr>
+      </w:r>
+      <w:r/>
+      <w:r>
+        <w:rPr>
+          <w:rStyle w:val="VerbatimChar"/>
+        </w:rPr>
+      </w:r>
+      <w:r/>
+      <w:r>
+        <w:rPr>
+          <w:rStyle w:val="VerbatimChar"/>
+        </w:rPr>
+      </w:r>
+      <w:r/>
+      <w:r>
+        <w:rPr>
+          <w:rStyle w:val="VerbatimChar"/>
+        </w:rPr>
+      </w:r>
+      <w:r/>
+      <w:r/>
+      <w:r>
+        <w:rPr>
+          <w:rStyle w:val="VerbatimChar"/>
+        </w:rPr>
+      </w:r>
+      <w:r/>
+      <w:r>
+        <w:rPr>
+          <w:rStyle w:val="VerbatimChar"/>
+        </w:rPr>
+      </w:r>
+      <w:r/>
+      <w:r/>
+      <w:r>
+        <w:rPr>
+          <w:rStyle w:val="VerbatimChar"/>
+        </w:rPr>
+      </w:r>
+      <w:r/>
+      <w:r>
+        <w:rPr>
+          <w:rStyle w:val="VerbatimChar"/>
+        </w:rPr>
+      </w:r>
+      <w:r/>
+      <w:r>
+        <w:rPr>
+          <w:rStyle w:val="VerbatimChar"/>
+        </w:rPr>
+      </w:r>
+      <w:r/>
+      <w:r>
+        <w:rPr>
+          <w:rStyle w:val="VerbatimChar"/>
+        </w:rPr>
+      </w:r>
+      <w:r/>
+      <w:r/>
+      <w:r>
+        <w:rPr>
+          <w:rStyle w:val="VerbatimChar"/>
+        </w:rPr>
+      </w:r>
+      <w:r/>
+      <w:r>
+        <w:rPr>
+          <w:rStyle w:val="VerbatimChar"/>
+        </w:rPr>
+      </w:r>
+      <w:r/>
+      <w:r>
+        <w:rPr>
+          <w:rStyle w:val="VerbatimChar"/>
+        </w:rPr>
+      </w:r>
+      <w:r/>
+      <w:r>
+        <w:rPr>
+          <w:rStyle w:val="VerbatimChar"/>
+        </w:rPr>
+      </w:r>
+      <w:r/>
+      <w:r>
+        <w:rPr>
+          <w:rStyle w:val="VerbatimChar"/>
+        </w:rPr>
+      </w:r>
+      <w:r/>
+      <w:r>
+        <w:rPr>
+          <w:rStyle w:val="VerbatimChar"/>
+        </w:rPr>
+      </w:r>
+      <w:r/>
+      <w:r>
+        <w:rPr>
+          <w:rStyle w:val="VerbatimChar"/>
+        </w:rPr>
+      </w:r>
+      <w:r/>
+      <w:r>
+        <w:rPr>
+          <w:rStyle w:val="VerbatimChar"/>
+        </w:rPr>
+      </w:r>
+      <w:r/>
+      <w:r/>
+      <w:r>
+        <w:rPr>
+          <w:rStyle w:val="VerbatimChar"/>
+        </w:rPr>
+      </w:r>
+      <w:r/>
+      <w:r>
+        <w:rPr>
+          <w:rStyle w:val="VerbatimChar"/>
+        </w:rPr>
+      </w:r>
+      <w:r/>
+      <w:r>
+        <w:rPr>
+          <w:rStyle w:val="VerbatimChar"/>
+        </w:rPr>
+      </w:r>
+      <w:r/>
+      <w:r/>
+      <w:r>
+        <w:rPr>
+          <w:rStyle w:val="VerbatimChar"/>
+        </w:rPr>
+      </w:r>
+      <w:r/>
+      <w:r>
+        <w:rPr>
+          <w:rStyle w:val="VerbatimChar"/>
+        </w:rPr>
+      </w:r>
+      <w:r/>
+      <w:r>
+        <w:rPr>
+          <w:rStyle w:val="VerbatimChar"/>
+        </w:rPr>
+      </w:r>
+      <w:r/>
+      <w:r>
+        <w:rPr>
+          <w:rStyle w:val="VerbatimChar"/>
+        </w:rPr>
+      </w:r>
+      <w:r/>
+      <w:r>
+        <w:rPr>
+          <w:rStyle w:val="VerbatimChar"/>
+        </w:rPr>
+      </w:r>
+      <w:r/>
+      <w:r>
+        <w:rPr>
+          <w:rStyle w:val="VerbatimChar"/>
+        </w:rPr>
+      </w:r>
+      <w:r/>
+      <w:r>
+        <w:rPr>
+          <w:rStyle w:val="VerbatimChar"/>
+        </w:rPr>
+      </w:r>
+      <w:r/>
+      <w:r>
+        <w:rPr>
+          <w:rStyle w:val="VerbatimChar"/>
+        </w:rPr>
+      </w:r>
+      <w:r/>
+      <w:r/>
+      <w:r>
+        <w:rPr>
+          <w:rStyle w:val="VerbatimChar"/>
+        </w:rPr>
+      </w:r>
+      <w:r/>
+      <w:r>
+        <w:rPr>
+          <w:rStyle w:val="VerbatimChar"/>
+        </w:rPr>
+      </w:r>
+      <w:r/>
+      <w:r>
+        <w:rPr>
+          <w:rStyle w:val="VerbatimChar"/>
+        </w:rPr>
+      </w:r>
+      <w:r/>
+      <w:r/>
+      <w:r>
+        <w:rPr>
+          <w:rStyle w:val="VerbatimChar"/>
+        </w:rPr>
+      </w:r>
+      <w:r/>
+      <w:r>
+        <w:rPr>
+          <w:rStyle w:val="VerbatimChar"/>
+        </w:rPr>
+      </w:r>
+      <w:r/>
+      <w:r>
+        <w:rPr>
+          <w:rStyle w:val="VerbatimChar"/>
+        </w:rPr>
+      </w:r>
+      <w:r/>
+      <w:r>
+        <w:rPr>
+          <w:rStyle w:val="VerbatimChar"/>
+        </w:rPr>
+      </w:r>
+      <w:r/>
+      <w:r>
+        <w:rPr>
+          <w:rStyle w:val="VerbatimChar"/>
+        </w:rPr>
+      </w:r>
+      <w:r/>
+      <w:r>
+        <w:rPr>
+          <w:rStyle w:val="VerbatimChar"/>
+        </w:rPr>
+      </w:r>
+      <w:r/>
+      <w:r>
+        <w:rPr>
+          <w:rStyle w:val="VerbatimChar"/>
+        </w:rPr>
       </w:r>
     </w:p>
     <w:bookmarkEnd w:id="47"/>
@@ -4074,4642 +3921,3927 @@
         <w:rPr>
           <w:rStyle w:val="CommentTok"/>
         </w:rPr>
-        <w:t xml:space="preserve">"""AI-driven contact prioritisation.</w:t>
-      </w:r>
-      <w:r>
-        <w:br/>
-      </w:r>
-      <w:r>
-        <w:br/>
-      </w:r>
+        <w:t>"""AI-driven contact prioritisation.</w:t>
+        <w:br/>
+        <w:br/>
+        <w:t>Uses Google's Gemini 2.5 Flash for situation-aware reordering. Always falls</w:t>
+        <w:br/>
+        <w:t>back to a deterministic rule-based ordering if the API is unreachable, errors,</w:t>
+        <w:br/>
+        <w:t>or returns malformed output. The fallback produces the same response shape so</w:t>
+        <w:br/>
+        <w:t>the frontend never sees a difference.</w:t>
+        <w:br/>
+        <w:br/>
+        <w:t>Why fallback matters: emergency software cannot have its core feature dependent</w:t>
+        <w:br/>
+        <w:t>on a 3rd-party API.</w:t>
+        <w:br/>
+        <w:br/>
+        <w:t>Why Gemini Flash: free tier (15 RPM, 1500 RPD on 2.5-flash, 15 RPM on 1.5-flash),</w:t>
+        <w:br/>
+        <w:t>low latency, JSON-mode supported, no billing required to start.</w:t>
+        <w:br/>
+        <w:t>"""</w:t>
+        <w:br/>
+        <w:br/>
+        <w:t>from __future__ import annotations</w:t>
+        <w:br/>
+        <w:br/>
+        <w:t>import json</w:t>
+        <w:br/>
+        <w:t>import logging</w:t>
+        <w:br/>
+        <w:t>import os</w:t>
+        <w:br/>
+        <w:t>import re</w:t>
+        <w:br/>
+        <w:br/>
+        <w:t>import httpx</w:t>
+        <w:br/>
+        <w:br/>
+        <w:t>from services.gemini_quota import gemini_quota</w:t>
+        <w:br/>
+        <w:t>from services.gemini_utils import extract_gemini_text</w:t>
+        <w:br/>
+        <w:br/>
+        <w:t>logger = logging.getLogger(__name__)</w:t>
+        <w:br/>
+        <w:br/>
+        <w:t># Gemini 2.5 Flash — current free-tier default with the highest free quota.</w:t>
+        <w:br/>
+        <w:t>MODEL = "gemini-2.5-flash"</w:t>
+        <w:br/>
+        <w:t>MAX_TOKENS = 2048</w:t>
+        <w:br/>
+        <w:t>TIMEOUT_S = 15.0</w:t>
+        <w:br/>
+        <w:br/>
+        <w:t># REST endpoint (no SDK dependency — keeps requirements lean and matches our</w:t>
+        <w:br/>
+        <w:t># existing httpx-everywhere style).</w:t>
+        <w:br/>
+        <w:t>GEMINI_URL = (</w:t>
+        <w:br/>
+        <w:t xml:space="preserve">    "https://generativelanguage.googleapis.com/v1beta/models/{model}:generateContent?key={key}"</w:t>
+        <w:br/>
+        <w:t>)</w:t>
+        <w:br/>
+        <w:br/>
+        <w:t>SYSTEM_PROMPT = """You are RoadSOS Triage — an emergency dispatcher AI for road accidents.</w:t>
+        <w:br/>
+        <w:br/>
+        <w:t>Your only job: take a crash situation and a list of nearby emergency services,</w:t>
+        <w:br/>
+        <w:t>return a JSON object that reorders the services by priority for that specific</w:t>
+        <w:br/>
+        <w:t>situation. Uses Gemini 2.5 Flash to reorder the contacts for the specific situation.</w:t>
+        <w:br/>
+        <w:br/>
+        <w:t>OUTPUT REQUIREMENTS (strict):</w:t>
+        <w:br/>
+        <w:t>- Return ONLY a JSON object. No prose. No markdown fences. No commentary.</w:t>
+        <w:br/>
+        <w:t>- The object MUST have exactly two keys: "contacts" and "reason".</w:t>
+        <w:br/>
+        <w:t>- "contacts" MUST be the same array of objects you were given, with all fields</w:t>
+        <w:br/>
+        <w:t xml:space="preserve">  preserved verbatim, just reordered. Never invent contacts. Never drop them.</w:t>
+        <w:br/>
+        <w:t>- "reason" MUST be a single sentence, maximum 18 words, plain English,</w:t>
+        <w:br/>
+        <w:t xml:space="preserve">  explaining why the top contact was chosen for this situation.</w:t>
+        <w:br/>
+        <w:br/>
+        <w:t>PRIORITY RULES (in strict order):</w:t>
+        <w:br/>
+        <w:t>1. Injured + vehicle blocking road  → ambulance → hospital → police → towing → repair</w:t>
+        <w:br/>
+        <w:t>2. Injured + no road block          → ambulance → hospital → police → repair</w:t>
+        <w:br/>
+        <w:t>3. Not injured + blocking road      → police → towing → repair → tyre</w:t>
+        <w:br/>
+        <w:t>4. Not injured + no block           → repair → tyre → police → towing</w:t>
+        <w:br/>
+        <w:br/>
+        <w:t>Within a priority tier, the closer service wins."""</w:t>
+        <w:br/>
+        <w:br/>
+        <w:br/>
+        <w:t>_FENCE_RE = re.compile(r"^```(?:json)?\s*|\s*```$", re.MULTILINE)</w:t>
+        <w:br/>
+        <w:br/>
+        <w:br/>
+        <w:t>def rule_based_triage(injured: bool, blocking: bool, contacts: list[dict]) -&gt; dict:</w:t>
+        <w:br/>
+        <w:t xml:space="preserve">    """Deterministic ordering used as fallback and as a baseline for tests."""</w:t>
+        <w:br/>
+        <w:t xml:space="preserve">    if injured and blocking:</w:t>
+        <w:br/>
+        <w:t xml:space="preserve">        order = ["ambulance", "hospital", "police", "towing", "repair", "tyre", "showroom"]</w:t>
+        <w:br/>
+        <w:t xml:space="preserve">        reason = "Trauma care plus blocked road · ambulance, hospital, police listed first"</w:t>
+        <w:br/>
+        <w:t xml:space="preserve">    elif injured:</w:t>
+        <w:br/>
+        <w:t xml:space="preserve">        order = ["ambulance", "hospital", "police", "repair", "towing", "tyre", "showroom"]</w:t>
+        <w:br/>
+        <w:t xml:space="preserve">        reason = "Trauma care prioritised · ambulance and hospital listed first"</w:t>
+        <w:br/>
+        <w:t xml:space="preserve">    elif blocking:</w:t>
+        <w:br/>
+        <w:t xml:space="preserve">        order = ["police", "towing", "repair", "tyre", "hospital", "ambulance", "showroom"]</w:t>
+        <w:br/>
+        <w:t xml:space="preserve">        reason = "Vehicle blocking traffic · police and towing listed first"</w:t>
+        <w:br/>
+        <w:t xml:space="preserve">    else:</w:t>
+        <w:br/>
+        <w:t xml:space="preserve">        order = ["repair", "tyre", "showroom", "police", "towing", "hospital", "ambulance"]</w:t>
+        <w:br/>
+        <w:t xml:space="preserve">        reason = "No injuries reported · roadside repair services listed first"</w:t>
+        <w:br/>
+        <w:br/>
+        <w:t xml:space="preserve">    def priority(c: dict) -&gt; tuple:</w:t>
+        <w:br/>
+        <w:t xml:space="preserve">        cat = c.get("category", "")</w:t>
+        <w:br/>
+        <w:t xml:space="preserve">        idx = order.index(cat) if cat in order else 99</w:t>
+        <w:br/>
+        <w:t xml:space="preserve">        return (idx, c.get("distance", 9999))</w:t>
+        <w:br/>
+        <w:br/>
+        <w:t xml:space="preserve">    return {</w:t>
+        <w:br/>
+        <w:t xml:space="preserve">        "contacts": sorted(contacts, key=priority),</w:t>
+        <w:br/>
+        <w:t xml:space="preserve">        "reason": reason,</w:t>
+        <w:br/>
+        <w:t xml:space="preserve">    }</w:t>
+        <w:br/>
+        <w:br/>
+        <w:br/>
+        <w:t>def _validate_ai_result(result: object, original_count: int) -&gt; dict | None:</w:t>
+        <w:br/>
+        <w:t xml:space="preserve">    """Return the result if it matches the contract, else None."""</w:t>
+        <w:br/>
+        <w:t xml:space="preserve">    if not isinstance(result, dict):</w:t>
+        <w:br/>
+        <w:t xml:space="preserve">        return None</w:t>
+        <w:br/>
+        <w:t xml:space="preserve">    if "contacts" not in result or "reason" not in result:</w:t>
+        <w:br/>
+        <w:t xml:space="preserve">        return None</w:t>
+        <w:br/>
+        <w:t xml:space="preserve">    if not isinstance(result["contacts"], list):</w:t>
+        <w:br/>
+        <w:t xml:space="preserve">        return None</w:t>
+        <w:br/>
+        <w:t xml:space="preserve">    if not isinstance(result["reason"], str) or not result["reason"].strip():</w:t>
+        <w:br/>
+        <w:t xml:space="preserve">        return None</w:t>
+        <w:br/>
+        <w:t xml:space="preserve">    if len(result["contacts"]) != original_count:</w:t>
+        <w:br/>
+        <w:t xml:space="preserve">        return None</w:t>
+        <w:br/>
+        <w:t xml:space="preserve">    return result</w:t>
+        <w:br/>
+        <w:br/>
+        <w:br/>
+        <w:t>async def prioritize_contacts(injured: bool, blocking: bool, contacts: list[dict]) -&gt; dict:</w:t>
+        <w:br/>
+        <w:t xml:space="preserve">    if not contacts:</w:t>
+        <w:br/>
+        <w:t xml:space="preserve">        return {"contacts": [], "reason": "No nearby services found"}</w:t>
+        <w:br/>
+        <w:br/>
+        <w:t xml:space="preserve">    api_key = os.getenv("GEMINI_API_KEY", "")</w:t>
+        <w:br/>
+        <w:t xml:space="preserve">    if not api_key:</w:t>
+        <w:br/>
+        <w:t xml:space="preserve">        logger.info("GEMINI_API_KEY not set — using rule-based triage")</w:t>
+        <w:br/>
+        <w:t xml:space="preserve">        return rule_based_triage(injured, blocking, contacts)</w:t>
+        <w:br/>
+        <w:br/>
+        <w:t xml:space="preserve">    if not gemini_quota.can_call():</w:t>
+        <w:br/>
+        <w:t xml:space="preserve">        logger.info("Gemini quota guard triggered — using rule-based triage")</w:t>
+        <w:br/>
+        <w:t xml:space="preserve">        return rule_based_triage(injured, blocking, contacts)</w:t>
+        <w:br/>
+        <w:br/>
+        <w:t xml:space="preserve">    try:</w:t>
+        <w:br/>
+        <w:t xml:space="preserve">        situation = []</w:t>
+        <w:br/>
+        <w:t xml:space="preserve">        if injured:</w:t>
+        <w:br/>
+        <w:t xml:space="preserve">            situation.append("PEOPLE ARE INJURED and need medical attention")</w:t>
+        <w:br/>
+        <w:t xml:space="preserve">        if blocking:</w:t>
+        <w:br/>
+        <w:t xml:space="preserve">            situation.append("THE VEHICLE IS BLOCKING THE ROAD")</w:t>
+        <w:br/>
+        <w:t xml:space="preserve">        if not situation:</w:t>
+        <w:br/>
+        <w:t xml:space="preserve">            situation.append("no injuries, vehicle may need roadside assistance")</w:t>
+        <w:br/>
+        <w:t xml:space="preserve">        situation_text = "; ".join(situation)</w:t>
+        <w:br/>
+        <w:br/>
+        <w:t xml:space="preserve">        summary = [</w:t>
+        <w:br/>
+        <w:t xml:space="preserve">            {</w:t>
+        <w:br/>
+        <w:t xml:space="preserve">                "name": c.get("name", "?"),</w:t>
+        <w:br/>
+        <w:t xml:space="preserve">                "category": c.get("category", "?"),</w:t>
+        <w:br/>
+        <w:t xml:space="preserve">                "distance_km": c.get("distance", "?"),</w:t>
+        <w:br/>
+        <w:t xml:space="preserve">            }</w:t>
+        <w:br/>
+        <w:t xml:space="preserve">            for c in contacts</w:t>
+        <w:br/>
+        <w:t xml:space="preserve">        ]</w:t>
+        <w:br/>
+        <w:br/>
+        <w:t xml:space="preserve">        user_message = (</w:t>
+        <w:br/>
+        <w:t xml:space="preserve">            f"SITUATION: {situation_text}.\n\n"</w:t>
+        <w:br/>
+        <w:t xml:space="preserve">            f"Services found nearby (currently sorted by distance only):\n"</w:t>
+        <w:br/>
+        <w:t xml:space="preserve">            f"{json.dumps(summary, indent=2)}\n\n"</w:t>
+        <w:br/>
+        <w:t xml:space="preserve">            f"Full contact data to reorder (return ALL of these, "</w:t>
+        <w:br/>
+        <w:t xml:space="preserve">            f"just in the priority order you decide):\n"</w:t>
+        <w:br/>
+        <w:t xml:space="preserve">            f"{json.dumps(contacts, indent=2)}"</w:t>
+        <w:br/>
+        <w:t xml:space="preserve">        )</w:t>
+        <w:br/>
+        <w:br/>
+        <w:t xml:space="preserve">        # Gemini puts the system prompt in `systemInstruction`, not in messages.</w:t>
+        <w:br/>
+        <w:t xml:space="preserve">        # JSON mode is opt-in via responseMimeType.</w:t>
+        <w:br/>
+        <w:t xml:space="preserve">        payload = {</w:t>
+        <w:br/>
+        <w:t xml:space="preserve">            "systemInstruction": {"parts": [{"text": SYSTEM_PROMPT}]},</w:t>
+        <w:br/>
+        <w:t xml:space="preserve">            "contents": [</w:t>
+        <w:br/>
+        <w:t xml:space="preserve">                {"role": "user", "parts": [{"text": user_message}]},</w:t>
+        <w:br/>
+        <w:t xml:space="preserve">            ],</w:t>
+        <w:br/>
+        <w:t xml:space="preserve">            "generationConfig": {</w:t>
+        <w:br/>
+        <w:t xml:space="preserve">                "temperature": 0.2,</w:t>
+        <w:br/>
+        <w:t xml:space="preserve">                "maxOutputTokens": MAX_TOKENS,</w:t>
+        <w:br/>
+        <w:t xml:space="preserve">                "responseMimeType": "application/json",</w:t>
+        <w:br/>
+        <w:t xml:space="preserve">                "thinkingConfig": {"thinkingBudget": 0},</w:t>
+        <w:br/>
+        <w:t xml:space="preserve">            },</w:t>
+        <w:br/>
+        <w:t xml:space="preserve">        }</w:t>
+        <w:br/>
+        <w:br/>
+        <w:t xml:space="preserve">        url = GEMINI_URL.format(model=MODEL, key=api_key)</w:t>
+        <w:br/>
+        <w:t xml:space="preserve">        async with httpx.AsyncClient(timeout=TIMEOUT_S) as client:</w:t>
+        <w:br/>
+        <w:t xml:space="preserve">            r = await client.post(url, json=payload)</w:t>
+        <w:br/>
+        <w:t xml:space="preserve">            r.raise_for_status()</w:t>
+        <w:br/>
+        <w:t xml:space="preserve">            response_json = r.json()</w:t>
+        <w:br/>
+        <w:t xml:space="preserve">        await gemini_quota.record_call()</w:t>
+        <w:br/>
+        <w:br/>
+        <w:t xml:space="preserve">        raw = extract_gemini_text(response_json)</w:t>
+        <w:br/>
+        <w:t xml:space="preserve">        if not raw:</w:t>
+        <w:br/>
+        <w:t xml:space="preserve">            logger.warning("AI returned empty response · using rule-based fallback")</w:t>
+        <w:br/>
+        <w:t xml:space="preserve">            return rule_based_triage(injured, blocking, contacts)</w:t>
+        <w:br/>
+        <w:br/>
+        <w:t xml:space="preserve">        cleaned = _FENCE_RE.sub("", raw).strip()</w:t>
+        <w:br/>
+        <w:br/>
+        <w:t xml:space="preserve">        try:</w:t>
+        <w:br/>
+        <w:t xml:space="preserve">            parsed = json.loads(cleaned)</w:t>
+        <w:br/>
+        <w:t xml:space="preserve">        except json.JSONDecodeError:</w:t>
+        <w:br/>
+        <w:t xml:space="preserve">            logger.warning("AI returned non-JSON · using rule-based fallback")</w:t>
+        <w:br/>
+        <w:t xml:space="preserve">            return rule_based_triage(injured, blocking, contacts)</w:t>
+        <w:br/>
+        <w:br/>
+        <w:t xml:space="preserve">        validated = _validate_ai_result(parsed, len(contacts))</w:t>
+        <w:br/>
+        <w:t xml:space="preserve">        if validated is None:</w:t>
+        <w:br/>
+        <w:t xml:space="preserve">            logger.warning("AI returned malformed response · using rule-based fallback")</w:t>
+        <w:br/>
+        <w:t xml:space="preserve">            return rule_based_triage(injured, blocking, contacts)</w:t>
+        <w:br/>
+        <w:br/>
+        <w:t xml:space="preserve">        return validated</w:t>
+        <w:br/>
+        <w:br/>
+        <w:t xml:space="preserve">    except Exception as exc:</w:t>
+        <w:br/>
+        <w:t xml:space="preserve">        logger.warning(f"AI triage call failed ({type(exc).__name__}) · using rule-based fallback")</w:t>
+        <w:br/>
+        <w:t xml:space="preserve">        return rule_based_triage(injured, blocking, contacts)</w:t>
+      </w:r>
+      <w:r/>
+      <w:r/>
       <w:r>
         <w:rPr>
           <w:rStyle w:val="CommentTok"/>
         </w:rPr>
-        <w:t xml:space="preserve">Uses Google's Gemini 2.5 Flash for situation-aware reordering. Always falls</w:t>
-      </w:r>
-      <w:r>
-        <w:br/>
-      </w:r>
+      </w:r>
+      <w:r/>
       <w:r>
         <w:rPr>
           <w:rStyle w:val="CommentTok"/>
         </w:rPr>
-        <w:t xml:space="preserve">back to a deterministic rule-based ordering if the API is unreachable, errors,</w:t>
-      </w:r>
-      <w:r>
-        <w:br/>
-      </w:r>
+      </w:r>
+      <w:r/>
       <w:r>
         <w:rPr>
           <w:rStyle w:val="CommentTok"/>
         </w:rPr>
-        <w:t xml:space="preserve">or returns malformed output. The fallback produces the same response shape so</w:t>
-      </w:r>
-      <w:r>
-        <w:br/>
-      </w:r>
+      </w:r>
+      <w:r/>
       <w:r>
         <w:rPr>
           <w:rStyle w:val="CommentTok"/>
         </w:rPr>
-        <w:t xml:space="preserve">the frontend never sees a difference.</w:t>
-      </w:r>
-      <w:r>
-        <w:br/>
-      </w:r>
-      <w:r>
-        <w:br/>
-      </w:r>
+      </w:r>
+      <w:r/>
+      <w:r/>
       <w:r>
         <w:rPr>
           <w:rStyle w:val="CommentTok"/>
         </w:rPr>
-        <w:t xml:space="preserve">Why fallback matters: emergency software cannot have its core feature dependent</w:t>
-      </w:r>
-      <w:r>
-        <w:br/>
-      </w:r>
+      </w:r>
+      <w:r/>
       <w:r>
         <w:rPr>
           <w:rStyle w:val="CommentTok"/>
         </w:rPr>
-        <w:t xml:space="preserve">on a 3rd-party API.</w:t>
-      </w:r>
-      <w:r>
-        <w:br/>
-      </w:r>
-      <w:r>
-        <w:br/>
-      </w:r>
+      </w:r>
+      <w:r/>
+      <w:r/>
       <w:r>
         <w:rPr>
           <w:rStyle w:val="CommentTok"/>
         </w:rPr>
-        <w:t xml:space="preserve">Why Gemini Flash: free tier (15 RPM, 1500 RPD on 2.5-flash, 15 RPM on 1.5-flash),</w:t>
-      </w:r>
-      <w:r>
-        <w:br/>
-      </w:r>
+      </w:r>
+      <w:r/>
       <w:r>
         <w:rPr>
           <w:rStyle w:val="CommentTok"/>
         </w:rPr>
-        <w:t xml:space="preserve">low latency, JSON-mode supported, no billing required to start.</w:t>
-      </w:r>
-      <w:r>
-        <w:br/>
-      </w:r>
+      </w:r>
+      <w:r/>
       <w:r>
         <w:rPr>
           <w:rStyle w:val="CommentTok"/>
         </w:rPr>
-        <w:t xml:space="preserve">"""</w:t>
-      </w:r>
-      <w:r>
-        <w:br/>
-      </w:r>
-      <w:r>
-        <w:br/>
-      </w:r>
+      </w:r>
+      <w:r/>
+      <w:r/>
       <w:r>
         <w:rPr>
           <w:rStyle w:val="ImportTok"/>
         </w:rPr>
-        <w:t xml:space="preserve">from</w:t>
-      </w:r>
-      <w:r>
-        <w:rPr>
-          <w:rStyle w:val="NormalTok"/>
-        </w:rPr>
-        <w:t xml:space="preserve"> __future__ </w:t>
+      </w:r>
+      <w:r>
+        <w:rPr>
+          <w:rStyle w:val="NormalTok"/>
+        </w:rPr>
       </w:r>
       <w:r>
         <w:rPr>
           <w:rStyle w:val="ImportTok"/>
         </w:rPr>
-        <w:t xml:space="preserve">import</w:t>
-      </w:r>
-      <w:r>
-        <w:rPr>
-          <w:rStyle w:val="NormalTok"/>
-        </w:rPr>
-        <w:t xml:space="preserve"> annotations</w:t>
-      </w:r>
-      <w:r>
-        <w:br/>
-      </w:r>
-      <w:r>
-        <w:br/>
-      </w:r>
+      </w:r>
+      <w:r>
+        <w:rPr>
+          <w:rStyle w:val="NormalTok"/>
+        </w:rPr>
+      </w:r>
+      <w:r/>
+      <w:r/>
       <w:r>
         <w:rPr>
           <w:rStyle w:val="ImportTok"/>
         </w:rPr>
-        <w:t xml:space="preserve">import</w:t>
-      </w:r>
-      <w:r>
-        <w:rPr>
-          <w:rStyle w:val="NormalTok"/>
-        </w:rPr>
-        <w:t xml:space="preserve"> json</w:t>
-      </w:r>
-      <w:r>
-        <w:br/>
-      </w:r>
+      </w:r>
+      <w:r>
+        <w:rPr>
+          <w:rStyle w:val="NormalTok"/>
+        </w:rPr>
+      </w:r>
+      <w:r/>
       <w:r>
         <w:rPr>
           <w:rStyle w:val="ImportTok"/>
         </w:rPr>
-        <w:t xml:space="preserve">import</w:t>
-      </w:r>
-      <w:r>
-        <w:rPr>
-          <w:rStyle w:val="NormalTok"/>
-        </w:rPr>
-        <w:t xml:space="preserve"> logging</w:t>
-      </w:r>
-      <w:r>
-        <w:br/>
-      </w:r>
+      </w:r>
+      <w:r>
+        <w:rPr>
+          <w:rStyle w:val="NormalTok"/>
+        </w:rPr>
+      </w:r>
+      <w:r/>
       <w:r>
         <w:rPr>
           <w:rStyle w:val="ImportTok"/>
         </w:rPr>
-        <w:t xml:space="preserve">import</w:t>
-      </w:r>
-      <w:r>
-        <w:rPr>
-          <w:rStyle w:val="NormalTok"/>
-        </w:rPr>
-        <w:t xml:space="preserve"> os</w:t>
-      </w:r>
-      <w:r>
-        <w:br/>
-      </w:r>
+      </w:r>
+      <w:r>
+        <w:rPr>
+          <w:rStyle w:val="NormalTok"/>
+        </w:rPr>
+      </w:r>
+      <w:r/>
       <w:r>
         <w:rPr>
           <w:rStyle w:val="ImportTok"/>
         </w:rPr>
-        <w:t xml:space="preserve">import</w:t>
-      </w:r>
-      <w:r>
-        <w:rPr>
-          <w:rStyle w:val="NormalTok"/>
-        </w:rPr>
-        <w:t xml:space="preserve"> re</w:t>
-      </w:r>
-      <w:r>
-        <w:br/>
-      </w:r>
-      <w:r>
-        <w:br/>
-      </w:r>
+      </w:r>
+      <w:r>
+        <w:rPr>
+          <w:rStyle w:val="NormalTok"/>
+        </w:rPr>
+      </w:r>
+      <w:r/>
+      <w:r/>
       <w:r>
         <w:rPr>
           <w:rStyle w:val="ImportTok"/>
         </w:rPr>
-        <w:t xml:space="preserve">import</w:t>
-      </w:r>
-      <w:r>
-        <w:rPr>
-          <w:rStyle w:val="NormalTok"/>
-        </w:rPr>
-        <w:t xml:space="preserve"> httpx</w:t>
-      </w:r>
-      <w:r>
-        <w:br/>
-      </w:r>
-      <w:r>
-        <w:br/>
-      </w:r>
+      </w:r>
+      <w:r>
+        <w:rPr>
+          <w:rStyle w:val="NormalTok"/>
+        </w:rPr>
+      </w:r>
+      <w:r/>
+      <w:r/>
       <w:r>
         <w:rPr>
           <w:rStyle w:val="ImportTok"/>
         </w:rPr>
-        <w:t xml:space="preserve">from</w:t>
-      </w:r>
-      <w:r>
-        <w:rPr>
-          <w:rStyle w:val="NormalTok"/>
-        </w:rPr>
-        <w:t xml:space="preserve"> services.gemini_quota </w:t>
+      </w:r>
+      <w:r>
+        <w:rPr>
+          <w:rStyle w:val="NormalTok"/>
+        </w:rPr>
       </w:r>
       <w:r>
         <w:rPr>
           <w:rStyle w:val="ImportTok"/>
         </w:rPr>
-        <w:t xml:space="preserve">import</w:t>
-      </w:r>
-      <w:r>
-        <w:rPr>
-          <w:rStyle w:val="NormalTok"/>
-        </w:rPr>
-        <w:t xml:space="preserve"> gemini_quota</w:t>
-      </w:r>
-      <w:r>
-        <w:br/>
-      </w:r>
+      </w:r>
+      <w:r>
+        <w:rPr>
+          <w:rStyle w:val="NormalTok"/>
+        </w:rPr>
+      </w:r>
+      <w:r/>
       <w:r>
         <w:rPr>
           <w:rStyle w:val="ImportTok"/>
         </w:rPr>
-        <w:t xml:space="preserve">from</w:t>
-      </w:r>
-      <w:r>
-        <w:rPr>
-          <w:rStyle w:val="NormalTok"/>
-        </w:rPr>
-        <w:t xml:space="preserve"> services.gemini_utils </w:t>
+      </w:r>
+      <w:r>
+        <w:rPr>
+          <w:rStyle w:val="NormalTok"/>
+        </w:rPr>
       </w:r>
       <w:r>
         <w:rPr>
           <w:rStyle w:val="ImportTok"/>
         </w:rPr>
-        <w:t xml:space="preserve">import</w:t>
-      </w:r>
-      <w:r>
-        <w:rPr>
-          <w:rStyle w:val="NormalTok"/>
-        </w:rPr>
-        <w:t xml:space="preserve"> extract_gemini_text</w:t>
-      </w:r>
-      <w:r>
-        <w:br/>
-      </w:r>
-      <w:r>
-        <w:br/>
-      </w:r>
-      <w:r>
-        <w:rPr>
-          <w:rStyle w:val="NormalTok"/>
-        </w:rPr>
-        <w:t xml:space="preserve">logger </w:t>
+      </w:r>
+      <w:r>
+        <w:rPr>
+          <w:rStyle w:val="NormalTok"/>
+        </w:rPr>
+      </w:r>
+      <w:r/>
+      <w:r/>
+      <w:r>
+        <w:rPr>
+          <w:rStyle w:val="NormalTok"/>
+        </w:rPr>
       </w:r>
       <w:r>
         <w:rPr>
           <w:rStyle w:val="OperatorTok"/>
         </w:rPr>
-        <w:t xml:space="preserve">=</w:t>
-      </w:r>
-      <w:r>
-        <w:rPr>
-          <w:rStyle w:val="NormalTok"/>
-        </w:rPr>
-        <w:t xml:space="preserve"> logging.getLogger(</w:t>
+      </w:r>
+      <w:r>
+        <w:rPr>
+          <w:rStyle w:val="NormalTok"/>
+        </w:rPr>
       </w:r>
       <w:r>
         <w:rPr>
           <w:rStyle w:val="VariableTok"/>
         </w:rPr>
-        <w:t xml:space="preserve">__name__</w:t>
-      </w:r>
-      <w:r>
-        <w:rPr>
-          <w:rStyle w:val="NormalTok"/>
-        </w:rPr>
-        <w:t xml:space="preserve">)</w:t>
-      </w:r>
-      <w:r>
-        <w:br/>
-      </w:r>
-      <w:r>
-        <w:br/>
-      </w:r>
+      </w:r>
+      <w:r>
+        <w:rPr>
+          <w:rStyle w:val="NormalTok"/>
+        </w:rPr>
+      </w:r>
+      <w:r/>
+      <w:r/>
       <w:r>
         <w:rPr>
           <w:rStyle w:val="CommentTok"/>
         </w:rPr>
-        <w:t xml:space="preserve"># Gemini 2.5 Flash [U+2014] current free-tier default with the highest free quota.</w:t>
-      </w:r>
-      <w:r>
-        <w:br/>
-      </w:r>
-      <w:r>
-        <w:rPr>
-          <w:rStyle w:val="NormalTok"/>
-        </w:rPr>
-        <w:t xml:space="preserve">MODEL </w:t>
+      </w:r>
+      <w:r/>
+      <w:r>
+        <w:rPr>
+          <w:rStyle w:val="NormalTok"/>
+        </w:rPr>
       </w:r>
       <w:r>
         <w:rPr>
           <w:rStyle w:val="OperatorTok"/>
         </w:rPr>
-        <w:t xml:space="preserve">=</w:t>
-      </w:r>
-      <w:r>
-        <w:rPr>
-          <w:rStyle w:val="NormalTok"/>
-        </w:rPr>
-        <w:t xml:space="preserve"> </w:t>
-      </w:r>
-      <w:r>
-        <w:rPr>
-          <w:rStyle w:val="StringTok"/>
-        </w:rPr>
-        <w:t xml:space="preserve">"gemini-2.5-flash"</w:t>
-      </w:r>
-      <w:r>
-        <w:br/>
-      </w:r>
-      <w:r>
-        <w:rPr>
-          <w:rStyle w:val="NormalTok"/>
-        </w:rPr>
-        <w:t xml:space="preserve">MAX_TOKENS </w:t>
+      </w:r>
+      <w:r>
+        <w:rPr>
+          <w:rStyle w:val="NormalTok"/>
+        </w:rPr>
+      </w:r>
+      <w:r>
+        <w:rPr>
+          <w:rStyle w:val="StringTok"/>
+        </w:rPr>
+      </w:r>
+      <w:r/>
+      <w:r>
+        <w:rPr>
+          <w:rStyle w:val="NormalTok"/>
+        </w:rPr>
       </w:r>
       <w:r>
         <w:rPr>
           <w:rStyle w:val="OperatorTok"/>
         </w:rPr>
-        <w:t xml:space="preserve">=</w:t>
-      </w:r>
-      <w:r>
-        <w:rPr>
-          <w:rStyle w:val="NormalTok"/>
-        </w:rPr>
-        <w:t xml:space="preserve"> </w:t>
+      </w:r>
+      <w:r>
+        <w:rPr>
+          <w:rStyle w:val="NormalTok"/>
+        </w:rPr>
       </w:r>
       <w:r>
         <w:rPr>
           <w:rStyle w:val="DecValTok"/>
         </w:rPr>
-        <w:t xml:space="preserve">2048</w:t>
-      </w:r>
-      <w:r>
-        <w:br/>
-      </w:r>
-      <w:r>
-        <w:rPr>
-          <w:rStyle w:val="NormalTok"/>
-        </w:rPr>
-        <w:t xml:space="preserve">TIMEOUT_S </w:t>
+      </w:r>
+      <w:r/>
+      <w:r>
+        <w:rPr>
+          <w:rStyle w:val="NormalTok"/>
+        </w:rPr>
       </w:r>
       <w:r>
         <w:rPr>
           <w:rStyle w:val="OperatorTok"/>
         </w:rPr>
-        <w:t xml:space="preserve">=</w:t>
-      </w:r>
-      <w:r>
-        <w:rPr>
-          <w:rStyle w:val="NormalTok"/>
-        </w:rPr>
-        <w:t xml:space="preserve"> </w:t>
+      </w:r>
+      <w:r>
+        <w:rPr>
+          <w:rStyle w:val="NormalTok"/>
+        </w:rPr>
       </w:r>
       <w:r>
         <w:rPr>
           <w:rStyle w:val="FloatTok"/>
         </w:rPr>
-        <w:t xml:space="preserve">15.0</w:t>
-      </w:r>
-      <w:r>
-        <w:br/>
-      </w:r>
-      <w:r>
-        <w:br/>
-      </w:r>
+      </w:r>
+      <w:r/>
+      <w:r/>
       <w:r>
         <w:rPr>
           <w:rStyle w:val="CommentTok"/>
         </w:rPr>
-        <w:t xml:space="preserve"># REST endpoint (no SDK dependency [U+2014] keeps requirements lean and matches our</w:t>
-      </w:r>
-      <w:r>
-        <w:br/>
-      </w:r>
+      </w:r>
+      <w:r/>
       <w:r>
         <w:rPr>
           <w:rStyle w:val="CommentTok"/>
         </w:rPr>
-        <w:t xml:space="preserve"># existing httpx-everywhere style).</w:t>
-      </w:r>
-      <w:r>
-        <w:br/>
-      </w:r>
-      <w:r>
-        <w:rPr>
-          <w:rStyle w:val="NormalTok"/>
-        </w:rPr>
-        <w:t xml:space="preserve">GEMINI_URL </w:t>
+      </w:r>
+      <w:r/>
+      <w:r>
+        <w:rPr>
+          <w:rStyle w:val="NormalTok"/>
+        </w:rPr>
       </w:r>
       <w:r>
         <w:rPr>
           <w:rStyle w:val="OperatorTok"/>
         </w:rPr>
-        <w:t xml:space="preserve">=</w:t>
-      </w:r>
-      <w:r>
-        <w:rPr>
-          <w:rStyle w:val="NormalTok"/>
-        </w:rPr>
-        <w:t xml:space="preserve"> (</w:t>
-      </w:r>
-      <w:r>
-        <w:br/>
-      </w:r>
-      <w:r>
-        <w:rPr>
-          <w:rStyle w:val="NormalTok"/>
-        </w:rPr>
-        <w:t xml:space="preserve">    </w:t>
-      </w:r>
-      <w:r>
-        <w:rPr>
-          <w:rStyle w:val="StringTok"/>
-        </w:rPr>
-        <w:t xml:space="preserve">"https://generativelanguage.googleapis.com/v1beta/models/</w:t>
+      </w:r>
+      <w:r>
+        <w:rPr>
+          <w:rStyle w:val="NormalTok"/>
+        </w:rPr>
+      </w:r>
+      <w:r/>
+      <w:r>
+        <w:rPr>
+          <w:rStyle w:val="NormalTok"/>
+        </w:rPr>
+      </w:r>
+      <w:r>
+        <w:rPr>
+          <w:rStyle w:val="StringTok"/>
+        </w:rPr>
       </w:r>
       <w:r>
         <w:rPr>
           <w:rStyle w:val="SpecialCharTok"/>
         </w:rPr>
-        <w:t xml:space="preserve">{model}</w:t>
-      </w:r>
-      <w:r>
-        <w:rPr>
-          <w:rStyle w:val="StringTok"/>
-        </w:rPr>
-        <w:t xml:space="preserve">:generateContent?key=</w:t>
+      </w:r>
+      <w:r>
+        <w:rPr>
+          <w:rStyle w:val="StringTok"/>
+        </w:rPr>
       </w:r>
       <w:r>
         <w:rPr>
           <w:rStyle w:val="SpecialCharTok"/>
         </w:rPr>
-        <w:t xml:space="preserve">{key}</w:t>
-      </w:r>
-      <w:r>
-        <w:rPr>
-          <w:rStyle w:val="StringTok"/>
-        </w:rPr>
-        <w:t xml:space="preserve">"</w:t>
-      </w:r>
-      <w:r>
-        <w:br/>
-      </w:r>
-      <w:r>
-        <w:rPr>
-          <w:rStyle w:val="NormalTok"/>
-        </w:rPr>
-        <w:t xml:space="preserve">)</w:t>
-      </w:r>
-      <w:r>
-        <w:br/>
-      </w:r>
-      <w:r>
-        <w:br/>
-      </w:r>
-      <w:r>
-        <w:rPr>
-          <w:rStyle w:val="NormalTok"/>
-        </w:rPr>
-        <w:t xml:space="preserve">SYSTEM_PROMPT </w:t>
+      </w:r>
+      <w:r>
+        <w:rPr>
+          <w:rStyle w:val="StringTok"/>
+        </w:rPr>
+      </w:r>
+      <w:r/>
+      <w:r>
+        <w:rPr>
+          <w:rStyle w:val="NormalTok"/>
+        </w:rPr>
+      </w:r>
+      <w:r/>
+      <w:r/>
+      <w:r>
+        <w:rPr>
+          <w:rStyle w:val="NormalTok"/>
+        </w:rPr>
       </w:r>
       <w:r>
         <w:rPr>
           <w:rStyle w:val="OperatorTok"/>
         </w:rPr>
-        <w:t xml:space="preserve">=</w:t>
-      </w:r>
-      <w:r>
-        <w:rPr>
-          <w:rStyle w:val="NormalTok"/>
-        </w:rPr>
-        <w:t xml:space="preserve"> </w:t>
-      </w:r>
-      <w:r>
-        <w:rPr>
-          <w:rStyle w:val="StringTok"/>
-        </w:rPr>
-        <w:t xml:space="preserve">"""You are RoadSOS Triage [U+2014] an emergency dispatcher AI for road accidents.</w:t>
-      </w:r>
-      <w:r>
-        <w:br/>
-      </w:r>
-      <w:r>
-        <w:br/>
-      </w:r>
-      <w:r>
-        <w:rPr>
-          <w:rStyle w:val="StringTok"/>
-        </w:rPr>
-        <w:t xml:space="preserve">Your only job: take a crash situation and a list of nearby emergency services,</w:t>
-      </w:r>
-      <w:r>
-        <w:br/>
-      </w:r>
-      <w:r>
-        <w:rPr>
-          <w:rStyle w:val="StringTok"/>
-        </w:rPr>
-        <w:t xml:space="preserve">return a JSON object that reorders the services by priority for that specific</w:t>
-      </w:r>
-      <w:r>
-        <w:br/>
-      </w:r>
-      <w:r>
-        <w:rPr>
-          <w:rStyle w:val="StringTok"/>
-        </w:rPr>
-        <w:t xml:space="preserve">situation. Uses Gemini 2.5 Flash to reorder the contacts for the specific situation.</w:t>
-      </w:r>
-      <w:r>
-        <w:br/>
-      </w:r>
-      <w:r>
-        <w:br/>
-      </w:r>
-      <w:r>
-        <w:rPr>
-          <w:rStyle w:val="StringTok"/>
-        </w:rPr>
-        <w:t xml:space="preserve">OUTPUT REQUIREMENTS (strict):</w:t>
-      </w:r>
-      <w:r>
-        <w:br/>
-      </w:r>
-      <w:r>
-        <w:rPr>
-          <w:rStyle w:val="StringTok"/>
-        </w:rPr>
-        <w:t xml:space="preserve">- Return ONLY a JSON object. No prose. No markdown fences. No commentary.</w:t>
-      </w:r>
-      <w:r>
-        <w:br/>
-      </w:r>
-      <w:r>
-        <w:rPr>
-          <w:rStyle w:val="StringTok"/>
-        </w:rPr>
-        <w:t xml:space="preserve">- The object MUST have exactly two keys: "contacts" and "reason".</w:t>
-      </w:r>
-      <w:r>
-        <w:br/>
-      </w:r>
-      <w:r>
-        <w:rPr>
-          <w:rStyle w:val="StringTok"/>
-        </w:rPr>
-        <w:t xml:space="preserve">- "contacts" MUST be the same array of objects you were given, with all fields</w:t>
-      </w:r>
-      <w:r>
-        <w:br/>
-      </w:r>
-      <w:r>
-        <w:rPr>
-          <w:rStyle w:val="StringTok"/>
-        </w:rPr>
-        <w:t xml:space="preserve">  preserved verbatim, just reordered. Never invent contacts. Never drop them.</w:t>
-      </w:r>
-      <w:r>
-        <w:br/>
-      </w:r>
-      <w:r>
-        <w:rPr>
-          <w:rStyle w:val="StringTok"/>
-        </w:rPr>
-        <w:t xml:space="preserve">- "reason" MUST be a single sentence, maximum 18 words, plain English,</w:t>
-      </w:r>
-      <w:r>
-        <w:br/>
-      </w:r>
-      <w:r>
-        <w:rPr>
-          <w:rStyle w:val="StringTok"/>
-        </w:rPr>
-        <w:t xml:space="preserve">  explaining why the top contact was chosen for this situation.</w:t>
-      </w:r>
-      <w:r>
-        <w:br/>
-      </w:r>
-      <w:r>
-        <w:br/>
-      </w:r>
-      <w:r>
-        <w:rPr>
-          <w:rStyle w:val="StringTok"/>
-        </w:rPr>
-        <w:t xml:space="preserve">PRIORITY RULES (in strict order):</w:t>
-      </w:r>
-      <w:r>
-        <w:br/>
-      </w:r>
-      <w:r>
-        <w:rPr>
-          <w:rStyle w:val="StringTok"/>
-        </w:rPr>
-        <w:t xml:space="preserve">1. Injured + vehicle blocking road  [U+2192] ambulance [U+2192] hospital [U+2192] police [U+2192] towing [U+2192] repair</w:t>
-      </w:r>
-      <w:r>
-        <w:br/>
-      </w:r>
-      <w:r>
-        <w:rPr>
-          <w:rStyle w:val="StringTok"/>
-        </w:rPr>
-        <w:t xml:space="preserve">2. Injured + no road block          [U+2192] ambulance [U+2192] hospital [U+2192] police [U+2192] repair</w:t>
-      </w:r>
-      <w:r>
-        <w:br/>
-      </w:r>
-      <w:r>
-        <w:rPr>
-          <w:rStyle w:val="StringTok"/>
-        </w:rPr>
-        <w:t xml:space="preserve">3. Not injured + blocking road      [U+2192] police [U+2192] towing [U+2192] repair [U+2192] tyre</w:t>
-      </w:r>
-      <w:r>
-        <w:br/>
-      </w:r>
-      <w:r>
-        <w:rPr>
-          <w:rStyle w:val="StringTok"/>
-        </w:rPr>
-        <w:t xml:space="preserve">4. Not injured + no block           [U+2192] repair [U+2192] tyre [U+2192] police [U+2192] towing</w:t>
-      </w:r>
-      <w:r>
-        <w:br/>
-      </w:r>
-      <w:r>
-        <w:br/>
-      </w:r>
-      <w:r>
-        <w:rPr>
-          <w:rStyle w:val="StringTok"/>
-        </w:rPr>
-        <w:t xml:space="preserve">Within a priority tier, the closer service wins."""</w:t>
-      </w:r>
-      <w:r>
-        <w:br/>
-      </w:r>
-      <w:r>
-        <w:br/>
-      </w:r>
-      <w:r>
-        <w:br/>
-      </w:r>
-      <w:r>
-        <w:rPr>
-          <w:rStyle w:val="NormalTok"/>
-        </w:rPr>
-        <w:t xml:space="preserve">_FENCE_RE </w:t>
+      </w:r>
+      <w:r>
+        <w:rPr>
+          <w:rStyle w:val="NormalTok"/>
+        </w:rPr>
+      </w:r>
+      <w:r>
+        <w:rPr>
+          <w:rStyle w:val="StringTok"/>
+        </w:rPr>
+      </w:r>
+      <w:r/>
+      <w:r/>
+      <w:r>
+        <w:rPr>
+          <w:rStyle w:val="StringTok"/>
+        </w:rPr>
+      </w:r>
+      <w:r/>
+      <w:r>
+        <w:rPr>
+          <w:rStyle w:val="StringTok"/>
+        </w:rPr>
+      </w:r>
+      <w:r/>
+      <w:r>
+        <w:rPr>
+          <w:rStyle w:val="StringTok"/>
+        </w:rPr>
+      </w:r>
+      <w:r/>
+      <w:r/>
+      <w:r>
+        <w:rPr>
+          <w:rStyle w:val="StringTok"/>
+        </w:rPr>
+      </w:r>
+      <w:r/>
+      <w:r>
+        <w:rPr>
+          <w:rStyle w:val="StringTok"/>
+        </w:rPr>
+      </w:r>
+      <w:r/>
+      <w:r>
+        <w:rPr>
+          <w:rStyle w:val="StringTok"/>
+        </w:rPr>
+      </w:r>
+      <w:r/>
+      <w:r>
+        <w:rPr>
+          <w:rStyle w:val="StringTok"/>
+        </w:rPr>
+      </w:r>
+      <w:r/>
+      <w:r>
+        <w:rPr>
+          <w:rStyle w:val="StringTok"/>
+        </w:rPr>
+      </w:r>
+      <w:r/>
+      <w:r>
+        <w:rPr>
+          <w:rStyle w:val="StringTok"/>
+        </w:rPr>
+      </w:r>
+      <w:r/>
+      <w:r>
+        <w:rPr>
+          <w:rStyle w:val="StringTok"/>
+        </w:rPr>
+      </w:r>
+      <w:r/>
+      <w:r/>
+      <w:r>
+        <w:rPr>
+          <w:rStyle w:val="StringTok"/>
+        </w:rPr>
+      </w:r>
+      <w:r/>
+      <w:r>
+        <w:rPr>
+          <w:rStyle w:val="StringTok"/>
+        </w:rPr>
+      </w:r>
+      <w:r/>
+      <w:r>
+        <w:rPr>
+          <w:rStyle w:val="StringTok"/>
+        </w:rPr>
+      </w:r>
+      <w:r/>
+      <w:r>
+        <w:rPr>
+          <w:rStyle w:val="StringTok"/>
+        </w:rPr>
+      </w:r>
+      <w:r/>
+      <w:r>
+        <w:rPr>
+          <w:rStyle w:val="StringTok"/>
+        </w:rPr>
+      </w:r>
+      <w:r/>
+      <w:r/>
+      <w:r>
+        <w:rPr>
+          <w:rStyle w:val="StringTok"/>
+        </w:rPr>
+      </w:r>
+      <w:r/>
+      <w:r/>
+      <w:r/>
+      <w:r>
+        <w:rPr>
+          <w:rStyle w:val="NormalTok"/>
+        </w:rPr>
       </w:r>
       <w:r>
         <w:rPr>
           <w:rStyle w:val="OperatorTok"/>
         </w:rPr>
-        <w:t xml:space="preserve">=</w:t>
-      </w:r>
-      <w:r>
-        <w:rPr>
-          <w:rStyle w:val="NormalTok"/>
-        </w:rPr>
-        <w:t xml:space="preserve"> re.</w:t>
+      </w:r>
+      <w:r>
+        <w:rPr>
+          <w:rStyle w:val="NormalTok"/>
+        </w:rPr>
       </w:r>
       <w:r>
         <w:rPr>
           <w:rStyle w:val="BuiltInTok"/>
         </w:rPr>
-        <w:t xml:space="preserve">compile</w:t>
-      </w:r>
-      <w:r>
-        <w:rPr>
-          <w:rStyle w:val="NormalTok"/>
-        </w:rPr>
-        <w:t xml:space="preserve">(</w:t>
+      </w:r>
+      <w:r>
+        <w:rPr>
+          <w:rStyle w:val="NormalTok"/>
+        </w:rPr>
       </w:r>
       <w:r>
         <w:rPr>
           <w:rStyle w:val="VerbatimStringTok"/>
         </w:rPr>
-        <w:t xml:space="preserve">r"^```(?:json)?\s*|\s*```$"</w:t>
-      </w:r>
-      <w:r>
-        <w:rPr>
-          <w:rStyle w:val="NormalTok"/>
-        </w:rPr>
-        <w:t xml:space="preserve">, re.MULTILINE)</w:t>
-      </w:r>
-      <w:r>
-        <w:br/>
-      </w:r>
-      <w:r>
-        <w:br/>
-      </w:r>
-      <w:r>
-        <w:br/>
-      </w:r>
+      </w:r>
+      <w:r>
+        <w:rPr>
+          <w:rStyle w:val="NormalTok"/>
+        </w:rPr>
+      </w:r>
+      <w:r/>
+      <w:r/>
+      <w:r/>
       <w:r>
         <w:rPr>
           <w:rStyle w:val="KeywordTok"/>
         </w:rPr>
-        <w:t xml:space="preserve">def</w:t>
-      </w:r>
-      <w:r>
-        <w:rPr>
-          <w:rStyle w:val="NormalTok"/>
-        </w:rPr>
-        <w:t xml:space="preserve"> rule_based_triage(injured: </w:t>
+      </w:r>
+      <w:r>
+        <w:rPr>
+          <w:rStyle w:val="NormalTok"/>
+        </w:rPr>
       </w:r>
       <w:r>
         <w:rPr>
           <w:rStyle w:val="BuiltInTok"/>
         </w:rPr>
-        <w:t xml:space="preserve">bool</w:t>
-      </w:r>
-      <w:r>
-        <w:rPr>
-          <w:rStyle w:val="NormalTok"/>
-        </w:rPr>
-        <w:t xml:space="preserve">, blocking: </w:t>
+      </w:r>
+      <w:r>
+        <w:rPr>
+          <w:rStyle w:val="NormalTok"/>
+        </w:rPr>
       </w:r>
       <w:r>
         <w:rPr>
           <w:rStyle w:val="BuiltInTok"/>
         </w:rPr>
-        <w:t xml:space="preserve">bool</w:t>
-      </w:r>
-      <w:r>
-        <w:rPr>
-          <w:rStyle w:val="NormalTok"/>
-        </w:rPr>
-        <w:t xml:space="preserve">, contacts: </w:t>
+      </w:r>
+      <w:r>
+        <w:rPr>
+          <w:rStyle w:val="NormalTok"/>
+        </w:rPr>
       </w:r>
       <w:r>
         <w:rPr>
           <w:rStyle w:val="BuiltInTok"/>
         </w:rPr>
-        <w:t xml:space="preserve">list</w:t>
-      </w:r>
-      <w:r>
-        <w:rPr>
-          <w:rStyle w:val="NormalTok"/>
-        </w:rPr>
-        <w:t xml:space="preserve">[</w:t>
+      </w:r>
+      <w:r>
+        <w:rPr>
+          <w:rStyle w:val="NormalTok"/>
+        </w:rPr>
       </w:r>
       <w:r>
         <w:rPr>
           <w:rStyle w:val="BuiltInTok"/>
         </w:rPr>
-        <w:t xml:space="preserve">dict</w:t>
-      </w:r>
-      <w:r>
-        <w:rPr>
-          <w:rStyle w:val="NormalTok"/>
-        </w:rPr>
-        <w:t xml:space="preserve">]) </w:t>
+      </w:r>
+      <w:r>
+        <w:rPr>
+          <w:rStyle w:val="NormalTok"/>
+        </w:rPr>
       </w:r>
       <w:r>
         <w:rPr>
           <w:rStyle w:val="OperatorTok"/>
         </w:rPr>
-        <w:t xml:space="preserve">-&gt;</w:t>
-      </w:r>
-      <w:r>
-        <w:rPr>
-          <w:rStyle w:val="NormalTok"/>
-        </w:rPr>
-        <w:t xml:space="preserve"> </w:t>
+      </w:r>
+      <w:r>
+        <w:rPr>
+          <w:rStyle w:val="NormalTok"/>
+        </w:rPr>
       </w:r>
       <w:r>
         <w:rPr>
           <w:rStyle w:val="BuiltInTok"/>
         </w:rPr>
-        <w:t xml:space="preserve">dict</w:t>
-      </w:r>
-      <w:r>
-        <w:rPr>
-          <w:rStyle w:val="NormalTok"/>
-        </w:rPr>
-        <w:t xml:space="preserve">:</w:t>
-      </w:r>
-      <w:r>
-        <w:br/>
-      </w:r>
-      <w:r>
-        <w:rPr>
-          <w:rStyle w:val="NormalTok"/>
-        </w:rPr>
-        <w:t xml:space="preserve">    </w:t>
+      </w:r>
+      <w:r>
+        <w:rPr>
+          <w:rStyle w:val="NormalTok"/>
+        </w:rPr>
+      </w:r>
+      <w:r/>
+      <w:r>
+        <w:rPr>
+          <w:rStyle w:val="NormalTok"/>
+        </w:rPr>
       </w:r>
       <w:r>
         <w:rPr>
           <w:rStyle w:val="CommentTok"/>
         </w:rPr>
-        <w:t xml:space="preserve">"""Deterministic ordering used as fallback and as a baseline for tests."""</w:t>
-      </w:r>
-      <w:r>
-        <w:br/>
-      </w:r>
-      <w:r>
-        <w:rPr>
-          <w:rStyle w:val="NormalTok"/>
-        </w:rPr>
-        <w:t xml:space="preserve">    </w:t>
+      </w:r>
+      <w:r/>
+      <w:r>
+        <w:rPr>
+          <w:rStyle w:val="NormalTok"/>
+        </w:rPr>
       </w:r>
       <w:r>
         <w:rPr>
           <w:rStyle w:val="ControlFlowTok"/>
         </w:rPr>
-        <w:t xml:space="preserve">if</w:t>
-      </w:r>
-      <w:r>
-        <w:rPr>
-          <w:rStyle w:val="NormalTok"/>
-        </w:rPr>
-        <w:t xml:space="preserve"> injured </w:t>
+      </w:r>
+      <w:r>
+        <w:rPr>
+          <w:rStyle w:val="NormalTok"/>
+        </w:rPr>
       </w:r>
       <w:r>
         <w:rPr>
           <w:rStyle w:val="KeywordTok"/>
         </w:rPr>
-        <w:t xml:space="preserve">and</w:t>
-      </w:r>
-      <w:r>
-        <w:rPr>
-          <w:rStyle w:val="NormalTok"/>
-        </w:rPr>
-        <w:t xml:space="preserve"> blocking:</w:t>
-      </w:r>
-      <w:r>
-        <w:br/>
-      </w:r>
-      <w:r>
-        <w:rPr>
-          <w:rStyle w:val="NormalTok"/>
-        </w:rPr>
-        <w:t xml:space="preserve">        order </w:t>
+      </w:r>
+      <w:r>
+        <w:rPr>
+          <w:rStyle w:val="NormalTok"/>
+        </w:rPr>
+      </w:r>
+      <w:r/>
+      <w:r>
+        <w:rPr>
+          <w:rStyle w:val="NormalTok"/>
+        </w:rPr>
       </w:r>
       <w:r>
         <w:rPr>
           <w:rStyle w:val="OperatorTok"/>
         </w:rPr>
-        <w:t xml:space="preserve">=</w:t>
-      </w:r>
-      <w:r>
-        <w:rPr>
-          <w:rStyle w:val="NormalTok"/>
-        </w:rPr>
-        <w:t xml:space="preserve"> [</w:t>
-      </w:r>
-      <w:r>
-        <w:rPr>
-          <w:rStyle w:val="StringTok"/>
-        </w:rPr>
-        <w:t xml:space="preserve">"ambulance"</w:t>
-      </w:r>
-      <w:r>
-        <w:rPr>
-          <w:rStyle w:val="NormalTok"/>
-        </w:rPr>
-        <w:t xml:space="preserve">, </w:t>
-      </w:r>
-      <w:r>
-        <w:rPr>
-          <w:rStyle w:val="StringTok"/>
-        </w:rPr>
-        <w:t xml:space="preserve">"hospital"</w:t>
-      </w:r>
-      <w:r>
-        <w:rPr>
-          <w:rStyle w:val="NormalTok"/>
-        </w:rPr>
-        <w:t xml:space="preserve">, </w:t>
-      </w:r>
-      <w:r>
-        <w:rPr>
-          <w:rStyle w:val="StringTok"/>
-        </w:rPr>
-        <w:t xml:space="preserve">"police"</w:t>
-      </w:r>
-      <w:r>
-        <w:rPr>
-          <w:rStyle w:val="NormalTok"/>
-        </w:rPr>
-        <w:t xml:space="preserve">, </w:t>
-      </w:r>
-      <w:r>
-        <w:rPr>
-          <w:rStyle w:val="StringTok"/>
-        </w:rPr>
-        <w:t xml:space="preserve">"towing"</w:t>
-      </w:r>
-      <w:r>
-        <w:rPr>
-          <w:rStyle w:val="NormalTok"/>
-        </w:rPr>
-        <w:t xml:space="preserve">, </w:t>
-      </w:r>
-      <w:r>
-        <w:rPr>
-          <w:rStyle w:val="StringTok"/>
-        </w:rPr>
-        <w:t xml:space="preserve">"repair"</w:t>
-      </w:r>
-      <w:r>
-        <w:rPr>
-          <w:rStyle w:val="NormalTok"/>
-        </w:rPr>
-        <w:t xml:space="preserve">, </w:t>
-      </w:r>
-      <w:r>
-        <w:rPr>
-          <w:rStyle w:val="StringTok"/>
-        </w:rPr>
-        <w:t xml:space="preserve">"tyre"</w:t>
-      </w:r>
-      <w:r>
-        <w:rPr>
-          <w:rStyle w:val="NormalTok"/>
-        </w:rPr>
-        <w:t xml:space="preserve">, </w:t>
-      </w:r>
-      <w:r>
-        <w:rPr>
-          <w:rStyle w:val="StringTok"/>
-        </w:rPr>
-        <w:t xml:space="preserve">"showroom"</w:t>
-      </w:r>
-      <w:r>
-        <w:rPr>
-          <w:rStyle w:val="NormalTok"/>
-        </w:rPr>
-        <w:t xml:space="preserve">]</w:t>
-      </w:r>
-      <w:r>
-        <w:br/>
-      </w:r>
-      <w:r>
-        <w:rPr>
-          <w:rStyle w:val="NormalTok"/>
-        </w:rPr>
-        <w:t xml:space="preserve">        reason </w:t>
+      </w:r>
+      <w:r>
+        <w:rPr>
+          <w:rStyle w:val="NormalTok"/>
+        </w:rPr>
+      </w:r>
+      <w:r>
+        <w:rPr>
+          <w:rStyle w:val="StringTok"/>
+        </w:rPr>
+      </w:r>
+      <w:r>
+        <w:rPr>
+          <w:rStyle w:val="NormalTok"/>
+        </w:rPr>
+      </w:r>
+      <w:r>
+        <w:rPr>
+          <w:rStyle w:val="StringTok"/>
+        </w:rPr>
+      </w:r>
+      <w:r>
+        <w:rPr>
+          <w:rStyle w:val="NormalTok"/>
+        </w:rPr>
+      </w:r>
+      <w:r>
+        <w:rPr>
+          <w:rStyle w:val="StringTok"/>
+        </w:rPr>
+      </w:r>
+      <w:r>
+        <w:rPr>
+          <w:rStyle w:val="NormalTok"/>
+        </w:rPr>
+      </w:r>
+      <w:r>
+        <w:rPr>
+          <w:rStyle w:val="StringTok"/>
+        </w:rPr>
+      </w:r>
+      <w:r>
+        <w:rPr>
+          <w:rStyle w:val="NormalTok"/>
+        </w:rPr>
+      </w:r>
+      <w:r>
+        <w:rPr>
+          <w:rStyle w:val="StringTok"/>
+        </w:rPr>
+      </w:r>
+      <w:r>
+        <w:rPr>
+          <w:rStyle w:val="NormalTok"/>
+        </w:rPr>
+      </w:r>
+      <w:r>
+        <w:rPr>
+          <w:rStyle w:val="StringTok"/>
+        </w:rPr>
+      </w:r>
+      <w:r>
+        <w:rPr>
+          <w:rStyle w:val="NormalTok"/>
+        </w:rPr>
+      </w:r>
+      <w:r>
+        <w:rPr>
+          <w:rStyle w:val="StringTok"/>
+        </w:rPr>
+      </w:r>
+      <w:r>
+        <w:rPr>
+          <w:rStyle w:val="NormalTok"/>
+        </w:rPr>
+      </w:r>
+      <w:r/>
+      <w:r>
+        <w:rPr>
+          <w:rStyle w:val="NormalTok"/>
+        </w:rPr>
       </w:r>
       <w:r>
         <w:rPr>
           <w:rStyle w:val="OperatorTok"/>
         </w:rPr>
-        <w:t xml:space="preserve">=</w:t>
-      </w:r>
-      <w:r>
-        <w:rPr>
-          <w:rStyle w:val="NormalTok"/>
-        </w:rPr>
-        <w:t xml:space="preserve"> </w:t>
-      </w:r>
-      <w:r>
-        <w:rPr>
-          <w:rStyle w:val="StringTok"/>
-        </w:rPr>
-        <w:t xml:space="preserve">"Trauma care plus blocked road [U+00B7] ambulance, hospital, police listed first"</w:t>
-      </w:r>
-      <w:r>
-        <w:br/>
-      </w:r>
-      <w:r>
-        <w:rPr>
-          <w:rStyle w:val="NormalTok"/>
-        </w:rPr>
-        <w:t xml:space="preserve">    </w:t>
+      </w:r>
+      <w:r>
+        <w:rPr>
+          <w:rStyle w:val="NormalTok"/>
+        </w:rPr>
+      </w:r>
+      <w:r>
+        <w:rPr>
+          <w:rStyle w:val="StringTok"/>
+        </w:rPr>
+      </w:r>
+      <w:r/>
+      <w:r>
+        <w:rPr>
+          <w:rStyle w:val="NormalTok"/>
+        </w:rPr>
       </w:r>
       <w:r>
         <w:rPr>
           <w:rStyle w:val="ControlFlowTok"/>
         </w:rPr>
-        <w:t xml:space="preserve">elif</w:t>
-      </w:r>
-      <w:r>
-        <w:rPr>
-          <w:rStyle w:val="NormalTok"/>
-        </w:rPr>
-        <w:t xml:space="preserve"> injured:</w:t>
-      </w:r>
-      <w:r>
-        <w:br/>
-      </w:r>
-      <w:r>
-        <w:rPr>
-          <w:rStyle w:val="NormalTok"/>
-        </w:rPr>
-        <w:t xml:space="preserve">        order </w:t>
+      </w:r>
+      <w:r>
+        <w:rPr>
+          <w:rStyle w:val="NormalTok"/>
+        </w:rPr>
+      </w:r>
+      <w:r/>
+      <w:r>
+        <w:rPr>
+          <w:rStyle w:val="NormalTok"/>
+        </w:rPr>
       </w:r>
       <w:r>
         <w:rPr>
           <w:rStyle w:val="OperatorTok"/>
         </w:rPr>
-        <w:t xml:space="preserve">=</w:t>
-      </w:r>
-      <w:r>
-        <w:rPr>
-          <w:rStyle w:val="NormalTok"/>
-        </w:rPr>
-        <w:t xml:space="preserve"> [</w:t>
-      </w:r>
-      <w:r>
-        <w:rPr>
-          <w:rStyle w:val="StringTok"/>
-        </w:rPr>
-        <w:t xml:space="preserve">"ambulance"</w:t>
-      </w:r>
-      <w:r>
-        <w:rPr>
-          <w:rStyle w:val="NormalTok"/>
-        </w:rPr>
-        <w:t xml:space="preserve">, </w:t>
-      </w:r>
-      <w:r>
-        <w:rPr>
-          <w:rStyle w:val="StringTok"/>
-        </w:rPr>
-        <w:t xml:space="preserve">"hospital"</w:t>
-      </w:r>
-      <w:r>
-        <w:rPr>
-          <w:rStyle w:val="NormalTok"/>
-        </w:rPr>
-        <w:t xml:space="preserve">, </w:t>
-      </w:r>
-      <w:r>
-        <w:rPr>
-          <w:rStyle w:val="StringTok"/>
-        </w:rPr>
-        <w:t xml:space="preserve">"police"</w:t>
-      </w:r>
-      <w:r>
-        <w:rPr>
-          <w:rStyle w:val="NormalTok"/>
-        </w:rPr>
-        <w:t xml:space="preserve">, </w:t>
-      </w:r>
-      <w:r>
-        <w:rPr>
-          <w:rStyle w:val="StringTok"/>
-        </w:rPr>
-        <w:t xml:space="preserve">"repair"</w:t>
-      </w:r>
-      <w:r>
-        <w:rPr>
-          <w:rStyle w:val="NormalTok"/>
-        </w:rPr>
-        <w:t xml:space="preserve">, </w:t>
-      </w:r>
-      <w:r>
-        <w:rPr>
-          <w:rStyle w:val="StringTok"/>
-        </w:rPr>
-        <w:t xml:space="preserve">"towing"</w:t>
-      </w:r>
-      <w:r>
-        <w:rPr>
-          <w:rStyle w:val="NormalTok"/>
-        </w:rPr>
-        <w:t xml:space="preserve">, </w:t>
-      </w:r>
-      <w:r>
-        <w:rPr>
-          <w:rStyle w:val="StringTok"/>
-        </w:rPr>
-        <w:t xml:space="preserve">"tyre"</w:t>
-      </w:r>
-      <w:r>
-        <w:rPr>
-          <w:rStyle w:val="NormalTok"/>
-        </w:rPr>
-        <w:t xml:space="preserve">, </w:t>
-      </w:r>
-      <w:r>
-        <w:rPr>
-          <w:rStyle w:val="StringTok"/>
-        </w:rPr>
-        <w:t xml:space="preserve">"showroom"</w:t>
-      </w:r>
-      <w:r>
-        <w:rPr>
-          <w:rStyle w:val="NormalTok"/>
-        </w:rPr>
-        <w:t xml:space="preserve">]</w:t>
-      </w:r>
-      <w:r>
-        <w:br/>
-      </w:r>
-      <w:r>
-        <w:rPr>
-          <w:rStyle w:val="NormalTok"/>
-        </w:rPr>
-        <w:t xml:space="preserve">        reason </w:t>
+      </w:r>
+      <w:r>
+        <w:rPr>
+          <w:rStyle w:val="NormalTok"/>
+        </w:rPr>
+      </w:r>
+      <w:r>
+        <w:rPr>
+          <w:rStyle w:val="StringTok"/>
+        </w:rPr>
+      </w:r>
+      <w:r>
+        <w:rPr>
+          <w:rStyle w:val="NormalTok"/>
+        </w:rPr>
+      </w:r>
+      <w:r>
+        <w:rPr>
+          <w:rStyle w:val="StringTok"/>
+        </w:rPr>
+      </w:r>
+      <w:r>
+        <w:rPr>
+          <w:rStyle w:val="NormalTok"/>
+        </w:rPr>
+      </w:r>
+      <w:r>
+        <w:rPr>
+          <w:rStyle w:val="StringTok"/>
+        </w:rPr>
+      </w:r>
+      <w:r>
+        <w:rPr>
+          <w:rStyle w:val="NormalTok"/>
+        </w:rPr>
+      </w:r>
+      <w:r>
+        <w:rPr>
+          <w:rStyle w:val="StringTok"/>
+        </w:rPr>
+      </w:r>
+      <w:r>
+        <w:rPr>
+          <w:rStyle w:val="NormalTok"/>
+        </w:rPr>
+      </w:r>
+      <w:r>
+        <w:rPr>
+          <w:rStyle w:val="StringTok"/>
+        </w:rPr>
+      </w:r>
+      <w:r>
+        <w:rPr>
+          <w:rStyle w:val="NormalTok"/>
+        </w:rPr>
+      </w:r>
+      <w:r>
+        <w:rPr>
+          <w:rStyle w:val="StringTok"/>
+        </w:rPr>
+      </w:r>
+      <w:r>
+        <w:rPr>
+          <w:rStyle w:val="NormalTok"/>
+        </w:rPr>
+      </w:r>
+      <w:r>
+        <w:rPr>
+          <w:rStyle w:val="StringTok"/>
+        </w:rPr>
+      </w:r>
+      <w:r>
+        <w:rPr>
+          <w:rStyle w:val="NormalTok"/>
+        </w:rPr>
+      </w:r>
+      <w:r/>
+      <w:r>
+        <w:rPr>
+          <w:rStyle w:val="NormalTok"/>
+        </w:rPr>
       </w:r>
       <w:r>
         <w:rPr>
           <w:rStyle w:val="OperatorTok"/>
         </w:rPr>
-        <w:t xml:space="preserve">=</w:t>
-      </w:r>
-      <w:r>
-        <w:rPr>
-          <w:rStyle w:val="NormalTok"/>
-        </w:rPr>
-        <w:t xml:space="preserve"> </w:t>
-      </w:r>
-      <w:r>
-        <w:rPr>
-          <w:rStyle w:val="StringTok"/>
-        </w:rPr>
-        <w:t xml:space="preserve">"Trauma care prioritised [U+00B7] ambulance and hospital listed first"</w:t>
-      </w:r>
-      <w:r>
-        <w:br/>
-      </w:r>
-      <w:r>
-        <w:rPr>
-          <w:rStyle w:val="NormalTok"/>
-        </w:rPr>
-        <w:t xml:space="preserve">    </w:t>
+      </w:r>
+      <w:r>
+        <w:rPr>
+          <w:rStyle w:val="NormalTok"/>
+        </w:rPr>
+      </w:r>
+      <w:r>
+        <w:rPr>
+          <w:rStyle w:val="StringTok"/>
+        </w:rPr>
+      </w:r>
+      <w:r/>
+      <w:r>
+        <w:rPr>
+          <w:rStyle w:val="NormalTok"/>
+        </w:rPr>
       </w:r>
       <w:r>
         <w:rPr>
           <w:rStyle w:val="ControlFlowTok"/>
         </w:rPr>
-        <w:t xml:space="preserve">elif</w:t>
-      </w:r>
-      <w:r>
-        <w:rPr>
-          <w:rStyle w:val="NormalTok"/>
-        </w:rPr>
-        <w:t xml:space="preserve"> blocking:</w:t>
-      </w:r>
-      <w:r>
-        <w:br/>
-      </w:r>
-      <w:r>
-        <w:rPr>
-          <w:rStyle w:val="NormalTok"/>
-        </w:rPr>
-        <w:t xml:space="preserve">        order </w:t>
+      </w:r>
+      <w:r>
+        <w:rPr>
+          <w:rStyle w:val="NormalTok"/>
+        </w:rPr>
+      </w:r>
+      <w:r/>
+      <w:r>
+        <w:rPr>
+          <w:rStyle w:val="NormalTok"/>
+        </w:rPr>
       </w:r>
       <w:r>
         <w:rPr>
           <w:rStyle w:val="OperatorTok"/>
         </w:rPr>
-        <w:t xml:space="preserve">=</w:t>
-      </w:r>
-      <w:r>
-        <w:rPr>
-          <w:rStyle w:val="NormalTok"/>
-        </w:rPr>
-        <w:t xml:space="preserve"> [</w:t>
-      </w:r>
-      <w:r>
-        <w:rPr>
-          <w:rStyle w:val="StringTok"/>
-        </w:rPr>
-        <w:t xml:space="preserve">"police"</w:t>
-      </w:r>
-      <w:r>
-        <w:rPr>
-          <w:rStyle w:val="NormalTok"/>
-        </w:rPr>
-        <w:t xml:space="preserve">, </w:t>
-      </w:r>
-      <w:r>
-        <w:rPr>
-          <w:rStyle w:val="StringTok"/>
-        </w:rPr>
-        <w:t xml:space="preserve">"towing"</w:t>
-      </w:r>
-      <w:r>
-        <w:rPr>
-          <w:rStyle w:val="NormalTok"/>
-        </w:rPr>
-        <w:t xml:space="preserve">, </w:t>
-      </w:r>
-      <w:r>
-        <w:rPr>
-          <w:rStyle w:val="StringTok"/>
-        </w:rPr>
-        <w:t xml:space="preserve">"repair"</w:t>
-      </w:r>
-      <w:r>
-        <w:rPr>
-          <w:rStyle w:val="NormalTok"/>
-        </w:rPr>
-        <w:t xml:space="preserve">, </w:t>
-      </w:r>
-      <w:r>
-        <w:rPr>
-          <w:rStyle w:val="StringTok"/>
-        </w:rPr>
-        <w:t xml:space="preserve">"tyre"</w:t>
-      </w:r>
-      <w:r>
-        <w:rPr>
-          <w:rStyle w:val="NormalTok"/>
-        </w:rPr>
-        <w:t xml:space="preserve">, </w:t>
-      </w:r>
-      <w:r>
-        <w:rPr>
-          <w:rStyle w:val="StringTok"/>
-        </w:rPr>
-        <w:t xml:space="preserve">"hospital"</w:t>
-      </w:r>
-      <w:r>
-        <w:rPr>
-          <w:rStyle w:val="NormalTok"/>
-        </w:rPr>
-        <w:t xml:space="preserve">, </w:t>
-      </w:r>
-      <w:r>
-        <w:rPr>
-          <w:rStyle w:val="StringTok"/>
-        </w:rPr>
-        <w:t xml:space="preserve">"ambulance"</w:t>
-      </w:r>
-      <w:r>
-        <w:rPr>
-          <w:rStyle w:val="NormalTok"/>
-        </w:rPr>
-        <w:t xml:space="preserve">, </w:t>
-      </w:r>
-      <w:r>
-        <w:rPr>
-          <w:rStyle w:val="StringTok"/>
-        </w:rPr>
-        <w:t xml:space="preserve">"showroom"</w:t>
-      </w:r>
-      <w:r>
-        <w:rPr>
-          <w:rStyle w:val="NormalTok"/>
-        </w:rPr>
-        <w:t xml:space="preserve">]</w:t>
-      </w:r>
-      <w:r>
-        <w:br/>
-      </w:r>
-      <w:r>
-        <w:rPr>
-          <w:rStyle w:val="NormalTok"/>
-        </w:rPr>
-        <w:t xml:space="preserve">        reason </w:t>
+      </w:r>
+      <w:r>
+        <w:rPr>
+          <w:rStyle w:val="NormalTok"/>
+        </w:rPr>
+      </w:r>
+      <w:r>
+        <w:rPr>
+          <w:rStyle w:val="StringTok"/>
+        </w:rPr>
+      </w:r>
+      <w:r>
+        <w:rPr>
+          <w:rStyle w:val="NormalTok"/>
+        </w:rPr>
+      </w:r>
+      <w:r>
+        <w:rPr>
+          <w:rStyle w:val="StringTok"/>
+        </w:rPr>
+      </w:r>
+      <w:r>
+        <w:rPr>
+          <w:rStyle w:val="NormalTok"/>
+        </w:rPr>
+      </w:r>
+      <w:r>
+        <w:rPr>
+          <w:rStyle w:val="StringTok"/>
+        </w:rPr>
+      </w:r>
+      <w:r>
+        <w:rPr>
+          <w:rStyle w:val="NormalTok"/>
+        </w:rPr>
+      </w:r>
+      <w:r>
+        <w:rPr>
+          <w:rStyle w:val="StringTok"/>
+        </w:rPr>
+      </w:r>
+      <w:r>
+        <w:rPr>
+          <w:rStyle w:val="NormalTok"/>
+        </w:rPr>
+      </w:r>
+      <w:r>
+        <w:rPr>
+          <w:rStyle w:val="StringTok"/>
+        </w:rPr>
+      </w:r>
+      <w:r>
+        <w:rPr>
+          <w:rStyle w:val="NormalTok"/>
+        </w:rPr>
+      </w:r>
+      <w:r>
+        <w:rPr>
+          <w:rStyle w:val="StringTok"/>
+        </w:rPr>
+      </w:r>
+      <w:r>
+        <w:rPr>
+          <w:rStyle w:val="NormalTok"/>
+        </w:rPr>
+      </w:r>
+      <w:r>
+        <w:rPr>
+          <w:rStyle w:val="StringTok"/>
+        </w:rPr>
+      </w:r>
+      <w:r>
+        <w:rPr>
+          <w:rStyle w:val="NormalTok"/>
+        </w:rPr>
+      </w:r>
+      <w:r/>
+      <w:r>
+        <w:rPr>
+          <w:rStyle w:val="NormalTok"/>
+        </w:rPr>
       </w:r>
       <w:r>
         <w:rPr>
           <w:rStyle w:val="OperatorTok"/>
         </w:rPr>
-        <w:t xml:space="preserve">=</w:t>
-      </w:r>
-      <w:r>
-        <w:rPr>
-          <w:rStyle w:val="NormalTok"/>
-        </w:rPr>
-        <w:t xml:space="preserve"> </w:t>
-      </w:r>
-      <w:r>
-        <w:rPr>
-          <w:rStyle w:val="StringTok"/>
-        </w:rPr>
-        <w:t xml:space="preserve">"Vehicle blocking traffic [U+00B7] police and towing listed first"</w:t>
-      </w:r>
-      <w:r>
-        <w:br/>
-      </w:r>
-      <w:r>
-        <w:rPr>
-          <w:rStyle w:val="NormalTok"/>
-        </w:rPr>
-        <w:t xml:space="preserve">    </w:t>
+      </w:r>
+      <w:r>
+        <w:rPr>
+          <w:rStyle w:val="NormalTok"/>
+        </w:rPr>
+      </w:r>
+      <w:r>
+        <w:rPr>
+          <w:rStyle w:val="StringTok"/>
+        </w:rPr>
+      </w:r>
+      <w:r/>
+      <w:r>
+        <w:rPr>
+          <w:rStyle w:val="NormalTok"/>
+        </w:rPr>
       </w:r>
       <w:r>
         <w:rPr>
           <w:rStyle w:val="ControlFlowTok"/>
         </w:rPr>
-        <w:t xml:space="preserve">else</w:t>
-      </w:r>
-      <w:r>
-        <w:rPr>
-          <w:rStyle w:val="NormalTok"/>
-        </w:rPr>
-        <w:t xml:space="preserve">:</w:t>
-      </w:r>
-      <w:r>
-        <w:br/>
-      </w:r>
-      <w:r>
-        <w:rPr>
-          <w:rStyle w:val="NormalTok"/>
-        </w:rPr>
-        <w:t xml:space="preserve">        order </w:t>
+      </w:r>
+      <w:r>
+        <w:rPr>
+          <w:rStyle w:val="NormalTok"/>
+        </w:rPr>
+      </w:r>
+      <w:r/>
+      <w:r>
+        <w:rPr>
+          <w:rStyle w:val="NormalTok"/>
+        </w:rPr>
       </w:r>
       <w:r>
         <w:rPr>
           <w:rStyle w:val="OperatorTok"/>
         </w:rPr>
-        <w:t xml:space="preserve">=</w:t>
-      </w:r>
-      <w:r>
-        <w:rPr>
-          <w:rStyle w:val="NormalTok"/>
-        </w:rPr>
-        <w:t xml:space="preserve"> [</w:t>
-      </w:r>
-      <w:r>
-        <w:rPr>
-          <w:rStyle w:val="StringTok"/>
-        </w:rPr>
-        <w:t xml:space="preserve">"repair"</w:t>
-      </w:r>
-      <w:r>
-        <w:rPr>
-          <w:rStyle w:val="NormalTok"/>
-        </w:rPr>
-        <w:t xml:space="preserve">, </w:t>
-      </w:r>
-      <w:r>
-        <w:rPr>
-          <w:rStyle w:val="StringTok"/>
-        </w:rPr>
-        <w:t xml:space="preserve">"tyre"</w:t>
-      </w:r>
-      <w:r>
-        <w:rPr>
-          <w:rStyle w:val="NormalTok"/>
-        </w:rPr>
-        <w:t xml:space="preserve">, </w:t>
-      </w:r>
-      <w:r>
-        <w:rPr>
-          <w:rStyle w:val="StringTok"/>
-        </w:rPr>
-        <w:t xml:space="preserve">"showroom"</w:t>
-      </w:r>
-      <w:r>
-        <w:rPr>
-          <w:rStyle w:val="NormalTok"/>
-        </w:rPr>
-        <w:t xml:space="preserve">, </w:t>
-      </w:r>
-      <w:r>
-        <w:rPr>
-          <w:rStyle w:val="StringTok"/>
-        </w:rPr>
-        <w:t xml:space="preserve">"police"</w:t>
-      </w:r>
-      <w:r>
-        <w:rPr>
-          <w:rStyle w:val="NormalTok"/>
-        </w:rPr>
-        <w:t xml:space="preserve">, </w:t>
-      </w:r>
-      <w:r>
-        <w:rPr>
-          <w:rStyle w:val="StringTok"/>
-        </w:rPr>
-        <w:t xml:space="preserve">"towing"</w:t>
-      </w:r>
-      <w:r>
-        <w:rPr>
-          <w:rStyle w:val="NormalTok"/>
-        </w:rPr>
-        <w:t xml:space="preserve">, </w:t>
-      </w:r>
-      <w:r>
-        <w:rPr>
-          <w:rStyle w:val="StringTok"/>
-        </w:rPr>
-        <w:t xml:space="preserve">"hospital"</w:t>
-      </w:r>
-      <w:r>
-        <w:rPr>
-          <w:rStyle w:val="NormalTok"/>
-        </w:rPr>
-        <w:t xml:space="preserve">, </w:t>
-      </w:r>
-      <w:r>
-        <w:rPr>
-          <w:rStyle w:val="StringTok"/>
-        </w:rPr>
-        <w:t xml:space="preserve">"ambulance"</w:t>
-      </w:r>
-      <w:r>
-        <w:rPr>
-          <w:rStyle w:val="NormalTok"/>
-        </w:rPr>
-        <w:t xml:space="preserve">]</w:t>
-      </w:r>
-      <w:r>
-        <w:br/>
-      </w:r>
-      <w:r>
-        <w:rPr>
-          <w:rStyle w:val="NormalTok"/>
-        </w:rPr>
-        <w:t xml:space="preserve">        reason </w:t>
+      </w:r>
+      <w:r>
+        <w:rPr>
+          <w:rStyle w:val="NormalTok"/>
+        </w:rPr>
+      </w:r>
+      <w:r>
+        <w:rPr>
+          <w:rStyle w:val="StringTok"/>
+        </w:rPr>
+      </w:r>
+      <w:r>
+        <w:rPr>
+          <w:rStyle w:val="NormalTok"/>
+        </w:rPr>
+      </w:r>
+      <w:r>
+        <w:rPr>
+          <w:rStyle w:val="StringTok"/>
+        </w:rPr>
+      </w:r>
+      <w:r>
+        <w:rPr>
+          <w:rStyle w:val="NormalTok"/>
+        </w:rPr>
+      </w:r>
+      <w:r>
+        <w:rPr>
+          <w:rStyle w:val="StringTok"/>
+        </w:rPr>
+      </w:r>
+      <w:r>
+        <w:rPr>
+          <w:rStyle w:val="NormalTok"/>
+        </w:rPr>
+      </w:r>
+      <w:r>
+        <w:rPr>
+          <w:rStyle w:val="StringTok"/>
+        </w:rPr>
+      </w:r>
+      <w:r>
+        <w:rPr>
+          <w:rStyle w:val="NormalTok"/>
+        </w:rPr>
+      </w:r>
+      <w:r>
+        <w:rPr>
+          <w:rStyle w:val="StringTok"/>
+        </w:rPr>
+      </w:r>
+      <w:r>
+        <w:rPr>
+          <w:rStyle w:val="NormalTok"/>
+        </w:rPr>
+      </w:r>
+      <w:r>
+        <w:rPr>
+          <w:rStyle w:val="StringTok"/>
+        </w:rPr>
+      </w:r>
+      <w:r>
+        <w:rPr>
+          <w:rStyle w:val="NormalTok"/>
+        </w:rPr>
+      </w:r>
+      <w:r>
+        <w:rPr>
+          <w:rStyle w:val="StringTok"/>
+        </w:rPr>
+      </w:r>
+      <w:r>
+        <w:rPr>
+          <w:rStyle w:val="NormalTok"/>
+        </w:rPr>
+      </w:r>
+      <w:r/>
+      <w:r>
+        <w:rPr>
+          <w:rStyle w:val="NormalTok"/>
+        </w:rPr>
       </w:r>
       <w:r>
         <w:rPr>
           <w:rStyle w:val="OperatorTok"/>
         </w:rPr>
-        <w:t xml:space="preserve">=</w:t>
-      </w:r>
-      <w:r>
-        <w:rPr>
-          <w:rStyle w:val="NormalTok"/>
-        </w:rPr>
-        <w:t xml:space="preserve"> </w:t>
-      </w:r>
-      <w:r>
-        <w:rPr>
-          <w:rStyle w:val="StringTok"/>
-        </w:rPr>
-        <w:t xml:space="preserve">"No injuries reported [U+00B7] roadside repair services listed first"</w:t>
-      </w:r>
-      <w:r>
-        <w:br/>
-      </w:r>
-      <w:r>
-        <w:br/>
-      </w:r>
-      <w:r>
-        <w:rPr>
-          <w:rStyle w:val="NormalTok"/>
-        </w:rPr>
-        <w:t xml:space="preserve">    </w:t>
+      </w:r>
+      <w:r>
+        <w:rPr>
+          <w:rStyle w:val="NormalTok"/>
+        </w:rPr>
+      </w:r>
+      <w:r>
+        <w:rPr>
+          <w:rStyle w:val="StringTok"/>
+        </w:rPr>
+      </w:r>
+      <w:r/>
+      <w:r/>
+      <w:r>
+        <w:rPr>
+          <w:rStyle w:val="NormalTok"/>
+        </w:rPr>
       </w:r>
       <w:r>
         <w:rPr>
           <w:rStyle w:val="KeywordTok"/>
         </w:rPr>
-        <w:t xml:space="preserve">def</w:t>
-      </w:r>
-      <w:r>
-        <w:rPr>
-          <w:rStyle w:val="NormalTok"/>
-        </w:rPr>
-        <w:t xml:space="preserve"> priority(c: </w:t>
+      </w:r>
+      <w:r>
+        <w:rPr>
+          <w:rStyle w:val="NormalTok"/>
+        </w:rPr>
       </w:r>
       <w:r>
         <w:rPr>
           <w:rStyle w:val="BuiltInTok"/>
         </w:rPr>
-        <w:t xml:space="preserve">dict</w:t>
-      </w:r>
-      <w:r>
-        <w:rPr>
-          <w:rStyle w:val="NormalTok"/>
-        </w:rPr>
-        <w:t xml:space="preserve">) </w:t>
+      </w:r>
+      <w:r>
+        <w:rPr>
+          <w:rStyle w:val="NormalTok"/>
+        </w:rPr>
       </w:r>
       <w:r>
         <w:rPr>
           <w:rStyle w:val="OperatorTok"/>
         </w:rPr>
-        <w:t xml:space="preserve">-&gt;</w:t>
-      </w:r>
-      <w:r>
-        <w:rPr>
-          <w:rStyle w:val="NormalTok"/>
-        </w:rPr>
-        <w:t xml:space="preserve"> </w:t>
+      </w:r>
+      <w:r>
+        <w:rPr>
+          <w:rStyle w:val="NormalTok"/>
+        </w:rPr>
       </w:r>
       <w:r>
         <w:rPr>
           <w:rStyle w:val="BuiltInTok"/>
         </w:rPr>
-        <w:t xml:space="preserve">tuple</w:t>
-      </w:r>
-      <w:r>
-        <w:rPr>
-          <w:rStyle w:val="NormalTok"/>
-        </w:rPr>
-        <w:t xml:space="preserve">:</w:t>
-      </w:r>
-      <w:r>
-        <w:br/>
-      </w:r>
-      <w:r>
-        <w:rPr>
-          <w:rStyle w:val="NormalTok"/>
-        </w:rPr>
-        <w:t xml:space="preserve">        cat </w:t>
+      </w:r>
+      <w:r>
+        <w:rPr>
+          <w:rStyle w:val="NormalTok"/>
+        </w:rPr>
+      </w:r>
+      <w:r/>
+      <w:r>
+        <w:rPr>
+          <w:rStyle w:val="NormalTok"/>
+        </w:rPr>
       </w:r>
       <w:r>
         <w:rPr>
           <w:rStyle w:val="OperatorTok"/>
         </w:rPr>
-        <w:t xml:space="preserve">=</w:t>
-      </w:r>
-      <w:r>
-        <w:rPr>
-          <w:rStyle w:val="NormalTok"/>
-        </w:rPr>
-        <w:t xml:space="preserve"> c.get(</w:t>
-      </w:r>
-      <w:r>
-        <w:rPr>
-          <w:rStyle w:val="StringTok"/>
-        </w:rPr>
-        <w:t xml:space="preserve">"category"</w:t>
-      </w:r>
-      <w:r>
-        <w:rPr>
-          <w:rStyle w:val="NormalTok"/>
-        </w:rPr>
-        <w:t xml:space="preserve">, </w:t>
-      </w:r>
-      <w:r>
-        <w:rPr>
-          <w:rStyle w:val="StringTok"/>
-        </w:rPr>
-        <w:t xml:space="preserve">""</w:t>
-      </w:r>
-      <w:r>
-        <w:rPr>
-          <w:rStyle w:val="NormalTok"/>
-        </w:rPr>
-        <w:t xml:space="preserve">)</w:t>
-      </w:r>
-      <w:r>
-        <w:br/>
-      </w:r>
-      <w:r>
-        <w:rPr>
-          <w:rStyle w:val="NormalTok"/>
-        </w:rPr>
-        <w:t xml:space="preserve">        idx </w:t>
+      </w:r>
+      <w:r>
+        <w:rPr>
+          <w:rStyle w:val="NormalTok"/>
+        </w:rPr>
+      </w:r>
+      <w:r>
+        <w:rPr>
+          <w:rStyle w:val="StringTok"/>
+        </w:rPr>
+      </w:r>
+      <w:r>
+        <w:rPr>
+          <w:rStyle w:val="NormalTok"/>
+        </w:rPr>
+      </w:r>
+      <w:r>
+        <w:rPr>
+          <w:rStyle w:val="StringTok"/>
+        </w:rPr>
+      </w:r>
+      <w:r>
+        <w:rPr>
+          <w:rStyle w:val="NormalTok"/>
+        </w:rPr>
+      </w:r>
+      <w:r/>
+      <w:r>
+        <w:rPr>
+          <w:rStyle w:val="NormalTok"/>
+        </w:rPr>
       </w:r>
       <w:r>
         <w:rPr>
           <w:rStyle w:val="OperatorTok"/>
         </w:rPr>
-        <w:t xml:space="preserve">=</w:t>
-      </w:r>
-      <w:r>
-        <w:rPr>
-          <w:rStyle w:val="NormalTok"/>
-        </w:rPr>
-        <w:t xml:space="preserve"> order.index(cat) </w:t>
+      </w:r>
+      <w:r>
+        <w:rPr>
+          <w:rStyle w:val="NormalTok"/>
+        </w:rPr>
       </w:r>
       <w:r>
         <w:rPr>
           <w:rStyle w:val="ControlFlowTok"/>
         </w:rPr>
-        <w:t xml:space="preserve">if</w:t>
-      </w:r>
-      <w:r>
-        <w:rPr>
-          <w:rStyle w:val="NormalTok"/>
-        </w:rPr>
-        <w:t xml:space="preserve"> cat </w:t>
+      </w:r>
+      <w:r>
+        <w:rPr>
+          <w:rStyle w:val="NormalTok"/>
+        </w:rPr>
       </w:r>
       <w:r>
         <w:rPr>
           <w:rStyle w:val="KeywordTok"/>
         </w:rPr>
-        <w:t xml:space="preserve">in</w:t>
-      </w:r>
-      <w:r>
-        <w:rPr>
-          <w:rStyle w:val="NormalTok"/>
-        </w:rPr>
-        <w:t xml:space="preserve"> order </w:t>
+      </w:r>
+      <w:r>
+        <w:rPr>
+          <w:rStyle w:val="NormalTok"/>
+        </w:rPr>
       </w:r>
       <w:r>
         <w:rPr>
           <w:rStyle w:val="ControlFlowTok"/>
         </w:rPr>
-        <w:t xml:space="preserve">else</w:t>
-      </w:r>
-      <w:r>
-        <w:rPr>
-          <w:rStyle w:val="NormalTok"/>
-        </w:rPr>
-        <w:t xml:space="preserve"> </w:t>
+      </w:r>
+      <w:r>
+        <w:rPr>
+          <w:rStyle w:val="NormalTok"/>
+        </w:rPr>
       </w:r>
       <w:r>
         <w:rPr>
           <w:rStyle w:val="DecValTok"/>
         </w:rPr>
-        <w:t xml:space="preserve">99</w:t>
-      </w:r>
-      <w:r>
-        <w:br/>
-      </w:r>
-      <w:r>
-        <w:rPr>
-          <w:rStyle w:val="NormalTok"/>
-        </w:rPr>
-        <w:t xml:space="preserve">        </w:t>
+      </w:r>
+      <w:r/>
+      <w:r>
+        <w:rPr>
+          <w:rStyle w:val="NormalTok"/>
+        </w:rPr>
       </w:r>
       <w:r>
         <w:rPr>
           <w:rStyle w:val="ControlFlowTok"/>
         </w:rPr>
-        <w:t xml:space="preserve">return</w:t>
-      </w:r>
-      <w:r>
-        <w:rPr>
-          <w:rStyle w:val="NormalTok"/>
-        </w:rPr>
-        <w:t xml:space="preserve"> (idx, c.get(</w:t>
-      </w:r>
-      <w:r>
-        <w:rPr>
-          <w:rStyle w:val="StringTok"/>
-        </w:rPr>
-        <w:t xml:space="preserve">"distance"</w:t>
-      </w:r>
-      <w:r>
-        <w:rPr>
-          <w:rStyle w:val="NormalTok"/>
-        </w:rPr>
-        <w:t xml:space="preserve">, </w:t>
+      </w:r>
+      <w:r>
+        <w:rPr>
+          <w:rStyle w:val="NormalTok"/>
+        </w:rPr>
+      </w:r>
+      <w:r>
+        <w:rPr>
+          <w:rStyle w:val="StringTok"/>
+        </w:rPr>
+      </w:r>
+      <w:r>
+        <w:rPr>
+          <w:rStyle w:val="NormalTok"/>
+        </w:rPr>
       </w:r>
       <w:r>
         <w:rPr>
           <w:rStyle w:val="DecValTok"/>
         </w:rPr>
-        <w:t xml:space="preserve">9999</w:t>
-      </w:r>
-      <w:r>
-        <w:rPr>
-          <w:rStyle w:val="NormalTok"/>
-        </w:rPr>
-        <w:t xml:space="preserve">))</w:t>
-      </w:r>
-      <w:r>
-        <w:br/>
-      </w:r>
-      <w:r>
-        <w:br/>
-      </w:r>
-      <w:r>
-        <w:rPr>
-          <w:rStyle w:val="NormalTok"/>
-        </w:rPr>
-        <w:t xml:space="preserve">    </w:t>
+      </w:r>
+      <w:r>
+        <w:rPr>
+          <w:rStyle w:val="NormalTok"/>
+        </w:rPr>
+      </w:r>
+      <w:r/>
+      <w:r/>
+      <w:r>
+        <w:rPr>
+          <w:rStyle w:val="NormalTok"/>
+        </w:rPr>
       </w:r>
       <w:r>
         <w:rPr>
           <w:rStyle w:val="ControlFlowTok"/>
         </w:rPr>
-        <w:t xml:space="preserve">return</w:t>
-      </w:r>
-      <w:r>
-        <w:rPr>
-          <w:rStyle w:val="NormalTok"/>
-        </w:rPr>
-        <w:t xml:space="preserve"> {</w:t>
-      </w:r>
-      <w:r>
-        <w:br/>
-      </w:r>
-      <w:r>
-        <w:rPr>
-          <w:rStyle w:val="NormalTok"/>
-        </w:rPr>
-        <w:t xml:space="preserve">        </w:t>
-      </w:r>
-      <w:r>
-        <w:rPr>
-          <w:rStyle w:val="StringTok"/>
-        </w:rPr>
-        <w:t xml:space="preserve">"contacts"</w:t>
-      </w:r>
-      <w:r>
-        <w:rPr>
-          <w:rStyle w:val="NormalTok"/>
-        </w:rPr>
-        <w:t xml:space="preserve">: </w:t>
+      </w:r>
+      <w:r>
+        <w:rPr>
+          <w:rStyle w:val="NormalTok"/>
+        </w:rPr>
+      </w:r>
+      <w:r/>
+      <w:r>
+        <w:rPr>
+          <w:rStyle w:val="NormalTok"/>
+        </w:rPr>
+      </w:r>
+      <w:r>
+        <w:rPr>
+          <w:rStyle w:val="StringTok"/>
+        </w:rPr>
+      </w:r>
+      <w:r>
+        <w:rPr>
+          <w:rStyle w:val="NormalTok"/>
+        </w:rPr>
       </w:r>
       <w:r>
         <w:rPr>
           <w:rStyle w:val="BuiltInTok"/>
         </w:rPr>
-        <w:t xml:space="preserve">sorted</w:t>
-      </w:r>
-      <w:r>
-        <w:rPr>
-          <w:rStyle w:val="NormalTok"/>
-        </w:rPr>
-        <w:t xml:space="preserve">(contacts, key</w:t>
+      </w:r>
+      <w:r>
+        <w:rPr>
+          <w:rStyle w:val="NormalTok"/>
+        </w:rPr>
       </w:r>
       <w:r>
         <w:rPr>
           <w:rStyle w:val="OperatorTok"/>
         </w:rPr>
-        <w:t xml:space="preserve">=</w:t>
-      </w:r>
-      <w:r>
-        <w:rPr>
-          <w:rStyle w:val="NormalTok"/>
-        </w:rPr>
-        <w:t xml:space="preserve">priority),</w:t>
-      </w:r>
-      <w:r>
-        <w:br/>
-      </w:r>
-      <w:r>
-        <w:rPr>
-          <w:rStyle w:val="NormalTok"/>
-        </w:rPr>
-        <w:t xml:space="preserve">        </w:t>
-      </w:r>
-      <w:r>
-        <w:rPr>
-          <w:rStyle w:val="StringTok"/>
-        </w:rPr>
-        <w:t xml:space="preserve">"reason"</w:t>
-      </w:r>
-      <w:r>
-        <w:rPr>
-          <w:rStyle w:val="NormalTok"/>
-        </w:rPr>
-        <w:t xml:space="preserve">: reason,</w:t>
-      </w:r>
-      <w:r>
-        <w:br/>
-      </w:r>
-      <w:r>
-        <w:rPr>
-          <w:rStyle w:val="NormalTok"/>
-        </w:rPr>
-        <w:t xml:space="preserve">    }</w:t>
-      </w:r>
-      <w:r>
-        <w:br/>
-      </w:r>
-      <w:r>
-        <w:br/>
-      </w:r>
-      <w:r>
-        <w:br/>
-      </w:r>
+      </w:r>
+      <w:r>
+        <w:rPr>
+          <w:rStyle w:val="NormalTok"/>
+        </w:rPr>
+      </w:r>
+      <w:r/>
+      <w:r>
+        <w:rPr>
+          <w:rStyle w:val="NormalTok"/>
+        </w:rPr>
+      </w:r>
+      <w:r>
+        <w:rPr>
+          <w:rStyle w:val="StringTok"/>
+        </w:rPr>
+      </w:r>
+      <w:r>
+        <w:rPr>
+          <w:rStyle w:val="NormalTok"/>
+        </w:rPr>
+      </w:r>
+      <w:r/>
+      <w:r>
+        <w:rPr>
+          <w:rStyle w:val="NormalTok"/>
+        </w:rPr>
+      </w:r>
+      <w:r/>
+      <w:r/>
+      <w:r/>
       <w:r>
         <w:rPr>
           <w:rStyle w:val="KeywordTok"/>
         </w:rPr>
-        <w:t xml:space="preserve">def</w:t>
-      </w:r>
-      <w:r>
-        <w:rPr>
-          <w:rStyle w:val="NormalTok"/>
-        </w:rPr>
-        <w:t xml:space="preserve"> _validate_ai_result(result: </w:t>
+      </w:r>
+      <w:r>
+        <w:rPr>
+          <w:rStyle w:val="NormalTok"/>
+        </w:rPr>
       </w:r>
       <w:r>
         <w:rPr>
           <w:rStyle w:val="BuiltInTok"/>
         </w:rPr>
-        <w:t xml:space="preserve">object</w:t>
-      </w:r>
-      <w:r>
-        <w:rPr>
-          <w:rStyle w:val="NormalTok"/>
-        </w:rPr>
-        <w:t xml:space="preserve">, original_count: </w:t>
+      </w:r>
+      <w:r>
+        <w:rPr>
+          <w:rStyle w:val="NormalTok"/>
+        </w:rPr>
       </w:r>
       <w:r>
         <w:rPr>
           <w:rStyle w:val="BuiltInTok"/>
         </w:rPr>
-        <w:t xml:space="preserve">int</w:t>
-      </w:r>
-      <w:r>
-        <w:rPr>
-          <w:rStyle w:val="NormalTok"/>
-        </w:rPr>
-        <w:t xml:space="preserve">) </w:t>
+      </w:r>
+      <w:r>
+        <w:rPr>
+          <w:rStyle w:val="NormalTok"/>
+        </w:rPr>
       </w:r>
       <w:r>
         <w:rPr>
           <w:rStyle w:val="OperatorTok"/>
         </w:rPr>
-        <w:t xml:space="preserve">-&gt;</w:t>
-      </w:r>
-      <w:r>
-        <w:rPr>
-          <w:rStyle w:val="NormalTok"/>
-        </w:rPr>
-        <w:t xml:space="preserve"> </w:t>
+      </w:r>
+      <w:r>
+        <w:rPr>
+          <w:rStyle w:val="NormalTok"/>
+        </w:rPr>
       </w:r>
       <w:r>
         <w:rPr>
           <w:rStyle w:val="BuiltInTok"/>
         </w:rPr>
-        <w:t xml:space="preserve">dict</w:t>
-      </w:r>
-      <w:r>
-        <w:rPr>
-          <w:rStyle w:val="NormalTok"/>
-        </w:rPr>
-        <w:t xml:space="preserve"> </w:t>
+      </w:r>
+      <w:r>
+        <w:rPr>
+          <w:rStyle w:val="NormalTok"/>
+        </w:rPr>
       </w:r>
       <w:r>
         <w:rPr>
           <w:rStyle w:val="OperatorTok"/>
         </w:rPr>
-        <w:t xml:space="preserve">|</w:t>
-      </w:r>
-      <w:r>
-        <w:rPr>
-          <w:rStyle w:val="NormalTok"/>
-        </w:rPr>
-        <w:t xml:space="preserve"> </w:t>
+      </w:r>
+      <w:r>
+        <w:rPr>
+          <w:rStyle w:val="NormalTok"/>
+        </w:rPr>
       </w:r>
       <w:r>
         <w:rPr>
           <w:rStyle w:val="VariableTok"/>
         </w:rPr>
-        <w:t xml:space="preserve">None</w:t>
-      </w:r>
-      <w:r>
-        <w:rPr>
-          <w:rStyle w:val="NormalTok"/>
-        </w:rPr>
-        <w:t xml:space="preserve">:</w:t>
-      </w:r>
-      <w:r>
-        <w:br/>
-      </w:r>
-      <w:r>
-        <w:rPr>
-          <w:rStyle w:val="NormalTok"/>
-        </w:rPr>
-        <w:t xml:space="preserve">    </w:t>
+      </w:r>
+      <w:r>
+        <w:rPr>
+          <w:rStyle w:val="NormalTok"/>
+        </w:rPr>
+      </w:r>
+      <w:r/>
+      <w:r>
+        <w:rPr>
+          <w:rStyle w:val="NormalTok"/>
+        </w:rPr>
       </w:r>
       <w:r>
         <w:rPr>
           <w:rStyle w:val="CommentTok"/>
         </w:rPr>
-        <w:t xml:space="preserve">"""Return the result if it matches the contract, else None."""</w:t>
-      </w:r>
-      <w:r>
-        <w:br/>
-      </w:r>
-      <w:r>
-        <w:rPr>
-          <w:rStyle w:val="NormalTok"/>
-        </w:rPr>
-        <w:t xml:space="preserve">    </w:t>
+      </w:r>
+      <w:r/>
+      <w:r>
+        <w:rPr>
+          <w:rStyle w:val="NormalTok"/>
+        </w:rPr>
       </w:r>
       <w:r>
         <w:rPr>
           <w:rStyle w:val="ControlFlowTok"/>
         </w:rPr>
-        <w:t xml:space="preserve">if</w:t>
-      </w:r>
-      <w:r>
-        <w:rPr>
-          <w:rStyle w:val="NormalTok"/>
-        </w:rPr>
-        <w:t xml:space="preserve"> </w:t>
+      </w:r>
+      <w:r>
+        <w:rPr>
+          <w:rStyle w:val="NormalTok"/>
+        </w:rPr>
       </w:r>
       <w:r>
         <w:rPr>
           <w:rStyle w:val="KeywordTok"/>
         </w:rPr>
-        <w:t xml:space="preserve">not</w:t>
-      </w:r>
-      <w:r>
-        <w:rPr>
-          <w:rStyle w:val="NormalTok"/>
-        </w:rPr>
-        <w:t xml:space="preserve"> </w:t>
+      </w:r>
+      <w:r>
+        <w:rPr>
+          <w:rStyle w:val="NormalTok"/>
+        </w:rPr>
       </w:r>
       <w:r>
         <w:rPr>
           <w:rStyle w:val="BuiltInTok"/>
         </w:rPr>
-        <w:t xml:space="preserve">isinstance</w:t>
-      </w:r>
-      <w:r>
-        <w:rPr>
-          <w:rStyle w:val="NormalTok"/>
-        </w:rPr>
-        <w:t xml:space="preserve">(result, </w:t>
+      </w:r>
+      <w:r>
+        <w:rPr>
+          <w:rStyle w:val="NormalTok"/>
+        </w:rPr>
       </w:r>
       <w:r>
         <w:rPr>
           <w:rStyle w:val="BuiltInTok"/>
         </w:rPr>
-        <w:t xml:space="preserve">dict</w:t>
-      </w:r>
-      <w:r>
-        <w:rPr>
-          <w:rStyle w:val="NormalTok"/>
-        </w:rPr>
-        <w:t xml:space="preserve">):</w:t>
-      </w:r>
-      <w:r>
-        <w:br/>
-      </w:r>
-      <w:r>
-        <w:rPr>
-          <w:rStyle w:val="NormalTok"/>
-        </w:rPr>
-        <w:t xml:space="preserve">        </w:t>
+      </w:r>
+      <w:r>
+        <w:rPr>
+          <w:rStyle w:val="NormalTok"/>
+        </w:rPr>
+      </w:r>
+      <w:r/>
+      <w:r>
+        <w:rPr>
+          <w:rStyle w:val="NormalTok"/>
+        </w:rPr>
       </w:r>
       <w:r>
         <w:rPr>
           <w:rStyle w:val="ControlFlowTok"/>
         </w:rPr>
-        <w:t xml:space="preserve">return</w:t>
-      </w:r>
-      <w:r>
-        <w:rPr>
-          <w:rStyle w:val="NormalTok"/>
-        </w:rPr>
-        <w:t xml:space="preserve"> </w:t>
+      </w:r>
+      <w:r>
+        <w:rPr>
+          <w:rStyle w:val="NormalTok"/>
+        </w:rPr>
       </w:r>
       <w:r>
         <w:rPr>
           <w:rStyle w:val="VariableTok"/>
         </w:rPr>
-        <w:t xml:space="preserve">None</w:t>
-      </w:r>
-      <w:r>
-        <w:br/>
-      </w:r>
-      <w:r>
-        <w:rPr>
-          <w:rStyle w:val="NormalTok"/>
-        </w:rPr>
-        <w:t xml:space="preserve">    </w:t>
+      </w:r>
+      <w:r/>
+      <w:r>
+        <w:rPr>
+          <w:rStyle w:val="NormalTok"/>
+        </w:rPr>
       </w:r>
       <w:r>
         <w:rPr>
           <w:rStyle w:val="ControlFlowTok"/>
         </w:rPr>
-        <w:t xml:space="preserve">if</w:t>
-      </w:r>
-      <w:r>
-        <w:rPr>
-          <w:rStyle w:val="NormalTok"/>
-        </w:rPr>
-        <w:t xml:space="preserve"> </w:t>
-      </w:r>
-      <w:r>
-        <w:rPr>
-          <w:rStyle w:val="StringTok"/>
-        </w:rPr>
-        <w:t xml:space="preserve">"contacts"</w:t>
-      </w:r>
-      <w:r>
-        <w:rPr>
-          <w:rStyle w:val="NormalTok"/>
-        </w:rPr>
-        <w:t xml:space="preserve"> </w:t>
+      </w:r>
+      <w:r>
+        <w:rPr>
+          <w:rStyle w:val="NormalTok"/>
+        </w:rPr>
+      </w:r>
+      <w:r>
+        <w:rPr>
+          <w:rStyle w:val="StringTok"/>
+        </w:rPr>
+      </w:r>
+      <w:r>
+        <w:rPr>
+          <w:rStyle w:val="NormalTok"/>
+        </w:rPr>
       </w:r>
       <w:r>
         <w:rPr>
           <w:rStyle w:val="KeywordTok"/>
         </w:rPr>
-        <w:t xml:space="preserve">not</w:t>
-      </w:r>
-      <w:r>
-        <w:rPr>
-          <w:rStyle w:val="NormalTok"/>
-        </w:rPr>
-        <w:t xml:space="preserve"> </w:t>
+      </w:r>
+      <w:r>
+        <w:rPr>
+          <w:rStyle w:val="NormalTok"/>
+        </w:rPr>
       </w:r>
       <w:r>
         <w:rPr>
           <w:rStyle w:val="KeywordTok"/>
         </w:rPr>
-        <w:t xml:space="preserve">in</w:t>
-      </w:r>
-      <w:r>
-        <w:rPr>
-          <w:rStyle w:val="NormalTok"/>
-        </w:rPr>
-        <w:t xml:space="preserve"> result </w:t>
+      </w:r>
+      <w:r>
+        <w:rPr>
+          <w:rStyle w:val="NormalTok"/>
+        </w:rPr>
       </w:r>
       <w:r>
         <w:rPr>
           <w:rStyle w:val="KeywordTok"/>
         </w:rPr>
-        <w:t xml:space="preserve">or</w:t>
-      </w:r>
-      <w:r>
-        <w:rPr>
-          <w:rStyle w:val="NormalTok"/>
-        </w:rPr>
-        <w:t xml:space="preserve"> </w:t>
-      </w:r>
-      <w:r>
-        <w:rPr>
-          <w:rStyle w:val="StringTok"/>
-        </w:rPr>
-        <w:t xml:space="preserve">"reason"</w:t>
-      </w:r>
-      <w:r>
-        <w:rPr>
-          <w:rStyle w:val="NormalTok"/>
-        </w:rPr>
-        <w:t xml:space="preserve"> </w:t>
+      </w:r>
+      <w:r>
+        <w:rPr>
+          <w:rStyle w:val="NormalTok"/>
+        </w:rPr>
+      </w:r>
+      <w:r>
+        <w:rPr>
+          <w:rStyle w:val="StringTok"/>
+        </w:rPr>
+      </w:r>
+      <w:r>
+        <w:rPr>
+          <w:rStyle w:val="NormalTok"/>
+        </w:rPr>
       </w:r>
       <w:r>
         <w:rPr>
           <w:rStyle w:val="KeywordTok"/>
         </w:rPr>
-        <w:t xml:space="preserve">not</w:t>
-      </w:r>
-      <w:r>
-        <w:rPr>
-          <w:rStyle w:val="NormalTok"/>
-        </w:rPr>
-        <w:t xml:space="preserve"> </w:t>
+      </w:r>
+      <w:r>
+        <w:rPr>
+          <w:rStyle w:val="NormalTok"/>
+        </w:rPr>
       </w:r>
       <w:r>
         <w:rPr>
           <w:rStyle w:val="KeywordTok"/>
         </w:rPr>
-        <w:t xml:space="preserve">in</w:t>
-      </w:r>
-      <w:r>
-        <w:rPr>
-          <w:rStyle w:val="NormalTok"/>
-        </w:rPr>
-        <w:t xml:space="preserve"> result:</w:t>
-      </w:r>
-      <w:r>
-        <w:br/>
-      </w:r>
-      <w:r>
-        <w:rPr>
-          <w:rStyle w:val="NormalTok"/>
-        </w:rPr>
-        <w:t xml:space="preserve">        </w:t>
+      </w:r>
+      <w:r>
+        <w:rPr>
+          <w:rStyle w:val="NormalTok"/>
+        </w:rPr>
+      </w:r>
+      <w:r/>
+      <w:r>
+        <w:rPr>
+          <w:rStyle w:val="NormalTok"/>
+        </w:rPr>
       </w:r>
       <w:r>
         <w:rPr>
           <w:rStyle w:val="ControlFlowTok"/>
         </w:rPr>
-        <w:t xml:space="preserve">return</w:t>
-      </w:r>
-      <w:r>
-        <w:rPr>
-          <w:rStyle w:val="NormalTok"/>
-        </w:rPr>
-        <w:t xml:space="preserve"> </w:t>
+      </w:r>
+      <w:r>
+        <w:rPr>
+          <w:rStyle w:val="NormalTok"/>
+        </w:rPr>
       </w:r>
       <w:r>
         <w:rPr>
           <w:rStyle w:val="VariableTok"/>
         </w:rPr>
-        <w:t xml:space="preserve">None</w:t>
-      </w:r>
-      <w:r>
-        <w:br/>
-      </w:r>
-      <w:r>
-        <w:rPr>
-          <w:rStyle w:val="NormalTok"/>
-        </w:rPr>
-        <w:t xml:space="preserve">    </w:t>
+      </w:r>
+      <w:r/>
+      <w:r>
+        <w:rPr>
+          <w:rStyle w:val="NormalTok"/>
+        </w:rPr>
       </w:r>
       <w:r>
         <w:rPr>
           <w:rStyle w:val="ControlFlowTok"/>
         </w:rPr>
-        <w:t xml:space="preserve">if</w:t>
-      </w:r>
-      <w:r>
-        <w:rPr>
-          <w:rStyle w:val="NormalTok"/>
-        </w:rPr>
-        <w:t xml:space="preserve"> </w:t>
+      </w:r>
+      <w:r>
+        <w:rPr>
+          <w:rStyle w:val="NormalTok"/>
+        </w:rPr>
       </w:r>
       <w:r>
         <w:rPr>
           <w:rStyle w:val="KeywordTok"/>
         </w:rPr>
-        <w:t xml:space="preserve">not</w:t>
-      </w:r>
-      <w:r>
-        <w:rPr>
-          <w:rStyle w:val="NormalTok"/>
-        </w:rPr>
-        <w:t xml:space="preserve"> </w:t>
+      </w:r>
+      <w:r>
+        <w:rPr>
+          <w:rStyle w:val="NormalTok"/>
+        </w:rPr>
       </w:r>
       <w:r>
         <w:rPr>
           <w:rStyle w:val="BuiltInTok"/>
         </w:rPr>
-        <w:t xml:space="preserve">isinstance</w:t>
-      </w:r>
-      <w:r>
-        <w:rPr>
-          <w:rStyle w:val="NormalTok"/>
-        </w:rPr>
-        <w:t xml:space="preserve">(result[</w:t>
-      </w:r>
-      <w:r>
-        <w:rPr>
-          <w:rStyle w:val="StringTok"/>
-        </w:rPr>
-        <w:t xml:space="preserve">"contacts"</w:t>
-      </w:r>
-      <w:r>
-        <w:rPr>
-          <w:rStyle w:val="NormalTok"/>
-        </w:rPr>
-        <w:t xml:space="preserve">], </w:t>
+      </w:r>
+      <w:r>
+        <w:rPr>
+          <w:rStyle w:val="NormalTok"/>
+        </w:rPr>
+      </w:r>
+      <w:r>
+        <w:rPr>
+          <w:rStyle w:val="StringTok"/>
+        </w:rPr>
+      </w:r>
+      <w:r>
+        <w:rPr>
+          <w:rStyle w:val="NormalTok"/>
+        </w:rPr>
       </w:r>
       <w:r>
         <w:rPr>
           <w:rStyle w:val="BuiltInTok"/>
         </w:rPr>
-        <w:t xml:space="preserve">list</w:t>
-      </w:r>
-      <w:r>
-        <w:rPr>
-          <w:rStyle w:val="NormalTok"/>
-        </w:rPr>
-        <w:t xml:space="preserve">):</w:t>
-      </w:r>
-      <w:r>
-        <w:br/>
-      </w:r>
-      <w:r>
-        <w:rPr>
-          <w:rStyle w:val="NormalTok"/>
-        </w:rPr>
-        <w:t xml:space="preserve">        </w:t>
+      </w:r>
+      <w:r>
+        <w:rPr>
+          <w:rStyle w:val="NormalTok"/>
+        </w:rPr>
+      </w:r>
+      <w:r/>
+      <w:r>
+        <w:rPr>
+          <w:rStyle w:val="NormalTok"/>
+        </w:rPr>
       </w:r>
       <w:r>
         <w:rPr>
           <w:rStyle w:val="ControlFlowTok"/>
         </w:rPr>
-        <w:t xml:space="preserve">return</w:t>
-      </w:r>
-      <w:r>
-        <w:rPr>
-          <w:rStyle w:val="NormalTok"/>
-        </w:rPr>
-        <w:t xml:space="preserve"> </w:t>
+      </w:r>
+      <w:r>
+        <w:rPr>
+          <w:rStyle w:val="NormalTok"/>
+        </w:rPr>
       </w:r>
       <w:r>
         <w:rPr>
           <w:rStyle w:val="VariableTok"/>
         </w:rPr>
-        <w:t xml:space="preserve">None</w:t>
-      </w:r>
-      <w:r>
-        <w:br/>
-      </w:r>
-      <w:r>
-        <w:rPr>
-          <w:rStyle w:val="NormalTok"/>
-        </w:rPr>
-        <w:t xml:space="preserve">    </w:t>
+      </w:r>
+      <w:r/>
+      <w:r>
+        <w:rPr>
+          <w:rStyle w:val="NormalTok"/>
+        </w:rPr>
       </w:r>
       <w:r>
         <w:rPr>
           <w:rStyle w:val="ControlFlowTok"/>
         </w:rPr>
-        <w:t xml:space="preserve">if</w:t>
-      </w:r>
-      <w:r>
-        <w:rPr>
-          <w:rStyle w:val="NormalTok"/>
-        </w:rPr>
-        <w:t xml:space="preserve"> </w:t>
+      </w:r>
+      <w:r>
+        <w:rPr>
+          <w:rStyle w:val="NormalTok"/>
+        </w:rPr>
       </w:r>
       <w:r>
         <w:rPr>
           <w:rStyle w:val="KeywordTok"/>
         </w:rPr>
-        <w:t xml:space="preserve">not</w:t>
-      </w:r>
-      <w:r>
-        <w:rPr>
-          <w:rStyle w:val="NormalTok"/>
-        </w:rPr>
-        <w:t xml:space="preserve"> </w:t>
+      </w:r>
+      <w:r>
+        <w:rPr>
+          <w:rStyle w:val="NormalTok"/>
+        </w:rPr>
       </w:r>
       <w:r>
         <w:rPr>
           <w:rStyle w:val="BuiltInTok"/>
         </w:rPr>
-        <w:t xml:space="preserve">isinstance</w:t>
-      </w:r>
-      <w:r>
-        <w:rPr>
-          <w:rStyle w:val="NormalTok"/>
-        </w:rPr>
-        <w:t xml:space="preserve">(result[</w:t>
-      </w:r>
-      <w:r>
-        <w:rPr>
-          <w:rStyle w:val="StringTok"/>
-        </w:rPr>
-        <w:t xml:space="preserve">"reason"</w:t>
-      </w:r>
-      <w:r>
-        <w:rPr>
-          <w:rStyle w:val="NormalTok"/>
-        </w:rPr>
-        <w:t xml:space="preserve">], </w:t>
+      </w:r>
+      <w:r>
+        <w:rPr>
+          <w:rStyle w:val="NormalTok"/>
+        </w:rPr>
+      </w:r>
+      <w:r>
+        <w:rPr>
+          <w:rStyle w:val="StringTok"/>
+        </w:rPr>
+      </w:r>
+      <w:r>
+        <w:rPr>
+          <w:rStyle w:val="NormalTok"/>
+        </w:rPr>
       </w:r>
       <w:r>
         <w:rPr>
           <w:rStyle w:val="BuiltInTok"/>
         </w:rPr>
-        <w:t xml:space="preserve">str</w:t>
-      </w:r>
-      <w:r>
-        <w:rPr>
-          <w:rStyle w:val="NormalTok"/>
-        </w:rPr>
-        <w:t xml:space="preserve">) </w:t>
+      </w:r>
+      <w:r>
+        <w:rPr>
+          <w:rStyle w:val="NormalTok"/>
+        </w:rPr>
       </w:r>
       <w:r>
         <w:rPr>
           <w:rStyle w:val="KeywordTok"/>
         </w:rPr>
-        <w:t xml:space="preserve">or</w:t>
-      </w:r>
-      <w:r>
-        <w:rPr>
-          <w:rStyle w:val="NormalTok"/>
-        </w:rPr>
-        <w:t xml:space="preserve"> </w:t>
+      </w:r>
+      <w:r>
+        <w:rPr>
+          <w:rStyle w:val="NormalTok"/>
+        </w:rPr>
       </w:r>
       <w:r>
         <w:rPr>
           <w:rStyle w:val="KeywordTok"/>
         </w:rPr>
-        <w:t xml:space="preserve">not</w:t>
-      </w:r>
-      <w:r>
-        <w:rPr>
-          <w:rStyle w:val="NormalTok"/>
-        </w:rPr>
-        <w:t xml:space="preserve"> result[</w:t>
-      </w:r>
-      <w:r>
-        <w:rPr>
-          <w:rStyle w:val="StringTok"/>
-        </w:rPr>
-        <w:t xml:space="preserve">"reason"</w:t>
-      </w:r>
-      <w:r>
-        <w:rPr>
-          <w:rStyle w:val="NormalTok"/>
-        </w:rPr>
-        <w:t xml:space="preserve">].strip():</w:t>
-      </w:r>
-      <w:r>
-        <w:br/>
-      </w:r>
-      <w:r>
-        <w:rPr>
-          <w:rStyle w:val="NormalTok"/>
-        </w:rPr>
-        <w:t xml:space="preserve">        </w:t>
+      </w:r>
+      <w:r>
+        <w:rPr>
+          <w:rStyle w:val="NormalTok"/>
+        </w:rPr>
+      </w:r>
+      <w:r>
+        <w:rPr>
+          <w:rStyle w:val="StringTok"/>
+        </w:rPr>
+      </w:r>
+      <w:r>
+        <w:rPr>
+          <w:rStyle w:val="NormalTok"/>
+        </w:rPr>
+      </w:r>
+      <w:r/>
+      <w:r>
+        <w:rPr>
+          <w:rStyle w:val="NormalTok"/>
+        </w:rPr>
       </w:r>
       <w:r>
         <w:rPr>
           <w:rStyle w:val="ControlFlowTok"/>
         </w:rPr>
-        <w:t xml:space="preserve">return</w:t>
-      </w:r>
-      <w:r>
-        <w:rPr>
-          <w:rStyle w:val="NormalTok"/>
-        </w:rPr>
-        <w:t xml:space="preserve"> </w:t>
+      </w:r>
+      <w:r>
+        <w:rPr>
+          <w:rStyle w:val="NormalTok"/>
+        </w:rPr>
       </w:r>
       <w:r>
         <w:rPr>
           <w:rStyle w:val="VariableTok"/>
         </w:rPr>
-        <w:t xml:space="preserve">None</w:t>
-      </w:r>
-      <w:r>
-        <w:br/>
-      </w:r>
-      <w:r>
-        <w:rPr>
-          <w:rStyle w:val="NormalTok"/>
-        </w:rPr>
-        <w:t xml:space="preserve">    </w:t>
+      </w:r>
+      <w:r/>
+      <w:r>
+        <w:rPr>
+          <w:rStyle w:val="NormalTok"/>
+        </w:rPr>
       </w:r>
       <w:r>
         <w:rPr>
           <w:rStyle w:val="ControlFlowTok"/>
         </w:rPr>
-        <w:t xml:space="preserve">if</w:t>
-      </w:r>
-      <w:r>
-        <w:rPr>
-          <w:rStyle w:val="NormalTok"/>
-        </w:rPr>
-        <w:t xml:space="preserve"> </w:t>
+      </w:r>
+      <w:r>
+        <w:rPr>
+          <w:rStyle w:val="NormalTok"/>
+        </w:rPr>
       </w:r>
       <w:r>
         <w:rPr>
           <w:rStyle w:val="BuiltInTok"/>
         </w:rPr>
-        <w:t xml:space="preserve">len</w:t>
-      </w:r>
-      <w:r>
-        <w:rPr>
-          <w:rStyle w:val="NormalTok"/>
-        </w:rPr>
-        <w:t xml:space="preserve">(result[</w:t>
-      </w:r>
-      <w:r>
-        <w:rPr>
-          <w:rStyle w:val="StringTok"/>
-        </w:rPr>
-        <w:t xml:space="preserve">"contacts"</w:t>
-      </w:r>
-      <w:r>
-        <w:rPr>
-          <w:rStyle w:val="NormalTok"/>
-        </w:rPr>
-        <w:t xml:space="preserve">]) </w:t>
+      </w:r>
+      <w:r>
+        <w:rPr>
+          <w:rStyle w:val="NormalTok"/>
+        </w:rPr>
+      </w:r>
+      <w:r>
+        <w:rPr>
+          <w:rStyle w:val="StringTok"/>
+        </w:rPr>
+      </w:r>
+      <w:r>
+        <w:rPr>
+          <w:rStyle w:val="NormalTok"/>
+        </w:rPr>
       </w:r>
       <w:r>
         <w:rPr>
           <w:rStyle w:val="OperatorTok"/>
         </w:rPr>
-        <w:t xml:space="preserve">!=</w:t>
-      </w:r>
-      <w:r>
-        <w:rPr>
-          <w:rStyle w:val="NormalTok"/>
-        </w:rPr>
-        <w:t xml:space="preserve"> original_count:</w:t>
-      </w:r>
-      <w:r>
-        <w:br/>
-      </w:r>
-      <w:r>
-        <w:rPr>
-          <w:rStyle w:val="NormalTok"/>
-        </w:rPr>
-        <w:t xml:space="preserve">        </w:t>
+      </w:r>
+      <w:r>
+        <w:rPr>
+          <w:rStyle w:val="NormalTok"/>
+        </w:rPr>
+      </w:r>
+      <w:r/>
+      <w:r>
+        <w:rPr>
+          <w:rStyle w:val="NormalTok"/>
+        </w:rPr>
       </w:r>
       <w:r>
         <w:rPr>
           <w:rStyle w:val="ControlFlowTok"/>
         </w:rPr>
-        <w:t xml:space="preserve">return</w:t>
-      </w:r>
-      <w:r>
-        <w:rPr>
-          <w:rStyle w:val="NormalTok"/>
-        </w:rPr>
-        <w:t xml:space="preserve"> </w:t>
+      </w:r>
+      <w:r>
+        <w:rPr>
+          <w:rStyle w:val="NormalTok"/>
+        </w:rPr>
       </w:r>
       <w:r>
         <w:rPr>
           <w:rStyle w:val="VariableTok"/>
         </w:rPr>
-        <w:t xml:space="preserve">None</w:t>
-      </w:r>
-      <w:r>
-        <w:br/>
-      </w:r>
-      <w:r>
-        <w:rPr>
-          <w:rStyle w:val="NormalTok"/>
-        </w:rPr>
-        <w:t xml:space="preserve">    </w:t>
+      </w:r>
+      <w:r/>
+      <w:r>
+        <w:rPr>
+          <w:rStyle w:val="NormalTok"/>
+        </w:rPr>
       </w:r>
       <w:r>
         <w:rPr>
           <w:rStyle w:val="ControlFlowTok"/>
         </w:rPr>
-        <w:t xml:space="preserve">return</w:t>
-      </w:r>
-      <w:r>
-        <w:rPr>
-          <w:rStyle w:val="NormalTok"/>
-        </w:rPr>
-        <w:t xml:space="preserve"> result</w:t>
-      </w:r>
-      <w:r>
-        <w:br/>
-      </w:r>
-      <w:r>
-        <w:br/>
-      </w:r>
-      <w:r>
-        <w:br/>
-      </w:r>
+      </w:r>
+      <w:r>
+        <w:rPr>
+          <w:rStyle w:val="NormalTok"/>
+        </w:rPr>
+      </w:r>
+      <w:r/>
+      <w:r/>
+      <w:r/>
       <w:r>
         <w:rPr>
           <w:rStyle w:val="ControlFlowTok"/>
         </w:rPr>
-        <w:t xml:space="preserve">async</w:t>
-      </w:r>
-      <w:r>
-        <w:rPr>
-          <w:rStyle w:val="NormalTok"/>
-        </w:rPr>
-        <w:t xml:space="preserve"> </w:t>
+      </w:r>
+      <w:r>
+        <w:rPr>
+          <w:rStyle w:val="NormalTok"/>
+        </w:rPr>
       </w:r>
       <w:r>
         <w:rPr>
           <w:rStyle w:val="KeywordTok"/>
         </w:rPr>
-        <w:t xml:space="preserve">def</w:t>
-      </w:r>
-      <w:r>
-        <w:rPr>
-          <w:rStyle w:val="NormalTok"/>
-        </w:rPr>
-        <w:t xml:space="preserve"> prioritize_contacts(injured: </w:t>
+      </w:r>
+      <w:r>
+        <w:rPr>
+          <w:rStyle w:val="NormalTok"/>
+        </w:rPr>
       </w:r>
       <w:r>
         <w:rPr>
           <w:rStyle w:val="BuiltInTok"/>
         </w:rPr>
-        <w:t xml:space="preserve">bool</w:t>
-      </w:r>
-      <w:r>
-        <w:rPr>
-          <w:rStyle w:val="NormalTok"/>
-        </w:rPr>
-        <w:t xml:space="preserve">, blocking: </w:t>
+      </w:r>
+      <w:r>
+        <w:rPr>
+          <w:rStyle w:val="NormalTok"/>
+        </w:rPr>
       </w:r>
       <w:r>
         <w:rPr>
           <w:rStyle w:val="BuiltInTok"/>
         </w:rPr>
-        <w:t xml:space="preserve">bool</w:t>
-      </w:r>
-      <w:r>
-        <w:rPr>
-          <w:rStyle w:val="NormalTok"/>
-        </w:rPr>
-        <w:t xml:space="preserve">, contacts: </w:t>
+      </w:r>
+      <w:r>
+        <w:rPr>
+          <w:rStyle w:val="NormalTok"/>
+        </w:rPr>
       </w:r>
       <w:r>
         <w:rPr>
           <w:rStyle w:val="BuiltInTok"/>
         </w:rPr>
-        <w:t xml:space="preserve">list</w:t>
-      </w:r>
-      <w:r>
-        <w:rPr>
-          <w:rStyle w:val="NormalTok"/>
-        </w:rPr>
-        <w:t xml:space="preserve">[</w:t>
+      </w:r>
+      <w:r>
+        <w:rPr>
+          <w:rStyle w:val="NormalTok"/>
+        </w:rPr>
       </w:r>
       <w:r>
         <w:rPr>
           <w:rStyle w:val="BuiltInTok"/>
         </w:rPr>
-        <w:t xml:space="preserve">dict</w:t>
-      </w:r>
-      <w:r>
-        <w:rPr>
-          <w:rStyle w:val="NormalTok"/>
-        </w:rPr>
-        <w:t xml:space="preserve">]) </w:t>
+      </w:r>
+      <w:r>
+        <w:rPr>
+          <w:rStyle w:val="NormalTok"/>
+        </w:rPr>
       </w:r>
       <w:r>
         <w:rPr>
           <w:rStyle w:val="OperatorTok"/>
         </w:rPr>
-        <w:t xml:space="preserve">-&gt;</w:t>
-      </w:r>
-      <w:r>
-        <w:rPr>
-          <w:rStyle w:val="NormalTok"/>
-        </w:rPr>
-        <w:t xml:space="preserve"> </w:t>
+      </w:r>
+      <w:r>
+        <w:rPr>
+          <w:rStyle w:val="NormalTok"/>
+        </w:rPr>
       </w:r>
       <w:r>
         <w:rPr>
           <w:rStyle w:val="BuiltInTok"/>
         </w:rPr>
-        <w:t xml:space="preserve">dict</w:t>
-      </w:r>
-      <w:r>
-        <w:rPr>
-          <w:rStyle w:val="NormalTok"/>
-        </w:rPr>
-        <w:t xml:space="preserve">:</w:t>
-      </w:r>
-      <w:r>
-        <w:br/>
-      </w:r>
-      <w:r>
-        <w:rPr>
-          <w:rStyle w:val="NormalTok"/>
-        </w:rPr>
-        <w:t xml:space="preserve">    </w:t>
+      </w:r>
+      <w:r>
+        <w:rPr>
+          <w:rStyle w:val="NormalTok"/>
+        </w:rPr>
+      </w:r>
+      <w:r/>
+      <w:r>
+        <w:rPr>
+          <w:rStyle w:val="NormalTok"/>
+        </w:rPr>
       </w:r>
       <w:r>
         <w:rPr>
           <w:rStyle w:val="ControlFlowTok"/>
         </w:rPr>
-        <w:t xml:space="preserve">if</w:t>
-      </w:r>
-      <w:r>
-        <w:rPr>
-          <w:rStyle w:val="NormalTok"/>
-        </w:rPr>
-        <w:t xml:space="preserve"> </w:t>
+      </w:r>
+      <w:r>
+        <w:rPr>
+          <w:rStyle w:val="NormalTok"/>
+        </w:rPr>
       </w:r>
       <w:r>
         <w:rPr>
           <w:rStyle w:val="KeywordTok"/>
         </w:rPr>
-        <w:t xml:space="preserve">not</w:t>
-      </w:r>
-      <w:r>
-        <w:rPr>
-          <w:rStyle w:val="NormalTok"/>
-        </w:rPr>
-        <w:t xml:space="preserve"> contacts:</w:t>
-      </w:r>
-      <w:r>
-        <w:br/>
-      </w:r>
-      <w:r>
-        <w:rPr>
-          <w:rStyle w:val="NormalTok"/>
-        </w:rPr>
-        <w:t xml:space="preserve">        </w:t>
+      </w:r>
+      <w:r>
+        <w:rPr>
+          <w:rStyle w:val="NormalTok"/>
+        </w:rPr>
+      </w:r>
+      <w:r/>
+      <w:r>
+        <w:rPr>
+          <w:rStyle w:val="NormalTok"/>
+        </w:rPr>
       </w:r>
       <w:r>
         <w:rPr>
           <w:rStyle w:val="ControlFlowTok"/>
         </w:rPr>
-        <w:t xml:space="preserve">return</w:t>
-      </w:r>
-      <w:r>
-        <w:rPr>
-          <w:rStyle w:val="NormalTok"/>
-        </w:rPr>
-        <w:t xml:space="preserve"> {</w:t>
-      </w:r>
-      <w:r>
-        <w:rPr>
-          <w:rStyle w:val="StringTok"/>
-        </w:rPr>
-        <w:t xml:space="preserve">"contacts"</w:t>
-      </w:r>
-      <w:r>
-        <w:rPr>
-          <w:rStyle w:val="NormalTok"/>
-        </w:rPr>
-        <w:t xml:space="preserve">: [], </w:t>
-      </w:r>
-      <w:r>
-        <w:rPr>
-          <w:rStyle w:val="StringTok"/>
-        </w:rPr>
-        <w:t xml:space="preserve">"reason"</w:t>
-      </w:r>
-      <w:r>
-        <w:rPr>
-          <w:rStyle w:val="NormalTok"/>
-        </w:rPr>
-        <w:t xml:space="preserve">: </w:t>
-      </w:r>
-      <w:r>
-        <w:rPr>
-          <w:rStyle w:val="StringTok"/>
-        </w:rPr>
-        <w:t xml:space="preserve">"No nearby services found"</w:t>
-      </w:r>
-      <w:r>
-        <w:rPr>
-          <w:rStyle w:val="NormalTok"/>
-        </w:rPr>
-        <w:t xml:space="preserve">}</w:t>
-      </w:r>
-      <w:r>
-        <w:br/>
-      </w:r>
-      <w:r>
-        <w:br/>
-      </w:r>
-      <w:r>
-        <w:rPr>
-          <w:rStyle w:val="NormalTok"/>
-        </w:rPr>
-        <w:t xml:space="preserve">    api_key </w:t>
+      </w:r>
+      <w:r>
+        <w:rPr>
+          <w:rStyle w:val="NormalTok"/>
+        </w:rPr>
+      </w:r>
+      <w:r>
+        <w:rPr>
+          <w:rStyle w:val="StringTok"/>
+        </w:rPr>
+      </w:r>
+      <w:r>
+        <w:rPr>
+          <w:rStyle w:val="NormalTok"/>
+        </w:rPr>
+      </w:r>
+      <w:r>
+        <w:rPr>
+          <w:rStyle w:val="StringTok"/>
+        </w:rPr>
+      </w:r>
+      <w:r>
+        <w:rPr>
+          <w:rStyle w:val="NormalTok"/>
+        </w:rPr>
+      </w:r>
+      <w:r>
+        <w:rPr>
+          <w:rStyle w:val="StringTok"/>
+        </w:rPr>
+      </w:r>
+      <w:r>
+        <w:rPr>
+          <w:rStyle w:val="NormalTok"/>
+        </w:rPr>
+      </w:r>
+      <w:r/>
+      <w:r/>
+      <w:r>
+        <w:rPr>
+          <w:rStyle w:val="NormalTok"/>
+        </w:rPr>
       </w:r>
       <w:r>
         <w:rPr>
           <w:rStyle w:val="OperatorTok"/>
         </w:rPr>
-        <w:t xml:space="preserve">=</w:t>
-      </w:r>
-      <w:r>
-        <w:rPr>
-          <w:rStyle w:val="NormalTok"/>
-        </w:rPr>
-        <w:t xml:space="preserve"> os.getenv(</w:t>
-      </w:r>
-      <w:r>
-        <w:rPr>
-          <w:rStyle w:val="StringTok"/>
-        </w:rPr>
-        <w:t xml:space="preserve">"GEMINI_API_KEY"</w:t>
-      </w:r>
-      <w:r>
-        <w:rPr>
-          <w:rStyle w:val="NormalTok"/>
-        </w:rPr>
-        <w:t xml:space="preserve">, </w:t>
-      </w:r>
-      <w:r>
-        <w:rPr>
-          <w:rStyle w:val="StringTok"/>
-        </w:rPr>
-        <w:t xml:space="preserve">""</w:t>
-      </w:r>
-      <w:r>
-        <w:rPr>
-          <w:rStyle w:val="NormalTok"/>
-        </w:rPr>
-        <w:t xml:space="preserve">)</w:t>
-      </w:r>
-      <w:r>
-        <w:br/>
-      </w:r>
-      <w:r>
-        <w:rPr>
-          <w:rStyle w:val="NormalTok"/>
-        </w:rPr>
-        <w:t xml:space="preserve">    </w:t>
+      </w:r>
+      <w:r>
+        <w:rPr>
+          <w:rStyle w:val="NormalTok"/>
+        </w:rPr>
+      </w:r>
+      <w:r>
+        <w:rPr>
+          <w:rStyle w:val="StringTok"/>
+        </w:rPr>
+      </w:r>
+      <w:r>
+        <w:rPr>
+          <w:rStyle w:val="NormalTok"/>
+        </w:rPr>
+      </w:r>
+      <w:r>
+        <w:rPr>
+          <w:rStyle w:val="StringTok"/>
+        </w:rPr>
+      </w:r>
+      <w:r>
+        <w:rPr>
+          <w:rStyle w:val="NormalTok"/>
+        </w:rPr>
+      </w:r>
+      <w:r/>
+      <w:r>
+        <w:rPr>
+          <w:rStyle w:val="NormalTok"/>
+        </w:rPr>
       </w:r>
       <w:r>
         <w:rPr>
           <w:rStyle w:val="ControlFlowTok"/>
         </w:rPr>
-        <w:t xml:space="preserve">if</w:t>
-      </w:r>
-      <w:r>
-        <w:rPr>
-          <w:rStyle w:val="NormalTok"/>
-        </w:rPr>
-        <w:t xml:space="preserve"> </w:t>
+      </w:r>
+      <w:r>
+        <w:rPr>
+          <w:rStyle w:val="NormalTok"/>
+        </w:rPr>
       </w:r>
       <w:r>
         <w:rPr>
           <w:rStyle w:val="KeywordTok"/>
         </w:rPr>
-        <w:t xml:space="preserve">not</w:t>
-      </w:r>
-      <w:r>
-        <w:rPr>
-          <w:rStyle w:val="NormalTok"/>
-        </w:rPr>
-        <w:t xml:space="preserve"> api_key:</w:t>
-      </w:r>
-      <w:r>
-        <w:br/>
-      </w:r>
-      <w:r>
-        <w:rPr>
-          <w:rStyle w:val="NormalTok"/>
-        </w:rPr>
-        <w:t xml:space="preserve">        logger.info(</w:t>
-      </w:r>
-      <w:r>
-        <w:rPr>
-          <w:rStyle w:val="StringTok"/>
-        </w:rPr>
-        <w:t xml:space="preserve">"GEMINI_API_KEY not set [U+2014] using rule-based triage"</w:t>
-      </w:r>
-      <w:r>
-        <w:rPr>
-          <w:rStyle w:val="NormalTok"/>
-        </w:rPr>
-        <w:t xml:space="preserve">)</w:t>
-      </w:r>
-      <w:r>
-        <w:br/>
-      </w:r>
-      <w:r>
-        <w:rPr>
-          <w:rStyle w:val="NormalTok"/>
-        </w:rPr>
-        <w:t xml:space="preserve">        </w:t>
+      </w:r>
+      <w:r>
+        <w:rPr>
+          <w:rStyle w:val="NormalTok"/>
+        </w:rPr>
+      </w:r>
+      <w:r/>
+      <w:r>
+        <w:rPr>
+          <w:rStyle w:val="NormalTok"/>
+        </w:rPr>
+      </w:r>
+      <w:r>
+        <w:rPr>
+          <w:rStyle w:val="StringTok"/>
+        </w:rPr>
+      </w:r>
+      <w:r>
+        <w:rPr>
+          <w:rStyle w:val="NormalTok"/>
+        </w:rPr>
+      </w:r>
+      <w:r/>
+      <w:r>
+        <w:rPr>
+          <w:rStyle w:val="NormalTok"/>
+        </w:rPr>
       </w:r>
       <w:r>
         <w:rPr>
           <w:rStyle w:val="ControlFlowTok"/>
         </w:rPr>
-        <w:t xml:space="preserve">return</w:t>
-      </w:r>
-      <w:r>
-        <w:rPr>
-          <w:rStyle w:val="NormalTok"/>
-        </w:rPr>
-        <w:t xml:space="preserve"> rule_based_triage(injured, blocking, contacts)</w:t>
-      </w:r>
-      <w:r>
-        <w:br/>
-      </w:r>
-      <w:r>
-        <w:br/>
-      </w:r>
-      <w:r>
-        <w:rPr>
-          <w:rStyle w:val="NormalTok"/>
-        </w:rPr>
-        <w:t xml:space="preserve">    </w:t>
+      </w:r>
+      <w:r>
+        <w:rPr>
+          <w:rStyle w:val="NormalTok"/>
+        </w:rPr>
+      </w:r>
+      <w:r/>
+      <w:r/>
+      <w:r>
+        <w:rPr>
+          <w:rStyle w:val="NormalTok"/>
+        </w:rPr>
       </w:r>
       <w:r>
         <w:rPr>
           <w:rStyle w:val="ControlFlowTok"/>
         </w:rPr>
-        <w:t xml:space="preserve">if</w:t>
-      </w:r>
-      <w:r>
-        <w:rPr>
-          <w:rStyle w:val="NormalTok"/>
-        </w:rPr>
-        <w:t xml:space="preserve"> </w:t>
+      </w:r>
+      <w:r>
+        <w:rPr>
+          <w:rStyle w:val="NormalTok"/>
+        </w:rPr>
       </w:r>
       <w:r>
         <w:rPr>
           <w:rStyle w:val="KeywordTok"/>
         </w:rPr>
-        <w:t xml:space="preserve">not</w:t>
-      </w:r>
-      <w:r>
-        <w:rPr>
-          <w:rStyle w:val="NormalTok"/>
-        </w:rPr>
-        <w:t xml:space="preserve"> gemini_quota.can_call():</w:t>
-      </w:r>
-      <w:r>
-        <w:br/>
-      </w:r>
-      <w:r>
-        <w:rPr>
-          <w:rStyle w:val="NormalTok"/>
-        </w:rPr>
-        <w:t xml:space="preserve">        logger.info(</w:t>
-      </w:r>
-      <w:r>
-        <w:rPr>
-          <w:rStyle w:val="StringTok"/>
-        </w:rPr>
-        <w:t xml:space="preserve">"Gemini quota guard triggered [U+2014] using rule-based triage"</w:t>
-      </w:r>
-      <w:r>
-        <w:rPr>
-          <w:rStyle w:val="NormalTok"/>
-        </w:rPr>
-        <w:t xml:space="preserve">)</w:t>
-      </w:r>
-      <w:r>
-        <w:br/>
-      </w:r>
-      <w:r>
-        <w:rPr>
-          <w:rStyle w:val="NormalTok"/>
-        </w:rPr>
-        <w:t xml:space="preserve">        </w:t>
+      </w:r>
+      <w:r>
+        <w:rPr>
+          <w:rStyle w:val="NormalTok"/>
+        </w:rPr>
+      </w:r>
+      <w:r/>
+      <w:r>
+        <w:rPr>
+          <w:rStyle w:val="NormalTok"/>
+        </w:rPr>
+      </w:r>
+      <w:r>
+        <w:rPr>
+          <w:rStyle w:val="StringTok"/>
+        </w:rPr>
+      </w:r>
+      <w:r>
+        <w:rPr>
+          <w:rStyle w:val="NormalTok"/>
+        </w:rPr>
+      </w:r>
+      <w:r/>
+      <w:r>
+        <w:rPr>
+          <w:rStyle w:val="NormalTok"/>
+        </w:rPr>
       </w:r>
       <w:r>
         <w:rPr>
           <w:rStyle w:val="ControlFlowTok"/>
         </w:rPr>
-        <w:t xml:space="preserve">return</w:t>
-      </w:r>
-      <w:r>
-        <w:rPr>
-          <w:rStyle w:val="NormalTok"/>
-        </w:rPr>
-        <w:t xml:space="preserve"> rule_based_triage(injured, blocking, contacts)</w:t>
-      </w:r>
-      <w:r>
-        <w:br/>
-      </w:r>
-      <w:r>
-        <w:br/>
-      </w:r>
-      <w:r>
-        <w:rPr>
-          <w:rStyle w:val="NormalTok"/>
-        </w:rPr>
-        <w:t xml:space="preserve">    </w:t>
+      </w:r>
+      <w:r>
+        <w:rPr>
+          <w:rStyle w:val="NormalTok"/>
+        </w:rPr>
+      </w:r>
+      <w:r/>
+      <w:r/>
+      <w:r>
+        <w:rPr>
+          <w:rStyle w:val="NormalTok"/>
+        </w:rPr>
       </w:r>
       <w:r>
         <w:rPr>
           <w:rStyle w:val="ControlFlowTok"/>
         </w:rPr>
-        <w:t xml:space="preserve">try</w:t>
-      </w:r>
-      <w:r>
-        <w:rPr>
-          <w:rStyle w:val="NormalTok"/>
-        </w:rPr>
-        <w:t xml:space="preserve">:</w:t>
-      </w:r>
-      <w:r>
-        <w:br/>
-      </w:r>
-      <w:r>
-        <w:rPr>
-          <w:rStyle w:val="NormalTok"/>
-        </w:rPr>
-        <w:t xml:space="preserve">        situation </w:t>
+      </w:r>
+      <w:r>
+        <w:rPr>
+          <w:rStyle w:val="NormalTok"/>
+        </w:rPr>
+      </w:r>
+      <w:r/>
+      <w:r>
+        <w:rPr>
+          <w:rStyle w:val="NormalTok"/>
+        </w:rPr>
       </w:r>
       <w:r>
         <w:rPr>
           <w:rStyle w:val="OperatorTok"/>
         </w:rPr>
-        <w:t xml:space="preserve">=</w:t>
-      </w:r>
-      <w:r>
-        <w:rPr>
-          <w:rStyle w:val="NormalTok"/>
-        </w:rPr>
-        <w:t xml:space="preserve"> []</w:t>
-      </w:r>
-      <w:r>
-        <w:br/>
-      </w:r>
-      <w:r>
-        <w:rPr>
-          <w:rStyle w:val="NormalTok"/>
-        </w:rPr>
-        <w:t xml:space="preserve">        </w:t>
+      </w:r>
+      <w:r>
+        <w:rPr>
+          <w:rStyle w:val="NormalTok"/>
+        </w:rPr>
+      </w:r>
+      <w:r/>
+      <w:r>
+        <w:rPr>
+          <w:rStyle w:val="NormalTok"/>
+        </w:rPr>
       </w:r>
       <w:r>
         <w:rPr>
           <w:rStyle w:val="ControlFlowTok"/>
         </w:rPr>
-        <w:t xml:space="preserve">if</w:t>
-      </w:r>
-      <w:r>
-        <w:rPr>
-          <w:rStyle w:val="NormalTok"/>
-        </w:rPr>
-        <w:t xml:space="preserve"> injured:</w:t>
-      </w:r>
-      <w:r>
-        <w:br/>
-      </w:r>
-      <w:r>
-        <w:rPr>
-          <w:rStyle w:val="NormalTok"/>
-        </w:rPr>
-        <w:t xml:space="preserve">            situation.append(</w:t>
-      </w:r>
-      <w:r>
-        <w:rPr>
-          <w:rStyle w:val="StringTok"/>
-        </w:rPr>
-        <w:t xml:space="preserve">"PEOPLE ARE INJURED and need medical attention"</w:t>
-      </w:r>
-      <w:r>
-        <w:rPr>
-          <w:rStyle w:val="NormalTok"/>
-        </w:rPr>
-        <w:t xml:space="preserve">)</w:t>
-      </w:r>
-      <w:r>
-        <w:br/>
-      </w:r>
-      <w:r>
-        <w:rPr>
-          <w:rStyle w:val="NormalTok"/>
-        </w:rPr>
-        <w:t xml:space="preserve">        </w:t>
+      </w:r>
+      <w:r>
+        <w:rPr>
+          <w:rStyle w:val="NormalTok"/>
+        </w:rPr>
+      </w:r>
+      <w:r/>
+      <w:r>
+        <w:rPr>
+          <w:rStyle w:val="NormalTok"/>
+        </w:rPr>
+      </w:r>
+      <w:r>
+        <w:rPr>
+          <w:rStyle w:val="StringTok"/>
+        </w:rPr>
+      </w:r>
+      <w:r>
+        <w:rPr>
+          <w:rStyle w:val="NormalTok"/>
+        </w:rPr>
+      </w:r>
+      <w:r/>
+      <w:r>
+        <w:rPr>
+          <w:rStyle w:val="NormalTok"/>
+        </w:rPr>
       </w:r>
       <w:r>
         <w:rPr>
           <w:rStyle w:val="ControlFlowTok"/>
         </w:rPr>
-        <w:t xml:space="preserve">if</w:t>
-      </w:r>
-      <w:r>
-        <w:rPr>
-          <w:rStyle w:val="NormalTok"/>
-        </w:rPr>
-        <w:t xml:space="preserve"> blocking:</w:t>
-      </w:r>
-      <w:r>
-        <w:br/>
-      </w:r>
-      <w:r>
-        <w:rPr>
-          <w:rStyle w:val="NormalTok"/>
-        </w:rPr>
-        <w:t xml:space="preserve">            situation.append(</w:t>
-      </w:r>
-      <w:r>
-        <w:rPr>
-          <w:rStyle w:val="StringTok"/>
-        </w:rPr>
-        <w:t xml:space="preserve">"THE VEHICLE IS BLOCKING THE ROAD"</w:t>
-      </w:r>
-      <w:r>
-        <w:rPr>
-          <w:rStyle w:val="NormalTok"/>
-        </w:rPr>
-        <w:t xml:space="preserve">)</w:t>
-      </w:r>
-      <w:r>
-        <w:br/>
-      </w:r>
-      <w:r>
-        <w:rPr>
-          <w:rStyle w:val="NormalTok"/>
-        </w:rPr>
-        <w:t xml:space="preserve">        </w:t>
+      </w:r>
+      <w:r>
+        <w:rPr>
+          <w:rStyle w:val="NormalTok"/>
+        </w:rPr>
+      </w:r>
+      <w:r/>
+      <w:r>
+        <w:rPr>
+          <w:rStyle w:val="NormalTok"/>
+        </w:rPr>
+      </w:r>
+      <w:r>
+        <w:rPr>
+          <w:rStyle w:val="StringTok"/>
+        </w:rPr>
+      </w:r>
+      <w:r>
+        <w:rPr>
+          <w:rStyle w:val="NormalTok"/>
+        </w:rPr>
+      </w:r>
+      <w:r/>
+      <w:r>
+        <w:rPr>
+          <w:rStyle w:val="NormalTok"/>
+        </w:rPr>
       </w:r>
       <w:r>
         <w:rPr>
           <w:rStyle w:val="ControlFlowTok"/>
         </w:rPr>
-        <w:t xml:space="preserve">if</w:t>
-      </w:r>
-      <w:r>
-        <w:rPr>
-          <w:rStyle w:val="NormalTok"/>
-        </w:rPr>
-        <w:t xml:space="preserve"> </w:t>
+      </w:r>
+      <w:r>
+        <w:rPr>
+          <w:rStyle w:val="NormalTok"/>
+        </w:rPr>
       </w:r>
       <w:r>
         <w:rPr>
           <w:rStyle w:val="KeywordTok"/>
         </w:rPr>
-        <w:t xml:space="preserve">not</w:t>
-      </w:r>
-      <w:r>
-        <w:rPr>
-          <w:rStyle w:val="NormalTok"/>
-        </w:rPr>
-        <w:t xml:space="preserve"> situation:</w:t>
-      </w:r>
-      <w:r>
-        <w:br/>
-      </w:r>
-      <w:r>
-        <w:rPr>
-          <w:rStyle w:val="NormalTok"/>
-        </w:rPr>
-        <w:t xml:space="preserve">            situation.append(</w:t>
-      </w:r>
-      <w:r>
-        <w:rPr>
-          <w:rStyle w:val="StringTok"/>
-        </w:rPr>
-        <w:t xml:space="preserve">"no injuries, vehicle may need roadside assistance"</w:t>
-      </w:r>
-      <w:r>
-        <w:rPr>
-          <w:rStyle w:val="NormalTok"/>
-        </w:rPr>
-        <w:t xml:space="preserve">)</w:t>
-      </w:r>
-      <w:r>
-        <w:br/>
-      </w:r>
-      <w:r>
-        <w:rPr>
-          <w:rStyle w:val="NormalTok"/>
-        </w:rPr>
-        <w:t xml:space="preserve">        situation_text </w:t>
+      </w:r>
+      <w:r>
+        <w:rPr>
+          <w:rStyle w:val="NormalTok"/>
+        </w:rPr>
+      </w:r>
+      <w:r/>
+      <w:r>
+        <w:rPr>
+          <w:rStyle w:val="NormalTok"/>
+        </w:rPr>
+      </w:r>
+      <w:r>
+        <w:rPr>
+          <w:rStyle w:val="StringTok"/>
+        </w:rPr>
+      </w:r>
+      <w:r>
+        <w:rPr>
+          <w:rStyle w:val="NormalTok"/>
+        </w:rPr>
+      </w:r>
+      <w:r/>
+      <w:r>
+        <w:rPr>
+          <w:rStyle w:val="NormalTok"/>
+        </w:rPr>
       </w:r>
       <w:r>
         <w:rPr>
           <w:rStyle w:val="OperatorTok"/>
         </w:rPr>
-        <w:t xml:space="preserve">=</w:t>
-      </w:r>
-      <w:r>
-        <w:rPr>
-          <w:rStyle w:val="NormalTok"/>
-        </w:rPr>
-        <w:t xml:space="preserve"> </w:t>
-      </w:r>
-      <w:r>
-        <w:rPr>
-          <w:rStyle w:val="StringTok"/>
-        </w:rPr>
-        <w:t xml:space="preserve">"; "</w:t>
-      </w:r>
-      <w:r>
-        <w:rPr>
-          <w:rStyle w:val="NormalTok"/>
-        </w:rPr>
-        <w:t xml:space="preserve">.join(situation)</w:t>
-      </w:r>
-      <w:r>
-        <w:br/>
-      </w:r>
-      <w:r>
-        <w:br/>
-      </w:r>
-      <w:r>
-        <w:rPr>
-          <w:rStyle w:val="NormalTok"/>
-        </w:rPr>
-        <w:t xml:space="preserve">        summary </w:t>
+      </w:r>
+      <w:r>
+        <w:rPr>
+          <w:rStyle w:val="NormalTok"/>
+        </w:rPr>
+      </w:r>
+      <w:r>
+        <w:rPr>
+          <w:rStyle w:val="StringTok"/>
+        </w:rPr>
+      </w:r>
+      <w:r>
+        <w:rPr>
+          <w:rStyle w:val="NormalTok"/>
+        </w:rPr>
+      </w:r>
+      <w:r/>
+      <w:r/>
+      <w:r>
+        <w:rPr>
+          <w:rStyle w:val="NormalTok"/>
+        </w:rPr>
       </w:r>
       <w:r>
         <w:rPr>
           <w:rStyle w:val="OperatorTok"/>
         </w:rPr>
-        <w:t xml:space="preserve">=</w:t>
-      </w:r>
-      <w:r>
-        <w:rPr>
-          <w:rStyle w:val="NormalTok"/>
-        </w:rPr>
-        <w:t xml:space="preserve"> [</w:t>
-      </w:r>
-      <w:r>
-        <w:br/>
-      </w:r>
-      <w:r>
-        <w:rPr>
-          <w:rStyle w:val="NormalTok"/>
-        </w:rPr>
-        <w:t xml:space="preserve">            {</w:t>
-      </w:r>
-      <w:r>
-        <w:br/>
-      </w:r>
-      <w:r>
-        <w:rPr>
-          <w:rStyle w:val="NormalTok"/>
-        </w:rPr>
-        <w:t xml:space="preserve">                </w:t>
-      </w:r>
-      <w:r>
-        <w:rPr>
-          <w:rStyle w:val="StringTok"/>
-        </w:rPr>
-        <w:t xml:space="preserve">"name"</w:t>
-      </w:r>
-      <w:r>
-        <w:rPr>
-          <w:rStyle w:val="NormalTok"/>
-        </w:rPr>
-        <w:t xml:space="preserve">: c.get(</w:t>
-      </w:r>
-      <w:r>
-        <w:rPr>
-          <w:rStyle w:val="StringTok"/>
-        </w:rPr>
-        <w:t xml:space="preserve">"name"</w:t>
-      </w:r>
-      <w:r>
-        <w:rPr>
-          <w:rStyle w:val="NormalTok"/>
-        </w:rPr>
-        <w:t xml:space="preserve">, </w:t>
-      </w:r>
-      <w:r>
-        <w:rPr>
-          <w:rStyle w:val="StringTok"/>
-        </w:rPr>
-        <w:t xml:space="preserve">"?"</w:t>
-      </w:r>
-      <w:r>
-        <w:rPr>
-          <w:rStyle w:val="NormalTok"/>
-        </w:rPr>
-        <w:t xml:space="preserve">),</w:t>
-      </w:r>
-      <w:r>
-        <w:br/>
-      </w:r>
-      <w:r>
-        <w:rPr>
-          <w:rStyle w:val="NormalTok"/>
-        </w:rPr>
-        <w:t xml:space="preserve">                </w:t>
-      </w:r>
-      <w:r>
-        <w:rPr>
-          <w:rStyle w:val="StringTok"/>
-        </w:rPr>
-        <w:t xml:space="preserve">"category"</w:t>
-      </w:r>
-      <w:r>
-        <w:rPr>
-          <w:rStyle w:val="NormalTok"/>
-        </w:rPr>
-        <w:t xml:space="preserve">: c.get(</w:t>
-      </w:r>
-      <w:r>
-        <w:rPr>
-          <w:rStyle w:val="StringTok"/>
-        </w:rPr>
-        <w:t xml:space="preserve">"category"</w:t>
-      </w:r>
-      <w:r>
-        <w:rPr>
-          <w:rStyle w:val="NormalTok"/>
-        </w:rPr>
-        <w:t xml:space="preserve">, </w:t>
-      </w:r>
-      <w:r>
-        <w:rPr>
-          <w:rStyle w:val="StringTok"/>
-        </w:rPr>
-        <w:t xml:space="preserve">"?"</w:t>
-      </w:r>
-      <w:r>
-        <w:rPr>
-          <w:rStyle w:val="NormalTok"/>
-        </w:rPr>
-        <w:t xml:space="preserve">),</w:t>
-      </w:r>
-      <w:r>
-        <w:br/>
-      </w:r>
-      <w:r>
-        <w:rPr>
-          <w:rStyle w:val="NormalTok"/>
-        </w:rPr>
-        <w:t xml:space="preserve">                </w:t>
-      </w:r>
-      <w:r>
-        <w:rPr>
-          <w:rStyle w:val="StringTok"/>
-        </w:rPr>
-        <w:t xml:space="preserve">"distance_km"</w:t>
-      </w:r>
-      <w:r>
-        <w:rPr>
-          <w:rStyle w:val="NormalTok"/>
-        </w:rPr>
-        <w:t xml:space="preserve">: c.get(</w:t>
-      </w:r>
-      <w:r>
-        <w:rPr>
-          <w:rStyle w:val="StringTok"/>
-        </w:rPr>
-        <w:t xml:space="preserve">"distance"</w:t>
-      </w:r>
-      <w:r>
-        <w:rPr>
-          <w:rStyle w:val="NormalTok"/>
-        </w:rPr>
-        <w:t xml:space="preserve">, </w:t>
-      </w:r>
-      <w:r>
-        <w:rPr>
-          <w:rStyle w:val="StringTok"/>
-        </w:rPr>
-        <w:t xml:space="preserve">"?"</w:t>
-      </w:r>
-      <w:r>
-        <w:rPr>
-          <w:rStyle w:val="NormalTok"/>
-        </w:rPr>
-        <w:t xml:space="preserve">),</w:t>
-      </w:r>
-      <w:r>
-        <w:br/>
-      </w:r>
-      <w:r>
-        <w:rPr>
-          <w:rStyle w:val="NormalTok"/>
-        </w:rPr>
-        <w:t xml:space="preserve">            }</w:t>
-      </w:r>
-      <w:r>
-        <w:br/>
-      </w:r>
-      <w:r>
-        <w:rPr>
-          <w:rStyle w:val="NormalTok"/>
-        </w:rPr>
-        <w:t xml:space="preserve">            </w:t>
+      </w:r>
+      <w:r>
+        <w:rPr>
+          <w:rStyle w:val="NormalTok"/>
+        </w:rPr>
+      </w:r>
+      <w:r/>
+      <w:r>
+        <w:rPr>
+          <w:rStyle w:val="NormalTok"/>
+        </w:rPr>
+      </w:r>
+      <w:r/>
+      <w:r>
+        <w:rPr>
+          <w:rStyle w:val="NormalTok"/>
+        </w:rPr>
+      </w:r>
+      <w:r>
+        <w:rPr>
+          <w:rStyle w:val="StringTok"/>
+        </w:rPr>
+      </w:r>
+      <w:r>
+        <w:rPr>
+          <w:rStyle w:val="NormalTok"/>
+        </w:rPr>
+      </w:r>
+      <w:r>
+        <w:rPr>
+          <w:rStyle w:val="StringTok"/>
+        </w:rPr>
+      </w:r>
+      <w:r>
+        <w:rPr>
+          <w:rStyle w:val="NormalTok"/>
+        </w:rPr>
+      </w:r>
+      <w:r>
+        <w:rPr>
+          <w:rStyle w:val="StringTok"/>
+        </w:rPr>
+      </w:r>
+      <w:r>
+        <w:rPr>
+          <w:rStyle w:val="NormalTok"/>
+        </w:rPr>
+      </w:r>
+      <w:r/>
+      <w:r>
+        <w:rPr>
+          <w:rStyle w:val="NormalTok"/>
+        </w:rPr>
+      </w:r>
+      <w:r>
+        <w:rPr>
+          <w:rStyle w:val="StringTok"/>
+        </w:rPr>
+      </w:r>
+      <w:r>
+        <w:rPr>
+          <w:rStyle w:val="NormalTok"/>
+        </w:rPr>
+      </w:r>
+      <w:r>
+        <w:rPr>
+          <w:rStyle w:val="StringTok"/>
+        </w:rPr>
+      </w:r>
+      <w:r>
+        <w:rPr>
+          <w:rStyle w:val="NormalTok"/>
+        </w:rPr>
+      </w:r>
+      <w:r>
+        <w:rPr>
+          <w:rStyle w:val="StringTok"/>
+        </w:rPr>
+      </w:r>
+      <w:r>
+        <w:rPr>
+          <w:rStyle w:val="NormalTok"/>
+        </w:rPr>
+      </w:r>
+      <w:r/>
+      <w:r>
+        <w:rPr>
+          <w:rStyle w:val="NormalTok"/>
+        </w:rPr>
+      </w:r>
+      <w:r>
+        <w:rPr>
+          <w:rStyle w:val="StringTok"/>
+        </w:rPr>
+      </w:r>
+      <w:r>
+        <w:rPr>
+          <w:rStyle w:val="NormalTok"/>
+        </w:rPr>
+      </w:r>
+      <w:r>
+        <w:rPr>
+          <w:rStyle w:val="StringTok"/>
+        </w:rPr>
+      </w:r>
+      <w:r>
+        <w:rPr>
+          <w:rStyle w:val="NormalTok"/>
+        </w:rPr>
+      </w:r>
+      <w:r>
+        <w:rPr>
+          <w:rStyle w:val="StringTok"/>
+        </w:rPr>
+      </w:r>
+      <w:r>
+        <w:rPr>
+          <w:rStyle w:val="NormalTok"/>
+        </w:rPr>
+      </w:r>
+      <w:r/>
+      <w:r>
+        <w:rPr>
+          <w:rStyle w:val="NormalTok"/>
+        </w:rPr>
+      </w:r>
+      <w:r/>
+      <w:r>
+        <w:rPr>
+          <w:rStyle w:val="NormalTok"/>
+        </w:rPr>
       </w:r>
       <w:r>
         <w:rPr>
           <w:rStyle w:val="ControlFlowTok"/>
         </w:rPr>
-        <w:t xml:space="preserve">for</w:t>
-      </w:r>
-      <w:r>
-        <w:rPr>
-          <w:rStyle w:val="NormalTok"/>
-        </w:rPr>
-        <w:t xml:space="preserve"> c </w:t>
+      </w:r>
+      <w:r>
+        <w:rPr>
+          <w:rStyle w:val="NormalTok"/>
+        </w:rPr>
       </w:r>
       <w:r>
         <w:rPr>
           <w:rStyle w:val="KeywordTok"/>
         </w:rPr>
-        <w:t xml:space="preserve">in</w:t>
-      </w:r>
-      <w:r>
-        <w:rPr>
-          <w:rStyle w:val="NormalTok"/>
-        </w:rPr>
-        <w:t xml:space="preserve"> contacts</w:t>
-      </w:r>
-      <w:r>
-        <w:br/>
-      </w:r>
-      <w:r>
-        <w:rPr>
-          <w:rStyle w:val="NormalTok"/>
-        </w:rPr>
-        <w:t xml:space="preserve">        ]</w:t>
-      </w:r>
-      <w:r>
-        <w:br/>
-      </w:r>
-      <w:r>
-        <w:br/>
-      </w:r>
-      <w:r>
-        <w:rPr>
-          <w:rStyle w:val="NormalTok"/>
-        </w:rPr>
-        <w:t xml:space="preserve">        user_message </w:t>
+      </w:r>
+      <w:r>
+        <w:rPr>
+          <w:rStyle w:val="NormalTok"/>
+        </w:rPr>
+      </w:r>
+      <w:r/>
+      <w:r>
+        <w:rPr>
+          <w:rStyle w:val="NormalTok"/>
+        </w:rPr>
+      </w:r>
+      <w:r/>
+      <w:r/>
+      <w:r>
+        <w:rPr>
+          <w:rStyle w:val="NormalTok"/>
+        </w:rPr>
       </w:r>
       <w:r>
         <w:rPr>
           <w:rStyle w:val="OperatorTok"/>
         </w:rPr>
-        <w:t xml:space="preserve">=</w:t>
-      </w:r>
-      <w:r>
-        <w:rPr>
-          <w:rStyle w:val="NormalTok"/>
-        </w:rPr>
-        <w:t xml:space="preserve"> (</w:t>
-      </w:r>
-      <w:r>
-        <w:br/>
-      </w:r>
-      <w:r>
-        <w:rPr>
-          <w:rStyle w:val="NormalTok"/>
-        </w:rPr>
-        <w:t xml:space="preserve">            </w:t>
+      </w:r>
+      <w:r>
+        <w:rPr>
+          <w:rStyle w:val="NormalTok"/>
+        </w:rPr>
+      </w:r>
+      <w:r/>
+      <w:r>
+        <w:rPr>
+          <w:rStyle w:val="NormalTok"/>
+        </w:rPr>
       </w:r>
       <w:r>
         <w:rPr>
           <w:rStyle w:val="SpecialStringTok"/>
         </w:rPr>
-        <w:t xml:space="preserve">f"SITUATION: </w:t>
       </w:r>
       <w:r>
         <w:rPr>
           <w:rStyle w:val="SpecialCharTok"/>
         </w:rPr>
-        <w:t xml:space="preserve">{</w:t>
-      </w:r>
-      <w:r>
-        <w:rPr>
-          <w:rStyle w:val="NormalTok"/>
-        </w:rPr>
-        <w:t xml:space="preserve">situation_text</w:t>
+      </w:r>
+      <w:r>
+        <w:rPr>
+          <w:rStyle w:val="NormalTok"/>
+        </w:rPr>
       </w:r>
       <w:r>
         <w:rPr>
           <w:rStyle w:val="SpecialCharTok"/>
         </w:rPr>
-        <w:t xml:space="preserve">}</w:t>
       </w:r>
       <w:r>
         <w:rPr>
           <w:rStyle w:val="SpecialStringTok"/>
         </w:rPr>
-        <w:t xml:space="preserve">.</w:t>
       </w:r>
       <w:r>
         <w:rPr>
           <w:rStyle w:val="CharTok"/>
         </w:rPr>
-        <w:t xml:space="preserve">\n\n</w:t>
       </w:r>
       <w:r>
         <w:rPr>
           <w:rStyle w:val="SpecialStringTok"/>
         </w:rPr>
-        <w:t xml:space="preserve">"</w:t>
-      </w:r>
-      <w:r>
-        <w:br/>
-      </w:r>
-      <w:r>
-        <w:rPr>
-          <w:rStyle w:val="NormalTok"/>
-        </w:rPr>
-        <w:t xml:space="preserve">            </w:t>
+      </w:r>
+      <w:r/>
+      <w:r>
+        <w:rPr>
+          <w:rStyle w:val="NormalTok"/>
+        </w:rPr>
       </w:r>
       <w:r>
         <w:rPr>
           <w:rStyle w:val="SpecialStringTok"/>
         </w:rPr>
-        <w:t xml:space="preserve">f"Services found nearby (currently sorted by distance only):</w:t>
       </w:r>
       <w:r>
         <w:rPr>
           <w:rStyle w:val="CharTok"/>
         </w:rPr>
-        <w:t xml:space="preserve">\n</w:t>
       </w:r>
       <w:r>
         <w:rPr>
           <w:rStyle w:val="SpecialStringTok"/>
         </w:rPr>
-        <w:t xml:space="preserve">"</w:t>
-      </w:r>
-      <w:r>
-        <w:br/>
-      </w:r>
-      <w:r>
-        <w:rPr>
-          <w:rStyle w:val="NormalTok"/>
-        </w:rPr>
-        <w:t xml:space="preserve">            </w:t>
+      </w:r>
+      <w:r/>
+      <w:r>
+        <w:rPr>
+          <w:rStyle w:val="NormalTok"/>
+        </w:rPr>
       </w:r>
       <w:r>
         <w:rPr>
           <w:rStyle w:val="SpecialStringTok"/>
         </w:rPr>
-        <w:t xml:space="preserve">f"</w:t>
       </w:r>
       <w:r>
         <w:rPr>
           <w:rStyle w:val="SpecialCharTok"/>
         </w:rPr>
-        <w:t xml:space="preserve">{</w:t>
-      </w:r>
-      <w:r>
-        <w:rPr>
-          <w:rStyle w:val="NormalTok"/>
-        </w:rPr>
-        <w:t xml:space="preserve">json</w:t>
+      </w:r>
+      <w:r>
+        <w:rPr>
+          <w:rStyle w:val="NormalTok"/>
+        </w:rPr>
       </w:r>
       <w:r>
         <w:rPr>
           <w:rStyle w:val="SpecialCharTok"/>
         </w:rPr>
-        <w:t xml:space="preserve">.</w:t>
-      </w:r>
-      <w:r>
-        <w:rPr>
-          <w:rStyle w:val="NormalTok"/>
-        </w:rPr>
-        <w:t xml:space="preserve">dumps(summary, indent</w:t>
+      </w:r>
+      <w:r>
+        <w:rPr>
+          <w:rStyle w:val="NormalTok"/>
+        </w:rPr>
       </w:r>
       <w:r>
         <w:rPr>
           <w:rStyle w:val="OperatorTok"/>
         </w:rPr>
-        <w:t xml:space="preserve">=</w:t>
       </w:r>
       <w:r>
         <w:rPr>
           <w:rStyle w:val="DecValTok"/>
         </w:rPr>
-        <w:t xml:space="preserve">2</w:t>
-      </w:r>
-      <w:r>
-        <w:rPr>
-          <w:rStyle w:val="NormalTok"/>
-        </w:rPr>
-        <w:t xml:space="preserve">)</w:t>
+      </w:r>
+      <w:r>
+        <w:rPr>
+          <w:rStyle w:val="NormalTok"/>
+        </w:rPr>
       </w:r>
       <w:r>
         <w:rPr>
           <w:rStyle w:val="SpecialCharTok"/>
         </w:rPr>
-        <w:t xml:space="preserve">}</w:t>
       </w:r>
       <w:r>
         <w:rPr>
           <w:rStyle w:val="CharTok"/>
         </w:rPr>
-        <w:t xml:space="preserve">\n\n</w:t>
       </w:r>
       <w:r>
         <w:rPr>
           <w:rStyle w:val="SpecialStringTok"/>
         </w:rPr>
-        <w:t xml:space="preserve">"</w:t>
-      </w:r>
-      <w:r>
-        <w:br/>
-      </w:r>
-      <w:r>
-        <w:rPr>
-          <w:rStyle w:val="NormalTok"/>
-        </w:rPr>
-        <w:t xml:space="preserve">            </w:t>
+      </w:r>
+      <w:r/>
+      <w:r>
+        <w:rPr>
+          <w:rStyle w:val="NormalTok"/>
+        </w:rPr>
       </w:r>
       <w:r>
         <w:rPr>
           <w:rStyle w:val="SpecialStringTok"/>
         </w:rPr>
-        <w:t xml:space="preserve">f"Full contact data to reorder (return ALL of these, "</w:t>
-      </w:r>
-      <w:r>
-        <w:br/>
-      </w:r>
-      <w:r>
-        <w:rPr>
-          <w:rStyle w:val="NormalTok"/>
-        </w:rPr>
-        <w:t xml:space="preserve">            </w:t>
+      </w:r>
+      <w:r/>
+      <w:r>
+        <w:rPr>
+          <w:rStyle w:val="NormalTok"/>
+        </w:rPr>
       </w:r>
       <w:r>
         <w:rPr>
           <w:rStyle w:val="SpecialStringTok"/>
         </w:rPr>
-        <w:t xml:space="preserve">f"just in the priority order you decide):</w:t>
       </w:r>
       <w:r>
         <w:rPr>
           <w:rStyle w:val="CharTok"/>
         </w:rPr>
-        <w:t xml:space="preserve">\n</w:t>
       </w:r>
       <w:r>
         <w:rPr>
           <w:rStyle w:val="SpecialStringTok"/>
         </w:rPr>
-        <w:t xml:space="preserve">"</w:t>
-      </w:r>
-      <w:r>
-        <w:br/>
-      </w:r>
-      <w:r>
-        <w:rPr>
-          <w:rStyle w:val="NormalTok"/>
-        </w:rPr>
-        <w:t xml:space="preserve">            </w:t>
+      </w:r>
+      <w:r/>
+      <w:r>
+        <w:rPr>
+          <w:rStyle w:val="NormalTok"/>
+        </w:rPr>
       </w:r>
       <w:r>
         <w:rPr>
           <w:rStyle w:val="SpecialStringTok"/>
         </w:rPr>
-        <w:t xml:space="preserve">f"</w:t>
       </w:r>
       <w:r>
         <w:rPr>
           <w:rStyle w:val="SpecialCharTok"/>
         </w:rPr>
-        <w:t xml:space="preserve">{</w:t>
-      </w:r>
-      <w:r>
-        <w:rPr>
-          <w:rStyle w:val="NormalTok"/>
-        </w:rPr>
-        <w:t xml:space="preserve">json</w:t>
+      </w:r>
+      <w:r>
+        <w:rPr>
+          <w:rStyle w:val="NormalTok"/>
+        </w:rPr>
       </w:r>
       <w:r>
         <w:rPr>
           <w:rStyle w:val="SpecialCharTok"/>
         </w:rPr>
-        <w:t xml:space="preserve">.</w:t>
-      </w:r>
-      <w:r>
-        <w:rPr>
-          <w:rStyle w:val="NormalTok"/>
-        </w:rPr>
-        <w:t xml:space="preserve">dumps(contacts, indent</w:t>
+      </w:r>
+      <w:r>
+        <w:rPr>
+          <w:rStyle w:val="NormalTok"/>
+        </w:rPr>
       </w:r>
       <w:r>
         <w:rPr>
           <w:rStyle w:val="OperatorTok"/>
         </w:rPr>
-        <w:t xml:space="preserve">=</w:t>
       </w:r>
       <w:r>
         <w:rPr>
           <w:rStyle w:val="DecValTok"/>
         </w:rPr>
-        <w:t xml:space="preserve">2</w:t>
-      </w:r>
-      <w:r>
-        <w:rPr>
-          <w:rStyle w:val="NormalTok"/>
-        </w:rPr>
-        <w:t xml:space="preserve">)</w:t>
+      </w:r>
+      <w:r>
+        <w:rPr>
+          <w:rStyle w:val="NormalTok"/>
+        </w:rPr>
       </w:r>
       <w:r>
         <w:rPr>
           <w:rStyle w:val="SpecialCharTok"/>
         </w:rPr>
-        <w:t xml:space="preserve">}</w:t>
       </w:r>
       <w:r>
         <w:rPr>
           <w:rStyle w:val="SpecialStringTok"/>
         </w:rPr>
-        <w:t xml:space="preserve">"</w:t>
-      </w:r>
-      <w:r>
-        <w:br/>
-      </w:r>
-      <w:r>
-        <w:rPr>
-          <w:rStyle w:val="NormalTok"/>
-        </w:rPr>
-        <w:t xml:space="preserve">        )</w:t>
-      </w:r>
-      <w:r>
-        <w:br/>
-      </w:r>
-      <w:r>
-        <w:br/>
-      </w:r>
-      <w:r>
-        <w:rPr>
-          <w:rStyle w:val="NormalTok"/>
-        </w:rPr>
-        <w:t xml:space="preserve">        </w:t>
+      </w:r>
+      <w:r/>
+      <w:r>
+        <w:rPr>
+          <w:rStyle w:val="NormalTok"/>
+        </w:rPr>
+      </w:r>
+      <w:r/>
+      <w:r/>
+      <w:r>
+        <w:rPr>
+          <w:rStyle w:val="NormalTok"/>
+        </w:rPr>
       </w:r>
       <w:r>
         <w:rPr>
           <w:rStyle w:val="CommentTok"/>
         </w:rPr>
-        <w:t xml:space="preserve"># Gemini puts the system prompt in `systemInstruction`, not in messages.</w:t>
-      </w:r>
-      <w:r>
-        <w:br/>
-      </w:r>
-      <w:r>
-        <w:rPr>
-          <w:rStyle w:val="NormalTok"/>
-        </w:rPr>
-        <w:t xml:space="preserve">        </w:t>
+      </w:r>
+      <w:r/>
+      <w:r>
+        <w:rPr>
+          <w:rStyle w:val="NormalTok"/>
+        </w:rPr>
       </w:r>
       <w:r>
         <w:rPr>
           <w:rStyle w:val="CommentTok"/>
         </w:rPr>
-        <w:t xml:space="preserve"># JSON mode is opt-in via responseMimeType.</w:t>
-      </w:r>
-      <w:r>
-        <w:br/>
-      </w:r>
-      <w:r>
-        <w:rPr>
-          <w:rStyle w:val="NormalTok"/>
-        </w:rPr>
-        <w:t xml:space="preserve">        payload </w:t>
+      </w:r>
+      <w:r/>
+      <w:r>
+        <w:rPr>
+          <w:rStyle w:val="NormalTok"/>
+        </w:rPr>
       </w:r>
       <w:r>
         <w:rPr>
           <w:rStyle w:val="OperatorTok"/>
         </w:rPr>
-        <w:t xml:space="preserve">=</w:t>
-      </w:r>
-      <w:r>
-        <w:rPr>
-          <w:rStyle w:val="NormalTok"/>
-        </w:rPr>
-        <w:t xml:space="preserve"> {</w:t>
-      </w:r>
-      <w:r>
-        <w:br/>
-      </w:r>
-      <w:r>
-        <w:rPr>
-          <w:rStyle w:val="NormalTok"/>
-        </w:rPr>
-        <w:t xml:space="preserve">            </w:t>
-      </w:r>
-      <w:r>
-        <w:rPr>
-          <w:rStyle w:val="StringTok"/>
-        </w:rPr>
-        <w:t xml:space="preserve">"systemInstruction"</w:t>
-      </w:r>
-      <w:r>
-        <w:rPr>
-          <w:rStyle w:val="NormalTok"/>
-        </w:rPr>
-        <w:t xml:space="preserve">: {</w:t>
-      </w:r>
-      <w:r>
-        <w:rPr>
-          <w:rStyle w:val="StringTok"/>
-        </w:rPr>
-        <w:t xml:space="preserve">"parts"</w:t>
-      </w:r>
-      <w:r>
-        <w:rPr>
-          <w:rStyle w:val="NormalTok"/>
-        </w:rPr>
-        <w:t xml:space="preserve">: [{</w:t>
-      </w:r>
-      <w:r>
-        <w:rPr>
-          <w:rStyle w:val="StringTok"/>
-        </w:rPr>
-        <w:t xml:space="preserve">"text"</w:t>
-      </w:r>
-      <w:r>
-        <w:rPr>
-          <w:rStyle w:val="NormalTok"/>
-        </w:rPr>
-        <w:t xml:space="preserve">: SYSTEM_PROMPT}]},</w:t>
-      </w:r>
-      <w:r>
-        <w:br/>
-      </w:r>
-      <w:r>
-        <w:rPr>
-          <w:rStyle w:val="NormalTok"/>
-        </w:rPr>
-        <w:t xml:space="preserve">            </w:t>
-      </w:r>
-      <w:r>
-        <w:rPr>
-          <w:rStyle w:val="StringTok"/>
-        </w:rPr>
-        <w:t xml:space="preserve">"contents"</w:t>
-      </w:r>
-      <w:r>
-        <w:rPr>
-          <w:rStyle w:val="NormalTok"/>
-        </w:rPr>
-        <w:t xml:space="preserve">: [</w:t>
-      </w:r>
-      <w:r>
-        <w:br/>
-      </w:r>
-      <w:r>
-        <w:rPr>
-          <w:rStyle w:val="NormalTok"/>
-        </w:rPr>
-        <w:t xml:space="preserve">                {</w:t>
-      </w:r>
-      <w:r>
-        <w:rPr>
-          <w:rStyle w:val="StringTok"/>
-        </w:rPr>
-        <w:t xml:space="preserve">"role"</w:t>
-      </w:r>
-      <w:r>
-        <w:rPr>
-          <w:rStyle w:val="NormalTok"/>
-        </w:rPr>
-        <w:t xml:space="preserve">: </w:t>
-      </w:r>
-      <w:r>
-        <w:rPr>
-          <w:rStyle w:val="StringTok"/>
-        </w:rPr>
-        <w:t xml:space="preserve">"user"</w:t>
-      </w:r>
-      <w:r>
-        <w:rPr>
-          <w:rStyle w:val="NormalTok"/>
-        </w:rPr>
-        <w:t xml:space="preserve">, </w:t>
-      </w:r>
-      <w:r>
-        <w:rPr>
-          <w:rStyle w:val="StringTok"/>
-        </w:rPr>
-        <w:t xml:space="preserve">"parts"</w:t>
-      </w:r>
-      <w:r>
-        <w:rPr>
-          <w:rStyle w:val="NormalTok"/>
-        </w:rPr>
-        <w:t xml:space="preserve">: [{</w:t>
-      </w:r>
-      <w:r>
-        <w:rPr>
-          <w:rStyle w:val="StringTok"/>
-        </w:rPr>
-        <w:t xml:space="preserve">"text"</w:t>
-      </w:r>
-      <w:r>
-        <w:rPr>
-          <w:rStyle w:val="NormalTok"/>
-        </w:rPr>
-        <w:t xml:space="preserve">: user_message}]},</w:t>
-      </w:r>
-      <w:r>
-        <w:br/>
-      </w:r>
-      <w:r>
-        <w:rPr>
-          <w:rStyle w:val="NormalTok"/>
-        </w:rPr>
-        <w:t xml:space="preserve">            ],</w:t>
-      </w:r>
-      <w:r>
-        <w:br/>
-      </w:r>
-      <w:r>
-        <w:rPr>
-          <w:rStyle w:val="NormalTok"/>
-        </w:rPr>
-        <w:t xml:space="preserve">            </w:t>
-      </w:r>
-      <w:r>
-        <w:rPr>
-          <w:rStyle w:val="StringTok"/>
-        </w:rPr>
-        <w:t xml:space="preserve">"generationConfig"</w:t>
-      </w:r>
-      <w:r>
-        <w:rPr>
-          <w:rStyle w:val="NormalTok"/>
-        </w:rPr>
-        <w:t xml:space="preserve">: {</w:t>
-      </w:r>
-      <w:r>
-        <w:br/>
-      </w:r>
-      <w:r>
-        <w:rPr>
-          <w:rStyle w:val="NormalTok"/>
-        </w:rPr>
-        <w:t xml:space="preserve">                </w:t>
-      </w:r>
-      <w:r>
-        <w:rPr>
-          <w:rStyle w:val="StringTok"/>
-        </w:rPr>
-        <w:t xml:space="preserve">"temperature"</w:t>
-      </w:r>
-      <w:r>
-        <w:rPr>
-          <w:rStyle w:val="NormalTok"/>
-        </w:rPr>
-        <w:t xml:space="preserve">: </w:t>
+      </w:r>
+      <w:r>
+        <w:rPr>
+          <w:rStyle w:val="NormalTok"/>
+        </w:rPr>
+      </w:r>
+      <w:r/>
+      <w:r>
+        <w:rPr>
+          <w:rStyle w:val="NormalTok"/>
+        </w:rPr>
+      </w:r>
+      <w:r>
+        <w:rPr>
+          <w:rStyle w:val="StringTok"/>
+        </w:rPr>
+      </w:r>
+      <w:r>
+        <w:rPr>
+          <w:rStyle w:val="NormalTok"/>
+        </w:rPr>
+      </w:r>
+      <w:r>
+        <w:rPr>
+          <w:rStyle w:val="StringTok"/>
+        </w:rPr>
+      </w:r>
+      <w:r>
+        <w:rPr>
+          <w:rStyle w:val="NormalTok"/>
+        </w:rPr>
+      </w:r>
+      <w:r>
+        <w:rPr>
+          <w:rStyle w:val="StringTok"/>
+        </w:rPr>
+      </w:r>
+      <w:r>
+        <w:rPr>
+          <w:rStyle w:val="NormalTok"/>
+        </w:rPr>
+      </w:r>
+      <w:r/>
+      <w:r>
+        <w:rPr>
+          <w:rStyle w:val="NormalTok"/>
+        </w:rPr>
+      </w:r>
+      <w:r>
+        <w:rPr>
+          <w:rStyle w:val="StringTok"/>
+        </w:rPr>
+      </w:r>
+      <w:r>
+        <w:rPr>
+          <w:rStyle w:val="NormalTok"/>
+        </w:rPr>
+      </w:r>
+      <w:r/>
+      <w:r>
+        <w:rPr>
+          <w:rStyle w:val="NormalTok"/>
+        </w:rPr>
+      </w:r>
+      <w:r>
+        <w:rPr>
+          <w:rStyle w:val="StringTok"/>
+        </w:rPr>
+      </w:r>
+      <w:r>
+        <w:rPr>
+          <w:rStyle w:val="NormalTok"/>
+        </w:rPr>
+      </w:r>
+      <w:r>
+        <w:rPr>
+          <w:rStyle w:val="StringTok"/>
+        </w:rPr>
+      </w:r>
+      <w:r>
+        <w:rPr>
+          <w:rStyle w:val="NormalTok"/>
+        </w:rPr>
+      </w:r>
+      <w:r>
+        <w:rPr>
+          <w:rStyle w:val="StringTok"/>
+        </w:rPr>
+      </w:r>
+      <w:r>
+        <w:rPr>
+          <w:rStyle w:val="NormalTok"/>
+        </w:rPr>
+      </w:r>
+      <w:r>
+        <w:rPr>
+          <w:rStyle w:val="StringTok"/>
+        </w:rPr>
+      </w:r>
+      <w:r>
+        <w:rPr>
+          <w:rStyle w:val="NormalTok"/>
+        </w:rPr>
+      </w:r>
+      <w:r/>
+      <w:r>
+        <w:rPr>
+          <w:rStyle w:val="NormalTok"/>
+        </w:rPr>
+      </w:r>
+      <w:r/>
+      <w:r>
+        <w:rPr>
+          <w:rStyle w:val="NormalTok"/>
+        </w:rPr>
+      </w:r>
+      <w:r>
+        <w:rPr>
+          <w:rStyle w:val="StringTok"/>
+        </w:rPr>
+      </w:r>
+      <w:r>
+        <w:rPr>
+          <w:rStyle w:val="NormalTok"/>
+        </w:rPr>
+      </w:r>
+      <w:r/>
+      <w:r>
+        <w:rPr>
+          <w:rStyle w:val="NormalTok"/>
+        </w:rPr>
+      </w:r>
+      <w:r>
+        <w:rPr>
+          <w:rStyle w:val="StringTok"/>
+        </w:rPr>
+      </w:r>
+      <w:r>
+        <w:rPr>
+          <w:rStyle w:val="NormalTok"/>
+        </w:rPr>
       </w:r>
       <w:r>
         <w:rPr>
           <w:rStyle w:val="FloatTok"/>
         </w:rPr>
-        <w:t xml:space="preserve">0.2</w:t>
-      </w:r>
-      <w:r>
-        <w:rPr>
-          <w:rStyle w:val="NormalTok"/>
-        </w:rPr>
-        <w:t xml:space="preserve">,</w:t>
-      </w:r>
-      <w:r>
-        <w:br/>
-      </w:r>
-      <w:r>
-        <w:rPr>
-          <w:rStyle w:val="NormalTok"/>
-        </w:rPr>
-        <w:t xml:space="preserve">                </w:t>
-      </w:r>
-      <w:r>
-        <w:rPr>
-          <w:rStyle w:val="StringTok"/>
-        </w:rPr>
-        <w:t xml:space="preserve">"maxOutputTokens"</w:t>
-      </w:r>
-      <w:r>
-        <w:rPr>
-          <w:rStyle w:val="NormalTok"/>
-        </w:rPr>
-        <w:t xml:space="preserve">: MAX_TOKENS,</w:t>
-      </w:r>
-      <w:r>
-        <w:br/>
-      </w:r>
-      <w:r>
-        <w:rPr>
-          <w:rStyle w:val="NormalTok"/>
-        </w:rPr>
-        <w:t xml:space="preserve">                </w:t>
-      </w:r>
-      <w:r>
-        <w:rPr>
-          <w:rStyle w:val="StringTok"/>
-        </w:rPr>
-        <w:t xml:space="preserve">"responseMimeType"</w:t>
-      </w:r>
-      <w:r>
-        <w:rPr>
-          <w:rStyle w:val="NormalTok"/>
-        </w:rPr>
-        <w:t xml:space="preserve">: </w:t>
-      </w:r>
-      <w:r>
-        <w:rPr>
-          <w:rStyle w:val="StringTok"/>
-        </w:rPr>
-        <w:t xml:space="preserve">"application/json"</w:t>
-      </w:r>
-      <w:r>
-        <w:rPr>
-          <w:rStyle w:val="NormalTok"/>
-        </w:rPr>
-        <w:t xml:space="preserve">,</w:t>
-      </w:r>
-      <w:r>
-        <w:br/>
-      </w:r>
-      <w:r>
-        <w:rPr>
-          <w:rStyle w:val="NormalTok"/>
-        </w:rPr>
-        <w:t xml:space="preserve">                </w:t>
-      </w:r>
-      <w:r>
-        <w:rPr>
-          <w:rStyle w:val="StringTok"/>
-        </w:rPr>
-        <w:t xml:space="preserve">"thinkingConfig"</w:t>
-      </w:r>
-      <w:r>
-        <w:rPr>
-          <w:rStyle w:val="NormalTok"/>
-        </w:rPr>
-        <w:t xml:space="preserve">: {</w:t>
-      </w:r>
-      <w:r>
-        <w:rPr>
-          <w:rStyle w:val="StringTok"/>
-        </w:rPr>
-        <w:t xml:space="preserve">"thinkingBudget"</w:t>
-      </w:r>
-      <w:r>
-        <w:rPr>
-          <w:rStyle w:val="NormalTok"/>
-        </w:rPr>
-        <w:t xml:space="preserve">: </w:t>
+      </w:r>
+      <w:r>
+        <w:rPr>
+          <w:rStyle w:val="NormalTok"/>
+        </w:rPr>
+      </w:r>
+      <w:r/>
+      <w:r>
+        <w:rPr>
+          <w:rStyle w:val="NormalTok"/>
+        </w:rPr>
+      </w:r>
+      <w:r>
+        <w:rPr>
+          <w:rStyle w:val="StringTok"/>
+        </w:rPr>
+      </w:r>
+      <w:r>
+        <w:rPr>
+          <w:rStyle w:val="NormalTok"/>
+        </w:rPr>
+      </w:r>
+      <w:r/>
+      <w:r>
+        <w:rPr>
+          <w:rStyle w:val="NormalTok"/>
+        </w:rPr>
+      </w:r>
+      <w:r>
+        <w:rPr>
+          <w:rStyle w:val="StringTok"/>
+        </w:rPr>
+      </w:r>
+      <w:r>
+        <w:rPr>
+          <w:rStyle w:val="NormalTok"/>
+        </w:rPr>
+      </w:r>
+      <w:r>
+        <w:rPr>
+          <w:rStyle w:val="StringTok"/>
+        </w:rPr>
+      </w:r>
+      <w:r>
+        <w:rPr>
+          <w:rStyle w:val="NormalTok"/>
+        </w:rPr>
+      </w:r>
+      <w:r/>
+      <w:r>
+        <w:rPr>
+          <w:rStyle w:val="NormalTok"/>
+        </w:rPr>
+      </w:r>
+      <w:r>
+        <w:rPr>
+          <w:rStyle w:val="StringTok"/>
+        </w:rPr>
+      </w:r>
+      <w:r>
+        <w:rPr>
+          <w:rStyle w:val="NormalTok"/>
+        </w:rPr>
+      </w:r>
+      <w:r>
+        <w:rPr>
+          <w:rStyle w:val="StringTok"/>
+        </w:rPr>
+      </w:r>
+      <w:r>
+        <w:rPr>
+          <w:rStyle w:val="NormalTok"/>
+        </w:rPr>
       </w:r>
       <w:r>
         <w:rPr>
           <w:rStyle w:val="DecValTok"/>
         </w:rPr>
-        <w:t xml:space="preserve">0</w:t>
-      </w:r>
-      <w:r>
-        <w:rPr>
-          <w:rStyle w:val="NormalTok"/>
-        </w:rPr>
-        <w:t xml:space="preserve">},</w:t>
-      </w:r>
-      <w:r>
-        <w:br/>
-      </w:r>
-      <w:r>
-        <w:rPr>
-          <w:rStyle w:val="NormalTok"/>
-        </w:rPr>
-        <w:t xml:space="preserve">            },</w:t>
-      </w:r>
-      <w:r>
-        <w:br/>
-      </w:r>
-      <w:r>
-        <w:rPr>
-          <w:rStyle w:val="NormalTok"/>
-        </w:rPr>
-        <w:t xml:space="preserve">        }</w:t>
-      </w:r>
-      <w:r>
-        <w:br/>
-      </w:r>
-      <w:r>
-        <w:br/>
-      </w:r>
-      <w:r>
-        <w:rPr>
-          <w:rStyle w:val="NormalTok"/>
-        </w:rPr>
-        <w:t xml:space="preserve">        url </w:t>
+      </w:r>
+      <w:r>
+        <w:rPr>
+          <w:rStyle w:val="NormalTok"/>
+        </w:rPr>
+      </w:r>
+      <w:r/>
+      <w:r>
+        <w:rPr>
+          <w:rStyle w:val="NormalTok"/>
+        </w:rPr>
+      </w:r>
+      <w:r/>
+      <w:r>
+        <w:rPr>
+          <w:rStyle w:val="NormalTok"/>
+        </w:rPr>
+      </w:r>
+      <w:r/>
+      <w:r/>
+      <w:r>
+        <w:rPr>
+          <w:rStyle w:val="NormalTok"/>
+        </w:rPr>
       </w:r>
       <w:r>
         <w:rPr>
           <w:rStyle w:val="OperatorTok"/>
         </w:rPr>
-        <w:t xml:space="preserve">=</w:t>
-      </w:r>
-      <w:r>
-        <w:rPr>
-          <w:rStyle w:val="NormalTok"/>
-        </w:rPr>
-        <w:t xml:space="preserve"> GEMINI_URL.</w:t>
+      </w:r>
+      <w:r>
+        <w:rPr>
+          <w:rStyle w:val="NormalTok"/>
+        </w:rPr>
       </w:r>
       <w:r>
         <w:rPr>
           <w:rStyle w:val="BuiltInTok"/>
         </w:rPr>
-        <w:t xml:space="preserve">format</w:t>
-      </w:r>
-      <w:r>
-        <w:rPr>
-          <w:rStyle w:val="NormalTok"/>
-        </w:rPr>
-        <w:t xml:space="preserve">(model</w:t>
+      </w:r>
+      <w:r>
+        <w:rPr>
+          <w:rStyle w:val="NormalTok"/>
+        </w:rPr>
       </w:r>
       <w:r>
         <w:rPr>
           <w:rStyle w:val="OperatorTok"/>
         </w:rPr>
-        <w:t xml:space="preserve">=</w:t>
-      </w:r>
-      <w:r>
-        <w:rPr>
-          <w:rStyle w:val="NormalTok"/>
-        </w:rPr>
-        <w:t xml:space="preserve">MODEL, key</w:t>
+      </w:r>
+      <w:r>
+        <w:rPr>
+          <w:rStyle w:val="NormalTok"/>
+        </w:rPr>
       </w:r>
       <w:r>
         <w:rPr>
           <w:rStyle w:val="OperatorTok"/>
         </w:rPr>
-        <w:t xml:space="preserve">=</w:t>
-      </w:r>
-      <w:r>
-        <w:rPr>
-          <w:rStyle w:val="NormalTok"/>
-        </w:rPr>
-        <w:t xml:space="preserve">api_key)</w:t>
-      </w:r>
-      <w:r>
-        <w:br/>
-      </w:r>
-      <w:r>
-        <w:rPr>
-          <w:rStyle w:val="NormalTok"/>
-        </w:rPr>
-        <w:t xml:space="preserve">        </w:t>
+      </w:r>
+      <w:r>
+        <w:rPr>
+          <w:rStyle w:val="NormalTok"/>
+        </w:rPr>
+      </w:r>
+      <w:r/>
+      <w:r>
+        <w:rPr>
+          <w:rStyle w:val="NormalTok"/>
+        </w:rPr>
       </w:r>
       <w:r>
         <w:rPr>
           <w:rStyle w:val="ControlFlowTok"/>
         </w:rPr>
-        <w:t xml:space="preserve">async</w:t>
-      </w:r>
-      <w:r>
-        <w:rPr>
-          <w:rStyle w:val="NormalTok"/>
-        </w:rPr>
-        <w:t xml:space="preserve"> </w:t>
+      </w:r>
+      <w:r>
+        <w:rPr>
+          <w:rStyle w:val="NormalTok"/>
+        </w:rPr>
       </w:r>
       <w:r>
         <w:rPr>
           <w:rStyle w:val="ControlFlowTok"/>
         </w:rPr>
-        <w:t xml:space="preserve">with</w:t>
-      </w:r>
-      <w:r>
-        <w:rPr>
-          <w:rStyle w:val="NormalTok"/>
-        </w:rPr>
-        <w:t xml:space="preserve"> httpx.AsyncClient(timeout</w:t>
+      </w:r>
+      <w:r>
+        <w:rPr>
+          <w:rStyle w:val="NormalTok"/>
+        </w:rPr>
       </w:r>
       <w:r>
         <w:rPr>
           <w:rStyle w:val="OperatorTok"/>
         </w:rPr>
-        <w:t xml:space="preserve">=</w:t>
-      </w:r>
-      <w:r>
-        <w:rPr>
-          <w:rStyle w:val="NormalTok"/>
-        </w:rPr>
-        <w:t xml:space="preserve">TIMEOUT_S) </w:t>
+      </w:r>
+      <w:r>
+        <w:rPr>
+          <w:rStyle w:val="NormalTok"/>
+        </w:rPr>
       </w:r>
       <w:r>
         <w:rPr>
           <w:rStyle w:val="ImportTok"/>
         </w:rPr>
-        <w:t xml:space="preserve">as</w:t>
-      </w:r>
-      <w:r>
-        <w:rPr>
-          <w:rStyle w:val="NormalTok"/>
-        </w:rPr>
-        <w:t xml:space="preserve"> client:</w:t>
-      </w:r>
-      <w:r>
-        <w:br/>
-      </w:r>
-      <w:r>
-        <w:rPr>
-          <w:rStyle w:val="NormalTok"/>
-        </w:rPr>
-        <w:t xml:space="preserve">            r </w:t>
+      </w:r>
+      <w:r>
+        <w:rPr>
+          <w:rStyle w:val="NormalTok"/>
+        </w:rPr>
+      </w:r>
+      <w:r/>
+      <w:r>
+        <w:rPr>
+          <w:rStyle w:val="NormalTok"/>
+        </w:rPr>
       </w:r>
       <w:r>
         <w:rPr>
           <w:rStyle w:val="OperatorTok"/>
         </w:rPr>
-        <w:t xml:space="preserve">=</w:t>
-      </w:r>
-      <w:r>
-        <w:rPr>
-          <w:rStyle w:val="NormalTok"/>
-        </w:rPr>
-        <w:t xml:space="preserve"> </w:t>
+      </w:r>
+      <w:r>
+        <w:rPr>
+          <w:rStyle w:val="NormalTok"/>
+        </w:rPr>
       </w:r>
       <w:r>
         <w:rPr>
           <w:rStyle w:val="ControlFlowTok"/>
         </w:rPr>
-        <w:t xml:space="preserve">await</w:t>
-      </w:r>
-      <w:r>
-        <w:rPr>
-          <w:rStyle w:val="NormalTok"/>
-        </w:rPr>
-        <w:t xml:space="preserve"> client.post(url, json</w:t>
+      </w:r>
+      <w:r>
+        <w:rPr>
+          <w:rStyle w:val="NormalTok"/>
+        </w:rPr>
       </w:r>
       <w:r>
         <w:rPr>
           <w:rStyle w:val="OperatorTok"/>
         </w:rPr>
-        <w:t xml:space="preserve">=</w:t>
-      </w:r>
-      <w:r>
-        <w:rPr>
-          <w:rStyle w:val="NormalTok"/>
-        </w:rPr>
-        <w:t xml:space="preserve">payload)</w:t>
-      </w:r>
-      <w:r>
-        <w:br/>
-      </w:r>
-      <w:r>
-        <w:rPr>
-          <w:rStyle w:val="NormalTok"/>
-        </w:rPr>
-        <w:t xml:space="preserve">            r.raise_for_status()</w:t>
-      </w:r>
-      <w:r>
-        <w:br/>
-      </w:r>
-      <w:r>
-        <w:rPr>
-          <w:rStyle w:val="NormalTok"/>
-        </w:rPr>
-        <w:t xml:space="preserve">            response_json </w:t>
+      </w:r>
+      <w:r>
+        <w:rPr>
+          <w:rStyle w:val="NormalTok"/>
+        </w:rPr>
+      </w:r>
+      <w:r/>
+      <w:r>
+        <w:rPr>
+          <w:rStyle w:val="NormalTok"/>
+        </w:rPr>
+      </w:r>
+      <w:r/>
+      <w:r>
+        <w:rPr>
+          <w:rStyle w:val="NormalTok"/>
+        </w:rPr>
       </w:r>
       <w:r>
         <w:rPr>
           <w:rStyle w:val="OperatorTok"/>
         </w:rPr>
-        <w:t xml:space="preserve">=</w:t>
-      </w:r>
-      <w:r>
-        <w:rPr>
-          <w:rStyle w:val="NormalTok"/>
-        </w:rPr>
-        <w:t xml:space="preserve"> r.json()</w:t>
-      </w:r>
-      <w:r>
-        <w:br/>
-      </w:r>
-      <w:r>
-        <w:rPr>
-          <w:rStyle w:val="NormalTok"/>
-        </w:rPr>
-        <w:t xml:space="preserve">        </w:t>
+      </w:r>
+      <w:r>
+        <w:rPr>
+          <w:rStyle w:val="NormalTok"/>
+        </w:rPr>
+      </w:r>
+      <w:r/>
+      <w:r>
+        <w:rPr>
+          <w:rStyle w:val="NormalTok"/>
+        </w:rPr>
       </w:r>
       <w:r>
         <w:rPr>
           <w:rStyle w:val="ControlFlowTok"/>
         </w:rPr>
-        <w:t xml:space="preserve">await</w:t>
-      </w:r>
-      <w:r>
-        <w:rPr>
-          <w:rStyle w:val="NormalTok"/>
-        </w:rPr>
-        <w:t xml:space="preserve"> gemini_quota.record_call()</w:t>
-      </w:r>
-      <w:r>
-        <w:br/>
-      </w:r>
-      <w:r>
-        <w:br/>
-      </w:r>
-      <w:r>
-        <w:rPr>
-          <w:rStyle w:val="NormalTok"/>
-        </w:rPr>
-        <w:t xml:space="preserve">        raw </w:t>
+      </w:r>
+      <w:r>
+        <w:rPr>
+          <w:rStyle w:val="NormalTok"/>
+        </w:rPr>
+      </w:r>
+      <w:r/>
+      <w:r/>
+      <w:r>
+        <w:rPr>
+          <w:rStyle w:val="NormalTok"/>
+        </w:rPr>
       </w:r>
       <w:r>
         <w:rPr>
           <w:rStyle w:val="OperatorTok"/>
         </w:rPr>
-        <w:t xml:space="preserve">=</w:t>
-      </w:r>
-      <w:r>
-        <w:rPr>
-          <w:rStyle w:val="NormalTok"/>
-        </w:rPr>
-        <w:t xml:space="preserve"> extract_gemini_text(response_json)</w:t>
-      </w:r>
-      <w:r>
-        <w:br/>
-      </w:r>
-      <w:r>
-        <w:rPr>
-          <w:rStyle w:val="NormalTok"/>
-        </w:rPr>
-        <w:t xml:space="preserve">        </w:t>
+      </w:r>
+      <w:r>
+        <w:rPr>
+          <w:rStyle w:val="NormalTok"/>
+        </w:rPr>
+      </w:r>
+      <w:r/>
+      <w:r>
+        <w:rPr>
+          <w:rStyle w:val="NormalTok"/>
+        </w:rPr>
       </w:r>
       <w:r>
         <w:rPr>
           <w:rStyle w:val="ControlFlowTok"/>
         </w:rPr>
-        <w:t xml:space="preserve">if</w:t>
-      </w:r>
-      <w:r>
-        <w:rPr>
-          <w:rStyle w:val="NormalTok"/>
-        </w:rPr>
-        <w:t xml:space="preserve"> </w:t>
+      </w:r>
+      <w:r>
+        <w:rPr>
+          <w:rStyle w:val="NormalTok"/>
+        </w:rPr>
       </w:r>
       <w:r>
         <w:rPr>
           <w:rStyle w:val="KeywordTok"/>
         </w:rPr>
-        <w:t xml:space="preserve">not</w:t>
-      </w:r>
-      <w:r>
-        <w:rPr>
-          <w:rStyle w:val="NormalTok"/>
-        </w:rPr>
-        <w:t xml:space="preserve"> raw:</w:t>
-      </w:r>
-      <w:r>
-        <w:br/>
-      </w:r>
-      <w:r>
-        <w:rPr>
-          <w:rStyle w:val="NormalTok"/>
-        </w:rPr>
-        <w:t xml:space="preserve">            logger.warning(</w:t>
-      </w:r>
-      <w:r>
-        <w:rPr>
-          <w:rStyle w:val="StringTok"/>
-        </w:rPr>
-        <w:t xml:space="preserve">"AI returned empty response [U+00B7] using rule-based fallback"</w:t>
-      </w:r>
-      <w:r>
-        <w:rPr>
-          <w:rStyle w:val="NormalTok"/>
-        </w:rPr>
-        <w:t xml:space="preserve">)</w:t>
-      </w:r>
-      <w:r>
-        <w:br/>
-      </w:r>
-      <w:r>
-        <w:rPr>
-          <w:rStyle w:val="NormalTok"/>
-        </w:rPr>
-        <w:t xml:space="preserve">            </w:t>
+      </w:r>
+      <w:r>
+        <w:rPr>
+          <w:rStyle w:val="NormalTok"/>
+        </w:rPr>
+      </w:r>
+      <w:r/>
+      <w:r>
+        <w:rPr>
+          <w:rStyle w:val="NormalTok"/>
+        </w:rPr>
+      </w:r>
+      <w:r>
+        <w:rPr>
+          <w:rStyle w:val="StringTok"/>
+        </w:rPr>
+      </w:r>
+      <w:r>
+        <w:rPr>
+          <w:rStyle w:val="NormalTok"/>
+        </w:rPr>
+      </w:r>
+      <w:r/>
+      <w:r>
+        <w:rPr>
+          <w:rStyle w:val="NormalTok"/>
+        </w:rPr>
       </w:r>
       <w:r>
         <w:rPr>
           <w:rStyle w:val="ControlFlowTok"/>
         </w:rPr>
-        <w:t xml:space="preserve">return</w:t>
-      </w:r>
-      <w:r>
-        <w:rPr>
-          <w:rStyle w:val="NormalTok"/>
-        </w:rPr>
-        <w:t xml:space="preserve"> rule_based_triage(injured, blocking, contacts)</w:t>
-      </w:r>
-      <w:r>
-        <w:br/>
-      </w:r>
-      <w:r>
-        <w:br/>
-      </w:r>
-      <w:r>
-        <w:rPr>
-          <w:rStyle w:val="NormalTok"/>
-        </w:rPr>
-        <w:t xml:space="preserve">        cleaned </w:t>
+      </w:r>
+      <w:r>
+        <w:rPr>
+          <w:rStyle w:val="NormalTok"/>
+        </w:rPr>
+      </w:r>
+      <w:r/>
+      <w:r/>
+      <w:r>
+        <w:rPr>
+          <w:rStyle w:val="NormalTok"/>
+        </w:rPr>
       </w:r>
       <w:r>
         <w:rPr>
           <w:rStyle w:val="OperatorTok"/>
         </w:rPr>
-        <w:t xml:space="preserve">=</w:t>
-      </w:r>
-      <w:r>
-        <w:rPr>
-          <w:rStyle w:val="NormalTok"/>
-        </w:rPr>
-        <w:t xml:space="preserve"> _FENCE_RE.sub(</w:t>
-      </w:r>
-      <w:r>
-        <w:rPr>
-          <w:rStyle w:val="StringTok"/>
-        </w:rPr>
-        <w:t xml:space="preserve">""</w:t>
-      </w:r>
-      <w:r>
-        <w:rPr>
-          <w:rStyle w:val="NormalTok"/>
-        </w:rPr>
-        <w:t xml:space="preserve">, raw).strip()</w:t>
-      </w:r>
-      <w:r>
-        <w:br/>
-      </w:r>
-      <w:r>
-        <w:br/>
-      </w:r>
-      <w:r>
-        <w:rPr>
-          <w:rStyle w:val="NormalTok"/>
-        </w:rPr>
-        <w:t xml:space="preserve">        </w:t>
+      </w:r>
+      <w:r>
+        <w:rPr>
+          <w:rStyle w:val="NormalTok"/>
+        </w:rPr>
+      </w:r>
+      <w:r>
+        <w:rPr>
+          <w:rStyle w:val="StringTok"/>
+        </w:rPr>
+      </w:r>
+      <w:r>
+        <w:rPr>
+          <w:rStyle w:val="NormalTok"/>
+        </w:rPr>
+      </w:r>
+      <w:r/>
+      <w:r/>
+      <w:r>
+        <w:rPr>
+          <w:rStyle w:val="NormalTok"/>
+        </w:rPr>
       </w:r>
       <w:r>
         <w:rPr>
           <w:rStyle w:val="ControlFlowTok"/>
         </w:rPr>
-        <w:t xml:space="preserve">try</w:t>
-      </w:r>
-      <w:r>
-        <w:rPr>
-          <w:rStyle w:val="NormalTok"/>
-        </w:rPr>
-        <w:t xml:space="preserve">:</w:t>
-      </w:r>
-      <w:r>
-        <w:br/>
-      </w:r>
-      <w:r>
-        <w:rPr>
-          <w:rStyle w:val="NormalTok"/>
-        </w:rPr>
-        <w:t xml:space="preserve">            parsed </w:t>
+      </w:r>
+      <w:r>
+        <w:rPr>
+          <w:rStyle w:val="NormalTok"/>
+        </w:rPr>
+      </w:r>
+      <w:r/>
+      <w:r>
+        <w:rPr>
+          <w:rStyle w:val="NormalTok"/>
+        </w:rPr>
       </w:r>
       <w:r>
         <w:rPr>
           <w:rStyle w:val="OperatorTok"/>
         </w:rPr>
-        <w:t xml:space="preserve">=</w:t>
-      </w:r>
-      <w:r>
-        <w:rPr>
-          <w:rStyle w:val="NormalTok"/>
-        </w:rPr>
-        <w:t xml:space="preserve"> json.loads(cleaned)</w:t>
-      </w:r>
-      <w:r>
-        <w:br/>
-      </w:r>
-      <w:r>
-        <w:rPr>
-          <w:rStyle w:val="NormalTok"/>
-        </w:rPr>
-        <w:t xml:space="preserve">        </w:t>
+      </w:r>
+      <w:r>
+        <w:rPr>
+          <w:rStyle w:val="NormalTok"/>
+        </w:rPr>
+      </w:r>
+      <w:r/>
+      <w:r>
+        <w:rPr>
+          <w:rStyle w:val="NormalTok"/>
+        </w:rPr>
       </w:r>
       <w:r>
         <w:rPr>
           <w:rStyle w:val="ControlFlowTok"/>
         </w:rPr>
-        <w:t xml:space="preserve">except</w:t>
-      </w:r>
-      <w:r>
-        <w:rPr>
-          <w:rStyle w:val="NormalTok"/>
-        </w:rPr>
-        <w:t xml:space="preserve"> json.JSONDecodeError:</w:t>
-      </w:r>
-      <w:r>
-        <w:br/>
-      </w:r>
-      <w:r>
-        <w:rPr>
-          <w:rStyle w:val="NormalTok"/>
-        </w:rPr>
-        <w:t xml:space="preserve">            logger.warning(</w:t>
-      </w:r>
-      <w:r>
-        <w:rPr>
-          <w:rStyle w:val="StringTok"/>
-        </w:rPr>
-        <w:t xml:space="preserve">"AI returned non-JSON [U+00B7] using rule-based fallback"</w:t>
-      </w:r>
-      <w:r>
-        <w:rPr>
-          <w:rStyle w:val="NormalTok"/>
-        </w:rPr>
-        <w:t xml:space="preserve">)</w:t>
-      </w:r>
-      <w:r>
-        <w:br/>
-      </w:r>
-      <w:r>
-        <w:rPr>
-          <w:rStyle w:val="NormalTok"/>
-        </w:rPr>
-        <w:t xml:space="preserve">            </w:t>
+      </w:r>
+      <w:r>
+        <w:rPr>
+          <w:rStyle w:val="NormalTok"/>
+        </w:rPr>
+      </w:r>
+      <w:r/>
+      <w:r>
+        <w:rPr>
+          <w:rStyle w:val="NormalTok"/>
+        </w:rPr>
+      </w:r>
+      <w:r>
+        <w:rPr>
+          <w:rStyle w:val="StringTok"/>
+        </w:rPr>
+      </w:r>
+      <w:r>
+        <w:rPr>
+          <w:rStyle w:val="NormalTok"/>
+        </w:rPr>
+      </w:r>
+      <w:r/>
+      <w:r>
+        <w:rPr>
+          <w:rStyle w:val="NormalTok"/>
+        </w:rPr>
       </w:r>
       <w:r>
         <w:rPr>
           <w:rStyle w:val="ControlFlowTok"/>
         </w:rPr>
-        <w:t xml:space="preserve">return</w:t>
-      </w:r>
-      <w:r>
-        <w:rPr>
-          <w:rStyle w:val="NormalTok"/>
-        </w:rPr>
-        <w:t xml:space="preserve"> rule_based_triage(injured, blocking, contacts)</w:t>
-      </w:r>
-      <w:r>
-        <w:br/>
-      </w:r>
-      <w:r>
-        <w:br/>
-      </w:r>
-      <w:r>
-        <w:rPr>
-          <w:rStyle w:val="NormalTok"/>
-        </w:rPr>
-        <w:t xml:space="preserve">        validated </w:t>
+      </w:r>
+      <w:r>
+        <w:rPr>
+          <w:rStyle w:val="NormalTok"/>
+        </w:rPr>
+      </w:r>
+      <w:r/>
+      <w:r/>
+      <w:r>
+        <w:rPr>
+          <w:rStyle w:val="NormalTok"/>
+        </w:rPr>
       </w:r>
       <w:r>
         <w:rPr>
           <w:rStyle w:val="OperatorTok"/>
         </w:rPr>
-        <w:t xml:space="preserve">=</w:t>
-      </w:r>
-      <w:r>
-        <w:rPr>
-          <w:rStyle w:val="NormalTok"/>
-        </w:rPr>
-        <w:t xml:space="preserve"> _validate_ai_result(parsed, </w:t>
+      </w:r>
+      <w:r>
+        <w:rPr>
+          <w:rStyle w:val="NormalTok"/>
+        </w:rPr>
       </w:r>
       <w:r>
         <w:rPr>
           <w:rStyle w:val="BuiltInTok"/>
         </w:rPr>
-        <w:t xml:space="preserve">len</w:t>
-      </w:r>
-      <w:r>
-        <w:rPr>
-          <w:rStyle w:val="NormalTok"/>
-        </w:rPr>
-        <w:t xml:space="preserve">(contacts))</w:t>
-      </w:r>
-      <w:r>
-        <w:br/>
-      </w:r>
-      <w:r>
-        <w:rPr>
-          <w:rStyle w:val="NormalTok"/>
-        </w:rPr>
-        <w:t xml:space="preserve">        </w:t>
+      </w:r>
+      <w:r>
+        <w:rPr>
+          <w:rStyle w:val="NormalTok"/>
+        </w:rPr>
+      </w:r>
+      <w:r/>
+      <w:r>
+        <w:rPr>
+          <w:rStyle w:val="NormalTok"/>
+        </w:rPr>
       </w:r>
       <w:r>
         <w:rPr>
           <w:rStyle w:val="ControlFlowTok"/>
         </w:rPr>
-        <w:t xml:space="preserve">if</w:t>
-      </w:r>
-      <w:r>
-        <w:rPr>
-          <w:rStyle w:val="NormalTok"/>
-        </w:rPr>
-        <w:t xml:space="preserve"> validated </w:t>
+      </w:r>
+      <w:r>
+        <w:rPr>
+          <w:rStyle w:val="NormalTok"/>
+        </w:rPr>
       </w:r>
       <w:r>
         <w:rPr>
           <w:rStyle w:val="KeywordTok"/>
         </w:rPr>
-        <w:t xml:space="preserve">is</w:t>
-      </w:r>
-      <w:r>
-        <w:rPr>
-          <w:rStyle w:val="NormalTok"/>
-        </w:rPr>
-        <w:t xml:space="preserve"> </w:t>
+      </w:r>
+      <w:r>
+        <w:rPr>
+          <w:rStyle w:val="NormalTok"/>
+        </w:rPr>
       </w:r>
       <w:r>
         <w:rPr>
           <w:rStyle w:val="VariableTok"/>
         </w:rPr>
-        <w:t xml:space="preserve">None</w:t>
-      </w:r>
-      <w:r>
-        <w:rPr>
-          <w:rStyle w:val="NormalTok"/>
-        </w:rPr>
-        <w:t xml:space="preserve">:</w:t>
-      </w:r>
-      <w:r>
-        <w:br/>
-      </w:r>
-      <w:r>
-        <w:rPr>
-          <w:rStyle w:val="NormalTok"/>
-        </w:rPr>
-        <w:t xml:space="preserve">            logger.warning(</w:t>
-      </w:r>
-      <w:r>
-        <w:rPr>
-          <w:rStyle w:val="StringTok"/>
-        </w:rPr>
-        <w:t xml:space="preserve">"AI returned malformed response [U+00B7] using rule-based fallback"</w:t>
-      </w:r>
-      <w:r>
-        <w:rPr>
-          <w:rStyle w:val="NormalTok"/>
-        </w:rPr>
-        <w:t xml:space="preserve">)</w:t>
-      </w:r>
-      <w:r>
-        <w:br/>
-      </w:r>
-      <w:r>
-        <w:rPr>
-          <w:rStyle w:val="NormalTok"/>
-        </w:rPr>
-        <w:t xml:space="preserve">            </w:t>
+      </w:r>
+      <w:r>
+        <w:rPr>
+          <w:rStyle w:val="NormalTok"/>
+        </w:rPr>
+      </w:r>
+      <w:r/>
+      <w:r>
+        <w:rPr>
+          <w:rStyle w:val="NormalTok"/>
+        </w:rPr>
+      </w:r>
+      <w:r>
+        <w:rPr>
+          <w:rStyle w:val="StringTok"/>
+        </w:rPr>
+      </w:r>
+      <w:r>
+        <w:rPr>
+          <w:rStyle w:val="NormalTok"/>
+        </w:rPr>
+      </w:r>
+      <w:r/>
+      <w:r>
+        <w:rPr>
+          <w:rStyle w:val="NormalTok"/>
+        </w:rPr>
       </w:r>
       <w:r>
         <w:rPr>
           <w:rStyle w:val="ControlFlowTok"/>
         </w:rPr>
-        <w:t xml:space="preserve">return</w:t>
-      </w:r>
-      <w:r>
-        <w:rPr>
-          <w:rStyle w:val="NormalTok"/>
-        </w:rPr>
-        <w:t xml:space="preserve"> rule_based_triage(injured, blocking, contacts)</w:t>
-      </w:r>
-      <w:r>
-        <w:br/>
-      </w:r>
-      <w:r>
-        <w:br/>
-      </w:r>
-      <w:r>
-        <w:rPr>
-          <w:rStyle w:val="NormalTok"/>
-        </w:rPr>
-        <w:t xml:space="preserve">        </w:t>
+      </w:r>
+      <w:r>
+        <w:rPr>
+          <w:rStyle w:val="NormalTok"/>
+        </w:rPr>
+      </w:r>
+      <w:r/>
+      <w:r/>
+      <w:r>
+        <w:rPr>
+          <w:rStyle w:val="NormalTok"/>
+        </w:rPr>
       </w:r>
       <w:r>
         <w:rPr>
           <w:rStyle w:val="ControlFlowTok"/>
         </w:rPr>
-        <w:t xml:space="preserve">return</w:t>
-      </w:r>
-      <w:r>
-        <w:rPr>
-          <w:rStyle w:val="NormalTok"/>
-        </w:rPr>
-        <w:t xml:space="preserve"> validated</w:t>
-      </w:r>
-      <w:r>
-        <w:br/>
-      </w:r>
-      <w:r>
-        <w:br/>
-      </w:r>
-      <w:r>
-        <w:rPr>
-          <w:rStyle w:val="NormalTok"/>
-        </w:rPr>
-        <w:t xml:space="preserve">    </w:t>
+      </w:r>
+      <w:r>
+        <w:rPr>
+          <w:rStyle w:val="NormalTok"/>
+        </w:rPr>
+      </w:r>
+      <w:r/>
+      <w:r/>
+      <w:r>
+        <w:rPr>
+          <w:rStyle w:val="NormalTok"/>
+        </w:rPr>
       </w:r>
       <w:r>
         <w:rPr>
           <w:rStyle w:val="ControlFlowTok"/>
         </w:rPr>
-        <w:t xml:space="preserve">except</w:t>
-      </w:r>
-      <w:r>
-        <w:rPr>
-          <w:rStyle w:val="NormalTok"/>
-        </w:rPr>
-        <w:t xml:space="preserve"> </w:t>
+      </w:r>
+      <w:r>
+        <w:rPr>
+          <w:rStyle w:val="NormalTok"/>
+        </w:rPr>
       </w:r>
       <w:r>
         <w:rPr>
           <w:rStyle w:val="PreprocessorTok"/>
         </w:rPr>
-        <w:t xml:space="preserve">Exception</w:t>
-      </w:r>
-      <w:r>
-        <w:rPr>
-          <w:rStyle w:val="NormalTok"/>
-        </w:rPr>
-        <w:t xml:space="preserve"> </w:t>
+      </w:r>
+      <w:r>
+        <w:rPr>
+          <w:rStyle w:val="NormalTok"/>
+        </w:rPr>
       </w:r>
       <w:r>
         <w:rPr>
           <w:rStyle w:val="ImportTok"/>
         </w:rPr>
-        <w:t xml:space="preserve">as</w:t>
-      </w:r>
-      <w:r>
-        <w:rPr>
-          <w:rStyle w:val="NormalTok"/>
-        </w:rPr>
-        <w:t xml:space="preserve"> exc:</w:t>
-      </w:r>
-      <w:r>
-        <w:br/>
-      </w:r>
-      <w:r>
-        <w:rPr>
-          <w:rStyle w:val="NormalTok"/>
-        </w:rPr>
-        <w:t xml:space="preserve">        logger.warning(</w:t>
+      </w:r>
+      <w:r>
+        <w:rPr>
+          <w:rStyle w:val="NormalTok"/>
+        </w:rPr>
+      </w:r>
+      <w:r/>
+      <w:r>
+        <w:rPr>
+          <w:rStyle w:val="NormalTok"/>
+        </w:rPr>
       </w:r>
       <w:r>
         <w:rPr>
           <w:rStyle w:val="SpecialStringTok"/>
         </w:rPr>
-        <w:t xml:space="preserve">f"AI triage call failed (</w:t>
       </w:r>
       <w:r>
         <w:rPr>
           <w:rStyle w:val="SpecialCharTok"/>
         </w:rPr>
-        <w:t xml:space="preserve">{</w:t>
       </w:r>
       <w:r>
         <w:rPr>
           <w:rStyle w:val="BuiltInTok"/>
         </w:rPr>
-        <w:t xml:space="preserve">type</w:t>
-      </w:r>
-      <w:r>
-        <w:rPr>
-          <w:rStyle w:val="NormalTok"/>
-        </w:rPr>
-        <w:t xml:space="preserve">(exc)</w:t>
+      </w:r>
+      <w:r>
+        <w:rPr>
+          <w:rStyle w:val="NormalTok"/>
+        </w:rPr>
       </w:r>
       <w:r>
         <w:rPr>
           <w:rStyle w:val="SpecialCharTok"/>
         </w:rPr>
-        <w:t xml:space="preserve">.</w:t>
       </w:r>
       <w:r>
         <w:rPr>
           <w:rStyle w:val="VariableTok"/>
         </w:rPr>
-        <w:t xml:space="preserve">__name__</w:t>
       </w:r>
       <w:r>
         <w:rPr>
           <w:rStyle w:val="SpecialCharTok"/>
         </w:rPr>
-        <w:t xml:space="preserve">}</w:t>
       </w:r>
       <w:r>
         <w:rPr>
           <w:rStyle w:val="SpecialStringTok"/>
         </w:rPr>
-        <w:t xml:space="preserve">) [U+00B7] using rule-based fallback"</w:t>
-      </w:r>
-      <w:r>
-        <w:rPr>
-          <w:rStyle w:val="NormalTok"/>
-        </w:rPr>
-        <w:t xml:space="preserve">)</w:t>
-      </w:r>
-      <w:r>
-        <w:br/>
-      </w:r>
-      <w:r>
-        <w:rPr>
-          <w:rStyle w:val="NormalTok"/>
-        </w:rPr>
-        <w:t xml:space="preserve">        </w:t>
+      </w:r>
+      <w:r>
+        <w:rPr>
+          <w:rStyle w:val="NormalTok"/>
+        </w:rPr>
+      </w:r>
+      <w:r/>
+      <w:r>
+        <w:rPr>
+          <w:rStyle w:val="NormalTok"/>
+        </w:rPr>
       </w:r>
       <w:r>
         <w:rPr>
           <w:rStyle w:val="ControlFlowTok"/>
         </w:rPr>
-        <w:t xml:space="preserve">return</w:t>
-      </w:r>
-      <w:r>
-        <w:rPr>
-          <w:rStyle w:val="NormalTok"/>
-        </w:rPr>
-        <w:t xml:space="preserve"> rule_based_triage(injured, blocking, contacts)</w:t>
+      </w:r>
+      <w:r>
+        <w:rPr>
+          <w:rStyle w:val="NormalTok"/>
+        </w:rPr>
       </w:r>
     </w:p>
     <w:bookmarkEnd w:id="49"/>

--- a/docs/RoadSOS_Submission.docx
+++ b/docs/RoadSOS_Submission.docx
@@ -561,29 +561,18 @@
               <w:jc w:val="left"/>
             </w:pPr>
             <w:r>
-              <w:t xml:space="preserve">Every external call wrapped in</w:t>
-            </w:r>
-            <w:r>
-              <w:t xml:space="preserve"> </w:t>
-            </w:r>
+              <w:t>Every external call wrapped in _safe_* helpers. 3 Overpass mirrors raced concurrently (first healthy response wins). API always returns HTTP 200 with a valid shape.</w:t>
+            </w:r>
+            <w:r/>
             <w:r>
               <w:rPr>
                 <w:rStyle w:val="VerbatimChar"/>
               </w:rPr>
-              <w:t xml:space="preserve">_safe_*</w:t>
-            </w:r>
-            <w:r>
-              <w:t xml:space="preserve"> </w:t>
-            </w:r>
-            <w:r>
-              <w:t xml:space="preserve">helpers. 3-mirror Overpass with</w:t>
-            </w:r>
-            <w:r>
-              <w:t xml:space="preserve"> </w:t>
-            </w:r>
-            <w:r>
-              <w:t xml:space="preserve">exponential back-off. API always returns HTTP 200 with a valid shape.</w:t>
-            </w:r>
+            </w:r>
+            <w:r/>
+            <w:r/>
+            <w:r/>
+            <w:r/>
           </w:p>
         </w:tc>
       </w:tr>
@@ -608,11 +597,9 @@
               <w:jc w:val="left"/>
             </w:pPr>
             <w:r>
-              <w:t xml:space="preserve">Four-tier fallback: live backend</w:t>
-            </w:r>
-            <w:r>
-              <w:t xml:space="preserve"> </w:t>
-            </w:r>
+              <w:t>Four-tier fallback: live backend  7-day localStorage cache  bundled JSON (938 entries, 200 countries)  national emergency-numbers banner. Country emergency numbers always offline.</w:t>
+            </w:r>
+            <w:r/>
             <m:oMath>
               <m:r>
                 <m:rPr>
@@ -621,15 +608,9 @@
                 <m:t>→</m:t>
               </m:r>
             </m:oMath>
-            <w:r>
-              <w:t xml:space="preserve"> </w:t>
-            </w:r>
-            <w:r>
-              <w:t xml:space="preserve">24 h localStorage cache</w:t>
-            </w:r>
-            <w:r>
-              <w:t xml:space="preserve"> </w:t>
-            </w:r>
+            <w:r/>
+            <w:r/>
+            <w:r/>
             <m:oMath>
               <m:r>
                 <m:rPr>
@@ -638,21 +619,11 @@
                 <m:t>→</m:t>
               </m:r>
             </m:oMath>
-            <w:r>
-              <w:t xml:space="preserve"> </w:t>
-            </w:r>
-            <w:r>
-              <w:t xml:space="preserve">bundled JSON</w:t>
-            </w:r>
-            <w:r>
-              <w:t xml:space="preserve"> </w:t>
-            </w:r>
-            <w:r>
-              <w:t xml:space="preserve">(818 entries, 200 countries)</w:t>
-            </w:r>
-            <w:r>
-              <w:t xml:space="preserve"> </w:t>
-            </w:r>
+            <w:r/>
+            <w:r/>
+            <w:r/>
+            <w:r/>
+            <w:r/>
             <m:oMath>
               <m:r>
                 <m:rPr>
@@ -661,18 +632,10 @@
                 <m:t>→</m:t>
               </m:r>
             </m:oMath>
-            <w:r>
-              <w:t xml:space="preserve"> </w:t>
-            </w:r>
-            <w:r>
-              <w:t xml:space="preserve">hardcoded mock. Country emergency numbers</w:t>
-            </w:r>
-            <w:r>
-              <w:t xml:space="preserve"> </w:t>
-            </w:r>
-            <w:r>
-              <w:t xml:space="preserve">always offline.</w:t>
-            </w:r>
+            <w:r/>
+            <w:r/>
+            <w:r/>
+            <w:r/>
           </w:p>
         </w:tc>
       </w:tr>
@@ -869,7 +832,7 @@
         </w:numPr>
       </w:pPr>
       <w:r>
-        <w:t xml:space="preserve">When online, OpenStreetMap Overpass and Google Places are reachable; when not, the four-tier fallback (live backend → localStorage cache → bundled JSON → hardcoded mock) ensures contacts are always returned.</w:t>
+        <w:t>When online, OpenStreetMap Overpass and Google Places are reachable; when not, the four-tier fallback (live backend → localStorage cache → bundled JSON → national emergency-numbers banner) ensures contacts are always returned.</w:t>
       </w:r>
     </w:p>
     <w:p>
@@ -1116,7 +1079,7 @@
         </w:numPr>
       </w:pPr>
       <w:r>
-        <w:t xml:space="preserve">Google Gemini 2.0 Flash is used for situational triage via direct REST (no SDK). Free-tier limits (60 RPM / 1500 RPD) are sufficient for a demo.</w:t>
+        <w:t>Google Gemini 2.5 Flash is used for situational triage via direct REST (no SDK). Free-tier limits (60 RPM / 1500 RPD) are sufficient for a demo.</w:t>
       </w:r>
     </w:p>
     <w:p>
@@ -1335,43 +1298,39 @@
         <w:rPr>
           <w:rStyle w:val="VerbatimChar"/>
         </w:rPr>
-        <w:t xml:space="preserve">-r requirements.txt</w:t>
-      </w:r>
-      <w:r>
-        <w:br/>
-      </w:r>
-      <w:r>
-        <w:rPr>
-          <w:rStyle w:val="VerbatimChar"/>
-        </w:rPr>
-        <w:t xml:space="preserve">pytest==8.3.3</w:t>
-      </w:r>
-      <w:r>
-        <w:br/>
-      </w:r>
-      <w:r>
-        <w:rPr>
-          <w:rStyle w:val="VerbatimChar"/>
-        </w:rPr>
-        <w:t xml:space="preserve">pytest-asyncio==0.24.0</w:t>
-      </w:r>
-      <w:r>
-        <w:br/>
-      </w:r>
-      <w:r>
-        <w:rPr>
-          <w:rStyle w:val="VerbatimChar"/>
-        </w:rPr>
-        <w:t xml:space="preserve"># TestClient requires httpx (already in requirements) [U+2014] no extra dep needed</w:t>
-      </w:r>
-      <w:r>
-        <w:br/>
-      </w:r>
-      <w:r>
-        <w:rPr>
-          <w:rStyle w:val="VerbatimChar"/>
-        </w:rPr>
-        <w:t xml:space="preserve">ruff==0.11.13</w:t>
+        <w:t>-r requirements.txt</w:t>
+        <w:br/>
+        <w:t>pytest==8.3.3</w:t>
+        <w:br/>
+        <w:t>pytest-asyncio==0.24.0</w:t>
+        <w:br/>
+        <w:t># TestClient requires httpx (already in requirements) — no extra dep needed</w:t>
+        <w:br/>
+        <w:t>ruff==0.11.13</w:t>
+      </w:r>
+      <w:r/>
+      <w:r>
+        <w:rPr>
+          <w:rStyle w:val="VerbatimChar"/>
+        </w:rPr>
+      </w:r>
+      <w:r/>
+      <w:r>
+        <w:rPr>
+          <w:rStyle w:val="VerbatimChar"/>
+        </w:rPr>
+      </w:r>
+      <w:r/>
+      <w:r>
+        <w:rPr>
+          <w:rStyle w:val="VerbatimChar"/>
+        </w:rPr>
+      </w:r>
+      <w:r/>
+      <w:r>
+        <w:rPr>
+          <w:rStyle w:val="VerbatimChar"/>
+        </w:rPr>
       </w:r>
     </w:p>
     <w:bookmarkEnd w:id="36"/>
@@ -2238,7 +2197,7 @@
               <w:jc w:val="left"/>
             </w:pPr>
             <w:r>
-              <w:t xml:space="preserve">Public OSM data query. Three mirrors with exponential-backoff retry.</w:t>
+              <w:t>Public OSM data query. Three mirrors raced concurrently (first healthy response wins).</w:t>
             </w:r>
           </w:p>
         </w:tc>
@@ -2321,7 +2280,7 @@
               <w:jc w:val="left"/>
             </w:pPr>
             <w:r>
-              <w:t xml:space="preserve">Google Gemini 2.0 Flash</w:t>
+              <w:t>Google Gemini 2.5 Flash</w:t>
             </w:r>
           </w:p>
         </w:tc>
@@ -2605,14 +2564,10 @@
         </w:numPr>
       </w:pPr>
       <w:r>
-        <w:t xml:space="preserve">Frontend: render on Leaflet map (CartoDB Dark Matter tiles), populate</w:t>
-      </w:r>
-      <w:r>
-        <w:t xml:space="preserve"> </w:t>
-      </w:r>
-      <w:r>
-        <w:t xml:space="preserve">Quick-Contacts dock, persist to 24 h localStorage cache.</w:t>
-      </w:r>
+        <w:t>Frontend: render on Leaflet map (CartoDB Dark Matter tiles), populate Quick-Contacts dock, persist to 7-day localStorage cache.</w:t>
+      </w:r>
+      <w:r/>
+      <w:r/>
     </w:p>
     <w:bookmarkEnd w:id="41"/>
     <w:bookmarkStart w:id="42" w:name="four-tier-offline-strategy"/>
@@ -2672,23 +2627,13 @@
           <w:bCs/>
           <w:b/>
         </w:rPr>
-        <w:t xml:space="preserve">Tier 2</w:t>
-      </w:r>
-      <w:r>
-        <w:t xml:space="preserve"> </w:t>
-      </w:r>
-      <w:r>
-        <w:t xml:space="preserve">— Service Worker + localStorage cache, 24 h TTL,</w:t>
-      </w:r>
-      <w:r>
-        <w:t xml:space="preserve"> </w:t>
-      </w:r>
-      <w:r>
-        <w:t xml:space="preserve">keyed at</w:t>
-      </w:r>
-      <w:r>
-        <w:t xml:space="preserve"> </w:t>
-      </w:r>
+        <w:t>Tier 2 — Service Worker + localStorage cache, 7-day TTL, keyed at 1.1 km grid.</w:t>
+      </w:r>
+      <w:r/>
+      <w:r/>
+      <w:r/>
+      <w:r/>
+      <w:r/>
       <m:oMath>
         <m:r>
           <m:rPr>
@@ -2697,9 +2642,7 @@
           <m:t>∼</m:t>
         </m:r>
       </m:oMath>
-      <w:r>
-        <w:t xml:space="preserve">1.1 km grid.</w:t>
-      </w:r>
+      <w:r/>
     </w:p>
     <w:p>
       <w:pPr>
@@ -2713,20 +2656,12 @@
           <w:bCs/>
           <w:b/>
         </w:rPr>
-        <w:t xml:space="preserve">Tier 3</w:t>
-      </w:r>
-      <w:r>
-        <w:t xml:space="preserve"> </w:t>
-      </w:r>
-      <w:r>
-        <w:t xml:space="preserve">— Bundled JSON shipped with the PWA:</w:t>
-      </w:r>
-      <w:r>
-        <w:t xml:space="preserve"> </w:t>
-      </w:r>
-      <w:r>
-        <w:t xml:space="preserve">818 entries across 200 countries.</w:t>
-      </w:r>
+        <w:t>Tier 3 — Bundled JSON shipped with the PWA: 938 entries across 200 countries.</w:t>
+      </w:r>
+      <w:r/>
+      <w:r/>
+      <w:r/>
+      <w:r/>
     </w:p>
     <w:p>
       <w:pPr>
@@ -3170,871 +3105,767 @@
         <w:rPr>
           <w:rStyle w:val="VerbatimChar"/>
         </w:rPr>
-        <w:t xml:space="preserve">/**</w:t>
-      </w:r>
-      <w:r>
-        <w:br/>
-      </w:r>
-      <w:r>
-        <w:rPr>
-          <w:rStyle w:val="VerbatimChar"/>
-        </w:rPr>
-        <w:t xml:space="preserve"> * Open Location Code (Plus Codes) [U+2014] encode GPS coordinates to a short,</w:t>
-      </w:r>
-      <w:r>
-        <w:br/>
-      </w:r>
-      <w:r>
-        <w:rPr>
-          <w:rStyle w:val="VerbatimChar"/>
-        </w:rPr>
+        <w:t>/**</w:t>
+        <w:br/>
+        <w:t xml:space="preserve"> * Open Location Code (Plus Codes) — encode GPS coordinates to a short,</w:t>
+        <w:br/>
         <w:t xml:space="preserve"> * speakable, dispatcher-friendly string. Algorithm by Google. Spec:</w:t>
-      </w:r>
-      <w:r>
-        <w:br/>
-      </w:r>
-      <w:r>
-        <w:rPr>
-          <w:rStyle w:val="VerbatimChar"/>
-        </w:rPr>
+        <w:br/>
         <w:t xml:space="preserve"> *   https://github.com/google/open-location-code/blob/main/docs/specification.md</w:t>
-      </w:r>
-      <w:r>
-        <w:br/>
-      </w:r>
-      <w:r>
-        <w:rPr>
-          <w:rStyle w:val="VerbatimChar"/>
-        </w:rPr>
+        <w:br/>
         <w:t xml:space="preserve"> *</w:t>
-      </w:r>
-      <w:r>
-        <w:br/>
-      </w:r>
-      <w:r>
-        <w:rPr>
-          <w:rStyle w:val="VerbatimChar"/>
-        </w:rPr>
+        <w:br/>
         <w:t xml:space="preserve"> * Why we ship this:</w:t>
-      </w:r>
-      <w:r>
-        <w:br/>
-      </w:r>
-      <w:r>
-        <w:rPr>
-          <w:rStyle w:val="VerbatimChar"/>
-        </w:rPr>
+        <w:br/>
         <w:t xml:space="preserve"> * - Indian emergency dispatchers (esp. 112 ERSS) accept Plus Codes.</w:t>
-      </w:r>
-      <w:r>
-        <w:br/>
-      </w:r>
-      <w:r>
-        <w:rPr>
-          <w:rStyle w:val="VerbatimChar"/>
-        </w:rPr>
+        <w:br/>
         <w:t xml:space="preserve"> * - "7M5237MC+37" is far easier to communicate by voice in a panicked</w:t>
-      </w:r>
-      <w:r>
-        <w:br/>
-      </w:r>
-      <w:r>
-        <w:rPr>
-          <w:rStyle w:val="VerbatimChar"/>
-        </w:rPr>
+        <w:br/>
         <w:t xml:space="preserve"> *   moment than "thirteen point zero eight two seven, eighty point two</w:t>
-      </w:r>
-      <w:r>
-        <w:br/>
-      </w:r>
-      <w:r>
-        <w:rPr>
-          <w:rStyle w:val="VerbatimChar"/>
-        </w:rPr>
+        <w:br/>
         <w:t xml:space="preserve"> *   seven zero seven".</w:t>
-      </w:r>
-      <w:r>
-        <w:br/>
-      </w:r>
-      <w:r>
-        <w:rPr>
-          <w:rStyle w:val="VerbatimChar"/>
-        </w:rPr>
-        <w:t xml:space="preserve"> * - **Fully offline** [U+2014] pure deterministic algorithm. No network, no</w:t>
-      </w:r>
-      <w:r>
-        <w:br/>
-      </w:r>
-      <w:r>
-        <w:rPr>
-          <w:rStyle w:val="VerbatimChar"/>
-        </w:rPr>
+        <w:br/>
+        <w:t xml:space="preserve"> * - **Fully offline** — pure deterministic algorithm. No network, no</w:t>
+        <w:br/>
         <w:t xml:space="preserve"> *   API key, no library.</w:t>
-      </w:r>
-      <w:r>
-        <w:br/>
-      </w:r>
-      <w:r>
-        <w:rPr>
-          <w:rStyle w:val="VerbatimChar"/>
-        </w:rPr>
+        <w:br/>
         <w:t xml:space="preserve"> *</w:t>
-      </w:r>
-      <w:r>
-        <w:br/>
-      </w:r>
-      <w:r>
-        <w:rPr>
-          <w:rStyle w:val="VerbatimChar"/>
-        </w:rPr>
+        <w:br/>
         <w:t xml:space="preserve"> * Implementation note:</w:t>
-      </w:r>
-      <w:r>
-        <w:br/>
-      </w:r>
-      <w:r>
-        <w:rPr>
-          <w:rStyle w:val="VerbatimChar"/>
-        </w:rPr>
+        <w:br/>
         <w:t xml:space="preserve"> * - Uses the reference INTEGER algorithm (multiply to a fixed precision,</w:t>
-      </w:r>
-      <w:r>
-        <w:br/>
-      </w:r>
-      <w:r>
-        <w:rPr>
-          <w:rStyle w:val="VerbatimChar"/>
-        </w:rPr>
+        <w:br/>
         <w:t xml:space="preserve"> *   then divide). Float-accumulation approaches drift on the final grid</w:t>
-      </w:r>
-      <w:r>
-        <w:br/>
-      </w:r>
-      <w:r>
-        <w:rPr>
-          <w:rStyle w:val="VerbatimChar"/>
-        </w:rPr>
+        <w:br/>
         <w:t xml:space="preserve"> *   digits, so we deliberately avoid them. Verified character-for-character</w:t>
-      </w:r>
-      <w:r>
-        <w:br/>
-      </w:r>
-      <w:r>
-        <w:rPr>
-          <w:rStyle w:val="VerbatimChar"/>
-        </w:rPr>
+        <w:br/>
         <w:t xml:space="preserve"> *   against Google's canonical encoder across 1000+ coordinates.</w:t>
-      </w:r>
-      <w:r>
-        <w:br/>
-      </w:r>
-      <w:r>
-        <w:rPr>
-          <w:rStyle w:val="VerbatimChar"/>
-        </w:rPr>
+        <w:br/>
         <w:t xml:space="preserve"> *</w:t>
-      </w:r>
-      <w:r>
-        <w:br/>
-      </w:r>
-      <w:r>
-        <w:rPr>
-          <w:rStyle w:val="VerbatimChar"/>
-        </w:rPr>
-        <w:t xml:space="preserve"> * Precision: length 10 (default) [U+2248] 14 m [U+00D7] 14 m square [U+2014] fine for a crash site.</w:t>
-      </w:r>
-      <w:r>
-        <w:br/>
-      </w:r>
-      <w:r>
-        <w:rPr>
-          <w:rStyle w:val="VerbatimChar"/>
-        </w:rPr>
+        <w:br/>
+        <w:t xml:space="preserve"> * Precision: length 10 (default) ≈ 14 m × 14 m square — fine for a crash site.</w:t>
+        <w:br/>
         <w:t xml:space="preserve"> *</w:t>
-      </w:r>
-      <w:r>
-        <w:br/>
-      </w:r>
-      <w:r>
-        <w:rPr>
-          <w:rStyle w:val="VerbatimChar"/>
-        </w:rPr>
-        <w:t xml:space="preserve"> * Exports `encodePlusCode(lat, lon)` [U+2192] 11-char code, e.g. "7M5237MC+37".</w:t>
-      </w:r>
-      <w:r>
-        <w:br/>
-      </w:r>
-      <w:r>
-        <w:rPr>
-          <w:rStyle w:val="VerbatimChar"/>
-        </w:rPr>
+        <w:br/>
+        <w:t xml:space="preserve"> * Exports `encodePlusCode(lat, lon)` → 11-char code, e.g. "7M5237MC+37".</w:t>
+        <w:br/>
         <w:t xml:space="preserve"> */</w:t>
-      </w:r>
-      <w:r>
-        <w:br/>
-      </w:r>
-      <w:r>
-        <w:br/>
-      </w:r>
-      <w:r>
-        <w:rPr>
-          <w:rStyle w:val="VerbatimChar"/>
-        </w:rPr>
-        <w:t xml:space="preserve">const ALPHABET = '23456789CFGHJMPQRVWX'; // 20 chars, skips O/I/lookalikes</w:t>
-      </w:r>
-      <w:r>
-        <w:br/>
-      </w:r>
-      <w:r>
-        <w:rPr>
-          <w:rStyle w:val="VerbatimChar"/>
-        </w:rPr>
-        <w:t xml:space="preserve">const SEPARATOR = '+';</w:t>
-      </w:r>
-      <w:r>
-        <w:br/>
-      </w:r>
-      <w:r>
-        <w:rPr>
-          <w:rStyle w:val="VerbatimChar"/>
-        </w:rPr>
-        <w:t xml:space="preserve">const SEPARATOR_POSITION = 8;</w:t>
-      </w:r>
-      <w:r>
-        <w:br/>
-      </w:r>
-      <w:r>
-        <w:rPr>
-          <w:rStyle w:val="VerbatimChar"/>
-        </w:rPr>
-        <w:t xml:space="preserve">const ENCODING_BASE = 20;</w:t>
-      </w:r>
-      <w:r>
-        <w:br/>
-      </w:r>
-      <w:r>
-        <w:rPr>
-          <w:rStyle w:val="VerbatimChar"/>
-        </w:rPr>
-        <w:t xml:space="preserve">const LATITUDE_MAX = 90;</w:t>
-      </w:r>
-      <w:r>
-        <w:br/>
-      </w:r>
-      <w:r>
-        <w:rPr>
-          <w:rStyle w:val="VerbatimChar"/>
-        </w:rPr>
-        <w:t xml:space="preserve">const LONGITUDE_MAX = 180;</w:t>
-      </w:r>
-      <w:r>
-        <w:br/>
-      </w:r>
-      <w:r>
-        <w:rPr>
-          <w:rStyle w:val="VerbatimChar"/>
-        </w:rPr>
-        <w:t xml:space="preserve">const PAIR_CODE_LENGTH = 10;</w:t>
-      </w:r>
-      <w:r>
-        <w:br/>
-      </w:r>
-      <w:r>
-        <w:rPr>
-          <w:rStyle w:val="VerbatimChar"/>
-        </w:rPr>
-        <w:t xml:space="preserve">const GRID_CODE_LENGTH = 5;</w:t>
-      </w:r>
-      <w:r>
-        <w:br/>
-      </w:r>
-      <w:r>
-        <w:rPr>
-          <w:rStyle w:val="VerbatimChar"/>
-        </w:rPr>
-        <w:t xml:space="preserve">const GRID_COLUMNS = 4;</w:t>
-      </w:r>
-      <w:r>
-        <w:br/>
-      </w:r>
-      <w:r>
-        <w:rPr>
-          <w:rStyle w:val="VerbatimChar"/>
-        </w:rPr>
-        <w:t xml:space="preserve">const GRID_ROWS = 5;</w:t>
-      </w:r>
-      <w:r>
-        <w:br/>
-      </w:r>
-      <w:r>
-        <w:br/>
-      </w:r>
-      <w:r>
-        <w:rPr>
-          <w:rStyle w:val="VerbatimChar"/>
-        </w:rPr>
-        <w:t xml:space="preserve">// Precision multipliers (integer algorithm).</w:t>
-      </w:r>
-      <w:r>
-        <w:br/>
-      </w:r>
-      <w:r>
-        <w:rPr>
-          <w:rStyle w:val="VerbatimChar"/>
-        </w:rPr>
-        <w:t xml:space="preserve">const PAIR_PRECISION = ENCODING_BASE ** 3;</w:t>
-      </w:r>
-      <w:r>
-        <w:br/>
-      </w:r>
-      <w:r>
-        <w:rPr>
-          <w:rStyle w:val="VerbatimChar"/>
-        </w:rPr>
-        <w:t xml:space="preserve">const FINAL_LAT_PRECISION = PAIR_PRECISION * GRID_ROWS ** GRID_CODE_LENGTH;</w:t>
-      </w:r>
-      <w:r>
-        <w:br/>
-      </w:r>
-      <w:r>
-        <w:rPr>
-          <w:rStyle w:val="VerbatimChar"/>
-        </w:rPr>
-        <w:t xml:space="preserve">const FINAL_LON_PRECISION = PAIR_PRECISION * GRID_COLUMNS ** GRID_CODE_LENGTH;</w:t>
-      </w:r>
-      <w:r>
-        <w:br/>
-      </w:r>
-      <w:r>
-        <w:br/>
-      </w:r>
-      <w:r>
-        <w:rPr>
-          <w:rStyle w:val="VerbatimChar"/>
-        </w:rPr>
-        <w:t xml:space="preserve">function clipLatitude(lat) {</w:t>
-      </w:r>
-      <w:r>
-        <w:br/>
-      </w:r>
-      <w:r>
-        <w:rPr>
-          <w:rStyle w:val="VerbatimChar"/>
-        </w:rPr>
+        <w:br/>
+        <w:br/>
+        <w:t>const ALPHABET = '23456789CFGHJMPQRVWX'; // 20 chars, skips O/I/lookalikes</w:t>
+        <w:br/>
+        <w:t>const SEPARATOR = '+';</w:t>
+        <w:br/>
+        <w:t>const SEPARATOR_POSITION = 8;</w:t>
+        <w:br/>
+        <w:t>const ENCODING_BASE = 20;</w:t>
+        <w:br/>
+        <w:t>const LATITUDE_MAX = 90;</w:t>
+        <w:br/>
+        <w:t>const LONGITUDE_MAX = 180;</w:t>
+        <w:br/>
+        <w:t>const PAIR_CODE_LENGTH = 10;</w:t>
+        <w:br/>
+        <w:t>const GRID_CODE_LENGTH = 5;</w:t>
+        <w:br/>
+        <w:t>const GRID_COLUMNS = 4;</w:t>
+        <w:br/>
+        <w:t>const GRID_ROWS = 5;</w:t>
+        <w:br/>
+        <w:br/>
+        <w:t>// Precision multipliers (integer algorithm).</w:t>
+        <w:br/>
+        <w:t>const PAIR_PRECISION = ENCODING_BASE ** 3;</w:t>
+        <w:br/>
+        <w:t>const FINAL_LAT_PRECISION = PAIR_PRECISION * GRID_ROWS ** GRID_CODE_LENGTH;</w:t>
+        <w:br/>
+        <w:t>const FINAL_LON_PRECISION = PAIR_PRECISION * GRID_COLUMNS ** GRID_CODE_LENGTH;</w:t>
+        <w:br/>
+        <w:br/>
+        <w:t>function clipLatitude(lat) {</w:t>
+        <w:br/>
         <w:t xml:space="preserve">  return Math.max(-90, Math.min(90, lat));</w:t>
-      </w:r>
-      <w:r>
-        <w:br/>
-      </w:r>
-      <w:r>
-        <w:rPr>
-          <w:rStyle w:val="VerbatimChar"/>
-        </w:rPr>
-        <w:t xml:space="preserve">}</w:t>
-      </w:r>
-      <w:r>
-        <w:br/>
-      </w:r>
-      <w:r>
-        <w:br/>
-      </w:r>
-      <w:r>
-        <w:rPr>
-          <w:rStyle w:val="VerbatimChar"/>
-        </w:rPr>
-        <w:t xml:space="preserve">function normalizeLongitude(lon) {</w:t>
-      </w:r>
-      <w:r>
-        <w:br/>
-      </w:r>
-      <w:r>
-        <w:rPr>
-          <w:rStyle w:val="VerbatimChar"/>
-        </w:rPr>
+        <w:br/>
+        <w:t>}</w:t>
+        <w:br/>
+        <w:br/>
+        <w:t>function normalizeLongitude(lon) {</w:t>
+        <w:br/>
         <w:t xml:space="preserve">  let l = lon;</w:t>
-      </w:r>
-      <w:r>
-        <w:br/>
-      </w:r>
-      <w:r>
-        <w:rPr>
-          <w:rStyle w:val="VerbatimChar"/>
-        </w:rPr>
+        <w:br/>
         <w:t xml:space="preserve">  while (l &lt; -180) l += 360;</w:t>
-      </w:r>
-      <w:r>
-        <w:br/>
-      </w:r>
-      <w:r>
-        <w:rPr>
-          <w:rStyle w:val="VerbatimChar"/>
-        </w:rPr>
+        <w:br/>
         <w:t xml:space="preserve">  while (l &gt;= 180) l -= 360;</w:t>
-      </w:r>
-      <w:r>
-        <w:br/>
-      </w:r>
-      <w:r>
-        <w:rPr>
-          <w:rStyle w:val="VerbatimChar"/>
-        </w:rPr>
+        <w:br/>
         <w:t xml:space="preserve">  return l;</w:t>
-      </w:r>
-      <w:r>
-        <w:br/>
-      </w:r>
-      <w:r>
-        <w:rPr>
-          <w:rStyle w:val="VerbatimChar"/>
-        </w:rPr>
-        <w:t xml:space="preserve">}</w:t>
-      </w:r>
-      <w:r>
-        <w:br/>
-      </w:r>
-      <w:r>
-        <w:br/>
-      </w:r>
-      <w:r>
-        <w:rPr>
-          <w:rStyle w:val="VerbatimChar"/>
-        </w:rPr>
-        <w:t xml:space="preserve">/**</w:t>
-      </w:r>
-      <w:r>
-        <w:br/>
-      </w:r>
-      <w:r>
-        <w:rPr>
-          <w:rStyle w:val="VerbatimChar"/>
-        </w:rPr>
+        <w:br/>
+        <w:t>}</w:t>
+        <w:br/>
+        <w:br/>
+        <w:t>/**</w:t>
+        <w:br/>
         <w:t xml:space="preserve"> * Encode (lat, lon) to a 10-digit Plus Code with the "+" separator.</w:t>
-      </w:r>
-      <w:r>
-        <w:br/>
-      </w:r>
-      <w:r>
-        <w:rPr>
-          <w:rStyle w:val="VerbatimChar"/>
-        </w:rPr>
+        <w:br/>
         <w:t xml:space="preserve"> *</w:t>
-      </w:r>
-      <w:r>
-        <w:br/>
-      </w:r>
-      <w:r>
-        <w:rPr>
-          <w:rStyle w:val="VerbatimChar"/>
-        </w:rPr>
-        <w:t xml:space="preserve"> * @param {number} lat [U+2014] degrees, -90 to 90 (clamped)</w:t>
-      </w:r>
-      <w:r>
-        <w:br/>
-      </w:r>
-      <w:r>
-        <w:rPr>
-          <w:rStyle w:val="VerbatimChar"/>
-        </w:rPr>
-        <w:t xml:space="preserve"> * @param {number} lon [U+2014] degrees, wrapped to [-180, 180)</w:t>
-      </w:r>
-      <w:r>
-        <w:br/>
-      </w:r>
-      <w:r>
-        <w:rPr>
-          <w:rStyle w:val="VerbatimChar"/>
-        </w:rPr>
+        <w:br/>
+        <w:t xml:space="preserve"> * @param {number} lat — degrees, -90 to 90 (clamped)</w:t>
+        <w:br/>
+        <w:t xml:space="preserve"> * @param {number} lon — degrees, wrapped to [-180, 180)</w:t>
+        <w:br/>
         <w:t xml:space="preserve"> * @returns {string} e.g. "7M5237MC+37", or "" for invalid input</w:t>
-      </w:r>
-      <w:r>
-        <w:br/>
-      </w:r>
-      <w:r>
-        <w:rPr>
-          <w:rStyle w:val="VerbatimChar"/>
-        </w:rPr>
+        <w:br/>
         <w:t xml:space="preserve"> */</w:t>
-      </w:r>
-      <w:r>
-        <w:br/>
-      </w:r>
-      <w:r>
-        <w:rPr>
-          <w:rStyle w:val="VerbatimChar"/>
-        </w:rPr>
-        <w:t xml:space="preserve">export function encodePlusCode(lat, lon) {</w:t>
-      </w:r>
-      <w:r>
-        <w:br/>
-      </w:r>
-      <w:r>
-        <w:rPr>
-          <w:rStyle w:val="VerbatimChar"/>
-        </w:rPr>
+        <w:br/>
+        <w:t>export function encodePlusCode(lat, lon) {</w:t>
+        <w:br/>
         <w:t xml:space="preserve">  if (typeof lat !== 'number' || typeof lon !== 'number'</w:t>
-      </w:r>
-      <w:r>
-        <w:br/>
-      </w:r>
-      <w:r>
-        <w:rPr>
-          <w:rStyle w:val="VerbatimChar"/>
-        </w:rPr>
+        <w:br/>
         <w:t xml:space="preserve">      || !isFinite(lat) || !isFinite(lon)) {</w:t>
-      </w:r>
-      <w:r>
-        <w:br/>
-      </w:r>
-      <w:r>
-        <w:rPr>
-          <w:rStyle w:val="VerbatimChar"/>
-        </w:rPr>
+        <w:br/>
         <w:t xml:space="preserve">    return '';</w:t>
-      </w:r>
-      <w:r>
-        <w:br/>
-      </w:r>
-      <w:r>
-        <w:rPr>
-          <w:rStyle w:val="VerbatimChar"/>
-        </w:rPr>
+        <w:br/>
         <w:t xml:space="preserve">  }</w:t>
-      </w:r>
-      <w:r>
-        <w:br/>
-      </w:r>
-      <w:r>
-        <w:br/>
-      </w:r>
-      <w:r>
-        <w:rPr>
-          <w:rStyle w:val="VerbatimChar"/>
-        </w:rPr>
+        <w:br/>
+        <w:br/>
         <w:t xml:space="preserve">  let latitude = clipLatitude(lat);</w:t>
-      </w:r>
-      <w:r>
-        <w:br/>
-      </w:r>
-      <w:r>
-        <w:rPr>
-          <w:rStyle w:val="VerbatimChar"/>
-        </w:rPr>
+        <w:br/>
         <w:t xml:space="preserve">  const longitude = normalizeLongitude(lon);</w:t>
-      </w:r>
-      <w:r>
-        <w:br/>
-      </w:r>
-      <w:r>
-        <w:br/>
-      </w:r>
-      <w:r>
-        <w:rPr>
-          <w:rStyle w:val="VerbatimChar"/>
-        </w:rPr>
-        <w:t xml:space="preserve">  // Latitude 90 would overflow the top cell [U+2014] pull it inward by one cell.</w:t>
-      </w:r>
-      <w:r>
-        <w:br/>
-      </w:r>
-      <w:r>
-        <w:rPr>
-          <w:rStyle w:val="VerbatimChar"/>
-        </w:rPr>
+        <w:br/>
+        <w:br/>
+        <w:t xml:space="preserve">  // Latitude 90 would overflow the top cell — pull it inward by one cell.</w:t>
+        <w:br/>
         <w:t xml:space="preserve">  if (latitude === 90) {</w:t>
-      </w:r>
-      <w:r>
-        <w:br/>
-      </w:r>
-      <w:r>
-        <w:rPr>
-          <w:rStyle w:val="VerbatimChar"/>
-        </w:rPr>
+        <w:br/>
         <w:t xml:space="preserve">    latitude = latitude - (ENCODING_BASE ** -3 / GRID_ROWS ** GRID_CODE_LENGTH);</w:t>
-      </w:r>
-      <w:r>
-        <w:br/>
-      </w:r>
-      <w:r>
-        <w:rPr>
-          <w:rStyle w:val="VerbatimChar"/>
-        </w:rPr>
+        <w:br/>
         <w:t xml:space="preserve">  }</w:t>
-      </w:r>
-      <w:r>
-        <w:br/>
-      </w:r>
-      <w:r>
-        <w:br/>
-      </w:r>
-      <w:r>
-        <w:rPr>
-          <w:rStyle w:val="VerbatimChar"/>
-        </w:rPr>
+        <w:br/>
+        <w:br/>
         <w:t xml:space="preserve">  // Convert to positive integers at the final precision. Integer-only math</w:t>
-      </w:r>
-      <w:r>
-        <w:br/>
-      </w:r>
-      <w:r>
-        <w:rPr>
-          <w:rStyle w:val="VerbatimChar"/>
-        </w:rPr>
+        <w:br/>
         <w:t xml:space="preserve">  // from here avoids floating-point drift on the trailing grid digits.</w:t>
-      </w:r>
-      <w:r>
-        <w:br/>
-      </w:r>
-      <w:r>
-        <w:rPr>
-          <w:rStyle w:val="VerbatimChar"/>
-        </w:rPr>
+        <w:br/>
         <w:t xml:space="preserve">  let latVal = Math.floor(</w:t>
-      </w:r>
-      <w:r>
-        <w:br/>
-      </w:r>
-      <w:r>
-        <w:rPr>
-          <w:rStyle w:val="VerbatimChar"/>
-        </w:rPr>
+        <w:br/>
         <w:t xml:space="preserve">    Math.round((latitude + LATITUDE_MAX) * FINAL_LAT_PRECISION * 1e6) / 1e6,</w:t>
-      </w:r>
-      <w:r>
-        <w:br/>
-      </w:r>
-      <w:r>
-        <w:rPr>
-          <w:rStyle w:val="VerbatimChar"/>
-        </w:rPr>
+        <w:br/>
         <w:t xml:space="preserve">  );</w:t>
-      </w:r>
-      <w:r>
-        <w:br/>
-      </w:r>
-      <w:r>
-        <w:rPr>
-          <w:rStyle w:val="VerbatimChar"/>
-        </w:rPr>
+        <w:br/>
         <w:t xml:space="preserve">  let lonVal = Math.floor(</w:t>
-      </w:r>
-      <w:r>
-        <w:br/>
-      </w:r>
-      <w:r>
-        <w:rPr>
-          <w:rStyle w:val="VerbatimChar"/>
-        </w:rPr>
+        <w:br/>
         <w:t xml:space="preserve">    Math.round((longitude + LONGITUDE_MAX) * FINAL_LON_PRECISION * 1e6) / 1e6,</w:t>
-      </w:r>
-      <w:r>
-        <w:br/>
-      </w:r>
-      <w:r>
-        <w:rPr>
-          <w:rStyle w:val="VerbatimChar"/>
-        </w:rPr>
+        <w:br/>
         <w:t xml:space="preserve">  );</w:t>
-      </w:r>
-      <w:r>
-        <w:br/>
-      </w:r>
-      <w:r>
-        <w:br/>
-      </w:r>
-      <w:r>
-        <w:rPr>
-          <w:rStyle w:val="VerbatimChar"/>
-        </w:rPr>
+        <w:br/>
+        <w:br/>
         <w:t xml:space="preserve">  // A length-10 code uses only the pair section, so drop the grid digits.</w:t>
-      </w:r>
-      <w:r>
-        <w:br/>
-      </w:r>
-      <w:r>
-        <w:rPr>
-          <w:rStyle w:val="VerbatimChar"/>
-        </w:rPr>
+        <w:br/>
         <w:t xml:space="preserve">  latVal = Math.floor(latVal / GRID_ROWS ** GRID_CODE_LENGTH);</w:t>
-      </w:r>
-      <w:r>
-        <w:br/>
-      </w:r>
-      <w:r>
-        <w:rPr>
-          <w:rStyle w:val="VerbatimChar"/>
-        </w:rPr>
+        <w:br/>
         <w:t xml:space="preserve">  lonVal = Math.floor(lonVal / GRID_COLUMNS ** GRID_CODE_LENGTH);</w:t>
-      </w:r>
-      <w:r>
-        <w:br/>
-      </w:r>
-      <w:r>
-        <w:br/>
-      </w:r>
-      <w:r>
-        <w:rPr>
-          <w:rStyle w:val="VerbatimChar"/>
-        </w:rPr>
+        <w:br/>
+        <w:br/>
         <w:t xml:space="preserve">  // Build the 5 lat/lon pairs from least- to most-significant.</w:t>
-      </w:r>
-      <w:r>
-        <w:br/>
-      </w:r>
-      <w:r>
-        <w:rPr>
-          <w:rStyle w:val="VerbatimChar"/>
-        </w:rPr>
+        <w:br/>
         <w:t xml:space="preserve">  let code = '';</w:t>
-      </w:r>
-      <w:r>
-        <w:br/>
-      </w:r>
-      <w:r>
-        <w:rPr>
-          <w:rStyle w:val="VerbatimChar"/>
-        </w:rPr>
+        <w:br/>
         <w:t xml:space="preserve">  for (let i = 0; i &lt; PAIR_CODE_LENGTH / 2; i++) {</w:t>
-      </w:r>
-      <w:r>
-        <w:br/>
-      </w:r>
-      <w:r>
-        <w:rPr>
-          <w:rStyle w:val="VerbatimChar"/>
-        </w:rPr>
+        <w:br/>
         <w:t xml:space="preserve">    code = ALPHABET.charAt(lonVal % ENCODING_BASE) + code;</w:t>
-      </w:r>
-      <w:r>
-        <w:br/>
-      </w:r>
-      <w:r>
-        <w:rPr>
-          <w:rStyle w:val="VerbatimChar"/>
-        </w:rPr>
+        <w:br/>
         <w:t xml:space="preserve">    code = ALPHABET.charAt(latVal % ENCODING_BASE) + code;</w:t>
-      </w:r>
-      <w:r>
-        <w:br/>
-      </w:r>
-      <w:r>
-        <w:rPr>
-          <w:rStyle w:val="VerbatimChar"/>
-        </w:rPr>
+        <w:br/>
         <w:t xml:space="preserve">    latVal = Math.floor(latVal / ENCODING_BASE);</w:t>
-      </w:r>
-      <w:r>
-        <w:br/>
-      </w:r>
-      <w:r>
-        <w:rPr>
-          <w:rStyle w:val="VerbatimChar"/>
-        </w:rPr>
+        <w:br/>
         <w:t xml:space="preserve">    lonVal = Math.floor(lonVal / ENCODING_BASE);</w:t>
-      </w:r>
-      <w:r>
-        <w:br/>
-      </w:r>
-      <w:r>
-        <w:rPr>
-          <w:rStyle w:val="VerbatimChar"/>
-        </w:rPr>
+        <w:br/>
         <w:t xml:space="preserve">  }</w:t>
-      </w:r>
-      <w:r>
-        <w:br/>
-      </w:r>
-      <w:r>
-        <w:br/>
-      </w:r>
-      <w:r>
-        <w:rPr>
-          <w:rStyle w:val="VerbatimChar"/>
-        </w:rPr>
+        <w:br/>
+        <w:br/>
         <w:t xml:space="preserve">  // Insert the "+" separator after position 8.</w:t>
-      </w:r>
-      <w:r>
-        <w:br/>
-      </w:r>
-      <w:r>
-        <w:rPr>
-          <w:rStyle w:val="VerbatimChar"/>
-        </w:rPr>
+        <w:br/>
         <w:t xml:space="preserve">  return code.slice(0, SEPARATOR_POSITION) + SEPARATOR + code.slice(SEPARATOR_POSITION);</w:t>
-      </w:r>
-      <w:r>
-        <w:br/>
-      </w:r>
-      <w:r>
-        <w:rPr>
-          <w:rStyle w:val="VerbatimChar"/>
-        </w:rPr>
-        <w:t xml:space="preserve">}</w:t>
-      </w:r>
-      <w:r>
-        <w:br/>
-      </w:r>
-      <w:r>
-        <w:br/>
-      </w:r>
-      <w:r>
-        <w:rPr>
-          <w:rStyle w:val="VerbatimChar"/>
-        </w:rPr>
-        <w:t xml:space="preserve">/**</w:t>
-      </w:r>
-      <w:r>
-        <w:br/>
-      </w:r>
-      <w:r>
-        <w:rPr>
-          <w:rStyle w:val="VerbatimChar"/>
-        </w:rPr>
+        <w:br/>
+        <w:t>}</w:t>
+        <w:br/>
+        <w:br/>
+        <w:t>/**</w:t>
+        <w:br/>
         <w:t xml:space="preserve"> * Build a Google Maps shareable URL for given coordinates.</w:t>
-      </w:r>
-      <w:r>
-        <w:br/>
-      </w:r>
-      <w:r>
-        <w:rPr>
-          <w:rStyle w:val="VerbatimChar"/>
-        </w:rPr>
+        <w:br/>
         <w:t xml:space="preserve"> * Used by SOS-by-SMS so the recipient can tap-to-open the location.</w:t>
-      </w:r>
-      <w:r>
-        <w:br/>
-      </w:r>
-      <w:r>
-        <w:rPr>
-          <w:rStyle w:val="VerbatimChar"/>
-        </w:rPr>
+        <w:br/>
         <w:t xml:space="preserve"> */</w:t>
-      </w:r>
-      <w:r>
-        <w:br/>
-      </w:r>
-      <w:r>
-        <w:rPr>
-          <w:rStyle w:val="VerbatimChar"/>
-        </w:rPr>
-        <w:t xml:space="preserve">export function gMapsLink(lat, lon) {</w:t>
-      </w:r>
-      <w:r>
-        <w:br/>
-      </w:r>
-      <w:r>
-        <w:rPr>
-          <w:rStyle w:val="VerbatimChar"/>
-        </w:rPr>
+        <w:br/>
+        <w:t>export function gMapsLink(lat, lon) {</w:t>
+        <w:br/>
         <w:t xml:space="preserve">  return `https://maps.google.com/?q=${lat.toFixed(6)},${lon.toFixed(6)}`;</w:t>
-      </w:r>
-      <w:r>
-        <w:br/>
-      </w:r>
-      <w:r>
-        <w:rPr>
-          <w:rStyle w:val="VerbatimChar"/>
-        </w:rPr>
-        <w:t xml:space="preserve">}</w:t>
+        <w:br/>
+        <w:t>}</w:t>
+      </w:r>
+      <w:r/>
+      <w:r>
+        <w:rPr>
+          <w:rStyle w:val="VerbatimChar"/>
+        </w:rPr>
+      </w:r>
+      <w:r/>
+      <w:r>
+        <w:rPr>
+          <w:rStyle w:val="VerbatimChar"/>
+        </w:rPr>
+      </w:r>
+      <w:r/>
+      <w:r>
+        <w:rPr>
+          <w:rStyle w:val="VerbatimChar"/>
+        </w:rPr>
+      </w:r>
+      <w:r/>
+      <w:r>
+        <w:rPr>
+          <w:rStyle w:val="VerbatimChar"/>
+        </w:rPr>
+      </w:r>
+      <w:r/>
+      <w:r>
+        <w:rPr>
+          <w:rStyle w:val="VerbatimChar"/>
+        </w:rPr>
+      </w:r>
+      <w:r/>
+      <w:r>
+        <w:rPr>
+          <w:rStyle w:val="VerbatimChar"/>
+        </w:rPr>
+      </w:r>
+      <w:r/>
+      <w:r>
+        <w:rPr>
+          <w:rStyle w:val="VerbatimChar"/>
+        </w:rPr>
+      </w:r>
+      <w:r/>
+      <w:r>
+        <w:rPr>
+          <w:rStyle w:val="VerbatimChar"/>
+        </w:rPr>
+      </w:r>
+      <w:r/>
+      <w:r>
+        <w:rPr>
+          <w:rStyle w:val="VerbatimChar"/>
+        </w:rPr>
+      </w:r>
+      <w:r/>
+      <w:r>
+        <w:rPr>
+          <w:rStyle w:val="VerbatimChar"/>
+        </w:rPr>
+      </w:r>
+      <w:r/>
+      <w:r>
+        <w:rPr>
+          <w:rStyle w:val="VerbatimChar"/>
+        </w:rPr>
+      </w:r>
+      <w:r/>
+      <w:r>
+        <w:rPr>
+          <w:rStyle w:val="VerbatimChar"/>
+        </w:rPr>
+      </w:r>
+      <w:r/>
+      <w:r>
+        <w:rPr>
+          <w:rStyle w:val="VerbatimChar"/>
+        </w:rPr>
+      </w:r>
+      <w:r/>
+      <w:r>
+        <w:rPr>
+          <w:rStyle w:val="VerbatimChar"/>
+        </w:rPr>
+      </w:r>
+      <w:r/>
+      <w:r>
+        <w:rPr>
+          <w:rStyle w:val="VerbatimChar"/>
+        </w:rPr>
+      </w:r>
+      <w:r/>
+      <w:r>
+        <w:rPr>
+          <w:rStyle w:val="VerbatimChar"/>
+        </w:rPr>
+      </w:r>
+      <w:r/>
+      <w:r>
+        <w:rPr>
+          <w:rStyle w:val="VerbatimChar"/>
+        </w:rPr>
+      </w:r>
+      <w:r/>
+      <w:r>
+        <w:rPr>
+          <w:rStyle w:val="VerbatimChar"/>
+        </w:rPr>
+      </w:r>
+      <w:r/>
+      <w:r>
+        <w:rPr>
+          <w:rStyle w:val="VerbatimChar"/>
+        </w:rPr>
+      </w:r>
+      <w:r/>
+      <w:r>
+        <w:rPr>
+          <w:rStyle w:val="VerbatimChar"/>
+        </w:rPr>
+      </w:r>
+      <w:r/>
+      <w:r>
+        <w:rPr>
+          <w:rStyle w:val="VerbatimChar"/>
+        </w:rPr>
+      </w:r>
+      <w:r/>
+      <w:r>
+        <w:rPr>
+          <w:rStyle w:val="VerbatimChar"/>
+        </w:rPr>
+      </w:r>
+      <w:r/>
+      <w:r/>
+      <w:r>
+        <w:rPr>
+          <w:rStyle w:val="VerbatimChar"/>
+        </w:rPr>
+      </w:r>
+      <w:r/>
+      <w:r>
+        <w:rPr>
+          <w:rStyle w:val="VerbatimChar"/>
+        </w:rPr>
+      </w:r>
+      <w:r/>
+      <w:r>
+        <w:rPr>
+          <w:rStyle w:val="VerbatimChar"/>
+        </w:rPr>
+      </w:r>
+      <w:r/>
+      <w:r>
+        <w:rPr>
+          <w:rStyle w:val="VerbatimChar"/>
+        </w:rPr>
+      </w:r>
+      <w:r/>
+      <w:r>
+        <w:rPr>
+          <w:rStyle w:val="VerbatimChar"/>
+        </w:rPr>
+      </w:r>
+      <w:r/>
+      <w:r>
+        <w:rPr>
+          <w:rStyle w:val="VerbatimChar"/>
+        </w:rPr>
+      </w:r>
+      <w:r/>
+      <w:r>
+        <w:rPr>
+          <w:rStyle w:val="VerbatimChar"/>
+        </w:rPr>
+      </w:r>
+      <w:r/>
+      <w:r>
+        <w:rPr>
+          <w:rStyle w:val="VerbatimChar"/>
+        </w:rPr>
+      </w:r>
+      <w:r/>
+      <w:r>
+        <w:rPr>
+          <w:rStyle w:val="VerbatimChar"/>
+        </w:rPr>
+      </w:r>
+      <w:r/>
+      <w:r>
+        <w:rPr>
+          <w:rStyle w:val="VerbatimChar"/>
+        </w:rPr>
+      </w:r>
+      <w:r/>
+      <w:r/>
+      <w:r>
+        <w:rPr>
+          <w:rStyle w:val="VerbatimChar"/>
+        </w:rPr>
+      </w:r>
+      <w:r/>
+      <w:r>
+        <w:rPr>
+          <w:rStyle w:val="VerbatimChar"/>
+        </w:rPr>
+      </w:r>
+      <w:r/>
+      <w:r>
+        <w:rPr>
+          <w:rStyle w:val="VerbatimChar"/>
+        </w:rPr>
+      </w:r>
+      <w:r/>
+      <w:r>
+        <w:rPr>
+          <w:rStyle w:val="VerbatimChar"/>
+        </w:rPr>
+      </w:r>
+      <w:r/>
+      <w:r/>
+      <w:r>
+        <w:rPr>
+          <w:rStyle w:val="VerbatimChar"/>
+        </w:rPr>
+      </w:r>
+      <w:r/>
+      <w:r>
+        <w:rPr>
+          <w:rStyle w:val="VerbatimChar"/>
+        </w:rPr>
+      </w:r>
+      <w:r/>
+      <w:r>
+        <w:rPr>
+          <w:rStyle w:val="VerbatimChar"/>
+        </w:rPr>
+      </w:r>
+      <w:r/>
+      <w:r/>
+      <w:r>
+        <w:rPr>
+          <w:rStyle w:val="VerbatimChar"/>
+        </w:rPr>
+      </w:r>
+      <w:r/>
+      <w:r>
+        <w:rPr>
+          <w:rStyle w:val="VerbatimChar"/>
+        </w:rPr>
+      </w:r>
+      <w:r/>
+      <w:r>
+        <w:rPr>
+          <w:rStyle w:val="VerbatimChar"/>
+        </w:rPr>
+      </w:r>
+      <w:r/>
+      <w:r>
+        <w:rPr>
+          <w:rStyle w:val="VerbatimChar"/>
+        </w:rPr>
+      </w:r>
+      <w:r/>
+      <w:r>
+        <w:rPr>
+          <w:rStyle w:val="VerbatimChar"/>
+        </w:rPr>
+      </w:r>
+      <w:r/>
+      <w:r>
+        <w:rPr>
+          <w:rStyle w:val="VerbatimChar"/>
+        </w:rPr>
+      </w:r>
+      <w:r/>
+      <w:r/>
+      <w:r>
+        <w:rPr>
+          <w:rStyle w:val="VerbatimChar"/>
+        </w:rPr>
+      </w:r>
+      <w:r/>
+      <w:r>
+        <w:rPr>
+          <w:rStyle w:val="VerbatimChar"/>
+        </w:rPr>
+      </w:r>
+      <w:r/>
+      <w:r>
+        <w:rPr>
+          <w:rStyle w:val="VerbatimChar"/>
+        </w:rPr>
+      </w:r>
+      <w:r/>
+      <w:r>
+        <w:rPr>
+          <w:rStyle w:val="VerbatimChar"/>
+        </w:rPr>
+      </w:r>
+      <w:r/>
+      <w:r>
+        <w:rPr>
+          <w:rStyle w:val="VerbatimChar"/>
+        </w:rPr>
+      </w:r>
+      <w:r/>
+      <w:r>
+        <w:rPr>
+          <w:rStyle w:val="VerbatimChar"/>
+        </w:rPr>
+      </w:r>
+      <w:r/>
+      <w:r>
+        <w:rPr>
+          <w:rStyle w:val="VerbatimChar"/>
+        </w:rPr>
+      </w:r>
+      <w:r/>
+      <w:r>
+        <w:rPr>
+          <w:rStyle w:val="VerbatimChar"/>
+        </w:rPr>
+      </w:r>
+      <w:r/>
+      <w:r>
+        <w:rPr>
+          <w:rStyle w:val="VerbatimChar"/>
+        </w:rPr>
+      </w:r>
+      <w:r/>
+      <w:r>
+        <w:rPr>
+          <w:rStyle w:val="VerbatimChar"/>
+        </w:rPr>
+      </w:r>
+      <w:r/>
+      <w:r>
+        <w:rPr>
+          <w:rStyle w:val="VerbatimChar"/>
+        </w:rPr>
+      </w:r>
+      <w:r/>
+      <w:r>
+        <w:rPr>
+          <w:rStyle w:val="VerbatimChar"/>
+        </w:rPr>
+      </w:r>
+      <w:r/>
+      <w:r/>
+      <w:r>
+        <w:rPr>
+          <w:rStyle w:val="VerbatimChar"/>
+        </w:rPr>
+      </w:r>
+      <w:r/>
+      <w:r>
+        <w:rPr>
+          <w:rStyle w:val="VerbatimChar"/>
+        </w:rPr>
+      </w:r>
+      <w:r/>
+      <w:r/>
+      <w:r>
+        <w:rPr>
+          <w:rStyle w:val="VerbatimChar"/>
+        </w:rPr>
+      </w:r>
+      <w:r/>
+      <w:r>
+        <w:rPr>
+          <w:rStyle w:val="VerbatimChar"/>
+        </w:rPr>
+      </w:r>
+      <w:r/>
+      <w:r>
+        <w:rPr>
+          <w:rStyle w:val="VerbatimChar"/>
+        </w:rPr>
+      </w:r>
+      <w:r/>
+      <w:r>
+        <w:rPr>
+          <w:rStyle w:val="VerbatimChar"/>
+        </w:rPr>
+      </w:r>
+      <w:r/>
+      <w:r/>
+      <w:r>
+        <w:rPr>
+          <w:rStyle w:val="VerbatimChar"/>
+        </w:rPr>
+      </w:r>
+      <w:r/>
+      <w:r>
+        <w:rPr>
+          <w:rStyle w:val="VerbatimChar"/>
+        </w:rPr>
+      </w:r>
+      <w:r/>
+      <w:r>
+        <w:rPr>
+          <w:rStyle w:val="VerbatimChar"/>
+        </w:rPr>
+      </w:r>
+      <w:r/>
+      <w:r>
+        <w:rPr>
+          <w:rStyle w:val="VerbatimChar"/>
+        </w:rPr>
+      </w:r>
+      <w:r/>
+      <w:r>
+        <w:rPr>
+          <w:rStyle w:val="VerbatimChar"/>
+        </w:rPr>
+      </w:r>
+      <w:r/>
+      <w:r>
+        <w:rPr>
+          <w:rStyle w:val="VerbatimChar"/>
+        </w:rPr>
+      </w:r>
+      <w:r/>
+      <w:r>
+        <w:rPr>
+          <w:rStyle w:val="VerbatimChar"/>
+        </w:rPr>
+      </w:r>
+      <w:r/>
+      <w:r>
+        <w:rPr>
+          <w:rStyle w:val="VerbatimChar"/>
+        </w:rPr>
+      </w:r>
+      <w:r/>
+      <w:r/>
+      <w:r>
+        <w:rPr>
+          <w:rStyle w:val="VerbatimChar"/>
+        </w:rPr>
+      </w:r>
+      <w:r/>
+      <w:r>
+        <w:rPr>
+          <w:rStyle w:val="VerbatimChar"/>
+        </w:rPr>
+      </w:r>
+      <w:r/>
+      <w:r>
+        <w:rPr>
+          <w:rStyle w:val="VerbatimChar"/>
+        </w:rPr>
+      </w:r>
+      <w:r/>
+      <w:r/>
+      <w:r>
+        <w:rPr>
+          <w:rStyle w:val="VerbatimChar"/>
+        </w:rPr>
+      </w:r>
+      <w:r/>
+      <w:r>
+        <w:rPr>
+          <w:rStyle w:val="VerbatimChar"/>
+        </w:rPr>
+      </w:r>
+      <w:r/>
+      <w:r>
+        <w:rPr>
+          <w:rStyle w:val="VerbatimChar"/>
+        </w:rPr>
+      </w:r>
+      <w:r/>
+      <w:r>
+        <w:rPr>
+          <w:rStyle w:val="VerbatimChar"/>
+        </w:rPr>
+      </w:r>
+      <w:r/>
+      <w:r>
+        <w:rPr>
+          <w:rStyle w:val="VerbatimChar"/>
+        </w:rPr>
+      </w:r>
+      <w:r/>
+      <w:r>
+        <w:rPr>
+          <w:rStyle w:val="VerbatimChar"/>
+        </w:rPr>
+      </w:r>
+      <w:r/>
+      <w:r>
+        <w:rPr>
+          <w:rStyle w:val="VerbatimChar"/>
+        </w:rPr>
+      </w:r>
+      <w:r/>
+      <w:r>
+        <w:rPr>
+          <w:rStyle w:val="VerbatimChar"/>
+        </w:rPr>
+      </w:r>
+      <w:r/>
+      <w:r/>
+      <w:r>
+        <w:rPr>
+          <w:rStyle w:val="VerbatimChar"/>
+        </w:rPr>
+      </w:r>
+      <w:r/>
+      <w:r>
+        <w:rPr>
+          <w:rStyle w:val="VerbatimChar"/>
+        </w:rPr>
+      </w:r>
+      <w:r/>
+      <w:r>
+        <w:rPr>
+          <w:rStyle w:val="VerbatimChar"/>
+        </w:rPr>
+      </w:r>
+      <w:r/>
+      <w:r/>
+      <w:r>
+        <w:rPr>
+          <w:rStyle w:val="VerbatimChar"/>
+        </w:rPr>
+      </w:r>
+      <w:r/>
+      <w:r>
+        <w:rPr>
+          <w:rStyle w:val="VerbatimChar"/>
+        </w:rPr>
+      </w:r>
+      <w:r/>
+      <w:r>
+        <w:rPr>
+          <w:rStyle w:val="VerbatimChar"/>
+        </w:rPr>
+      </w:r>
+      <w:r/>
+      <w:r>
+        <w:rPr>
+          <w:rStyle w:val="VerbatimChar"/>
+        </w:rPr>
+      </w:r>
+      <w:r/>
+      <w:r>
+        <w:rPr>
+          <w:rStyle w:val="VerbatimChar"/>
+        </w:rPr>
+      </w:r>
+      <w:r/>
+      <w:r>
+        <w:rPr>
+          <w:rStyle w:val="VerbatimChar"/>
+        </w:rPr>
+      </w:r>
+      <w:r/>
+      <w:r>
+        <w:rPr>
+          <w:rStyle w:val="VerbatimChar"/>
+        </w:rPr>
       </w:r>
     </w:p>
     <w:bookmarkEnd w:id="47"/>
@@ -4074,4642 +3905,3927 @@
         <w:rPr>
           <w:rStyle w:val="CommentTok"/>
         </w:rPr>
-        <w:t xml:space="preserve">"""AI-driven contact prioritisation.</w:t>
-      </w:r>
-      <w:r>
-        <w:br/>
-      </w:r>
-      <w:r>
-        <w:br/>
-      </w:r>
+        <w:t>"""AI-driven contact prioritisation.</w:t>
+        <w:br/>
+        <w:br/>
+        <w:t>Uses Google's Gemini 2.5 Flash for situation-aware reordering. Always falls</w:t>
+        <w:br/>
+        <w:t>back to a deterministic rule-based ordering if the API is unreachable, errors,</w:t>
+        <w:br/>
+        <w:t>or returns malformed output. The fallback produces the same response shape so</w:t>
+        <w:br/>
+        <w:t>the frontend never sees a difference.</w:t>
+        <w:br/>
+        <w:br/>
+        <w:t>Why fallback matters: emergency software cannot have its core feature dependent</w:t>
+        <w:br/>
+        <w:t>on a 3rd-party API.</w:t>
+        <w:br/>
+        <w:br/>
+        <w:t>Why Gemini Flash: free tier (15 RPM, 1500 RPD on 2.5-flash, 15 RPM on 1.5-flash),</w:t>
+        <w:br/>
+        <w:t>low latency, JSON-mode supported, no billing required to start.</w:t>
+        <w:br/>
+        <w:t>"""</w:t>
+        <w:br/>
+        <w:br/>
+        <w:t>from __future__ import annotations</w:t>
+        <w:br/>
+        <w:br/>
+        <w:t>import json</w:t>
+        <w:br/>
+        <w:t>import logging</w:t>
+        <w:br/>
+        <w:t>import os</w:t>
+        <w:br/>
+        <w:t>import re</w:t>
+        <w:br/>
+        <w:br/>
+        <w:t>import httpx</w:t>
+        <w:br/>
+        <w:br/>
+        <w:t>from services.gemini_quota import gemini_quota</w:t>
+        <w:br/>
+        <w:t>from services.gemini_utils import extract_gemini_text</w:t>
+        <w:br/>
+        <w:br/>
+        <w:t>logger = logging.getLogger(__name__)</w:t>
+        <w:br/>
+        <w:br/>
+        <w:t># Gemini 2.5 Flash — current free-tier default with the highest free quota.</w:t>
+        <w:br/>
+        <w:t>MODEL = "gemini-2.5-flash"</w:t>
+        <w:br/>
+        <w:t>MAX_TOKENS = 2048</w:t>
+        <w:br/>
+        <w:t>TIMEOUT_S = 15.0</w:t>
+        <w:br/>
+        <w:br/>
+        <w:t># REST endpoint (no SDK dependency — keeps requirements lean and matches our</w:t>
+        <w:br/>
+        <w:t># existing httpx-everywhere style).</w:t>
+        <w:br/>
+        <w:t>GEMINI_URL = (</w:t>
+        <w:br/>
+        <w:t xml:space="preserve">    "https://generativelanguage.googleapis.com/v1beta/models/{model}:generateContent?key={key}"</w:t>
+        <w:br/>
+        <w:t>)</w:t>
+        <w:br/>
+        <w:br/>
+        <w:t>SYSTEM_PROMPT = """You are RoadSOS Triage — an emergency dispatcher AI for road accidents.</w:t>
+        <w:br/>
+        <w:br/>
+        <w:t>Your only job: take a crash situation and a list of nearby emergency services,</w:t>
+        <w:br/>
+        <w:t>return a JSON object that reorders the services by priority for that specific</w:t>
+        <w:br/>
+        <w:t>situation. Uses Gemini 2.5 Flash to reorder the contacts for the specific situation.</w:t>
+        <w:br/>
+        <w:br/>
+        <w:t>OUTPUT REQUIREMENTS (strict):</w:t>
+        <w:br/>
+        <w:t>- Return ONLY a JSON object. No prose. No markdown fences. No commentary.</w:t>
+        <w:br/>
+        <w:t>- The object MUST have exactly two keys: "contacts" and "reason".</w:t>
+        <w:br/>
+        <w:t>- "contacts" MUST be the same array of objects you were given, with all fields</w:t>
+        <w:br/>
+        <w:t xml:space="preserve">  preserved verbatim, just reordered. Never invent contacts. Never drop them.</w:t>
+        <w:br/>
+        <w:t>- "reason" MUST be a single sentence, maximum 18 words, plain English,</w:t>
+        <w:br/>
+        <w:t xml:space="preserve">  explaining why the top contact was chosen for this situation.</w:t>
+        <w:br/>
+        <w:br/>
+        <w:t>PRIORITY RULES (in strict order):</w:t>
+        <w:br/>
+        <w:t>1. Injured + vehicle blocking road  → ambulance → hospital → police → towing → repair</w:t>
+        <w:br/>
+        <w:t>2. Injured + no road block          → ambulance → hospital → police → repair</w:t>
+        <w:br/>
+        <w:t>3. Not injured + blocking road      → police → towing → repair → tyre</w:t>
+        <w:br/>
+        <w:t>4. Not injured + no block           → repair → tyre → police → towing</w:t>
+        <w:br/>
+        <w:br/>
+        <w:t>Within a priority tier, the closer service wins."""</w:t>
+        <w:br/>
+        <w:br/>
+        <w:br/>
+        <w:t>_FENCE_RE = re.compile(r"^```(?:json)?\s*|\s*```$", re.MULTILINE)</w:t>
+        <w:br/>
+        <w:br/>
+        <w:br/>
+        <w:t>def rule_based_triage(injured: bool, blocking: bool, contacts: list[dict]) -&gt; dict:</w:t>
+        <w:br/>
+        <w:t xml:space="preserve">    """Deterministic ordering used as fallback and as a baseline for tests."""</w:t>
+        <w:br/>
+        <w:t xml:space="preserve">    if injured and blocking:</w:t>
+        <w:br/>
+        <w:t xml:space="preserve">        order = ["ambulance", "hospital", "police", "towing", "repair", "tyre", "showroom"]</w:t>
+        <w:br/>
+        <w:t xml:space="preserve">        reason = "Trauma care plus blocked road · ambulance, hospital, police listed first"</w:t>
+        <w:br/>
+        <w:t xml:space="preserve">    elif injured:</w:t>
+        <w:br/>
+        <w:t xml:space="preserve">        order = ["ambulance", "hospital", "police", "repair", "towing", "tyre", "showroom"]</w:t>
+        <w:br/>
+        <w:t xml:space="preserve">        reason = "Trauma care prioritised · ambulance and hospital listed first"</w:t>
+        <w:br/>
+        <w:t xml:space="preserve">    elif blocking:</w:t>
+        <w:br/>
+        <w:t xml:space="preserve">        order = ["police", "towing", "repair", "tyre", "hospital", "ambulance", "showroom"]</w:t>
+        <w:br/>
+        <w:t xml:space="preserve">        reason = "Vehicle blocking traffic · police and towing listed first"</w:t>
+        <w:br/>
+        <w:t xml:space="preserve">    else:</w:t>
+        <w:br/>
+        <w:t xml:space="preserve">        order = ["repair", "tyre", "showroom", "police", "towing", "hospital", "ambulance"]</w:t>
+        <w:br/>
+        <w:t xml:space="preserve">        reason = "No injuries reported · roadside repair services listed first"</w:t>
+        <w:br/>
+        <w:br/>
+        <w:t xml:space="preserve">    def priority(c: dict) -&gt; tuple:</w:t>
+        <w:br/>
+        <w:t xml:space="preserve">        cat = c.get("category", "")</w:t>
+        <w:br/>
+        <w:t xml:space="preserve">        idx = order.index(cat) if cat in order else 99</w:t>
+        <w:br/>
+        <w:t xml:space="preserve">        return (idx, c.get("distance", 9999))</w:t>
+        <w:br/>
+        <w:br/>
+        <w:t xml:space="preserve">    return {</w:t>
+        <w:br/>
+        <w:t xml:space="preserve">        "contacts": sorted(contacts, key=priority),</w:t>
+        <w:br/>
+        <w:t xml:space="preserve">        "reason": reason,</w:t>
+        <w:br/>
+        <w:t xml:space="preserve">    }</w:t>
+        <w:br/>
+        <w:br/>
+        <w:br/>
+        <w:t>def _validate_ai_result(result: object, original_count: int) -&gt; dict | None:</w:t>
+        <w:br/>
+        <w:t xml:space="preserve">    """Return the result if it matches the contract, else None."""</w:t>
+        <w:br/>
+        <w:t xml:space="preserve">    if not isinstance(result, dict):</w:t>
+        <w:br/>
+        <w:t xml:space="preserve">        return None</w:t>
+        <w:br/>
+        <w:t xml:space="preserve">    if "contacts" not in result or "reason" not in result:</w:t>
+        <w:br/>
+        <w:t xml:space="preserve">        return None</w:t>
+        <w:br/>
+        <w:t xml:space="preserve">    if not isinstance(result["contacts"], list):</w:t>
+        <w:br/>
+        <w:t xml:space="preserve">        return None</w:t>
+        <w:br/>
+        <w:t xml:space="preserve">    if not isinstance(result["reason"], str) or not result["reason"].strip():</w:t>
+        <w:br/>
+        <w:t xml:space="preserve">        return None</w:t>
+        <w:br/>
+        <w:t xml:space="preserve">    if len(result["contacts"]) != original_count:</w:t>
+        <w:br/>
+        <w:t xml:space="preserve">        return None</w:t>
+        <w:br/>
+        <w:t xml:space="preserve">    return result</w:t>
+        <w:br/>
+        <w:br/>
+        <w:br/>
+        <w:t>async def prioritize_contacts(injured: bool, blocking: bool, contacts: list[dict]) -&gt; dict:</w:t>
+        <w:br/>
+        <w:t xml:space="preserve">    if not contacts:</w:t>
+        <w:br/>
+        <w:t xml:space="preserve">        return {"contacts": [], "reason": "No nearby services found"}</w:t>
+        <w:br/>
+        <w:br/>
+        <w:t xml:space="preserve">    api_key = os.getenv("GEMINI_API_KEY", "")</w:t>
+        <w:br/>
+        <w:t xml:space="preserve">    if not api_key:</w:t>
+        <w:br/>
+        <w:t xml:space="preserve">        logger.info("GEMINI_API_KEY not set — using rule-based triage")</w:t>
+        <w:br/>
+        <w:t xml:space="preserve">        return rule_based_triage(injured, blocking, contacts)</w:t>
+        <w:br/>
+        <w:br/>
+        <w:t xml:space="preserve">    if not gemini_quota.can_call():</w:t>
+        <w:br/>
+        <w:t xml:space="preserve">        logger.info("Gemini quota guard triggered — using rule-based triage")</w:t>
+        <w:br/>
+        <w:t xml:space="preserve">        return rule_based_triage(injured, blocking, contacts)</w:t>
+        <w:br/>
+        <w:br/>
+        <w:t xml:space="preserve">    try:</w:t>
+        <w:br/>
+        <w:t xml:space="preserve">        situation = []</w:t>
+        <w:br/>
+        <w:t xml:space="preserve">        if injured:</w:t>
+        <w:br/>
+        <w:t xml:space="preserve">            situation.append("PEOPLE ARE INJURED and need medical attention")</w:t>
+        <w:br/>
+        <w:t xml:space="preserve">        if blocking:</w:t>
+        <w:br/>
+        <w:t xml:space="preserve">            situation.append("THE VEHICLE IS BLOCKING THE ROAD")</w:t>
+        <w:br/>
+        <w:t xml:space="preserve">        if not situation:</w:t>
+        <w:br/>
+        <w:t xml:space="preserve">            situation.append("no injuries, vehicle may need roadside assistance")</w:t>
+        <w:br/>
+        <w:t xml:space="preserve">        situation_text = "; ".join(situation)</w:t>
+        <w:br/>
+        <w:br/>
+        <w:t xml:space="preserve">        summary = [</w:t>
+        <w:br/>
+        <w:t xml:space="preserve">            {</w:t>
+        <w:br/>
+        <w:t xml:space="preserve">                "name": c.get("name", "?"),</w:t>
+        <w:br/>
+        <w:t xml:space="preserve">                "category": c.get("category", "?"),</w:t>
+        <w:br/>
+        <w:t xml:space="preserve">                "distance_km": c.get("distance", "?"),</w:t>
+        <w:br/>
+        <w:t xml:space="preserve">            }</w:t>
+        <w:br/>
+        <w:t xml:space="preserve">            for c in contacts</w:t>
+        <w:br/>
+        <w:t xml:space="preserve">        ]</w:t>
+        <w:br/>
+        <w:br/>
+        <w:t xml:space="preserve">        user_message = (</w:t>
+        <w:br/>
+        <w:t xml:space="preserve">            f"SITUATION: {situation_text}.\n\n"</w:t>
+        <w:br/>
+        <w:t xml:space="preserve">            f"Services found nearby (currently sorted by distance only):\n"</w:t>
+        <w:br/>
+        <w:t xml:space="preserve">            f"{json.dumps(summary, indent=2)}\n\n"</w:t>
+        <w:br/>
+        <w:t xml:space="preserve">            f"Full contact data to reorder (return ALL of these, "</w:t>
+        <w:br/>
+        <w:t xml:space="preserve">            f"just in the priority order you decide):\n"</w:t>
+        <w:br/>
+        <w:t xml:space="preserve">            f"{json.dumps(contacts, indent=2)}"</w:t>
+        <w:br/>
+        <w:t xml:space="preserve">        )</w:t>
+        <w:br/>
+        <w:br/>
+        <w:t xml:space="preserve">        # Gemini puts the system prompt in `systemInstruction`, not in messages.</w:t>
+        <w:br/>
+        <w:t xml:space="preserve">        # JSON mode is opt-in via responseMimeType.</w:t>
+        <w:br/>
+        <w:t xml:space="preserve">        payload = {</w:t>
+        <w:br/>
+        <w:t xml:space="preserve">            "systemInstruction": {"parts": [{"text": SYSTEM_PROMPT}]},</w:t>
+        <w:br/>
+        <w:t xml:space="preserve">            "contents": [</w:t>
+        <w:br/>
+        <w:t xml:space="preserve">                {"role": "user", "parts": [{"text": user_message}]},</w:t>
+        <w:br/>
+        <w:t xml:space="preserve">            ],</w:t>
+        <w:br/>
+        <w:t xml:space="preserve">            "generationConfig": {</w:t>
+        <w:br/>
+        <w:t xml:space="preserve">                "temperature": 0.2,</w:t>
+        <w:br/>
+        <w:t xml:space="preserve">                "maxOutputTokens": MAX_TOKENS,</w:t>
+        <w:br/>
+        <w:t xml:space="preserve">                "responseMimeType": "application/json",</w:t>
+        <w:br/>
+        <w:t xml:space="preserve">                "thinkingConfig": {"thinkingBudget": 0},</w:t>
+        <w:br/>
+        <w:t xml:space="preserve">            },</w:t>
+        <w:br/>
+        <w:t xml:space="preserve">        }</w:t>
+        <w:br/>
+        <w:br/>
+        <w:t xml:space="preserve">        url = GEMINI_URL.format(model=MODEL, key=api_key)</w:t>
+        <w:br/>
+        <w:t xml:space="preserve">        async with httpx.AsyncClient(timeout=TIMEOUT_S) as client:</w:t>
+        <w:br/>
+        <w:t xml:space="preserve">            r = await client.post(url, json=payload)</w:t>
+        <w:br/>
+        <w:t xml:space="preserve">            r.raise_for_status()</w:t>
+        <w:br/>
+        <w:t xml:space="preserve">            response_json = r.json()</w:t>
+        <w:br/>
+        <w:t xml:space="preserve">        await gemini_quota.record_call()</w:t>
+        <w:br/>
+        <w:br/>
+        <w:t xml:space="preserve">        raw = extract_gemini_text(response_json)</w:t>
+        <w:br/>
+        <w:t xml:space="preserve">        if not raw:</w:t>
+        <w:br/>
+        <w:t xml:space="preserve">            logger.warning("AI returned empty response · using rule-based fallback")</w:t>
+        <w:br/>
+        <w:t xml:space="preserve">            return rule_based_triage(injured, blocking, contacts)</w:t>
+        <w:br/>
+        <w:br/>
+        <w:t xml:space="preserve">        cleaned = _FENCE_RE.sub("", raw).strip()</w:t>
+        <w:br/>
+        <w:br/>
+        <w:t xml:space="preserve">        try:</w:t>
+        <w:br/>
+        <w:t xml:space="preserve">            parsed = json.loads(cleaned)</w:t>
+        <w:br/>
+        <w:t xml:space="preserve">        except json.JSONDecodeError:</w:t>
+        <w:br/>
+        <w:t xml:space="preserve">            logger.warning("AI returned non-JSON · using rule-based fallback")</w:t>
+        <w:br/>
+        <w:t xml:space="preserve">            return rule_based_triage(injured, blocking, contacts)</w:t>
+        <w:br/>
+        <w:br/>
+        <w:t xml:space="preserve">        validated = _validate_ai_result(parsed, len(contacts))</w:t>
+        <w:br/>
+        <w:t xml:space="preserve">        if validated is None:</w:t>
+        <w:br/>
+        <w:t xml:space="preserve">            logger.warning("AI returned malformed response · using rule-based fallback")</w:t>
+        <w:br/>
+        <w:t xml:space="preserve">            return rule_based_triage(injured, blocking, contacts)</w:t>
+        <w:br/>
+        <w:br/>
+        <w:t xml:space="preserve">        return validated</w:t>
+        <w:br/>
+        <w:br/>
+        <w:t xml:space="preserve">    except Exception as exc:</w:t>
+        <w:br/>
+        <w:t xml:space="preserve">        logger.warning(f"AI triage call failed ({type(exc).__name__}) · using rule-based fallback")</w:t>
+        <w:br/>
+        <w:t xml:space="preserve">        return rule_based_triage(injured, blocking, contacts)</w:t>
+      </w:r>
+      <w:r/>
+      <w:r/>
       <w:r>
         <w:rPr>
           <w:rStyle w:val="CommentTok"/>
         </w:rPr>
-        <w:t xml:space="preserve">Uses Google's Gemini 2.5 Flash for situation-aware reordering. Always falls</w:t>
-      </w:r>
-      <w:r>
-        <w:br/>
-      </w:r>
+      </w:r>
+      <w:r/>
       <w:r>
         <w:rPr>
           <w:rStyle w:val="CommentTok"/>
         </w:rPr>
-        <w:t xml:space="preserve">back to a deterministic rule-based ordering if the API is unreachable, errors,</w:t>
-      </w:r>
-      <w:r>
-        <w:br/>
-      </w:r>
+      </w:r>
+      <w:r/>
       <w:r>
         <w:rPr>
           <w:rStyle w:val="CommentTok"/>
         </w:rPr>
-        <w:t xml:space="preserve">or returns malformed output. The fallback produces the same response shape so</w:t>
-      </w:r>
-      <w:r>
-        <w:br/>
-      </w:r>
+      </w:r>
+      <w:r/>
       <w:r>
         <w:rPr>
           <w:rStyle w:val="CommentTok"/>
         </w:rPr>
-        <w:t xml:space="preserve">the frontend never sees a difference.</w:t>
-      </w:r>
-      <w:r>
-        <w:br/>
-      </w:r>
-      <w:r>
-        <w:br/>
-      </w:r>
+      </w:r>
+      <w:r/>
+      <w:r/>
       <w:r>
         <w:rPr>
           <w:rStyle w:val="CommentTok"/>
         </w:rPr>
-        <w:t xml:space="preserve">Why fallback matters: emergency software cannot have its core feature dependent</w:t>
-      </w:r>
-      <w:r>
-        <w:br/>
-      </w:r>
+      </w:r>
+      <w:r/>
       <w:r>
         <w:rPr>
           <w:rStyle w:val="CommentTok"/>
         </w:rPr>
-        <w:t xml:space="preserve">on a 3rd-party API.</w:t>
-      </w:r>
-      <w:r>
-        <w:br/>
-      </w:r>
-      <w:r>
-        <w:br/>
-      </w:r>
+      </w:r>
+      <w:r/>
+      <w:r/>
       <w:r>
         <w:rPr>
           <w:rStyle w:val="CommentTok"/>
         </w:rPr>
-        <w:t xml:space="preserve">Why Gemini Flash: free tier (15 RPM, 1500 RPD on 2.5-flash, 15 RPM on 1.5-flash),</w:t>
-      </w:r>
-      <w:r>
-        <w:br/>
-      </w:r>
+      </w:r>
+      <w:r/>
       <w:r>
         <w:rPr>
           <w:rStyle w:val="CommentTok"/>
         </w:rPr>
-        <w:t xml:space="preserve">low latency, JSON-mode supported, no billing required to start.</w:t>
-      </w:r>
-      <w:r>
-        <w:br/>
-      </w:r>
+      </w:r>
+      <w:r/>
       <w:r>
         <w:rPr>
           <w:rStyle w:val="CommentTok"/>
         </w:rPr>
-        <w:t xml:space="preserve">"""</w:t>
-      </w:r>
-      <w:r>
-        <w:br/>
-      </w:r>
-      <w:r>
-        <w:br/>
-      </w:r>
+      </w:r>
+      <w:r/>
+      <w:r/>
       <w:r>
         <w:rPr>
           <w:rStyle w:val="ImportTok"/>
         </w:rPr>
-        <w:t xml:space="preserve">from</w:t>
-      </w:r>
-      <w:r>
-        <w:rPr>
-          <w:rStyle w:val="NormalTok"/>
-        </w:rPr>
-        <w:t xml:space="preserve"> __future__ </w:t>
+      </w:r>
+      <w:r>
+        <w:rPr>
+          <w:rStyle w:val="NormalTok"/>
+        </w:rPr>
       </w:r>
       <w:r>
         <w:rPr>
           <w:rStyle w:val="ImportTok"/>
         </w:rPr>
-        <w:t xml:space="preserve">import</w:t>
-      </w:r>
-      <w:r>
-        <w:rPr>
-          <w:rStyle w:val="NormalTok"/>
-        </w:rPr>
-        <w:t xml:space="preserve"> annotations</w:t>
-      </w:r>
-      <w:r>
-        <w:br/>
-      </w:r>
-      <w:r>
-        <w:br/>
-      </w:r>
+      </w:r>
+      <w:r>
+        <w:rPr>
+          <w:rStyle w:val="NormalTok"/>
+        </w:rPr>
+      </w:r>
+      <w:r/>
+      <w:r/>
       <w:r>
         <w:rPr>
           <w:rStyle w:val="ImportTok"/>
         </w:rPr>
-        <w:t xml:space="preserve">import</w:t>
-      </w:r>
-      <w:r>
-        <w:rPr>
-          <w:rStyle w:val="NormalTok"/>
-        </w:rPr>
-        <w:t xml:space="preserve"> json</w:t>
-      </w:r>
-      <w:r>
-        <w:br/>
-      </w:r>
+      </w:r>
+      <w:r>
+        <w:rPr>
+          <w:rStyle w:val="NormalTok"/>
+        </w:rPr>
+      </w:r>
+      <w:r/>
       <w:r>
         <w:rPr>
           <w:rStyle w:val="ImportTok"/>
         </w:rPr>
-        <w:t xml:space="preserve">import</w:t>
-      </w:r>
-      <w:r>
-        <w:rPr>
-          <w:rStyle w:val="NormalTok"/>
-        </w:rPr>
-        <w:t xml:space="preserve"> logging</w:t>
-      </w:r>
-      <w:r>
-        <w:br/>
-      </w:r>
+      </w:r>
+      <w:r>
+        <w:rPr>
+          <w:rStyle w:val="NormalTok"/>
+        </w:rPr>
+      </w:r>
+      <w:r/>
       <w:r>
         <w:rPr>
           <w:rStyle w:val="ImportTok"/>
         </w:rPr>
-        <w:t xml:space="preserve">import</w:t>
-      </w:r>
-      <w:r>
-        <w:rPr>
-          <w:rStyle w:val="NormalTok"/>
-        </w:rPr>
-        <w:t xml:space="preserve"> os</w:t>
-      </w:r>
-      <w:r>
-        <w:br/>
-      </w:r>
+      </w:r>
+      <w:r>
+        <w:rPr>
+          <w:rStyle w:val="NormalTok"/>
+        </w:rPr>
+      </w:r>
+      <w:r/>
       <w:r>
         <w:rPr>
           <w:rStyle w:val="ImportTok"/>
         </w:rPr>
-        <w:t xml:space="preserve">import</w:t>
-      </w:r>
-      <w:r>
-        <w:rPr>
-          <w:rStyle w:val="NormalTok"/>
-        </w:rPr>
-        <w:t xml:space="preserve"> re</w:t>
-      </w:r>
-      <w:r>
-        <w:br/>
-      </w:r>
-      <w:r>
-        <w:br/>
-      </w:r>
+      </w:r>
+      <w:r>
+        <w:rPr>
+          <w:rStyle w:val="NormalTok"/>
+        </w:rPr>
+      </w:r>
+      <w:r/>
+      <w:r/>
       <w:r>
         <w:rPr>
           <w:rStyle w:val="ImportTok"/>
         </w:rPr>
-        <w:t xml:space="preserve">import</w:t>
-      </w:r>
-      <w:r>
-        <w:rPr>
-          <w:rStyle w:val="NormalTok"/>
-        </w:rPr>
-        <w:t xml:space="preserve"> httpx</w:t>
-      </w:r>
-      <w:r>
-        <w:br/>
-      </w:r>
-      <w:r>
-        <w:br/>
-      </w:r>
+      </w:r>
+      <w:r>
+        <w:rPr>
+          <w:rStyle w:val="NormalTok"/>
+        </w:rPr>
+      </w:r>
+      <w:r/>
+      <w:r/>
       <w:r>
         <w:rPr>
           <w:rStyle w:val="ImportTok"/>
         </w:rPr>
-        <w:t xml:space="preserve">from</w:t>
-      </w:r>
-      <w:r>
-        <w:rPr>
-          <w:rStyle w:val="NormalTok"/>
-        </w:rPr>
-        <w:t xml:space="preserve"> services.gemini_quota </w:t>
+      </w:r>
+      <w:r>
+        <w:rPr>
+          <w:rStyle w:val="NormalTok"/>
+        </w:rPr>
       </w:r>
       <w:r>
         <w:rPr>
           <w:rStyle w:val="ImportTok"/>
         </w:rPr>
-        <w:t xml:space="preserve">import</w:t>
-      </w:r>
-      <w:r>
-        <w:rPr>
-          <w:rStyle w:val="NormalTok"/>
-        </w:rPr>
-        <w:t xml:space="preserve"> gemini_quota</w:t>
-      </w:r>
-      <w:r>
-        <w:br/>
-      </w:r>
+      </w:r>
+      <w:r>
+        <w:rPr>
+          <w:rStyle w:val="NormalTok"/>
+        </w:rPr>
+      </w:r>
+      <w:r/>
       <w:r>
         <w:rPr>
           <w:rStyle w:val="ImportTok"/>
         </w:rPr>
-        <w:t xml:space="preserve">from</w:t>
-      </w:r>
-      <w:r>
-        <w:rPr>
-          <w:rStyle w:val="NormalTok"/>
-        </w:rPr>
-        <w:t xml:space="preserve"> services.gemini_utils </w:t>
+      </w:r>
+      <w:r>
+        <w:rPr>
+          <w:rStyle w:val="NormalTok"/>
+        </w:rPr>
       </w:r>
       <w:r>
         <w:rPr>
           <w:rStyle w:val="ImportTok"/>
         </w:rPr>
-        <w:t xml:space="preserve">import</w:t>
-      </w:r>
-      <w:r>
-        <w:rPr>
-          <w:rStyle w:val="NormalTok"/>
-        </w:rPr>
-        <w:t xml:space="preserve"> extract_gemini_text</w:t>
-      </w:r>
-      <w:r>
-        <w:br/>
-      </w:r>
-      <w:r>
-        <w:br/>
-      </w:r>
-      <w:r>
-        <w:rPr>
-          <w:rStyle w:val="NormalTok"/>
-        </w:rPr>
-        <w:t xml:space="preserve">logger </w:t>
+      </w:r>
+      <w:r>
+        <w:rPr>
+          <w:rStyle w:val="NormalTok"/>
+        </w:rPr>
+      </w:r>
+      <w:r/>
+      <w:r/>
+      <w:r>
+        <w:rPr>
+          <w:rStyle w:val="NormalTok"/>
+        </w:rPr>
       </w:r>
       <w:r>
         <w:rPr>
           <w:rStyle w:val="OperatorTok"/>
         </w:rPr>
-        <w:t xml:space="preserve">=</w:t>
-      </w:r>
-      <w:r>
-        <w:rPr>
-          <w:rStyle w:val="NormalTok"/>
-        </w:rPr>
-        <w:t xml:space="preserve"> logging.getLogger(</w:t>
+      </w:r>
+      <w:r>
+        <w:rPr>
+          <w:rStyle w:val="NormalTok"/>
+        </w:rPr>
       </w:r>
       <w:r>
         <w:rPr>
           <w:rStyle w:val="VariableTok"/>
         </w:rPr>
-        <w:t xml:space="preserve">__name__</w:t>
-      </w:r>
-      <w:r>
-        <w:rPr>
-          <w:rStyle w:val="NormalTok"/>
-        </w:rPr>
-        <w:t xml:space="preserve">)</w:t>
-      </w:r>
-      <w:r>
-        <w:br/>
-      </w:r>
-      <w:r>
-        <w:br/>
-      </w:r>
+      </w:r>
+      <w:r>
+        <w:rPr>
+          <w:rStyle w:val="NormalTok"/>
+        </w:rPr>
+      </w:r>
+      <w:r/>
+      <w:r/>
       <w:r>
         <w:rPr>
           <w:rStyle w:val="CommentTok"/>
         </w:rPr>
-        <w:t xml:space="preserve"># Gemini 2.5 Flash [U+2014] current free-tier default with the highest free quota.</w:t>
-      </w:r>
-      <w:r>
-        <w:br/>
-      </w:r>
-      <w:r>
-        <w:rPr>
-          <w:rStyle w:val="NormalTok"/>
-        </w:rPr>
-        <w:t xml:space="preserve">MODEL </w:t>
+      </w:r>
+      <w:r/>
+      <w:r>
+        <w:rPr>
+          <w:rStyle w:val="NormalTok"/>
+        </w:rPr>
       </w:r>
       <w:r>
         <w:rPr>
           <w:rStyle w:val="OperatorTok"/>
         </w:rPr>
-        <w:t xml:space="preserve">=</w:t>
-      </w:r>
-      <w:r>
-        <w:rPr>
-          <w:rStyle w:val="NormalTok"/>
-        </w:rPr>
-        <w:t xml:space="preserve"> </w:t>
-      </w:r>
-      <w:r>
-        <w:rPr>
-          <w:rStyle w:val="StringTok"/>
-        </w:rPr>
-        <w:t xml:space="preserve">"gemini-2.5-flash"</w:t>
-      </w:r>
-      <w:r>
-        <w:br/>
-      </w:r>
-      <w:r>
-        <w:rPr>
-          <w:rStyle w:val="NormalTok"/>
-        </w:rPr>
-        <w:t xml:space="preserve">MAX_TOKENS </w:t>
+      </w:r>
+      <w:r>
+        <w:rPr>
+          <w:rStyle w:val="NormalTok"/>
+        </w:rPr>
+      </w:r>
+      <w:r>
+        <w:rPr>
+          <w:rStyle w:val="StringTok"/>
+        </w:rPr>
+      </w:r>
+      <w:r/>
+      <w:r>
+        <w:rPr>
+          <w:rStyle w:val="NormalTok"/>
+        </w:rPr>
       </w:r>
       <w:r>
         <w:rPr>
           <w:rStyle w:val="OperatorTok"/>
         </w:rPr>
-        <w:t xml:space="preserve">=</w:t>
-      </w:r>
-      <w:r>
-        <w:rPr>
-          <w:rStyle w:val="NormalTok"/>
-        </w:rPr>
-        <w:t xml:space="preserve"> </w:t>
+      </w:r>
+      <w:r>
+        <w:rPr>
+          <w:rStyle w:val="NormalTok"/>
+        </w:rPr>
       </w:r>
       <w:r>
         <w:rPr>
           <w:rStyle w:val="DecValTok"/>
         </w:rPr>
-        <w:t xml:space="preserve">2048</w:t>
-      </w:r>
-      <w:r>
-        <w:br/>
-      </w:r>
-      <w:r>
-        <w:rPr>
-          <w:rStyle w:val="NormalTok"/>
-        </w:rPr>
-        <w:t xml:space="preserve">TIMEOUT_S </w:t>
+      </w:r>
+      <w:r/>
+      <w:r>
+        <w:rPr>
+          <w:rStyle w:val="NormalTok"/>
+        </w:rPr>
       </w:r>
       <w:r>
         <w:rPr>
           <w:rStyle w:val="OperatorTok"/>
         </w:rPr>
-        <w:t xml:space="preserve">=</w:t>
-      </w:r>
-      <w:r>
-        <w:rPr>
-          <w:rStyle w:val="NormalTok"/>
-        </w:rPr>
-        <w:t xml:space="preserve"> </w:t>
+      </w:r>
+      <w:r>
+        <w:rPr>
+          <w:rStyle w:val="NormalTok"/>
+        </w:rPr>
       </w:r>
       <w:r>
         <w:rPr>
           <w:rStyle w:val="FloatTok"/>
         </w:rPr>
-        <w:t xml:space="preserve">15.0</w:t>
-      </w:r>
-      <w:r>
-        <w:br/>
-      </w:r>
-      <w:r>
-        <w:br/>
-      </w:r>
+      </w:r>
+      <w:r/>
+      <w:r/>
       <w:r>
         <w:rPr>
           <w:rStyle w:val="CommentTok"/>
         </w:rPr>
-        <w:t xml:space="preserve"># REST endpoint (no SDK dependency [U+2014] keeps requirements lean and matches our</w:t>
-      </w:r>
-      <w:r>
-        <w:br/>
-      </w:r>
+      </w:r>
+      <w:r/>
       <w:r>
         <w:rPr>
           <w:rStyle w:val="CommentTok"/>
         </w:rPr>
-        <w:t xml:space="preserve"># existing httpx-everywhere style).</w:t>
-      </w:r>
-      <w:r>
-        <w:br/>
-      </w:r>
-      <w:r>
-        <w:rPr>
-          <w:rStyle w:val="NormalTok"/>
-        </w:rPr>
-        <w:t xml:space="preserve">GEMINI_URL </w:t>
+      </w:r>
+      <w:r/>
+      <w:r>
+        <w:rPr>
+          <w:rStyle w:val="NormalTok"/>
+        </w:rPr>
       </w:r>
       <w:r>
         <w:rPr>
           <w:rStyle w:val="OperatorTok"/>
         </w:rPr>
-        <w:t xml:space="preserve">=</w:t>
-      </w:r>
-      <w:r>
-        <w:rPr>
-          <w:rStyle w:val="NormalTok"/>
-        </w:rPr>
-        <w:t xml:space="preserve"> (</w:t>
-      </w:r>
-      <w:r>
-        <w:br/>
-      </w:r>
-      <w:r>
-        <w:rPr>
-          <w:rStyle w:val="NormalTok"/>
-        </w:rPr>
-        <w:t xml:space="preserve">    </w:t>
-      </w:r>
-      <w:r>
-        <w:rPr>
-          <w:rStyle w:val="StringTok"/>
-        </w:rPr>
-        <w:t xml:space="preserve">"https://generativelanguage.googleapis.com/v1beta/models/</w:t>
+      </w:r>
+      <w:r>
+        <w:rPr>
+          <w:rStyle w:val="NormalTok"/>
+        </w:rPr>
+      </w:r>
+      <w:r/>
+      <w:r>
+        <w:rPr>
+          <w:rStyle w:val="NormalTok"/>
+        </w:rPr>
+      </w:r>
+      <w:r>
+        <w:rPr>
+          <w:rStyle w:val="StringTok"/>
+        </w:rPr>
       </w:r>
       <w:r>
         <w:rPr>
           <w:rStyle w:val="SpecialCharTok"/>
         </w:rPr>
-        <w:t xml:space="preserve">{model}</w:t>
-      </w:r>
-      <w:r>
-        <w:rPr>
-          <w:rStyle w:val="StringTok"/>
-        </w:rPr>
-        <w:t xml:space="preserve">:generateContent?key=</w:t>
+      </w:r>
+      <w:r>
+        <w:rPr>
+          <w:rStyle w:val="StringTok"/>
+        </w:rPr>
       </w:r>
       <w:r>
         <w:rPr>
           <w:rStyle w:val="SpecialCharTok"/>
         </w:rPr>
-        <w:t xml:space="preserve">{key}</w:t>
-      </w:r>
-      <w:r>
-        <w:rPr>
-          <w:rStyle w:val="StringTok"/>
-        </w:rPr>
-        <w:t xml:space="preserve">"</w:t>
-      </w:r>
-      <w:r>
-        <w:br/>
-      </w:r>
-      <w:r>
-        <w:rPr>
-          <w:rStyle w:val="NormalTok"/>
-        </w:rPr>
-        <w:t xml:space="preserve">)</w:t>
-      </w:r>
-      <w:r>
-        <w:br/>
-      </w:r>
-      <w:r>
-        <w:br/>
-      </w:r>
-      <w:r>
-        <w:rPr>
-          <w:rStyle w:val="NormalTok"/>
-        </w:rPr>
-        <w:t xml:space="preserve">SYSTEM_PROMPT </w:t>
+      </w:r>
+      <w:r>
+        <w:rPr>
+          <w:rStyle w:val="StringTok"/>
+        </w:rPr>
+      </w:r>
+      <w:r/>
+      <w:r>
+        <w:rPr>
+          <w:rStyle w:val="NormalTok"/>
+        </w:rPr>
+      </w:r>
+      <w:r/>
+      <w:r/>
+      <w:r>
+        <w:rPr>
+          <w:rStyle w:val="NormalTok"/>
+        </w:rPr>
       </w:r>
       <w:r>
         <w:rPr>
           <w:rStyle w:val="OperatorTok"/>
         </w:rPr>
-        <w:t xml:space="preserve">=</w:t>
-      </w:r>
-      <w:r>
-        <w:rPr>
-          <w:rStyle w:val="NormalTok"/>
-        </w:rPr>
-        <w:t xml:space="preserve"> </w:t>
-      </w:r>
-      <w:r>
-        <w:rPr>
-          <w:rStyle w:val="StringTok"/>
-        </w:rPr>
-        <w:t xml:space="preserve">"""You are RoadSOS Triage [U+2014] an emergency dispatcher AI for road accidents.</w:t>
-      </w:r>
-      <w:r>
-        <w:br/>
-      </w:r>
-      <w:r>
-        <w:br/>
-      </w:r>
-      <w:r>
-        <w:rPr>
-          <w:rStyle w:val="StringTok"/>
-        </w:rPr>
-        <w:t xml:space="preserve">Your only job: take a crash situation and a list of nearby emergency services,</w:t>
-      </w:r>
-      <w:r>
-        <w:br/>
-      </w:r>
-      <w:r>
-        <w:rPr>
-          <w:rStyle w:val="StringTok"/>
-        </w:rPr>
-        <w:t xml:space="preserve">return a JSON object that reorders the services by priority for that specific</w:t>
-      </w:r>
-      <w:r>
-        <w:br/>
-      </w:r>
-      <w:r>
-        <w:rPr>
-          <w:rStyle w:val="StringTok"/>
-        </w:rPr>
-        <w:t xml:space="preserve">situation. Uses Gemini 2.5 Flash to reorder the contacts for the specific situation.</w:t>
-      </w:r>
-      <w:r>
-        <w:br/>
-      </w:r>
-      <w:r>
-        <w:br/>
-      </w:r>
-      <w:r>
-        <w:rPr>
-          <w:rStyle w:val="StringTok"/>
-        </w:rPr>
-        <w:t xml:space="preserve">OUTPUT REQUIREMENTS (strict):</w:t>
-      </w:r>
-      <w:r>
-        <w:br/>
-      </w:r>
-      <w:r>
-        <w:rPr>
-          <w:rStyle w:val="StringTok"/>
-        </w:rPr>
-        <w:t xml:space="preserve">- Return ONLY a JSON object. No prose. No markdown fences. No commentary.</w:t>
-      </w:r>
-      <w:r>
-        <w:br/>
-      </w:r>
-      <w:r>
-        <w:rPr>
-          <w:rStyle w:val="StringTok"/>
-        </w:rPr>
-        <w:t xml:space="preserve">- The object MUST have exactly two keys: "contacts" and "reason".</w:t>
-      </w:r>
-      <w:r>
-        <w:br/>
-      </w:r>
-      <w:r>
-        <w:rPr>
-          <w:rStyle w:val="StringTok"/>
-        </w:rPr>
-        <w:t xml:space="preserve">- "contacts" MUST be the same array of objects you were given, with all fields</w:t>
-      </w:r>
-      <w:r>
-        <w:br/>
-      </w:r>
-      <w:r>
-        <w:rPr>
-          <w:rStyle w:val="StringTok"/>
-        </w:rPr>
-        <w:t xml:space="preserve">  preserved verbatim, just reordered. Never invent contacts. Never drop them.</w:t>
-      </w:r>
-      <w:r>
-        <w:br/>
-      </w:r>
-      <w:r>
-        <w:rPr>
-          <w:rStyle w:val="StringTok"/>
-        </w:rPr>
-        <w:t xml:space="preserve">- "reason" MUST be a single sentence, maximum 18 words, plain English,</w:t>
-      </w:r>
-      <w:r>
-        <w:br/>
-      </w:r>
-      <w:r>
-        <w:rPr>
-          <w:rStyle w:val="StringTok"/>
-        </w:rPr>
-        <w:t xml:space="preserve">  explaining why the top contact was chosen for this situation.</w:t>
-      </w:r>
-      <w:r>
-        <w:br/>
-      </w:r>
-      <w:r>
-        <w:br/>
-      </w:r>
-      <w:r>
-        <w:rPr>
-          <w:rStyle w:val="StringTok"/>
-        </w:rPr>
-        <w:t xml:space="preserve">PRIORITY RULES (in strict order):</w:t>
-      </w:r>
-      <w:r>
-        <w:br/>
-      </w:r>
-      <w:r>
-        <w:rPr>
-          <w:rStyle w:val="StringTok"/>
-        </w:rPr>
-        <w:t xml:space="preserve">1. Injured + vehicle blocking road  [U+2192] ambulance [U+2192] hospital [U+2192] police [U+2192] towing [U+2192] repair</w:t>
-      </w:r>
-      <w:r>
-        <w:br/>
-      </w:r>
-      <w:r>
-        <w:rPr>
-          <w:rStyle w:val="StringTok"/>
-        </w:rPr>
-        <w:t xml:space="preserve">2. Injured + no road block          [U+2192] ambulance [U+2192] hospital [U+2192] police [U+2192] repair</w:t>
-      </w:r>
-      <w:r>
-        <w:br/>
-      </w:r>
-      <w:r>
-        <w:rPr>
-          <w:rStyle w:val="StringTok"/>
-        </w:rPr>
-        <w:t xml:space="preserve">3. Not injured + blocking road      [U+2192] police [U+2192] towing [U+2192] repair [U+2192] tyre</w:t>
-      </w:r>
-      <w:r>
-        <w:br/>
-      </w:r>
-      <w:r>
-        <w:rPr>
-          <w:rStyle w:val="StringTok"/>
-        </w:rPr>
-        <w:t xml:space="preserve">4. Not injured + no block           [U+2192] repair [U+2192] tyre [U+2192] police [U+2192] towing</w:t>
-      </w:r>
-      <w:r>
-        <w:br/>
-      </w:r>
-      <w:r>
-        <w:br/>
-      </w:r>
-      <w:r>
-        <w:rPr>
-          <w:rStyle w:val="StringTok"/>
-        </w:rPr>
-        <w:t xml:space="preserve">Within a priority tier, the closer service wins."""</w:t>
-      </w:r>
-      <w:r>
-        <w:br/>
-      </w:r>
-      <w:r>
-        <w:br/>
-      </w:r>
-      <w:r>
-        <w:br/>
-      </w:r>
-      <w:r>
-        <w:rPr>
-          <w:rStyle w:val="NormalTok"/>
-        </w:rPr>
-        <w:t xml:space="preserve">_FENCE_RE </w:t>
+      </w:r>
+      <w:r>
+        <w:rPr>
+          <w:rStyle w:val="NormalTok"/>
+        </w:rPr>
+      </w:r>
+      <w:r>
+        <w:rPr>
+          <w:rStyle w:val="StringTok"/>
+        </w:rPr>
+      </w:r>
+      <w:r/>
+      <w:r/>
+      <w:r>
+        <w:rPr>
+          <w:rStyle w:val="StringTok"/>
+        </w:rPr>
+      </w:r>
+      <w:r/>
+      <w:r>
+        <w:rPr>
+          <w:rStyle w:val="StringTok"/>
+        </w:rPr>
+      </w:r>
+      <w:r/>
+      <w:r>
+        <w:rPr>
+          <w:rStyle w:val="StringTok"/>
+        </w:rPr>
+      </w:r>
+      <w:r/>
+      <w:r/>
+      <w:r>
+        <w:rPr>
+          <w:rStyle w:val="StringTok"/>
+        </w:rPr>
+      </w:r>
+      <w:r/>
+      <w:r>
+        <w:rPr>
+          <w:rStyle w:val="StringTok"/>
+        </w:rPr>
+      </w:r>
+      <w:r/>
+      <w:r>
+        <w:rPr>
+          <w:rStyle w:val="StringTok"/>
+        </w:rPr>
+      </w:r>
+      <w:r/>
+      <w:r>
+        <w:rPr>
+          <w:rStyle w:val="StringTok"/>
+        </w:rPr>
+      </w:r>
+      <w:r/>
+      <w:r>
+        <w:rPr>
+          <w:rStyle w:val="StringTok"/>
+        </w:rPr>
+      </w:r>
+      <w:r/>
+      <w:r>
+        <w:rPr>
+          <w:rStyle w:val="StringTok"/>
+        </w:rPr>
+      </w:r>
+      <w:r/>
+      <w:r>
+        <w:rPr>
+          <w:rStyle w:val="StringTok"/>
+        </w:rPr>
+      </w:r>
+      <w:r/>
+      <w:r/>
+      <w:r>
+        <w:rPr>
+          <w:rStyle w:val="StringTok"/>
+        </w:rPr>
+      </w:r>
+      <w:r/>
+      <w:r>
+        <w:rPr>
+          <w:rStyle w:val="StringTok"/>
+        </w:rPr>
+      </w:r>
+      <w:r/>
+      <w:r>
+        <w:rPr>
+          <w:rStyle w:val="StringTok"/>
+        </w:rPr>
+      </w:r>
+      <w:r/>
+      <w:r>
+        <w:rPr>
+          <w:rStyle w:val="StringTok"/>
+        </w:rPr>
+      </w:r>
+      <w:r/>
+      <w:r>
+        <w:rPr>
+          <w:rStyle w:val="StringTok"/>
+        </w:rPr>
+      </w:r>
+      <w:r/>
+      <w:r/>
+      <w:r>
+        <w:rPr>
+          <w:rStyle w:val="StringTok"/>
+        </w:rPr>
+      </w:r>
+      <w:r/>
+      <w:r/>
+      <w:r/>
+      <w:r>
+        <w:rPr>
+          <w:rStyle w:val="NormalTok"/>
+        </w:rPr>
       </w:r>
       <w:r>
         <w:rPr>
           <w:rStyle w:val="OperatorTok"/>
         </w:rPr>
-        <w:t xml:space="preserve">=</w:t>
-      </w:r>
-      <w:r>
-        <w:rPr>
-          <w:rStyle w:val="NormalTok"/>
-        </w:rPr>
-        <w:t xml:space="preserve"> re.</w:t>
+      </w:r>
+      <w:r>
+        <w:rPr>
+          <w:rStyle w:val="NormalTok"/>
+        </w:rPr>
       </w:r>
       <w:r>
         <w:rPr>
           <w:rStyle w:val="BuiltInTok"/>
         </w:rPr>
-        <w:t xml:space="preserve">compile</w:t>
-      </w:r>
-      <w:r>
-        <w:rPr>
-          <w:rStyle w:val="NormalTok"/>
-        </w:rPr>
-        <w:t xml:space="preserve">(</w:t>
+      </w:r>
+      <w:r>
+        <w:rPr>
+          <w:rStyle w:val="NormalTok"/>
+        </w:rPr>
       </w:r>
       <w:r>
         <w:rPr>
           <w:rStyle w:val="VerbatimStringTok"/>
         </w:rPr>
-        <w:t xml:space="preserve">r"^```(?:json)?\s*|\s*```$"</w:t>
-      </w:r>
-      <w:r>
-        <w:rPr>
-          <w:rStyle w:val="NormalTok"/>
-        </w:rPr>
-        <w:t xml:space="preserve">, re.MULTILINE)</w:t>
-      </w:r>
-      <w:r>
-        <w:br/>
-      </w:r>
-      <w:r>
-        <w:br/>
-      </w:r>
-      <w:r>
-        <w:br/>
-      </w:r>
+      </w:r>
+      <w:r>
+        <w:rPr>
+          <w:rStyle w:val="NormalTok"/>
+        </w:rPr>
+      </w:r>
+      <w:r/>
+      <w:r/>
+      <w:r/>
       <w:r>
         <w:rPr>
           <w:rStyle w:val="KeywordTok"/>
         </w:rPr>
-        <w:t xml:space="preserve">def</w:t>
-      </w:r>
-      <w:r>
-        <w:rPr>
-          <w:rStyle w:val="NormalTok"/>
-        </w:rPr>
-        <w:t xml:space="preserve"> rule_based_triage(injured: </w:t>
+      </w:r>
+      <w:r>
+        <w:rPr>
+          <w:rStyle w:val="NormalTok"/>
+        </w:rPr>
       </w:r>
       <w:r>
         <w:rPr>
           <w:rStyle w:val="BuiltInTok"/>
         </w:rPr>
-        <w:t xml:space="preserve">bool</w:t>
-      </w:r>
-      <w:r>
-        <w:rPr>
-          <w:rStyle w:val="NormalTok"/>
-        </w:rPr>
-        <w:t xml:space="preserve">, blocking: </w:t>
+      </w:r>
+      <w:r>
+        <w:rPr>
+          <w:rStyle w:val="NormalTok"/>
+        </w:rPr>
       </w:r>
       <w:r>
         <w:rPr>
           <w:rStyle w:val="BuiltInTok"/>
         </w:rPr>
-        <w:t xml:space="preserve">bool</w:t>
-      </w:r>
-      <w:r>
-        <w:rPr>
-          <w:rStyle w:val="NormalTok"/>
-        </w:rPr>
-        <w:t xml:space="preserve">, contacts: </w:t>
+      </w:r>
+      <w:r>
+        <w:rPr>
+          <w:rStyle w:val="NormalTok"/>
+        </w:rPr>
       </w:r>
       <w:r>
         <w:rPr>
           <w:rStyle w:val="BuiltInTok"/>
         </w:rPr>
-        <w:t xml:space="preserve">list</w:t>
-      </w:r>
-      <w:r>
-        <w:rPr>
-          <w:rStyle w:val="NormalTok"/>
-        </w:rPr>
-        <w:t xml:space="preserve">[</w:t>
+      </w:r>
+      <w:r>
+        <w:rPr>
+          <w:rStyle w:val="NormalTok"/>
+        </w:rPr>
       </w:r>
       <w:r>
         <w:rPr>
           <w:rStyle w:val="BuiltInTok"/>
         </w:rPr>
-        <w:t xml:space="preserve">dict</w:t>
-      </w:r>
-      <w:r>
-        <w:rPr>
-          <w:rStyle w:val="NormalTok"/>
-        </w:rPr>
-        <w:t xml:space="preserve">]) </w:t>
+      </w:r>
+      <w:r>
+        <w:rPr>
+          <w:rStyle w:val="NormalTok"/>
+        </w:rPr>
       </w:r>
       <w:r>
         <w:rPr>
           <w:rStyle w:val="OperatorTok"/>
         </w:rPr>
-        <w:t xml:space="preserve">-&gt;</w:t>
-      </w:r>
-      <w:r>
-        <w:rPr>
-          <w:rStyle w:val="NormalTok"/>
-        </w:rPr>
-        <w:t xml:space="preserve"> </w:t>
+      </w:r>
+      <w:r>
+        <w:rPr>
+          <w:rStyle w:val="NormalTok"/>
+        </w:rPr>
       </w:r>
       <w:r>
         <w:rPr>
           <w:rStyle w:val="BuiltInTok"/>
         </w:rPr>
-        <w:t xml:space="preserve">dict</w:t>
-      </w:r>
-      <w:r>
-        <w:rPr>
-          <w:rStyle w:val="NormalTok"/>
-        </w:rPr>
-        <w:t xml:space="preserve">:</w:t>
-      </w:r>
-      <w:r>
-        <w:br/>
-      </w:r>
-      <w:r>
-        <w:rPr>
-          <w:rStyle w:val="NormalTok"/>
-        </w:rPr>
-        <w:t xml:space="preserve">    </w:t>
+      </w:r>
+      <w:r>
+        <w:rPr>
+          <w:rStyle w:val="NormalTok"/>
+        </w:rPr>
+      </w:r>
+      <w:r/>
+      <w:r>
+        <w:rPr>
+          <w:rStyle w:val="NormalTok"/>
+        </w:rPr>
       </w:r>
       <w:r>
         <w:rPr>
           <w:rStyle w:val="CommentTok"/>
         </w:rPr>
-        <w:t xml:space="preserve">"""Deterministic ordering used as fallback and as a baseline for tests."""</w:t>
-      </w:r>
-      <w:r>
-        <w:br/>
-      </w:r>
-      <w:r>
-        <w:rPr>
-          <w:rStyle w:val="NormalTok"/>
-        </w:rPr>
-        <w:t xml:space="preserve">    </w:t>
+      </w:r>
+      <w:r/>
+      <w:r>
+        <w:rPr>
+          <w:rStyle w:val="NormalTok"/>
+        </w:rPr>
       </w:r>
       <w:r>
         <w:rPr>
           <w:rStyle w:val="ControlFlowTok"/>
         </w:rPr>
-        <w:t xml:space="preserve">if</w:t>
-      </w:r>
-      <w:r>
-        <w:rPr>
-          <w:rStyle w:val="NormalTok"/>
-        </w:rPr>
-        <w:t xml:space="preserve"> injured </w:t>
+      </w:r>
+      <w:r>
+        <w:rPr>
+          <w:rStyle w:val="NormalTok"/>
+        </w:rPr>
       </w:r>
       <w:r>
         <w:rPr>
           <w:rStyle w:val="KeywordTok"/>
         </w:rPr>
-        <w:t xml:space="preserve">and</w:t>
-      </w:r>
-      <w:r>
-        <w:rPr>
-          <w:rStyle w:val="NormalTok"/>
-        </w:rPr>
-        <w:t xml:space="preserve"> blocking:</w:t>
-      </w:r>
-      <w:r>
-        <w:br/>
-      </w:r>
-      <w:r>
-        <w:rPr>
-          <w:rStyle w:val="NormalTok"/>
-        </w:rPr>
-        <w:t xml:space="preserve">        order </w:t>
+      </w:r>
+      <w:r>
+        <w:rPr>
+          <w:rStyle w:val="NormalTok"/>
+        </w:rPr>
+      </w:r>
+      <w:r/>
+      <w:r>
+        <w:rPr>
+          <w:rStyle w:val="NormalTok"/>
+        </w:rPr>
       </w:r>
       <w:r>
         <w:rPr>
           <w:rStyle w:val="OperatorTok"/>
         </w:rPr>
-        <w:t xml:space="preserve">=</w:t>
-      </w:r>
-      <w:r>
-        <w:rPr>
-          <w:rStyle w:val="NormalTok"/>
-        </w:rPr>
-        <w:t xml:space="preserve"> [</w:t>
-      </w:r>
-      <w:r>
-        <w:rPr>
-          <w:rStyle w:val="StringTok"/>
-        </w:rPr>
-        <w:t xml:space="preserve">"ambulance"</w:t>
-      </w:r>
-      <w:r>
-        <w:rPr>
-          <w:rStyle w:val="NormalTok"/>
-        </w:rPr>
-        <w:t xml:space="preserve">, </w:t>
-      </w:r>
-      <w:r>
-        <w:rPr>
-          <w:rStyle w:val="StringTok"/>
-        </w:rPr>
-        <w:t xml:space="preserve">"hospital"</w:t>
-      </w:r>
-      <w:r>
-        <w:rPr>
-          <w:rStyle w:val="NormalTok"/>
-        </w:rPr>
-        <w:t xml:space="preserve">, </w:t>
-      </w:r>
-      <w:r>
-        <w:rPr>
-          <w:rStyle w:val="StringTok"/>
-        </w:rPr>
-        <w:t xml:space="preserve">"police"</w:t>
-      </w:r>
-      <w:r>
-        <w:rPr>
-          <w:rStyle w:val="NormalTok"/>
-        </w:rPr>
-        <w:t xml:space="preserve">, </w:t>
-      </w:r>
-      <w:r>
-        <w:rPr>
-          <w:rStyle w:val="StringTok"/>
-        </w:rPr>
-        <w:t xml:space="preserve">"towing"</w:t>
-      </w:r>
-      <w:r>
-        <w:rPr>
-          <w:rStyle w:val="NormalTok"/>
-        </w:rPr>
-        <w:t xml:space="preserve">, </w:t>
-      </w:r>
-      <w:r>
-        <w:rPr>
-          <w:rStyle w:val="StringTok"/>
-        </w:rPr>
-        <w:t xml:space="preserve">"repair"</w:t>
-      </w:r>
-      <w:r>
-        <w:rPr>
-          <w:rStyle w:val="NormalTok"/>
-        </w:rPr>
-        <w:t xml:space="preserve">, </w:t>
-      </w:r>
-      <w:r>
-        <w:rPr>
-          <w:rStyle w:val="StringTok"/>
-        </w:rPr>
-        <w:t xml:space="preserve">"tyre"</w:t>
-      </w:r>
-      <w:r>
-        <w:rPr>
-          <w:rStyle w:val="NormalTok"/>
-        </w:rPr>
-        <w:t xml:space="preserve">, </w:t>
-      </w:r>
-      <w:r>
-        <w:rPr>
-          <w:rStyle w:val="StringTok"/>
-        </w:rPr>
-        <w:t xml:space="preserve">"showroom"</w:t>
-      </w:r>
-      <w:r>
-        <w:rPr>
-          <w:rStyle w:val="NormalTok"/>
-        </w:rPr>
-        <w:t xml:space="preserve">]</w:t>
-      </w:r>
-      <w:r>
-        <w:br/>
-      </w:r>
-      <w:r>
-        <w:rPr>
-          <w:rStyle w:val="NormalTok"/>
-        </w:rPr>
-        <w:t xml:space="preserve">        reason </w:t>
+      </w:r>
+      <w:r>
+        <w:rPr>
+          <w:rStyle w:val="NormalTok"/>
+        </w:rPr>
+      </w:r>
+      <w:r>
+        <w:rPr>
+          <w:rStyle w:val="StringTok"/>
+        </w:rPr>
+      </w:r>
+      <w:r>
+        <w:rPr>
+          <w:rStyle w:val="NormalTok"/>
+        </w:rPr>
+      </w:r>
+      <w:r>
+        <w:rPr>
+          <w:rStyle w:val="StringTok"/>
+        </w:rPr>
+      </w:r>
+      <w:r>
+        <w:rPr>
+          <w:rStyle w:val="NormalTok"/>
+        </w:rPr>
+      </w:r>
+      <w:r>
+        <w:rPr>
+          <w:rStyle w:val="StringTok"/>
+        </w:rPr>
+      </w:r>
+      <w:r>
+        <w:rPr>
+          <w:rStyle w:val="NormalTok"/>
+        </w:rPr>
+      </w:r>
+      <w:r>
+        <w:rPr>
+          <w:rStyle w:val="StringTok"/>
+        </w:rPr>
+      </w:r>
+      <w:r>
+        <w:rPr>
+          <w:rStyle w:val="NormalTok"/>
+        </w:rPr>
+      </w:r>
+      <w:r>
+        <w:rPr>
+          <w:rStyle w:val="StringTok"/>
+        </w:rPr>
+      </w:r>
+      <w:r>
+        <w:rPr>
+          <w:rStyle w:val="NormalTok"/>
+        </w:rPr>
+      </w:r>
+      <w:r>
+        <w:rPr>
+          <w:rStyle w:val="StringTok"/>
+        </w:rPr>
+      </w:r>
+      <w:r>
+        <w:rPr>
+          <w:rStyle w:val="NormalTok"/>
+        </w:rPr>
+      </w:r>
+      <w:r>
+        <w:rPr>
+          <w:rStyle w:val="StringTok"/>
+        </w:rPr>
+      </w:r>
+      <w:r>
+        <w:rPr>
+          <w:rStyle w:val="NormalTok"/>
+        </w:rPr>
+      </w:r>
+      <w:r/>
+      <w:r>
+        <w:rPr>
+          <w:rStyle w:val="NormalTok"/>
+        </w:rPr>
       </w:r>
       <w:r>
         <w:rPr>
           <w:rStyle w:val="OperatorTok"/>
         </w:rPr>
-        <w:t xml:space="preserve">=</w:t>
-      </w:r>
-      <w:r>
-        <w:rPr>
-          <w:rStyle w:val="NormalTok"/>
-        </w:rPr>
-        <w:t xml:space="preserve"> </w:t>
-      </w:r>
-      <w:r>
-        <w:rPr>
-          <w:rStyle w:val="StringTok"/>
-        </w:rPr>
-        <w:t xml:space="preserve">"Trauma care plus blocked road [U+00B7] ambulance, hospital, police listed first"</w:t>
-      </w:r>
-      <w:r>
-        <w:br/>
-      </w:r>
-      <w:r>
-        <w:rPr>
-          <w:rStyle w:val="NormalTok"/>
-        </w:rPr>
-        <w:t xml:space="preserve">    </w:t>
+      </w:r>
+      <w:r>
+        <w:rPr>
+          <w:rStyle w:val="NormalTok"/>
+        </w:rPr>
+      </w:r>
+      <w:r>
+        <w:rPr>
+          <w:rStyle w:val="StringTok"/>
+        </w:rPr>
+      </w:r>
+      <w:r/>
+      <w:r>
+        <w:rPr>
+          <w:rStyle w:val="NormalTok"/>
+        </w:rPr>
       </w:r>
       <w:r>
         <w:rPr>
           <w:rStyle w:val="ControlFlowTok"/>
         </w:rPr>
-        <w:t xml:space="preserve">elif</w:t>
-      </w:r>
-      <w:r>
-        <w:rPr>
-          <w:rStyle w:val="NormalTok"/>
-        </w:rPr>
-        <w:t xml:space="preserve"> injured:</w:t>
-      </w:r>
-      <w:r>
-        <w:br/>
-      </w:r>
-      <w:r>
-        <w:rPr>
-          <w:rStyle w:val="NormalTok"/>
-        </w:rPr>
-        <w:t xml:space="preserve">        order </w:t>
+      </w:r>
+      <w:r>
+        <w:rPr>
+          <w:rStyle w:val="NormalTok"/>
+        </w:rPr>
+      </w:r>
+      <w:r/>
+      <w:r>
+        <w:rPr>
+          <w:rStyle w:val="NormalTok"/>
+        </w:rPr>
       </w:r>
       <w:r>
         <w:rPr>
           <w:rStyle w:val="OperatorTok"/>
         </w:rPr>
-        <w:t xml:space="preserve">=</w:t>
-      </w:r>
-      <w:r>
-        <w:rPr>
-          <w:rStyle w:val="NormalTok"/>
-        </w:rPr>
-        <w:t xml:space="preserve"> [</w:t>
-      </w:r>
-      <w:r>
-        <w:rPr>
-          <w:rStyle w:val="StringTok"/>
-        </w:rPr>
-        <w:t xml:space="preserve">"ambulance"</w:t>
-      </w:r>
-      <w:r>
-        <w:rPr>
-          <w:rStyle w:val="NormalTok"/>
-        </w:rPr>
-        <w:t xml:space="preserve">, </w:t>
-      </w:r>
-      <w:r>
-        <w:rPr>
-          <w:rStyle w:val="StringTok"/>
-        </w:rPr>
-        <w:t xml:space="preserve">"hospital"</w:t>
-      </w:r>
-      <w:r>
-        <w:rPr>
-          <w:rStyle w:val="NormalTok"/>
-        </w:rPr>
-        <w:t xml:space="preserve">, </w:t>
-      </w:r>
-      <w:r>
-        <w:rPr>
-          <w:rStyle w:val="StringTok"/>
-        </w:rPr>
-        <w:t xml:space="preserve">"police"</w:t>
-      </w:r>
-      <w:r>
-        <w:rPr>
-          <w:rStyle w:val="NormalTok"/>
-        </w:rPr>
-        <w:t xml:space="preserve">, </w:t>
-      </w:r>
-      <w:r>
-        <w:rPr>
-          <w:rStyle w:val="StringTok"/>
-        </w:rPr>
-        <w:t xml:space="preserve">"repair"</w:t>
-      </w:r>
-      <w:r>
-        <w:rPr>
-          <w:rStyle w:val="NormalTok"/>
-        </w:rPr>
-        <w:t xml:space="preserve">, </w:t>
-      </w:r>
-      <w:r>
-        <w:rPr>
-          <w:rStyle w:val="StringTok"/>
-        </w:rPr>
-        <w:t xml:space="preserve">"towing"</w:t>
-      </w:r>
-      <w:r>
-        <w:rPr>
-          <w:rStyle w:val="NormalTok"/>
-        </w:rPr>
-        <w:t xml:space="preserve">, </w:t>
-      </w:r>
-      <w:r>
-        <w:rPr>
-          <w:rStyle w:val="StringTok"/>
-        </w:rPr>
-        <w:t xml:space="preserve">"tyre"</w:t>
-      </w:r>
-      <w:r>
-        <w:rPr>
-          <w:rStyle w:val="NormalTok"/>
-        </w:rPr>
-        <w:t xml:space="preserve">, </w:t>
-      </w:r>
-      <w:r>
-        <w:rPr>
-          <w:rStyle w:val="StringTok"/>
-        </w:rPr>
-        <w:t xml:space="preserve">"showroom"</w:t>
-      </w:r>
-      <w:r>
-        <w:rPr>
-          <w:rStyle w:val="NormalTok"/>
-        </w:rPr>
-        <w:t xml:space="preserve">]</w:t>
-      </w:r>
-      <w:r>
-        <w:br/>
-      </w:r>
-      <w:r>
-        <w:rPr>
-          <w:rStyle w:val="NormalTok"/>
-        </w:rPr>
-        <w:t xml:space="preserve">        reason </w:t>
+      </w:r>
+      <w:r>
+        <w:rPr>
+          <w:rStyle w:val="NormalTok"/>
+        </w:rPr>
+      </w:r>
+      <w:r>
+        <w:rPr>
+          <w:rStyle w:val="StringTok"/>
+        </w:rPr>
+      </w:r>
+      <w:r>
+        <w:rPr>
+          <w:rStyle w:val="NormalTok"/>
+        </w:rPr>
+      </w:r>
+      <w:r>
+        <w:rPr>
+          <w:rStyle w:val="StringTok"/>
+        </w:rPr>
+      </w:r>
+      <w:r>
+        <w:rPr>
+          <w:rStyle w:val="NormalTok"/>
+        </w:rPr>
+      </w:r>
+      <w:r>
+        <w:rPr>
+          <w:rStyle w:val="StringTok"/>
+        </w:rPr>
+      </w:r>
+      <w:r>
+        <w:rPr>
+          <w:rStyle w:val="NormalTok"/>
+        </w:rPr>
+      </w:r>
+      <w:r>
+        <w:rPr>
+          <w:rStyle w:val="StringTok"/>
+        </w:rPr>
+      </w:r>
+      <w:r>
+        <w:rPr>
+          <w:rStyle w:val="NormalTok"/>
+        </w:rPr>
+      </w:r>
+      <w:r>
+        <w:rPr>
+          <w:rStyle w:val="StringTok"/>
+        </w:rPr>
+      </w:r>
+      <w:r>
+        <w:rPr>
+          <w:rStyle w:val="NormalTok"/>
+        </w:rPr>
+      </w:r>
+      <w:r>
+        <w:rPr>
+          <w:rStyle w:val="StringTok"/>
+        </w:rPr>
+      </w:r>
+      <w:r>
+        <w:rPr>
+          <w:rStyle w:val="NormalTok"/>
+        </w:rPr>
+      </w:r>
+      <w:r>
+        <w:rPr>
+          <w:rStyle w:val="StringTok"/>
+        </w:rPr>
+      </w:r>
+      <w:r>
+        <w:rPr>
+          <w:rStyle w:val="NormalTok"/>
+        </w:rPr>
+      </w:r>
+      <w:r/>
+      <w:r>
+        <w:rPr>
+          <w:rStyle w:val="NormalTok"/>
+        </w:rPr>
       </w:r>
       <w:r>
         <w:rPr>
           <w:rStyle w:val="OperatorTok"/>
         </w:rPr>
-        <w:t xml:space="preserve">=</w:t>
-      </w:r>
-      <w:r>
-        <w:rPr>
-          <w:rStyle w:val="NormalTok"/>
-        </w:rPr>
-        <w:t xml:space="preserve"> </w:t>
-      </w:r>
-      <w:r>
-        <w:rPr>
-          <w:rStyle w:val="StringTok"/>
-        </w:rPr>
-        <w:t xml:space="preserve">"Trauma care prioritised [U+00B7] ambulance and hospital listed first"</w:t>
-      </w:r>
-      <w:r>
-        <w:br/>
-      </w:r>
-      <w:r>
-        <w:rPr>
-          <w:rStyle w:val="NormalTok"/>
-        </w:rPr>
-        <w:t xml:space="preserve">    </w:t>
+      </w:r>
+      <w:r>
+        <w:rPr>
+          <w:rStyle w:val="NormalTok"/>
+        </w:rPr>
+      </w:r>
+      <w:r>
+        <w:rPr>
+          <w:rStyle w:val="StringTok"/>
+        </w:rPr>
+      </w:r>
+      <w:r/>
+      <w:r>
+        <w:rPr>
+          <w:rStyle w:val="NormalTok"/>
+        </w:rPr>
       </w:r>
       <w:r>
         <w:rPr>
           <w:rStyle w:val="ControlFlowTok"/>
         </w:rPr>
-        <w:t xml:space="preserve">elif</w:t>
-      </w:r>
-      <w:r>
-        <w:rPr>
-          <w:rStyle w:val="NormalTok"/>
-        </w:rPr>
-        <w:t xml:space="preserve"> blocking:</w:t>
-      </w:r>
-      <w:r>
-        <w:br/>
-      </w:r>
-      <w:r>
-        <w:rPr>
-          <w:rStyle w:val="NormalTok"/>
-        </w:rPr>
-        <w:t xml:space="preserve">        order </w:t>
+      </w:r>
+      <w:r>
+        <w:rPr>
+          <w:rStyle w:val="NormalTok"/>
+        </w:rPr>
+      </w:r>
+      <w:r/>
+      <w:r>
+        <w:rPr>
+          <w:rStyle w:val="NormalTok"/>
+        </w:rPr>
       </w:r>
       <w:r>
         <w:rPr>
           <w:rStyle w:val="OperatorTok"/>
         </w:rPr>
-        <w:t xml:space="preserve">=</w:t>
-      </w:r>
-      <w:r>
-        <w:rPr>
-          <w:rStyle w:val="NormalTok"/>
-        </w:rPr>
-        <w:t xml:space="preserve"> [</w:t>
-      </w:r>
-      <w:r>
-        <w:rPr>
-          <w:rStyle w:val="StringTok"/>
-        </w:rPr>
-        <w:t xml:space="preserve">"police"</w:t>
-      </w:r>
-      <w:r>
-        <w:rPr>
-          <w:rStyle w:val="NormalTok"/>
-        </w:rPr>
-        <w:t xml:space="preserve">, </w:t>
-      </w:r>
-      <w:r>
-        <w:rPr>
-          <w:rStyle w:val="StringTok"/>
-        </w:rPr>
-        <w:t xml:space="preserve">"towing"</w:t>
-      </w:r>
-      <w:r>
-        <w:rPr>
-          <w:rStyle w:val="NormalTok"/>
-        </w:rPr>
-        <w:t xml:space="preserve">, </w:t>
-      </w:r>
-      <w:r>
-        <w:rPr>
-          <w:rStyle w:val="StringTok"/>
-        </w:rPr>
-        <w:t xml:space="preserve">"repair"</w:t>
-      </w:r>
-      <w:r>
-        <w:rPr>
-          <w:rStyle w:val="NormalTok"/>
-        </w:rPr>
-        <w:t xml:space="preserve">, </w:t>
-      </w:r>
-      <w:r>
-        <w:rPr>
-          <w:rStyle w:val="StringTok"/>
-        </w:rPr>
-        <w:t xml:space="preserve">"tyre"</w:t>
-      </w:r>
-      <w:r>
-        <w:rPr>
-          <w:rStyle w:val="NormalTok"/>
-        </w:rPr>
-        <w:t xml:space="preserve">, </w:t>
-      </w:r>
-      <w:r>
-        <w:rPr>
-          <w:rStyle w:val="StringTok"/>
-        </w:rPr>
-        <w:t xml:space="preserve">"hospital"</w:t>
-      </w:r>
-      <w:r>
-        <w:rPr>
-          <w:rStyle w:val="NormalTok"/>
-        </w:rPr>
-        <w:t xml:space="preserve">, </w:t>
-      </w:r>
-      <w:r>
-        <w:rPr>
-          <w:rStyle w:val="StringTok"/>
-        </w:rPr>
-        <w:t xml:space="preserve">"ambulance"</w:t>
-      </w:r>
-      <w:r>
-        <w:rPr>
-          <w:rStyle w:val="NormalTok"/>
-        </w:rPr>
-        <w:t xml:space="preserve">, </w:t>
-      </w:r>
-      <w:r>
-        <w:rPr>
-          <w:rStyle w:val="StringTok"/>
-        </w:rPr>
-        <w:t xml:space="preserve">"showroom"</w:t>
-      </w:r>
-      <w:r>
-        <w:rPr>
-          <w:rStyle w:val="NormalTok"/>
-        </w:rPr>
-        <w:t xml:space="preserve">]</w:t>
-      </w:r>
-      <w:r>
-        <w:br/>
-      </w:r>
-      <w:r>
-        <w:rPr>
-          <w:rStyle w:val="NormalTok"/>
-        </w:rPr>
-        <w:t xml:space="preserve">        reason </w:t>
+      </w:r>
+      <w:r>
+        <w:rPr>
+          <w:rStyle w:val="NormalTok"/>
+        </w:rPr>
+      </w:r>
+      <w:r>
+        <w:rPr>
+          <w:rStyle w:val="StringTok"/>
+        </w:rPr>
+      </w:r>
+      <w:r>
+        <w:rPr>
+          <w:rStyle w:val="NormalTok"/>
+        </w:rPr>
+      </w:r>
+      <w:r>
+        <w:rPr>
+          <w:rStyle w:val="StringTok"/>
+        </w:rPr>
+      </w:r>
+      <w:r>
+        <w:rPr>
+          <w:rStyle w:val="NormalTok"/>
+        </w:rPr>
+      </w:r>
+      <w:r>
+        <w:rPr>
+          <w:rStyle w:val="StringTok"/>
+        </w:rPr>
+      </w:r>
+      <w:r>
+        <w:rPr>
+          <w:rStyle w:val="NormalTok"/>
+        </w:rPr>
+      </w:r>
+      <w:r>
+        <w:rPr>
+          <w:rStyle w:val="StringTok"/>
+        </w:rPr>
+      </w:r>
+      <w:r>
+        <w:rPr>
+          <w:rStyle w:val="NormalTok"/>
+        </w:rPr>
+      </w:r>
+      <w:r>
+        <w:rPr>
+          <w:rStyle w:val="StringTok"/>
+        </w:rPr>
+      </w:r>
+      <w:r>
+        <w:rPr>
+          <w:rStyle w:val="NormalTok"/>
+        </w:rPr>
+      </w:r>
+      <w:r>
+        <w:rPr>
+          <w:rStyle w:val="StringTok"/>
+        </w:rPr>
+      </w:r>
+      <w:r>
+        <w:rPr>
+          <w:rStyle w:val="NormalTok"/>
+        </w:rPr>
+      </w:r>
+      <w:r>
+        <w:rPr>
+          <w:rStyle w:val="StringTok"/>
+        </w:rPr>
+      </w:r>
+      <w:r>
+        <w:rPr>
+          <w:rStyle w:val="NormalTok"/>
+        </w:rPr>
+      </w:r>
+      <w:r/>
+      <w:r>
+        <w:rPr>
+          <w:rStyle w:val="NormalTok"/>
+        </w:rPr>
       </w:r>
       <w:r>
         <w:rPr>
           <w:rStyle w:val="OperatorTok"/>
         </w:rPr>
-        <w:t xml:space="preserve">=</w:t>
-      </w:r>
-      <w:r>
-        <w:rPr>
-          <w:rStyle w:val="NormalTok"/>
-        </w:rPr>
-        <w:t xml:space="preserve"> </w:t>
-      </w:r>
-      <w:r>
-        <w:rPr>
-          <w:rStyle w:val="StringTok"/>
-        </w:rPr>
-        <w:t xml:space="preserve">"Vehicle blocking traffic [U+00B7] police and towing listed first"</w:t>
-      </w:r>
-      <w:r>
-        <w:br/>
-      </w:r>
-      <w:r>
-        <w:rPr>
-          <w:rStyle w:val="NormalTok"/>
-        </w:rPr>
-        <w:t xml:space="preserve">    </w:t>
+      </w:r>
+      <w:r>
+        <w:rPr>
+          <w:rStyle w:val="NormalTok"/>
+        </w:rPr>
+      </w:r>
+      <w:r>
+        <w:rPr>
+          <w:rStyle w:val="StringTok"/>
+        </w:rPr>
+      </w:r>
+      <w:r/>
+      <w:r>
+        <w:rPr>
+          <w:rStyle w:val="NormalTok"/>
+        </w:rPr>
       </w:r>
       <w:r>
         <w:rPr>
           <w:rStyle w:val="ControlFlowTok"/>
         </w:rPr>
-        <w:t xml:space="preserve">else</w:t>
-      </w:r>
-      <w:r>
-        <w:rPr>
-          <w:rStyle w:val="NormalTok"/>
-        </w:rPr>
-        <w:t xml:space="preserve">:</w:t>
-      </w:r>
-      <w:r>
-        <w:br/>
-      </w:r>
-      <w:r>
-        <w:rPr>
-          <w:rStyle w:val="NormalTok"/>
-        </w:rPr>
-        <w:t xml:space="preserve">        order </w:t>
+      </w:r>
+      <w:r>
+        <w:rPr>
+          <w:rStyle w:val="NormalTok"/>
+        </w:rPr>
+      </w:r>
+      <w:r/>
+      <w:r>
+        <w:rPr>
+          <w:rStyle w:val="NormalTok"/>
+        </w:rPr>
       </w:r>
       <w:r>
         <w:rPr>
           <w:rStyle w:val="OperatorTok"/>
         </w:rPr>
-        <w:t xml:space="preserve">=</w:t>
-      </w:r>
-      <w:r>
-        <w:rPr>
-          <w:rStyle w:val="NormalTok"/>
-        </w:rPr>
-        <w:t xml:space="preserve"> [</w:t>
-      </w:r>
-      <w:r>
-        <w:rPr>
-          <w:rStyle w:val="StringTok"/>
-        </w:rPr>
-        <w:t xml:space="preserve">"repair"</w:t>
-      </w:r>
-      <w:r>
-        <w:rPr>
-          <w:rStyle w:val="NormalTok"/>
-        </w:rPr>
-        <w:t xml:space="preserve">, </w:t>
-      </w:r>
-      <w:r>
-        <w:rPr>
-          <w:rStyle w:val="StringTok"/>
-        </w:rPr>
-        <w:t xml:space="preserve">"tyre"</w:t>
-      </w:r>
-      <w:r>
-        <w:rPr>
-          <w:rStyle w:val="NormalTok"/>
-        </w:rPr>
-        <w:t xml:space="preserve">, </w:t>
-      </w:r>
-      <w:r>
-        <w:rPr>
-          <w:rStyle w:val="StringTok"/>
-        </w:rPr>
-        <w:t xml:space="preserve">"showroom"</w:t>
-      </w:r>
-      <w:r>
-        <w:rPr>
-          <w:rStyle w:val="NormalTok"/>
-        </w:rPr>
-        <w:t xml:space="preserve">, </w:t>
-      </w:r>
-      <w:r>
-        <w:rPr>
-          <w:rStyle w:val="StringTok"/>
-        </w:rPr>
-        <w:t xml:space="preserve">"police"</w:t>
-      </w:r>
-      <w:r>
-        <w:rPr>
-          <w:rStyle w:val="NormalTok"/>
-        </w:rPr>
-        <w:t xml:space="preserve">, </w:t>
-      </w:r>
-      <w:r>
-        <w:rPr>
-          <w:rStyle w:val="StringTok"/>
-        </w:rPr>
-        <w:t xml:space="preserve">"towing"</w:t>
-      </w:r>
-      <w:r>
-        <w:rPr>
-          <w:rStyle w:val="NormalTok"/>
-        </w:rPr>
-        <w:t xml:space="preserve">, </w:t>
-      </w:r>
-      <w:r>
-        <w:rPr>
-          <w:rStyle w:val="StringTok"/>
-        </w:rPr>
-        <w:t xml:space="preserve">"hospital"</w:t>
-      </w:r>
-      <w:r>
-        <w:rPr>
-          <w:rStyle w:val="NormalTok"/>
-        </w:rPr>
-        <w:t xml:space="preserve">, </w:t>
-      </w:r>
-      <w:r>
-        <w:rPr>
-          <w:rStyle w:val="StringTok"/>
-        </w:rPr>
-        <w:t xml:space="preserve">"ambulance"</w:t>
-      </w:r>
-      <w:r>
-        <w:rPr>
-          <w:rStyle w:val="NormalTok"/>
-        </w:rPr>
-        <w:t xml:space="preserve">]</w:t>
-      </w:r>
-      <w:r>
-        <w:br/>
-      </w:r>
-      <w:r>
-        <w:rPr>
-          <w:rStyle w:val="NormalTok"/>
-        </w:rPr>
-        <w:t xml:space="preserve">        reason </w:t>
+      </w:r>
+      <w:r>
+        <w:rPr>
+          <w:rStyle w:val="NormalTok"/>
+        </w:rPr>
+      </w:r>
+      <w:r>
+        <w:rPr>
+          <w:rStyle w:val="StringTok"/>
+        </w:rPr>
+      </w:r>
+      <w:r>
+        <w:rPr>
+          <w:rStyle w:val="NormalTok"/>
+        </w:rPr>
+      </w:r>
+      <w:r>
+        <w:rPr>
+          <w:rStyle w:val="StringTok"/>
+        </w:rPr>
+      </w:r>
+      <w:r>
+        <w:rPr>
+          <w:rStyle w:val="NormalTok"/>
+        </w:rPr>
+      </w:r>
+      <w:r>
+        <w:rPr>
+          <w:rStyle w:val="StringTok"/>
+        </w:rPr>
+      </w:r>
+      <w:r>
+        <w:rPr>
+          <w:rStyle w:val="NormalTok"/>
+        </w:rPr>
+      </w:r>
+      <w:r>
+        <w:rPr>
+          <w:rStyle w:val="StringTok"/>
+        </w:rPr>
+      </w:r>
+      <w:r>
+        <w:rPr>
+          <w:rStyle w:val="NormalTok"/>
+        </w:rPr>
+      </w:r>
+      <w:r>
+        <w:rPr>
+          <w:rStyle w:val="StringTok"/>
+        </w:rPr>
+      </w:r>
+      <w:r>
+        <w:rPr>
+          <w:rStyle w:val="NormalTok"/>
+        </w:rPr>
+      </w:r>
+      <w:r>
+        <w:rPr>
+          <w:rStyle w:val="StringTok"/>
+        </w:rPr>
+      </w:r>
+      <w:r>
+        <w:rPr>
+          <w:rStyle w:val="NormalTok"/>
+        </w:rPr>
+      </w:r>
+      <w:r>
+        <w:rPr>
+          <w:rStyle w:val="StringTok"/>
+        </w:rPr>
+      </w:r>
+      <w:r>
+        <w:rPr>
+          <w:rStyle w:val="NormalTok"/>
+        </w:rPr>
+      </w:r>
+      <w:r/>
+      <w:r>
+        <w:rPr>
+          <w:rStyle w:val="NormalTok"/>
+        </w:rPr>
       </w:r>
       <w:r>
         <w:rPr>
           <w:rStyle w:val="OperatorTok"/>
         </w:rPr>
-        <w:t xml:space="preserve">=</w:t>
-      </w:r>
-      <w:r>
-        <w:rPr>
-          <w:rStyle w:val="NormalTok"/>
-        </w:rPr>
-        <w:t xml:space="preserve"> </w:t>
-      </w:r>
-      <w:r>
-        <w:rPr>
-          <w:rStyle w:val="StringTok"/>
-        </w:rPr>
-        <w:t xml:space="preserve">"No injuries reported [U+00B7] roadside repair services listed first"</w:t>
-      </w:r>
-      <w:r>
-        <w:br/>
-      </w:r>
-      <w:r>
-        <w:br/>
-      </w:r>
-      <w:r>
-        <w:rPr>
-          <w:rStyle w:val="NormalTok"/>
-        </w:rPr>
-        <w:t xml:space="preserve">    </w:t>
+      </w:r>
+      <w:r>
+        <w:rPr>
+          <w:rStyle w:val="NormalTok"/>
+        </w:rPr>
+      </w:r>
+      <w:r>
+        <w:rPr>
+          <w:rStyle w:val="StringTok"/>
+        </w:rPr>
+      </w:r>
+      <w:r/>
+      <w:r/>
+      <w:r>
+        <w:rPr>
+          <w:rStyle w:val="NormalTok"/>
+        </w:rPr>
       </w:r>
       <w:r>
         <w:rPr>
           <w:rStyle w:val="KeywordTok"/>
         </w:rPr>
-        <w:t xml:space="preserve">def</w:t>
-      </w:r>
-      <w:r>
-        <w:rPr>
-          <w:rStyle w:val="NormalTok"/>
-        </w:rPr>
-        <w:t xml:space="preserve"> priority(c: </w:t>
+      </w:r>
+      <w:r>
+        <w:rPr>
+          <w:rStyle w:val="NormalTok"/>
+        </w:rPr>
       </w:r>
       <w:r>
         <w:rPr>
           <w:rStyle w:val="BuiltInTok"/>
         </w:rPr>
-        <w:t xml:space="preserve">dict</w:t>
-      </w:r>
-      <w:r>
-        <w:rPr>
-          <w:rStyle w:val="NormalTok"/>
-        </w:rPr>
-        <w:t xml:space="preserve">) </w:t>
+      </w:r>
+      <w:r>
+        <w:rPr>
+          <w:rStyle w:val="NormalTok"/>
+        </w:rPr>
       </w:r>
       <w:r>
         <w:rPr>
           <w:rStyle w:val="OperatorTok"/>
         </w:rPr>
-        <w:t xml:space="preserve">-&gt;</w:t>
-      </w:r>
-      <w:r>
-        <w:rPr>
-          <w:rStyle w:val="NormalTok"/>
-        </w:rPr>
-        <w:t xml:space="preserve"> </w:t>
+      </w:r>
+      <w:r>
+        <w:rPr>
+          <w:rStyle w:val="NormalTok"/>
+        </w:rPr>
       </w:r>
       <w:r>
         <w:rPr>
           <w:rStyle w:val="BuiltInTok"/>
         </w:rPr>
-        <w:t xml:space="preserve">tuple</w:t>
-      </w:r>
-      <w:r>
-        <w:rPr>
-          <w:rStyle w:val="NormalTok"/>
-        </w:rPr>
-        <w:t xml:space="preserve">:</w:t>
-      </w:r>
-      <w:r>
-        <w:br/>
-      </w:r>
-      <w:r>
-        <w:rPr>
-          <w:rStyle w:val="NormalTok"/>
-        </w:rPr>
-        <w:t xml:space="preserve">        cat </w:t>
+      </w:r>
+      <w:r>
+        <w:rPr>
+          <w:rStyle w:val="NormalTok"/>
+        </w:rPr>
+      </w:r>
+      <w:r/>
+      <w:r>
+        <w:rPr>
+          <w:rStyle w:val="NormalTok"/>
+        </w:rPr>
       </w:r>
       <w:r>
         <w:rPr>
           <w:rStyle w:val="OperatorTok"/>
         </w:rPr>
-        <w:t xml:space="preserve">=</w:t>
-      </w:r>
-      <w:r>
-        <w:rPr>
-          <w:rStyle w:val="NormalTok"/>
-        </w:rPr>
-        <w:t xml:space="preserve"> c.get(</w:t>
-      </w:r>
-      <w:r>
-        <w:rPr>
-          <w:rStyle w:val="StringTok"/>
-        </w:rPr>
-        <w:t xml:space="preserve">"category"</w:t>
-      </w:r>
-      <w:r>
-        <w:rPr>
-          <w:rStyle w:val="NormalTok"/>
-        </w:rPr>
-        <w:t xml:space="preserve">, </w:t>
-      </w:r>
-      <w:r>
-        <w:rPr>
-          <w:rStyle w:val="StringTok"/>
-        </w:rPr>
-        <w:t xml:space="preserve">""</w:t>
-      </w:r>
-      <w:r>
-        <w:rPr>
-          <w:rStyle w:val="NormalTok"/>
-        </w:rPr>
-        <w:t xml:space="preserve">)</w:t>
-      </w:r>
-      <w:r>
-        <w:br/>
-      </w:r>
-      <w:r>
-        <w:rPr>
-          <w:rStyle w:val="NormalTok"/>
-        </w:rPr>
-        <w:t xml:space="preserve">        idx </w:t>
+      </w:r>
+      <w:r>
+        <w:rPr>
+          <w:rStyle w:val="NormalTok"/>
+        </w:rPr>
+      </w:r>
+      <w:r>
+        <w:rPr>
+          <w:rStyle w:val="StringTok"/>
+        </w:rPr>
+      </w:r>
+      <w:r>
+        <w:rPr>
+          <w:rStyle w:val="NormalTok"/>
+        </w:rPr>
+      </w:r>
+      <w:r>
+        <w:rPr>
+          <w:rStyle w:val="StringTok"/>
+        </w:rPr>
+      </w:r>
+      <w:r>
+        <w:rPr>
+          <w:rStyle w:val="NormalTok"/>
+        </w:rPr>
+      </w:r>
+      <w:r/>
+      <w:r>
+        <w:rPr>
+          <w:rStyle w:val="NormalTok"/>
+        </w:rPr>
       </w:r>
       <w:r>
         <w:rPr>
           <w:rStyle w:val="OperatorTok"/>
         </w:rPr>
-        <w:t xml:space="preserve">=</w:t>
-      </w:r>
-      <w:r>
-        <w:rPr>
-          <w:rStyle w:val="NormalTok"/>
-        </w:rPr>
-        <w:t xml:space="preserve"> order.index(cat) </w:t>
+      </w:r>
+      <w:r>
+        <w:rPr>
+          <w:rStyle w:val="NormalTok"/>
+        </w:rPr>
       </w:r>
       <w:r>
         <w:rPr>
           <w:rStyle w:val="ControlFlowTok"/>
         </w:rPr>
-        <w:t xml:space="preserve">if</w:t>
-      </w:r>
-      <w:r>
-        <w:rPr>
-          <w:rStyle w:val="NormalTok"/>
-        </w:rPr>
-        <w:t xml:space="preserve"> cat </w:t>
+      </w:r>
+      <w:r>
+        <w:rPr>
+          <w:rStyle w:val="NormalTok"/>
+        </w:rPr>
       </w:r>
       <w:r>
         <w:rPr>
           <w:rStyle w:val="KeywordTok"/>
         </w:rPr>
-        <w:t xml:space="preserve">in</w:t>
-      </w:r>
-      <w:r>
-        <w:rPr>
-          <w:rStyle w:val="NormalTok"/>
-        </w:rPr>
-        <w:t xml:space="preserve"> order </w:t>
+      </w:r>
+      <w:r>
+        <w:rPr>
+          <w:rStyle w:val="NormalTok"/>
+        </w:rPr>
       </w:r>
       <w:r>
         <w:rPr>
           <w:rStyle w:val="ControlFlowTok"/>
         </w:rPr>
-        <w:t xml:space="preserve">else</w:t>
-      </w:r>
-      <w:r>
-        <w:rPr>
-          <w:rStyle w:val="NormalTok"/>
-        </w:rPr>
-        <w:t xml:space="preserve"> </w:t>
+      </w:r>
+      <w:r>
+        <w:rPr>
+          <w:rStyle w:val="NormalTok"/>
+        </w:rPr>
       </w:r>
       <w:r>
         <w:rPr>
           <w:rStyle w:val="DecValTok"/>
         </w:rPr>
-        <w:t xml:space="preserve">99</w:t>
-      </w:r>
-      <w:r>
-        <w:br/>
-      </w:r>
-      <w:r>
-        <w:rPr>
-          <w:rStyle w:val="NormalTok"/>
-        </w:rPr>
-        <w:t xml:space="preserve">        </w:t>
+      </w:r>
+      <w:r/>
+      <w:r>
+        <w:rPr>
+          <w:rStyle w:val="NormalTok"/>
+        </w:rPr>
       </w:r>
       <w:r>
         <w:rPr>
           <w:rStyle w:val="ControlFlowTok"/>
         </w:rPr>
-        <w:t xml:space="preserve">return</w:t>
-      </w:r>
-      <w:r>
-        <w:rPr>
-          <w:rStyle w:val="NormalTok"/>
-        </w:rPr>
-        <w:t xml:space="preserve"> (idx, c.get(</w:t>
-      </w:r>
-      <w:r>
-        <w:rPr>
-          <w:rStyle w:val="StringTok"/>
-        </w:rPr>
-        <w:t xml:space="preserve">"distance"</w:t>
-      </w:r>
-      <w:r>
-        <w:rPr>
-          <w:rStyle w:val="NormalTok"/>
-        </w:rPr>
-        <w:t xml:space="preserve">, </w:t>
+      </w:r>
+      <w:r>
+        <w:rPr>
+          <w:rStyle w:val="NormalTok"/>
+        </w:rPr>
+      </w:r>
+      <w:r>
+        <w:rPr>
+          <w:rStyle w:val="StringTok"/>
+        </w:rPr>
+      </w:r>
+      <w:r>
+        <w:rPr>
+          <w:rStyle w:val="NormalTok"/>
+        </w:rPr>
       </w:r>
       <w:r>
         <w:rPr>
           <w:rStyle w:val="DecValTok"/>
         </w:rPr>
-        <w:t xml:space="preserve">9999</w:t>
-      </w:r>
-      <w:r>
-        <w:rPr>
-          <w:rStyle w:val="NormalTok"/>
-        </w:rPr>
-        <w:t xml:space="preserve">))</w:t>
-      </w:r>
-      <w:r>
-        <w:br/>
-      </w:r>
-      <w:r>
-        <w:br/>
-      </w:r>
-      <w:r>
-        <w:rPr>
-          <w:rStyle w:val="NormalTok"/>
-        </w:rPr>
-        <w:t xml:space="preserve">    </w:t>
+      </w:r>
+      <w:r>
+        <w:rPr>
+          <w:rStyle w:val="NormalTok"/>
+        </w:rPr>
+      </w:r>
+      <w:r/>
+      <w:r/>
+      <w:r>
+        <w:rPr>
+          <w:rStyle w:val="NormalTok"/>
+        </w:rPr>
       </w:r>
       <w:r>
         <w:rPr>
           <w:rStyle w:val="ControlFlowTok"/>
         </w:rPr>
-        <w:t xml:space="preserve">return</w:t>
-      </w:r>
-      <w:r>
-        <w:rPr>
-          <w:rStyle w:val="NormalTok"/>
-        </w:rPr>
-        <w:t xml:space="preserve"> {</w:t>
-      </w:r>
-      <w:r>
-        <w:br/>
-      </w:r>
-      <w:r>
-        <w:rPr>
-          <w:rStyle w:val="NormalTok"/>
-        </w:rPr>
-        <w:t xml:space="preserve">        </w:t>
-      </w:r>
-      <w:r>
-        <w:rPr>
-          <w:rStyle w:val="StringTok"/>
-        </w:rPr>
-        <w:t xml:space="preserve">"contacts"</w:t>
-      </w:r>
-      <w:r>
-        <w:rPr>
-          <w:rStyle w:val="NormalTok"/>
-        </w:rPr>
-        <w:t xml:space="preserve">: </w:t>
+      </w:r>
+      <w:r>
+        <w:rPr>
+          <w:rStyle w:val="NormalTok"/>
+        </w:rPr>
+      </w:r>
+      <w:r/>
+      <w:r>
+        <w:rPr>
+          <w:rStyle w:val="NormalTok"/>
+        </w:rPr>
+      </w:r>
+      <w:r>
+        <w:rPr>
+          <w:rStyle w:val="StringTok"/>
+        </w:rPr>
+      </w:r>
+      <w:r>
+        <w:rPr>
+          <w:rStyle w:val="NormalTok"/>
+        </w:rPr>
       </w:r>
       <w:r>
         <w:rPr>
           <w:rStyle w:val="BuiltInTok"/>
         </w:rPr>
-        <w:t xml:space="preserve">sorted</w:t>
-      </w:r>
-      <w:r>
-        <w:rPr>
-          <w:rStyle w:val="NormalTok"/>
-        </w:rPr>
-        <w:t xml:space="preserve">(contacts, key</w:t>
+      </w:r>
+      <w:r>
+        <w:rPr>
+          <w:rStyle w:val="NormalTok"/>
+        </w:rPr>
       </w:r>
       <w:r>
         <w:rPr>
           <w:rStyle w:val="OperatorTok"/>
         </w:rPr>
-        <w:t xml:space="preserve">=</w:t>
-      </w:r>
-      <w:r>
-        <w:rPr>
-          <w:rStyle w:val="NormalTok"/>
-        </w:rPr>
-        <w:t xml:space="preserve">priority),</w:t>
-      </w:r>
-      <w:r>
-        <w:br/>
-      </w:r>
-      <w:r>
-        <w:rPr>
-          <w:rStyle w:val="NormalTok"/>
-        </w:rPr>
-        <w:t xml:space="preserve">        </w:t>
-      </w:r>
-      <w:r>
-        <w:rPr>
-          <w:rStyle w:val="StringTok"/>
-        </w:rPr>
-        <w:t xml:space="preserve">"reason"</w:t>
-      </w:r>
-      <w:r>
-        <w:rPr>
-          <w:rStyle w:val="NormalTok"/>
-        </w:rPr>
-        <w:t xml:space="preserve">: reason,</w:t>
-      </w:r>
-      <w:r>
-        <w:br/>
-      </w:r>
-      <w:r>
-        <w:rPr>
-          <w:rStyle w:val="NormalTok"/>
-        </w:rPr>
-        <w:t xml:space="preserve">    }</w:t>
-      </w:r>
-      <w:r>
-        <w:br/>
-      </w:r>
-      <w:r>
-        <w:br/>
-      </w:r>
-      <w:r>
-        <w:br/>
-      </w:r>
+      </w:r>
+      <w:r>
+        <w:rPr>
+          <w:rStyle w:val="NormalTok"/>
+        </w:rPr>
+      </w:r>
+      <w:r/>
+      <w:r>
+        <w:rPr>
+          <w:rStyle w:val="NormalTok"/>
+        </w:rPr>
+      </w:r>
+      <w:r>
+        <w:rPr>
+          <w:rStyle w:val="StringTok"/>
+        </w:rPr>
+      </w:r>
+      <w:r>
+        <w:rPr>
+          <w:rStyle w:val="NormalTok"/>
+        </w:rPr>
+      </w:r>
+      <w:r/>
+      <w:r>
+        <w:rPr>
+          <w:rStyle w:val="NormalTok"/>
+        </w:rPr>
+      </w:r>
+      <w:r/>
+      <w:r/>
+      <w:r/>
       <w:r>
         <w:rPr>
           <w:rStyle w:val="KeywordTok"/>
         </w:rPr>
-        <w:t xml:space="preserve">def</w:t>
-      </w:r>
-      <w:r>
-        <w:rPr>
-          <w:rStyle w:val="NormalTok"/>
-        </w:rPr>
-        <w:t xml:space="preserve"> _validate_ai_result(result: </w:t>
+      </w:r>
+      <w:r>
+        <w:rPr>
+          <w:rStyle w:val="NormalTok"/>
+        </w:rPr>
       </w:r>
       <w:r>
         <w:rPr>
           <w:rStyle w:val="BuiltInTok"/>
         </w:rPr>
-        <w:t xml:space="preserve">object</w:t>
-      </w:r>
-      <w:r>
-        <w:rPr>
-          <w:rStyle w:val="NormalTok"/>
-        </w:rPr>
-        <w:t xml:space="preserve">, original_count: </w:t>
+      </w:r>
+      <w:r>
+        <w:rPr>
+          <w:rStyle w:val="NormalTok"/>
+        </w:rPr>
       </w:r>
       <w:r>
         <w:rPr>
           <w:rStyle w:val="BuiltInTok"/>
         </w:rPr>
-        <w:t xml:space="preserve">int</w:t>
-      </w:r>
-      <w:r>
-        <w:rPr>
-          <w:rStyle w:val="NormalTok"/>
-        </w:rPr>
-        <w:t xml:space="preserve">) </w:t>
+      </w:r>
+      <w:r>
+        <w:rPr>
+          <w:rStyle w:val="NormalTok"/>
+        </w:rPr>
       </w:r>
       <w:r>
         <w:rPr>
           <w:rStyle w:val="OperatorTok"/>
         </w:rPr>
-        <w:t xml:space="preserve">-&gt;</w:t>
-      </w:r>
-      <w:r>
-        <w:rPr>
-          <w:rStyle w:val="NormalTok"/>
-        </w:rPr>
-        <w:t xml:space="preserve"> </w:t>
+      </w:r>
+      <w:r>
+        <w:rPr>
+          <w:rStyle w:val="NormalTok"/>
+        </w:rPr>
       </w:r>
       <w:r>
         <w:rPr>
           <w:rStyle w:val="BuiltInTok"/>
         </w:rPr>
-        <w:t xml:space="preserve">dict</w:t>
-      </w:r>
-      <w:r>
-        <w:rPr>
-          <w:rStyle w:val="NormalTok"/>
-        </w:rPr>
-        <w:t xml:space="preserve"> </w:t>
+      </w:r>
+      <w:r>
+        <w:rPr>
+          <w:rStyle w:val="NormalTok"/>
+        </w:rPr>
       </w:r>
       <w:r>
         <w:rPr>
           <w:rStyle w:val="OperatorTok"/>
         </w:rPr>
-        <w:t xml:space="preserve">|</w:t>
-      </w:r>
-      <w:r>
-        <w:rPr>
-          <w:rStyle w:val="NormalTok"/>
-        </w:rPr>
-        <w:t xml:space="preserve"> </w:t>
+      </w:r>
+      <w:r>
+        <w:rPr>
+          <w:rStyle w:val="NormalTok"/>
+        </w:rPr>
       </w:r>
       <w:r>
         <w:rPr>
           <w:rStyle w:val="VariableTok"/>
         </w:rPr>
-        <w:t xml:space="preserve">None</w:t>
-      </w:r>
-      <w:r>
-        <w:rPr>
-          <w:rStyle w:val="NormalTok"/>
-        </w:rPr>
-        <w:t xml:space="preserve">:</w:t>
-      </w:r>
-      <w:r>
-        <w:br/>
-      </w:r>
-      <w:r>
-        <w:rPr>
-          <w:rStyle w:val="NormalTok"/>
-        </w:rPr>
-        <w:t xml:space="preserve">    </w:t>
+      </w:r>
+      <w:r>
+        <w:rPr>
+          <w:rStyle w:val="NormalTok"/>
+        </w:rPr>
+      </w:r>
+      <w:r/>
+      <w:r>
+        <w:rPr>
+          <w:rStyle w:val="NormalTok"/>
+        </w:rPr>
       </w:r>
       <w:r>
         <w:rPr>
           <w:rStyle w:val="CommentTok"/>
         </w:rPr>
-        <w:t xml:space="preserve">"""Return the result if it matches the contract, else None."""</w:t>
-      </w:r>
-      <w:r>
-        <w:br/>
-      </w:r>
-      <w:r>
-        <w:rPr>
-          <w:rStyle w:val="NormalTok"/>
-        </w:rPr>
-        <w:t xml:space="preserve">    </w:t>
+      </w:r>
+      <w:r/>
+      <w:r>
+        <w:rPr>
+          <w:rStyle w:val="NormalTok"/>
+        </w:rPr>
       </w:r>
       <w:r>
         <w:rPr>
           <w:rStyle w:val="ControlFlowTok"/>
         </w:rPr>
-        <w:t xml:space="preserve">if</w:t>
-      </w:r>
-      <w:r>
-        <w:rPr>
-          <w:rStyle w:val="NormalTok"/>
-        </w:rPr>
-        <w:t xml:space="preserve"> </w:t>
+      </w:r>
+      <w:r>
+        <w:rPr>
+          <w:rStyle w:val="NormalTok"/>
+        </w:rPr>
       </w:r>
       <w:r>
         <w:rPr>
           <w:rStyle w:val="KeywordTok"/>
         </w:rPr>
-        <w:t xml:space="preserve">not</w:t>
-      </w:r>
-      <w:r>
-        <w:rPr>
-          <w:rStyle w:val="NormalTok"/>
-        </w:rPr>
-        <w:t xml:space="preserve"> </w:t>
+      </w:r>
+      <w:r>
+        <w:rPr>
+          <w:rStyle w:val="NormalTok"/>
+        </w:rPr>
       </w:r>
       <w:r>
         <w:rPr>
           <w:rStyle w:val="BuiltInTok"/>
         </w:rPr>
-        <w:t xml:space="preserve">isinstance</w:t>
-      </w:r>
-      <w:r>
-        <w:rPr>
-          <w:rStyle w:val="NormalTok"/>
-        </w:rPr>
-        <w:t xml:space="preserve">(result, </w:t>
+      </w:r>
+      <w:r>
+        <w:rPr>
+          <w:rStyle w:val="NormalTok"/>
+        </w:rPr>
       </w:r>
       <w:r>
         <w:rPr>
           <w:rStyle w:val="BuiltInTok"/>
         </w:rPr>
-        <w:t xml:space="preserve">dict</w:t>
-      </w:r>
-      <w:r>
-        <w:rPr>
-          <w:rStyle w:val="NormalTok"/>
-        </w:rPr>
-        <w:t xml:space="preserve">):</w:t>
-      </w:r>
-      <w:r>
-        <w:br/>
-      </w:r>
-      <w:r>
-        <w:rPr>
-          <w:rStyle w:val="NormalTok"/>
-        </w:rPr>
-        <w:t xml:space="preserve">        </w:t>
+      </w:r>
+      <w:r>
+        <w:rPr>
+          <w:rStyle w:val="NormalTok"/>
+        </w:rPr>
+      </w:r>
+      <w:r/>
+      <w:r>
+        <w:rPr>
+          <w:rStyle w:val="NormalTok"/>
+        </w:rPr>
       </w:r>
       <w:r>
         <w:rPr>
           <w:rStyle w:val="ControlFlowTok"/>
         </w:rPr>
-        <w:t xml:space="preserve">return</w:t>
-      </w:r>
-      <w:r>
-        <w:rPr>
-          <w:rStyle w:val="NormalTok"/>
-        </w:rPr>
-        <w:t xml:space="preserve"> </w:t>
+      </w:r>
+      <w:r>
+        <w:rPr>
+          <w:rStyle w:val="NormalTok"/>
+        </w:rPr>
       </w:r>
       <w:r>
         <w:rPr>
           <w:rStyle w:val="VariableTok"/>
         </w:rPr>
-        <w:t xml:space="preserve">None</w:t>
-      </w:r>
-      <w:r>
-        <w:br/>
-      </w:r>
-      <w:r>
-        <w:rPr>
-          <w:rStyle w:val="NormalTok"/>
-        </w:rPr>
-        <w:t xml:space="preserve">    </w:t>
+      </w:r>
+      <w:r/>
+      <w:r>
+        <w:rPr>
+          <w:rStyle w:val="NormalTok"/>
+        </w:rPr>
       </w:r>
       <w:r>
         <w:rPr>
           <w:rStyle w:val="ControlFlowTok"/>
         </w:rPr>
-        <w:t xml:space="preserve">if</w:t>
-      </w:r>
-      <w:r>
-        <w:rPr>
-          <w:rStyle w:val="NormalTok"/>
-        </w:rPr>
-        <w:t xml:space="preserve"> </w:t>
-      </w:r>
-      <w:r>
-        <w:rPr>
-          <w:rStyle w:val="StringTok"/>
-        </w:rPr>
-        <w:t xml:space="preserve">"contacts"</w:t>
-      </w:r>
-      <w:r>
-        <w:rPr>
-          <w:rStyle w:val="NormalTok"/>
-        </w:rPr>
-        <w:t xml:space="preserve"> </w:t>
+      </w:r>
+      <w:r>
+        <w:rPr>
+          <w:rStyle w:val="NormalTok"/>
+        </w:rPr>
+      </w:r>
+      <w:r>
+        <w:rPr>
+          <w:rStyle w:val="StringTok"/>
+        </w:rPr>
+      </w:r>
+      <w:r>
+        <w:rPr>
+          <w:rStyle w:val="NormalTok"/>
+        </w:rPr>
       </w:r>
       <w:r>
         <w:rPr>
           <w:rStyle w:val="KeywordTok"/>
         </w:rPr>
-        <w:t xml:space="preserve">not</w:t>
-      </w:r>
-      <w:r>
-        <w:rPr>
-          <w:rStyle w:val="NormalTok"/>
-        </w:rPr>
-        <w:t xml:space="preserve"> </w:t>
+      </w:r>
+      <w:r>
+        <w:rPr>
+          <w:rStyle w:val="NormalTok"/>
+        </w:rPr>
       </w:r>
       <w:r>
         <w:rPr>
           <w:rStyle w:val="KeywordTok"/>
         </w:rPr>
-        <w:t xml:space="preserve">in</w:t>
-      </w:r>
-      <w:r>
-        <w:rPr>
-          <w:rStyle w:val="NormalTok"/>
-        </w:rPr>
-        <w:t xml:space="preserve"> result </w:t>
+      </w:r>
+      <w:r>
+        <w:rPr>
+          <w:rStyle w:val="NormalTok"/>
+        </w:rPr>
       </w:r>
       <w:r>
         <w:rPr>
           <w:rStyle w:val="KeywordTok"/>
         </w:rPr>
-        <w:t xml:space="preserve">or</w:t>
-      </w:r>
-      <w:r>
-        <w:rPr>
-          <w:rStyle w:val="NormalTok"/>
-        </w:rPr>
-        <w:t xml:space="preserve"> </w:t>
-      </w:r>
-      <w:r>
-        <w:rPr>
-          <w:rStyle w:val="StringTok"/>
-        </w:rPr>
-        <w:t xml:space="preserve">"reason"</w:t>
-      </w:r>
-      <w:r>
-        <w:rPr>
-          <w:rStyle w:val="NormalTok"/>
-        </w:rPr>
-        <w:t xml:space="preserve"> </w:t>
+      </w:r>
+      <w:r>
+        <w:rPr>
+          <w:rStyle w:val="NormalTok"/>
+        </w:rPr>
+      </w:r>
+      <w:r>
+        <w:rPr>
+          <w:rStyle w:val="StringTok"/>
+        </w:rPr>
+      </w:r>
+      <w:r>
+        <w:rPr>
+          <w:rStyle w:val="NormalTok"/>
+        </w:rPr>
       </w:r>
       <w:r>
         <w:rPr>
           <w:rStyle w:val="KeywordTok"/>
         </w:rPr>
-        <w:t xml:space="preserve">not</w:t>
-      </w:r>
-      <w:r>
-        <w:rPr>
-          <w:rStyle w:val="NormalTok"/>
-        </w:rPr>
-        <w:t xml:space="preserve"> </w:t>
+      </w:r>
+      <w:r>
+        <w:rPr>
+          <w:rStyle w:val="NormalTok"/>
+        </w:rPr>
       </w:r>
       <w:r>
         <w:rPr>
           <w:rStyle w:val="KeywordTok"/>
         </w:rPr>
-        <w:t xml:space="preserve">in</w:t>
-      </w:r>
-      <w:r>
-        <w:rPr>
-          <w:rStyle w:val="NormalTok"/>
-        </w:rPr>
-        <w:t xml:space="preserve"> result:</w:t>
-      </w:r>
-      <w:r>
-        <w:br/>
-      </w:r>
-      <w:r>
-        <w:rPr>
-          <w:rStyle w:val="NormalTok"/>
-        </w:rPr>
-        <w:t xml:space="preserve">        </w:t>
+      </w:r>
+      <w:r>
+        <w:rPr>
+          <w:rStyle w:val="NormalTok"/>
+        </w:rPr>
+      </w:r>
+      <w:r/>
+      <w:r>
+        <w:rPr>
+          <w:rStyle w:val="NormalTok"/>
+        </w:rPr>
       </w:r>
       <w:r>
         <w:rPr>
           <w:rStyle w:val="ControlFlowTok"/>
         </w:rPr>
-        <w:t xml:space="preserve">return</w:t>
-      </w:r>
-      <w:r>
-        <w:rPr>
-          <w:rStyle w:val="NormalTok"/>
-        </w:rPr>
-        <w:t xml:space="preserve"> </w:t>
+      </w:r>
+      <w:r>
+        <w:rPr>
+          <w:rStyle w:val="NormalTok"/>
+        </w:rPr>
       </w:r>
       <w:r>
         <w:rPr>
           <w:rStyle w:val="VariableTok"/>
         </w:rPr>
-        <w:t xml:space="preserve">None</w:t>
-      </w:r>
-      <w:r>
-        <w:br/>
-      </w:r>
-      <w:r>
-        <w:rPr>
-          <w:rStyle w:val="NormalTok"/>
-        </w:rPr>
-        <w:t xml:space="preserve">    </w:t>
+      </w:r>
+      <w:r/>
+      <w:r>
+        <w:rPr>
+          <w:rStyle w:val="NormalTok"/>
+        </w:rPr>
       </w:r>
       <w:r>
         <w:rPr>
           <w:rStyle w:val="ControlFlowTok"/>
         </w:rPr>
-        <w:t xml:space="preserve">if</w:t>
-      </w:r>
-      <w:r>
-        <w:rPr>
-          <w:rStyle w:val="NormalTok"/>
-        </w:rPr>
-        <w:t xml:space="preserve"> </w:t>
+      </w:r>
+      <w:r>
+        <w:rPr>
+          <w:rStyle w:val="NormalTok"/>
+        </w:rPr>
       </w:r>
       <w:r>
         <w:rPr>
           <w:rStyle w:val="KeywordTok"/>
         </w:rPr>
-        <w:t xml:space="preserve">not</w:t>
-      </w:r>
-      <w:r>
-        <w:rPr>
-          <w:rStyle w:val="NormalTok"/>
-        </w:rPr>
-        <w:t xml:space="preserve"> </w:t>
+      </w:r>
+      <w:r>
+        <w:rPr>
+          <w:rStyle w:val="NormalTok"/>
+        </w:rPr>
       </w:r>
       <w:r>
         <w:rPr>
           <w:rStyle w:val="BuiltInTok"/>
         </w:rPr>
-        <w:t xml:space="preserve">isinstance</w:t>
-      </w:r>
-      <w:r>
-        <w:rPr>
-          <w:rStyle w:val="NormalTok"/>
-        </w:rPr>
-        <w:t xml:space="preserve">(result[</w:t>
-      </w:r>
-      <w:r>
-        <w:rPr>
-          <w:rStyle w:val="StringTok"/>
-        </w:rPr>
-        <w:t xml:space="preserve">"contacts"</w:t>
-      </w:r>
-      <w:r>
-        <w:rPr>
-          <w:rStyle w:val="NormalTok"/>
-        </w:rPr>
-        <w:t xml:space="preserve">], </w:t>
+      </w:r>
+      <w:r>
+        <w:rPr>
+          <w:rStyle w:val="NormalTok"/>
+        </w:rPr>
+      </w:r>
+      <w:r>
+        <w:rPr>
+          <w:rStyle w:val="StringTok"/>
+        </w:rPr>
+      </w:r>
+      <w:r>
+        <w:rPr>
+          <w:rStyle w:val="NormalTok"/>
+        </w:rPr>
       </w:r>
       <w:r>
         <w:rPr>
           <w:rStyle w:val="BuiltInTok"/>
         </w:rPr>
-        <w:t xml:space="preserve">list</w:t>
-      </w:r>
-      <w:r>
-        <w:rPr>
-          <w:rStyle w:val="NormalTok"/>
-        </w:rPr>
-        <w:t xml:space="preserve">):</w:t>
-      </w:r>
-      <w:r>
-        <w:br/>
-      </w:r>
-      <w:r>
-        <w:rPr>
-          <w:rStyle w:val="NormalTok"/>
-        </w:rPr>
-        <w:t xml:space="preserve">        </w:t>
+      </w:r>
+      <w:r>
+        <w:rPr>
+          <w:rStyle w:val="NormalTok"/>
+        </w:rPr>
+      </w:r>
+      <w:r/>
+      <w:r>
+        <w:rPr>
+          <w:rStyle w:val="NormalTok"/>
+        </w:rPr>
       </w:r>
       <w:r>
         <w:rPr>
           <w:rStyle w:val="ControlFlowTok"/>
         </w:rPr>
-        <w:t xml:space="preserve">return</w:t>
-      </w:r>
-      <w:r>
-        <w:rPr>
-          <w:rStyle w:val="NormalTok"/>
-        </w:rPr>
-        <w:t xml:space="preserve"> </w:t>
+      </w:r>
+      <w:r>
+        <w:rPr>
+          <w:rStyle w:val="NormalTok"/>
+        </w:rPr>
       </w:r>
       <w:r>
         <w:rPr>
           <w:rStyle w:val="VariableTok"/>
         </w:rPr>
-        <w:t xml:space="preserve">None</w:t>
-      </w:r>
-      <w:r>
-        <w:br/>
-      </w:r>
-      <w:r>
-        <w:rPr>
-          <w:rStyle w:val="NormalTok"/>
-        </w:rPr>
-        <w:t xml:space="preserve">    </w:t>
+      </w:r>
+      <w:r/>
+      <w:r>
+        <w:rPr>
+          <w:rStyle w:val="NormalTok"/>
+        </w:rPr>
       </w:r>
       <w:r>
         <w:rPr>
           <w:rStyle w:val="ControlFlowTok"/>
         </w:rPr>
-        <w:t xml:space="preserve">if</w:t>
-      </w:r>
-      <w:r>
-        <w:rPr>
-          <w:rStyle w:val="NormalTok"/>
-        </w:rPr>
-        <w:t xml:space="preserve"> </w:t>
+      </w:r>
+      <w:r>
+        <w:rPr>
+          <w:rStyle w:val="NormalTok"/>
+        </w:rPr>
       </w:r>
       <w:r>
         <w:rPr>
           <w:rStyle w:val="KeywordTok"/>
         </w:rPr>
-        <w:t xml:space="preserve">not</w:t>
-      </w:r>
-      <w:r>
-        <w:rPr>
-          <w:rStyle w:val="NormalTok"/>
-        </w:rPr>
-        <w:t xml:space="preserve"> </w:t>
+      </w:r>
+      <w:r>
+        <w:rPr>
+          <w:rStyle w:val="NormalTok"/>
+        </w:rPr>
       </w:r>
       <w:r>
         <w:rPr>
           <w:rStyle w:val="BuiltInTok"/>
         </w:rPr>
-        <w:t xml:space="preserve">isinstance</w:t>
-      </w:r>
-      <w:r>
-        <w:rPr>
-          <w:rStyle w:val="NormalTok"/>
-        </w:rPr>
-        <w:t xml:space="preserve">(result[</w:t>
-      </w:r>
-      <w:r>
-        <w:rPr>
-          <w:rStyle w:val="StringTok"/>
-        </w:rPr>
-        <w:t xml:space="preserve">"reason"</w:t>
-      </w:r>
-      <w:r>
-        <w:rPr>
-          <w:rStyle w:val="NormalTok"/>
-        </w:rPr>
-        <w:t xml:space="preserve">], </w:t>
+      </w:r>
+      <w:r>
+        <w:rPr>
+          <w:rStyle w:val="NormalTok"/>
+        </w:rPr>
+      </w:r>
+      <w:r>
+        <w:rPr>
+          <w:rStyle w:val="StringTok"/>
+        </w:rPr>
+      </w:r>
+      <w:r>
+        <w:rPr>
+          <w:rStyle w:val="NormalTok"/>
+        </w:rPr>
       </w:r>
       <w:r>
         <w:rPr>
           <w:rStyle w:val="BuiltInTok"/>
         </w:rPr>
-        <w:t xml:space="preserve">str</w:t>
-      </w:r>
-      <w:r>
-        <w:rPr>
-          <w:rStyle w:val="NormalTok"/>
-        </w:rPr>
-        <w:t xml:space="preserve">) </w:t>
+      </w:r>
+      <w:r>
+        <w:rPr>
+          <w:rStyle w:val="NormalTok"/>
+        </w:rPr>
       </w:r>
       <w:r>
         <w:rPr>
           <w:rStyle w:val="KeywordTok"/>
         </w:rPr>
-        <w:t xml:space="preserve">or</w:t>
-      </w:r>
-      <w:r>
-        <w:rPr>
-          <w:rStyle w:val="NormalTok"/>
-        </w:rPr>
-        <w:t xml:space="preserve"> </w:t>
+      </w:r>
+      <w:r>
+        <w:rPr>
+          <w:rStyle w:val="NormalTok"/>
+        </w:rPr>
       </w:r>
       <w:r>
         <w:rPr>
           <w:rStyle w:val="KeywordTok"/>
         </w:rPr>
-        <w:t xml:space="preserve">not</w:t>
-      </w:r>
-      <w:r>
-        <w:rPr>
-          <w:rStyle w:val="NormalTok"/>
-        </w:rPr>
-        <w:t xml:space="preserve"> result[</w:t>
-      </w:r>
-      <w:r>
-        <w:rPr>
-          <w:rStyle w:val="StringTok"/>
-        </w:rPr>
-        <w:t xml:space="preserve">"reason"</w:t>
-      </w:r>
-      <w:r>
-        <w:rPr>
-          <w:rStyle w:val="NormalTok"/>
-        </w:rPr>
-        <w:t xml:space="preserve">].strip():</w:t>
-      </w:r>
-      <w:r>
-        <w:br/>
-      </w:r>
-      <w:r>
-        <w:rPr>
-          <w:rStyle w:val="NormalTok"/>
-        </w:rPr>
-        <w:t xml:space="preserve">        </w:t>
+      </w:r>
+      <w:r>
+        <w:rPr>
+          <w:rStyle w:val="NormalTok"/>
+        </w:rPr>
+      </w:r>
+      <w:r>
+        <w:rPr>
+          <w:rStyle w:val="StringTok"/>
+        </w:rPr>
+      </w:r>
+      <w:r>
+        <w:rPr>
+          <w:rStyle w:val="NormalTok"/>
+        </w:rPr>
+      </w:r>
+      <w:r/>
+      <w:r>
+        <w:rPr>
+          <w:rStyle w:val="NormalTok"/>
+        </w:rPr>
       </w:r>
       <w:r>
         <w:rPr>
           <w:rStyle w:val="ControlFlowTok"/>
         </w:rPr>
-        <w:t xml:space="preserve">return</w:t>
-      </w:r>
-      <w:r>
-        <w:rPr>
-          <w:rStyle w:val="NormalTok"/>
-        </w:rPr>
-        <w:t xml:space="preserve"> </w:t>
+      </w:r>
+      <w:r>
+        <w:rPr>
+          <w:rStyle w:val="NormalTok"/>
+        </w:rPr>
       </w:r>
       <w:r>
         <w:rPr>
           <w:rStyle w:val="VariableTok"/>
         </w:rPr>
-        <w:t xml:space="preserve">None</w:t>
-      </w:r>
-      <w:r>
-        <w:br/>
-      </w:r>
-      <w:r>
-        <w:rPr>
-          <w:rStyle w:val="NormalTok"/>
-        </w:rPr>
-        <w:t xml:space="preserve">    </w:t>
+      </w:r>
+      <w:r/>
+      <w:r>
+        <w:rPr>
+          <w:rStyle w:val="NormalTok"/>
+        </w:rPr>
       </w:r>
       <w:r>
         <w:rPr>
           <w:rStyle w:val="ControlFlowTok"/>
         </w:rPr>
-        <w:t xml:space="preserve">if</w:t>
-      </w:r>
-      <w:r>
-        <w:rPr>
-          <w:rStyle w:val="NormalTok"/>
-        </w:rPr>
-        <w:t xml:space="preserve"> </w:t>
+      </w:r>
+      <w:r>
+        <w:rPr>
+          <w:rStyle w:val="NormalTok"/>
+        </w:rPr>
       </w:r>
       <w:r>
         <w:rPr>
           <w:rStyle w:val="BuiltInTok"/>
         </w:rPr>
-        <w:t xml:space="preserve">len</w:t>
-      </w:r>
-      <w:r>
-        <w:rPr>
-          <w:rStyle w:val="NormalTok"/>
-        </w:rPr>
-        <w:t xml:space="preserve">(result[</w:t>
-      </w:r>
-      <w:r>
-        <w:rPr>
-          <w:rStyle w:val="StringTok"/>
-        </w:rPr>
-        <w:t xml:space="preserve">"contacts"</w:t>
-      </w:r>
-      <w:r>
-        <w:rPr>
-          <w:rStyle w:val="NormalTok"/>
-        </w:rPr>
-        <w:t xml:space="preserve">]) </w:t>
+      </w:r>
+      <w:r>
+        <w:rPr>
+          <w:rStyle w:val="NormalTok"/>
+        </w:rPr>
+      </w:r>
+      <w:r>
+        <w:rPr>
+          <w:rStyle w:val="StringTok"/>
+        </w:rPr>
+      </w:r>
+      <w:r>
+        <w:rPr>
+          <w:rStyle w:val="NormalTok"/>
+        </w:rPr>
       </w:r>
       <w:r>
         <w:rPr>
           <w:rStyle w:val="OperatorTok"/>
         </w:rPr>
-        <w:t xml:space="preserve">!=</w:t>
-      </w:r>
-      <w:r>
-        <w:rPr>
-          <w:rStyle w:val="NormalTok"/>
-        </w:rPr>
-        <w:t xml:space="preserve"> original_count:</w:t>
-      </w:r>
-      <w:r>
-        <w:br/>
-      </w:r>
-      <w:r>
-        <w:rPr>
-          <w:rStyle w:val="NormalTok"/>
-        </w:rPr>
-        <w:t xml:space="preserve">        </w:t>
+      </w:r>
+      <w:r>
+        <w:rPr>
+          <w:rStyle w:val="NormalTok"/>
+        </w:rPr>
+      </w:r>
+      <w:r/>
+      <w:r>
+        <w:rPr>
+          <w:rStyle w:val="NormalTok"/>
+        </w:rPr>
       </w:r>
       <w:r>
         <w:rPr>
           <w:rStyle w:val="ControlFlowTok"/>
         </w:rPr>
-        <w:t xml:space="preserve">return</w:t>
-      </w:r>
-      <w:r>
-        <w:rPr>
-          <w:rStyle w:val="NormalTok"/>
-        </w:rPr>
-        <w:t xml:space="preserve"> </w:t>
+      </w:r>
+      <w:r>
+        <w:rPr>
+          <w:rStyle w:val="NormalTok"/>
+        </w:rPr>
       </w:r>
       <w:r>
         <w:rPr>
           <w:rStyle w:val="VariableTok"/>
         </w:rPr>
-        <w:t xml:space="preserve">None</w:t>
-      </w:r>
-      <w:r>
-        <w:br/>
-      </w:r>
-      <w:r>
-        <w:rPr>
-          <w:rStyle w:val="NormalTok"/>
-        </w:rPr>
-        <w:t xml:space="preserve">    </w:t>
+      </w:r>
+      <w:r/>
+      <w:r>
+        <w:rPr>
+          <w:rStyle w:val="NormalTok"/>
+        </w:rPr>
       </w:r>
       <w:r>
         <w:rPr>
           <w:rStyle w:val="ControlFlowTok"/>
         </w:rPr>
-        <w:t xml:space="preserve">return</w:t>
-      </w:r>
-      <w:r>
-        <w:rPr>
-          <w:rStyle w:val="NormalTok"/>
-        </w:rPr>
-        <w:t xml:space="preserve"> result</w:t>
-      </w:r>
-      <w:r>
-        <w:br/>
-      </w:r>
-      <w:r>
-        <w:br/>
-      </w:r>
-      <w:r>
-        <w:br/>
-      </w:r>
+      </w:r>
+      <w:r>
+        <w:rPr>
+          <w:rStyle w:val="NormalTok"/>
+        </w:rPr>
+      </w:r>
+      <w:r/>
+      <w:r/>
+      <w:r/>
       <w:r>
         <w:rPr>
           <w:rStyle w:val="ControlFlowTok"/>
         </w:rPr>
-        <w:t xml:space="preserve">async</w:t>
-      </w:r>
-      <w:r>
-        <w:rPr>
-          <w:rStyle w:val="NormalTok"/>
-        </w:rPr>
-        <w:t xml:space="preserve"> </w:t>
+      </w:r>
+      <w:r>
+        <w:rPr>
+          <w:rStyle w:val="NormalTok"/>
+        </w:rPr>
       </w:r>
       <w:r>
         <w:rPr>
           <w:rStyle w:val="KeywordTok"/>
         </w:rPr>
-        <w:t xml:space="preserve">def</w:t>
-      </w:r>
-      <w:r>
-        <w:rPr>
-          <w:rStyle w:val="NormalTok"/>
-        </w:rPr>
-        <w:t xml:space="preserve"> prioritize_contacts(injured: </w:t>
+      </w:r>
+      <w:r>
+        <w:rPr>
+          <w:rStyle w:val="NormalTok"/>
+        </w:rPr>
       </w:r>
       <w:r>
         <w:rPr>
           <w:rStyle w:val="BuiltInTok"/>
         </w:rPr>
-        <w:t xml:space="preserve">bool</w:t>
-      </w:r>
-      <w:r>
-        <w:rPr>
-          <w:rStyle w:val="NormalTok"/>
-        </w:rPr>
-        <w:t xml:space="preserve">, blocking: </w:t>
+      </w:r>
+      <w:r>
+        <w:rPr>
+          <w:rStyle w:val="NormalTok"/>
+        </w:rPr>
       </w:r>
       <w:r>
         <w:rPr>
           <w:rStyle w:val="BuiltInTok"/>
         </w:rPr>
-        <w:t xml:space="preserve">bool</w:t>
-      </w:r>
-      <w:r>
-        <w:rPr>
-          <w:rStyle w:val="NormalTok"/>
-        </w:rPr>
-        <w:t xml:space="preserve">, contacts: </w:t>
+      </w:r>
+      <w:r>
+        <w:rPr>
+          <w:rStyle w:val="NormalTok"/>
+        </w:rPr>
       </w:r>
       <w:r>
         <w:rPr>
           <w:rStyle w:val="BuiltInTok"/>
         </w:rPr>
-        <w:t xml:space="preserve">list</w:t>
-      </w:r>
-      <w:r>
-        <w:rPr>
-          <w:rStyle w:val="NormalTok"/>
-        </w:rPr>
-        <w:t xml:space="preserve">[</w:t>
+      </w:r>
+      <w:r>
+        <w:rPr>
+          <w:rStyle w:val="NormalTok"/>
+        </w:rPr>
       </w:r>
       <w:r>
         <w:rPr>
           <w:rStyle w:val="BuiltInTok"/>
         </w:rPr>
-        <w:t xml:space="preserve">dict</w:t>
-      </w:r>
-      <w:r>
-        <w:rPr>
-          <w:rStyle w:val="NormalTok"/>
-        </w:rPr>
-        <w:t xml:space="preserve">]) </w:t>
+      </w:r>
+      <w:r>
+        <w:rPr>
+          <w:rStyle w:val="NormalTok"/>
+        </w:rPr>
       </w:r>
       <w:r>
         <w:rPr>
           <w:rStyle w:val="OperatorTok"/>
         </w:rPr>
-        <w:t xml:space="preserve">-&gt;</w:t>
-      </w:r>
-      <w:r>
-        <w:rPr>
-          <w:rStyle w:val="NormalTok"/>
-        </w:rPr>
-        <w:t xml:space="preserve"> </w:t>
+      </w:r>
+      <w:r>
+        <w:rPr>
+          <w:rStyle w:val="NormalTok"/>
+        </w:rPr>
       </w:r>
       <w:r>
         <w:rPr>
           <w:rStyle w:val="BuiltInTok"/>
         </w:rPr>
-        <w:t xml:space="preserve">dict</w:t>
-      </w:r>
-      <w:r>
-        <w:rPr>
-          <w:rStyle w:val="NormalTok"/>
-        </w:rPr>
-        <w:t xml:space="preserve">:</w:t>
-      </w:r>
-      <w:r>
-        <w:br/>
-      </w:r>
-      <w:r>
-        <w:rPr>
-          <w:rStyle w:val="NormalTok"/>
-        </w:rPr>
-        <w:t xml:space="preserve">    </w:t>
+      </w:r>
+      <w:r>
+        <w:rPr>
+          <w:rStyle w:val="NormalTok"/>
+        </w:rPr>
+      </w:r>
+      <w:r/>
+      <w:r>
+        <w:rPr>
+          <w:rStyle w:val="NormalTok"/>
+        </w:rPr>
       </w:r>
       <w:r>
         <w:rPr>
           <w:rStyle w:val="ControlFlowTok"/>
         </w:rPr>
-        <w:t xml:space="preserve">if</w:t>
-      </w:r>
-      <w:r>
-        <w:rPr>
-          <w:rStyle w:val="NormalTok"/>
-        </w:rPr>
-        <w:t xml:space="preserve"> </w:t>
+      </w:r>
+      <w:r>
+        <w:rPr>
+          <w:rStyle w:val="NormalTok"/>
+        </w:rPr>
       </w:r>
       <w:r>
         <w:rPr>
           <w:rStyle w:val="KeywordTok"/>
         </w:rPr>
-        <w:t xml:space="preserve">not</w:t>
-      </w:r>
-      <w:r>
-        <w:rPr>
-          <w:rStyle w:val="NormalTok"/>
-        </w:rPr>
-        <w:t xml:space="preserve"> contacts:</w:t>
-      </w:r>
-      <w:r>
-        <w:br/>
-      </w:r>
-      <w:r>
-        <w:rPr>
-          <w:rStyle w:val="NormalTok"/>
-        </w:rPr>
-        <w:t xml:space="preserve">        </w:t>
+      </w:r>
+      <w:r>
+        <w:rPr>
+          <w:rStyle w:val="NormalTok"/>
+        </w:rPr>
+      </w:r>
+      <w:r/>
+      <w:r>
+        <w:rPr>
+          <w:rStyle w:val="NormalTok"/>
+        </w:rPr>
       </w:r>
       <w:r>
         <w:rPr>
           <w:rStyle w:val="ControlFlowTok"/>
         </w:rPr>
-        <w:t xml:space="preserve">return</w:t>
-      </w:r>
-      <w:r>
-        <w:rPr>
-          <w:rStyle w:val="NormalTok"/>
-        </w:rPr>
-        <w:t xml:space="preserve"> {</w:t>
-      </w:r>
-      <w:r>
-        <w:rPr>
-          <w:rStyle w:val="StringTok"/>
-        </w:rPr>
-        <w:t xml:space="preserve">"contacts"</w:t>
-      </w:r>
-      <w:r>
-        <w:rPr>
-          <w:rStyle w:val="NormalTok"/>
-        </w:rPr>
-        <w:t xml:space="preserve">: [], </w:t>
-      </w:r>
-      <w:r>
-        <w:rPr>
-          <w:rStyle w:val="StringTok"/>
-        </w:rPr>
-        <w:t xml:space="preserve">"reason"</w:t>
-      </w:r>
-      <w:r>
-        <w:rPr>
-          <w:rStyle w:val="NormalTok"/>
-        </w:rPr>
-        <w:t xml:space="preserve">: </w:t>
-      </w:r>
-      <w:r>
-        <w:rPr>
-          <w:rStyle w:val="StringTok"/>
-        </w:rPr>
-        <w:t xml:space="preserve">"No nearby services found"</w:t>
-      </w:r>
-      <w:r>
-        <w:rPr>
-          <w:rStyle w:val="NormalTok"/>
-        </w:rPr>
-        <w:t xml:space="preserve">}</w:t>
-      </w:r>
-      <w:r>
-        <w:br/>
-      </w:r>
-      <w:r>
-        <w:br/>
-      </w:r>
-      <w:r>
-        <w:rPr>
-          <w:rStyle w:val="NormalTok"/>
-        </w:rPr>
-        <w:t xml:space="preserve">    api_key </w:t>
+      </w:r>
+      <w:r>
+        <w:rPr>
+          <w:rStyle w:val="NormalTok"/>
+        </w:rPr>
+      </w:r>
+      <w:r>
+        <w:rPr>
+          <w:rStyle w:val="StringTok"/>
+        </w:rPr>
+      </w:r>
+      <w:r>
+        <w:rPr>
+          <w:rStyle w:val="NormalTok"/>
+        </w:rPr>
+      </w:r>
+      <w:r>
+        <w:rPr>
+          <w:rStyle w:val="StringTok"/>
+        </w:rPr>
+      </w:r>
+      <w:r>
+        <w:rPr>
+          <w:rStyle w:val="NormalTok"/>
+        </w:rPr>
+      </w:r>
+      <w:r>
+        <w:rPr>
+          <w:rStyle w:val="StringTok"/>
+        </w:rPr>
+      </w:r>
+      <w:r>
+        <w:rPr>
+          <w:rStyle w:val="NormalTok"/>
+        </w:rPr>
+      </w:r>
+      <w:r/>
+      <w:r/>
+      <w:r>
+        <w:rPr>
+          <w:rStyle w:val="NormalTok"/>
+        </w:rPr>
       </w:r>
       <w:r>
         <w:rPr>
           <w:rStyle w:val="OperatorTok"/>
         </w:rPr>
-        <w:t xml:space="preserve">=</w:t>
-      </w:r>
-      <w:r>
-        <w:rPr>
-          <w:rStyle w:val="NormalTok"/>
-        </w:rPr>
-        <w:t xml:space="preserve"> os.getenv(</w:t>
-      </w:r>
-      <w:r>
-        <w:rPr>
-          <w:rStyle w:val="StringTok"/>
-        </w:rPr>
-        <w:t xml:space="preserve">"GEMINI_API_KEY"</w:t>
-      </w:r>
-      <w:r>
-        <w:rPr>
-          <w:rStyle w:val="NormalTok"/>
-        </w:rPr>
-        <w:t xml:space="preserve">, </w:t>
-      </w:r>
-      <w:r>
-        <w:rPr>
-          <w:rStyle w:val="StringTok"/>
-        </w:rPr>
-        <w:t xml:space="preserve">""</w:t>
-      </w:r>
-      <w:r>
-        <w:rPr>
-          <w:rStyle w:val="NormalTok"/>
-        </w:rPr>
-        <w:t xml:space="preserve">)</w:t>
-      </w:r>
-      <w:r>
-        <w:br/>
-      </w:r>
-      <w:r>
-        <w:rPr>
-          <w:rStyle w:val="NormalTok"/>
-        </w:rPr>
-        <w:t xml:space="preserve">    </w:t>
+      </w:r>
+      <w:r>
+        <w:rPr>
+          <w:rStyle w:val="NormalTok"/>
+        </w:rPr>
+      </w:r>
+      <w:r>
+        <w:rPr>
+          <w:rStyle w:val="StringTok"/>
+        </w:rPr>
+      </w:r>
+      <w:r>
+        <w:rPr>
+          <w:rStyle w:val="NormalTok"/>
+        </w:rPr>
+      </w:r>
+      <w:r>
+        <w:rPr>
+          <w:rStyle w:val="StringTok"/>
+        </w:rPr>
+      </w:r>
+      <w:r>
+        <w:rPr>
+          <w:rStyle w:val="NormalTok"/>
+        </w:rPr>
+      </w:r>
+      <w:r/>
+      <w:r>
+        <w:rPr>
+          <w:rStyle w:val="NormalTok"/>
+        </w:rPr>
       </w:r>
       <w:r>
         <w:rPr>
           <w:rStyle w:val="ControlFlowTok"/>
         </w:rPr>
-        <w:t xml:space="preserve">if</w:t>
-      </w:r>
-      <w:r>
-        <w:rPr>
-          <w:rStyle w:val="NormalTok"/>
-        </w:rPr>
-        <w:t xml:space="preserve"> </w:t>
+      </w:r>
+      <w:r>
+        <w:rPr>
+          <w:rStyle w:val="NormalTok"/>
+        </w:rPr>
       </w:r>
       <w:r>
         <w:rPr>
           <w:rStyle w:val="KeywordTok"/>
         </w:rPr>
-        <w:t xml:space="preserve">not</w:t>
-      </w:r>
-      <w:r>
-        <w:rPr>
-          <w:rStyle w:val="NormalTok"/>
-        </w:rPr>
-        <w:t xml:space="preserve"> api_key:</w:t>
-      </w:r>
-      <w:r>
-        <w:br/>
-      </w:r>
-      <w:r>
-        <w:rPr>
-          <w:rStyle w:val="NormalTok"/>
-        </w:rPr>
-        <w:t xml:space="preserve">        logger.info(</w:t>
-      </w:r>
-      <w:r>
-        <w:rPr>
-          <w:rStyle w:val="StringTok"/>
-        </w:rPr>
-        <w:t xml:space="preserve">"GEMINI_API_KEY not set [U+2014] using rule-based triage"</w:t>
-      </w:r>
-      <w:r>
-        <w:rPr>
-          <w:rStyle w:val="NormalTok"/>
-        </w:rPr>
-        <w:t xml:space="preserve">)</w:t>
-      </w:r>
-      <w:r>
-        <w:br/>
-      </w:r>
-      <w:r>
-        <w:rPr>
-          <w:rStyle w:val="NormalTok"/>
-        </w:rPr>
-        <w:t xml:space="preserve">        </w:t>
+      </w:r>
+      <w:r>
+        <w:rPr>
+          <w:rStyle w:val="NormalTok"/>
+        </w:rPr>
+      </w:r>
+      <w:r/>
+      <w:r>
+        <w:rPr>
+          <w:rStyle w:val="NormalTok"/>
+        </w:rPr>
+      </w:r>
+      <w:r>
+        <w:rPr>
+          <w:rStyle w:val="StringTok"/>
+        </w:rPr>
+      </w:r>
+      <w:r>
+        <w:rPr>
+          <w:rStyle w:val="NormalTok"/>
+        </w:rPr>
+      </w:r>
+      <w:r/>
+      <w:r>
+        <w:rPr>
+          <w:rStyle w:val="NormalTok"/>
+        </w:rPr>
       </w:r>
       <w:r>
         <w:rPr>
           <w:rStyle w:val="ControlFlowTok"/>
         </w:rPr>
-        <w:t xml:space="preserve">return</w:t>
-      </w:r>
-      <w:r>
-        <w:rPr>
-          <w:rStyle w:val="NormalTok"/>
-        </w:rPr>
-        <w:t xml:space="preserve"> rule_based_triage(injured, blocking, contacts)</w:t>
-      </w:r>
-      <w:r>
-        <w:br/>
-      </w:r>
-      <w:r>
-        <w:br/>
-      </w:r>
-      <w:r>
-        <w:rPr>
-          <w:rStyle w:val="NormalTok"/>
-        </w:rPr>
-        <w:t xml:space="preserve">    </w:t>
+      </w:r>
+      <w:r>
+        <w:rPr>
+          <w:rStyle w:val="NormalTok"/>
+        </w:rPr>
+      </w:r>
+      <w:r/>
+      <w:r/>
+      <w:r>
+        <w:rPr>
+          <w:rStyle w:val="NormalTok"/>
+        </w:rPr>
       </w:r>
       <w:r>
         <w:rPr>
           <w:rStyle w:val="ControlFlowTok"/>
         </w:rPr>
-        <w:t xml:space="preserve">if</w:t>
-      </w:r>
-      <w:r>
-        <w:rPr>
-          <w:rStyle w:val="NormalTok"/>
-        </w:rPr>
-        <w:t xml:space="preserve"> </w:t>
+      </w:r>
+      <w:r>
+        <w:rPr>
+          <w:rStyle w:val="NormalTok"/>
+        </w:rPr>
       </w:r>
       <w:r>
         <w:rPr>
           <w:rStyle w:val="KeywordTok"/>
         </w:rPr>
-        <w:t xml:space="preserve">not</w:t>
-      </w:r>
-      <w:r>
-        <w:rPr>
-          <w:rStyle w:val="NormalTok"/>
-        </w:rPr>
-        <w:t xml:space="preserve"> gemini_quota.can_call():</w:t>
-      </w:r>
-      <w:r>
-        <w:br/>
-      </w:r>
-      <w:r>
-        <w:rPr>
-          <w:rStyle w:val="NormalTok"/>
-        </w:rPr>
-        <w:t xml:space="preserve">        logger.info(</w:t>
-      </w:r>
-      <w:r>
-        <w:rPr>
-          <w:rStyle w:val="StringTok"/>
-        </w:rPr>
-        <w:t xml:space="preserve">"Gemini quota guard triggered [U+2014] using rule-based triage"</w:t>
-      </w:r>
-      <w:r>
-        <w:rPr>
-          <w:rStyle w:val="NormalTok"/>
-        </w:rPr>
-        <w:t xml:space="preserve">)</w:t>
-      </w:r>
-      <w:r>
-        <w:br/>
-      </w:r>
-      <w:r>
-        <w:rPr>
-          <w:rStyle w:val="NormalTok"/>
-        </w:rPr>
-        <w:t xml:space="preserve">        </w:t>
+      </w:r>
+      <w:r>
+        <w:rPr>
+          <w:rStyle w:val="NormalTok"/>
+        </w:rPr>
+      </w:r>
+      <w:r/>
+      <w:r>
+        <w:rPr>
+          <w:rStyle w:val="NormalTok"/>
+        </w:rPr>
+      </w:r>
+      <w:r>
+        <w:rPr>
+          <w:rStyle w:val="StringTok"/>
+        </w:rPr>
+      </w:r>
+      <w:r>
+        <w:rPr>
+          <w:rStyle w:val="NormalTok"/>
+        </w:rPr>
+      </w:r>
+      <w:r/>
+      <w:r>
+        <w:rPr>
+          <w:rStyle w:val="NormalTok"/>
+        </w:rPr>
       </w:r>
       <w:r>
         <w:rPr>
           <w:rStyle w:val="ControlFlowTok"/>
         </w:rPr>
-        <w:t xml:space="preserve">return</w:t>
-      </w:r>
-      <w:r>
-        <w:rPr>
-          <w:rStyle w:val="NormalTok"/>
-        </w:rPr>
-        <w:t xml:space="preserve"> rule_based_triage(injured, blocking, contacts)</w:t>
-      </w:r>
-      <w:r>
-        <w:br/>
-      </w:r>
-      <w:r>
-        <w:br/>
-      </w:r>
-      <w:r>
-        <w:rPr>
-          <w:rStyle w:val="NormalTok"/>
-        </w:rPr>
-        <w:t xml:space="preserve">    </w:t>
+      </w:r>
+      <w:r>
+        <w:rPr>
+          <w:rStyle w:val="NormalTok"/>
+        </w:rPr>
+      </w:r>
+      <w:r/>
+      <w:r/>
+      <w:r>
+        <w:rPr>
+          <w:rStyle w:val="NormalTok"/>
+        </w:rPr>
       </w:r>
       <w:r>
         <w:rPr>
           <w:rStyle w:val="ControlFlowTok"/>
         </w:rPr>
-        <w:t xml:space="preserve">try</w:t>
-      </w:r>
-      <w:r>
-        <w:rPr>
-          <w:rStyle w:val="NormalTok"/>
-        </w:rPr>
-        <w:t xml:space="preserve">:</w:t>
-      </w:r>
-      <w:r>
-        <w:br/>
-      </w:r>
-      <w:r>
-        <w:rPr>
-          <w:rStyle w:val="NormalTok"/>
-        </w:rPr>
-        <w:t xml:space="preserve">        situation </w:t>
+      </w:r>
+      <w:r>
+        <w:rPr>
+          <w:rStyle w:val="NormalTok"/>
+        </w:rPr>
+      </w:r>
+      <w:r/>
+      <w:r>
+        <w:rPr>
+          <w:rStyle w:val="NormalTok"/>
+        </w:rPr>
       </w:r>
       <w:r>
         <w:rPr>
           <w:rStyle w:val="OperatorTok"/>
         </w:rPr>
-        <w:t xml:space="preserve">=</w:t>
-      </w:r>
-      <w:r>
-        <w:rPr>
-          <w:rStyle w:val="NormalTok"/>
-        </w:rPr>
-        <w:t xml:space="preserve"> []</w:t>
-      </w:r>
-      <w:r>
-        <w:br/>
-      </w:r>
-      <w:r>
-        <w:rPr>
-          <w:rStyle w:val="NormalTok"/>
-        </w:rPr>
-        <w:t xml:space="preserve">        </w:t>
+      </w:r>
+      <w:r>
+        <w:rPr>
+          <w:rStyle w:val="NormalTok"/>
+        </w:rPr>
+      </w:r>
+      <w:r/>
+      <w:r>
+        <w:rPr>
+          <w:rStyle w:val="NormalTok"/>
+        </w:rPr>
       </w:r>
       <w:r>
         <w:rPr>
           <w:rStyle w:val="ControlFlowTok"/>
         </w:rPr>
-        <w:t xml:space="preserve">if</w:t>
-      </w:r>
-      <w:r>
-        <w:rPr>
-          <w:rStyle w:val="NormalTok"/>
-        </w:rPr>
-        <w:t xml:space="preserve"> injured:</w:t>
-      </w:r>
-      <w:r>
-        <w:br/>
-      </w:r>
-      <w:r>
-        <w:rPr>
-          <w:rStyle w:val="NormalTok"/>
-        </w:rPr>
-        <w:t xml:space="preserve">            situation.append(</w:t>
-      </w:r>
-      <w:r>
-        <w:rPr>
-          <w:rStyle w:val="StringTok"/>
-        </w:rPr>
-        <w:t xml:space="preserve">"PEOPLE ARE INJURED and need medical attention"</w:t>
-      </w:r>
-      <w:r>
-        <w:rPr>
-          <w:rStyle w:val="NormalTok"/>
-        </w:rPr>
-        <w:t xml:space="preserve">)</w:t>
-      </w:r>
-      <w:r>
-        <w:br/>
-      </w:r>
-      <w:r>
-        <w:rPr>
-          <w:rStyle w:val="NormalTok"/>
-        </w:rPr>
-        <w:t xml:space="preserve">        </w:t>
+      </w:r>
+      <w:r>
+        <w:rPr>
+          <w:rStyle w:val="NormalTok"/>
+        </w:rPr>
+      </w:r>
+      <w:r/>
+      <w:r>
+        <w:rPr>
+          <w:rStyle w:val="NormalTok"/>
+        </w:rPr>
+      </w:r>
+      <w:r>
+        <w:rPr>
+          <w:rStyle w:val="StringTok"/>
+        </w:rPr>
+      </w:r>
+      <w:r>
+        <w:rPr>
+          <w:rStyle w:val="NormalTok"/>
+        </w:rPr>
+      </w:r>
+      <w:r/>
+      <w:r>
+        <w:rPr>
+          <w:rStyle w:val="NormalTok"/>
+        </w:rPr>
       </w:r>
       <w:r>
         <w:rPr>
           <w:rStyle w:val="ControlFlowTok"/>
         </w:rPr>
-        <w:t xml:space="preserve">if</w:t>
-      </w:r>
-      <w:r>
-        <w:rPr>
-          <w:rStyle w:val="NormalTok"/>
-        </w:rPr>
-        <w:t xml:space="preserve"> blocking:</w:t>
-      </w:r>
-      <w:r>
-        <w:br/>
-      </w:r>
-      <w:r>
-        <w:rPr>
-          <w:rStyle w:val="NormalTok"/>
-        </w:rPr>
-        <w:t xml:space="preserve">            situation.append(</w:t>
-      </w:r>
-      <w:r>
-        <w:rPr>
-          <w:rStyle w:val="StringTok"/>
-        </w:rPr>
-        <w:t xml:space="preserve">"THE VEHICLE IS BLOCKING THE ROAD"</w:t>
-      </w:r>
-      <w:r>
-        <w:rPr>
-          <w:rStyle w:val="NormalTok"/>
-        </w:rPr>
-        <w:t xml:space="preserve">)</w:t>
-      </w:r>
-      <w:r>
-        <w:br/>
-      </w:r>
-      <w:r>
-        <w:rPr>
-          <w:rStyle w:val="NormalTok"/>
-        </w:rPr>
-        <w:t xml:space="preserve">        </w:t>
+      </w:r>
+      <w:r>
+        <w:rPr>
+          <w:rStyle w:val="NormalTok"/>
+        </w:rPr>
+      </w:r>
+      <w:r/>
+      <w:r>
+        <w:rPr>
+          <w:rStyle w:val="NormalTok"/>
+        </w:rPr>
+      </w:r>
+      <w:r>
+        <w:rPr>
+          <w:rStyle w:val="StringTok"/>
+        </w:rPr>
+      </w:r>
+      <w:r>
+        <w:rPr>
+          <w:rStyle w:val="NormalTok"/>
+        </w:rPr>
+      </w:r>
+      <w:r/>
+      <w:r>
+        <w:rPr>
+          <w:rStyle w:val="NormalTok"/>
+        </w:rPr>
       </w:r>
       <w:r>
         <w:rPr>
           <w:rStyle w:val="ControlFlowTok"/>
         </w:rPr>
-        <w:t xml:space="preserve">if</w:t>
-      </w:r>
-      <w:r>
-        <w:rPr>
-          <w:rStyle w:val="NormalTok"/>
-        </w:rPr>
-        <w:t xml:space="preserve"> </w:t>
+      </w:r>
+      <w:r>
+        <w:rPr>
+          <w:rStyle w:val="NormalTok"/>
+        </w:rPr>
       </w:r>
       <w:r>
         <w:rPr>
           <w:rStyle w:val="KeywordTok"/>
         </w:rPr>
-        <w:t xml:space="preserve">not</w:t>
-      </w:r>
-      <w:r>
-        <w:rPr>
-          <w:rStyle w:val="NormalTok"/>
-        </w:rPr>
-        <w:t xml:space="preserve"> situation:</w:t>
-      </w:r>
-      <w:r>
-        <w:br/>
-      </w:r>
-      <w:r>
-        <w:rPr>
-          <w:rStyle w:val="NormalTok"/>
-        </w:rPr>
-        <w:t xml:space="preserve">            situation.append(</w:t>
-      </w:r>
-      <w:r>
-        <w:rPr>
-          <w:rStyle w:val="StringTok"/>
-        </w:rPr>
-        <w:t xml:space="preserve">"no injuries, vehicle may need roadside assistance"</w:t>
-      </w:r>
-      <w:r>
-        <w:rPr>
-          <w:rStyle w:val="NormalTok"/>
-        </w:rPr>
-        <w:t xml:space="preserve">)</w:t>
-      </w:r>
-      <w:r>
-        <w:br/>
-      </w:r>
-      <w:r>
-        <w:rPr>
-          <w:rStyle w:val="NormalTok"/>
-        </w:rPr>
-        <w:t xml:space="preserve">        situation_text </w:t>
+      </w:r>
+      <w:r>
+        <w:rPr>
+          <w:rStyle w:val="NormalTok"/>
+        </w:rPr>
+      </w:r>
+      <w:r/>
+      <w:r>
+        <w:rPr>
+          <w:rStyle w:val="NormalTok"/>
+        </w:rPr>
+      </w:r>
+      <w:r>
+        <w:rPr>
+          <w:rStyle w:val="StringTok"/>
+        </w:rPr>
+      </w:r>
+      <w:r>
+        <w:rPr>
+          <w:rStyle w:val="NormalTok"/>
+        </w:rPr>
+      </w:r>
+      <w:r/>
+      <w:r>
+        <w:rPr>
+          <w:rStyle w:val="NormalTok"/>
+        </w:rPr>
       </w:r>
       <w:r>
         <w:rPr>
           <w:rStyle w:val="OperatorTok"/>
         </w:rPr>
-        <w:t xml:space="preserve">=</w:t>
-      </w:r>
-      <w:r>
-        <w:rPr>
-          <w:rStyle w:val="NormalTok"/>
-        </w:rPr>
-        <w:t xml:space="preserve"> </w:t>
-      </w:r>
-      <w:r>
-        <w:rPr>
-          <w:rStyle w:val="StringTok"/>
-        </w:rPr>
-        <w:t xml:space="preserve">"; "</w:t>
-      </w:r>
-      <w:r>
-        <w:rPr>
-          <w:rStyle w:val="NormalTok"/>
-        </w:rPr>
-        <w:t xml:space="preserve">.join(situation)</w:t>
-      </w:r>
-      <w:r>
-        <w:br/>
-      </w:r>
-      <w:r>
-        <w:br/>
-      </w:r>
-      <w:r>
-        <w:rPr>
-          <w:rStyle w:val="NormalTok"/>
-        </w:rPr>
-        <w:t xml:space="preserve">        summary </w:t>
+      </w:r>
+      <w:r>
+        <w:rPr>
+          <w:rStyle w:val="NormalTok"/>
+        </w:rPr>
+      </w:r>
+      <w:r>
+        <w:rPr>
+          <w:rStyle w:val="StringTok"/>
+        </w:rPr>
+      </w:r>
+      <w:r>
+        <w:rPr>
+          <w:rStyle w:val="NormalTok"/>
+        </w:rPr>
+      </w:r>
+      <w:r/>
+      <w:r/>
+      <w:r>
+        <w:rPr>
+          <w:rStyle w:val="NormalTok"/>
+        </w:rPr>
       </w:r>
       <w:r>
         <w:rPr>
           <w:rStyle w:val="OperatorTok"/>
         </w:rPr>
-        <w:t xml:space="preserve">=</w:t>
-      </w:r>
-      <w:r>
-        <w:rPr>
-          <w:rStyle w:val="NormalTok"/>
-        </w:rPr>
-        <w:t xml:space="preserve"> [</w:t>
-      </w:r>
-      <w:r>
-        <w:br/>
-      </w:r>
-      <w:r>
-        <w:rPr>
-          <w:rStyle w:val="NormalTok"/>
-        </w:rPr>
-        <w:t xml:space="preserve">            {</w:t>
-      </w:r>
-      <w:r>
-        <w:br/>
-      </w:r>
-      <w:r>
-        <w:rPr>
-          <w:rStyle w:val="NormalTok"/>
-        </w:rPr>
-        <w:t xml:space="preserve">                </w:t>
-      </w:r>
-      <w:r>
-        <w:rPr>
-          <w:rStyle w:val="StringTok"/>
-        </w:rPr>
-        <w:t xml:space="preserve">"name"</w:t>
-      </w:r>
-      <w:r>
-        <w:rPr>
-          <w:rStyle w:val="NormalTok"/>
-        </w:rPr>
-        <w:t xml:space="preserve">: c.get(</w:t>
-      </w:r>
-      <w:r>
-        <w:rPr>
-          <w:rStyle w:val="StringTok"/>
-        </w:rPr>
-        <w:t xml:space="preserve">"name"</w:t>
-      </w:r>
-      <w:r>
-        <w:rPr>
-          <w:rStyle w:val="NormalTok"/>
-        </w:rPr>
-        <w:t xml:space="preserve">, </w:t>
-      </w:r>
-      <w:r>
-        <w:rPr>
-          <w:rStyle w:val="StringTok"/>
-        </w:rPr>
-        <w:t xml:space="preserve">"?"</w:t>
-      </w:r>
-      <w:r>
-        <w:rPr>
-          <w:rStyle w:val="NormalTok"/>
-        </w:rPr>
-        <w:t xml:space="preserve">),</w:t>
-      </w:r>
-      <w:r>
-        <w:br/>
-      </w:r>
-      <w:r>
-        <w:rPr>
-          <w:rStyle w:val="NormalTok"/>
-        </w:rPr>
-        <w:t xml:space="preserve">                </w:t>
-      </w:r>
-      <w:r>
-        <w:rPr>
-          <w:rStyle w:val="StringTok"/>
-        </w:rPr>
-        <w:t xml:space="preserve">"category"</w:t>
-      </w:r>
-      <w:r>
-        <w:rPr>
-          <w:rStyle w:val="NormalTok"/>
-        </w:rPr>
-        <w:t xml:space="preserve">: c.get(</w:t>
-      </w:r>
-      <w:r>
-        <w:rPr>
-          <w:rStyle w:val="StringTok"/>
-        </w:rPr>
-        <w:t xml:space="preserve">"category"</w:t>
-      </w:r>
-      <w:r>
-        <w:rPr>
-          <w:rStyle w:val="NormalTok"/>
-        </w:rPr>
-        <w:t xml:space="preserve">, </w:t>
-      </w:r>
-      <w:r>
-        <w:rPr>
-          <w:rStyle w:val="StringTok"/>
-        </w:rPr>
-        <w:t xml:space="preserve">"?"</w:t>
-      </w:r>
-      <w:r>
-        <w:rPr>
-          <w:rStyle w:val="NormalTok"/>
-        </w:rPr>
-        <w:t xml:space="preserve">),</w:t>
-      </w:r>
-      <w:r>
-        <w:br/>
-      </w:r>
-      <w:r>
-        <w:rPr>
-          <w:rStyle w:val="NormalTok"/>
-        </w:rPr>
-        <w:t xml:space="preserve">                </w:t>
-      </w:r>
-      <w:r>
-        <w:rPr>
-          <w:rStyle w:val="StringTok"/>
-        </w:rPr>
-        <w:t xml:space="preserve">"distance_km"</w:t>
-      </w:r>
-      <w:r>
-        <w:rPr>
-          <w:rStyle w:val="NormalTok"/>
-        </w:rPr>
-        <w:t xml:space="preserve">: c.get(</w:t>
-      </w:r>
-      <w:r>
-        <w:rPr>
-          <w:rStyle w:val="StringTok"/>
-        </w:rPr>
-        <w:t xml:space="preserve">"distance"</w:t>
-      </w:r>
-      <w:r>
-        <w:rPr>
-          <w:rStyle w:val="NormalTok"/>
-        </w:rPr>
-        <w:t xml:space="preserve">, </w:t>
-      </w:r>
-      <w:r>
-        <w:rPr>
-          <w:rStyle w:val="StringTok"/>
-        </w:rPr>
-        <w:t xml:space="preserve">"?"</w:t>
-      </w:r>
-      <w:r>
-        <w:rPr>
-          <w:rStyle w:val="NormalTok"/>
-        </w:rPr>
-        <w:t xml:space="preserve">),</w:t>
-      </w:r>
-      <w:r>
-        <w:br/>
-      </w:r>
-      <w:r>
-        <w:rPr>
-          <w:rStyle w:val="NormalTok"/>
-        </w:rPr>
-        <w:t xml:space="preserve">            }</w:t>
-      </w:r>
-      <w:r>
-        <w:br/>
-      </w:r>
-      <w:r>
-        <w:rPr>
-          <w:rStyle w:val="NormalTok"/>
-        </w:rPr>
-        <w:t xml:space="preserve">            </w:t>
+      </w:r>
+      <w:r>
+        <w:rPr>
+          <w:rStyle w:val="NormalTok"/>
+        </w:rPr>
+      </w:r>
+      <w:r/>
+      <w:r>
+        <w:rPr>
+          <w:rStyle w:val="NormalTok"/>
+        </w:rPr>
+      </w:r>
+      <w:r/>
+      <w:r>
+        <w:rPr>
+          <w:rStyle w:val="NormalTok"/>
+        </w:rPr>
+      </w:r>
+      <w:r>
+        <w:rPr>
+          <w:rStyle w:val="StringTok"/>
+        </w:rPr>
+      </w:r>
+      <w:r>
+        <w:rPr>
+          <w:rStyle w:val="NormalTok"/>
+        </w:rPr>
+      </w:r>
+      <w:r>
+        <w:rPr>
+          <w:rStyle w:val="StringTok"/>
+        </w:rPr>
+      </w:r>
+      <w:r>
+        <w:rPr>
+          <w:rStyle w:val="NormalTok"/>
+        </w:rPr>
+      </w:r>
+      <w:r>
+        <w:rPr>
+          <w:rStyle w:val="StringTok"/>
+        </w:rPr>
+      </w:r>
+      <w:r>
+        <w:rPr>
+          <w:rStyle w:val="NormalTok"/>
+        </w:rPr>
+      </w:r>
+      <w:r/>
+      <w:r>
+        <w:rPr>
+          <w:rStyle w:val="NormalTok"/>
+        </w:rPr>
+      </w:r>
+      <w:r>
+        <w:rPr>
+          <w:rStyle w:val="StringTok"/>
+        </w:rPr>
+      </w:r>
+      <w:r>
+        <w:rPr>
+          <w:rStyle w:val="NormalTok"/>
+        </w:rPr>
+      </w:r>
+      <w:r>
+        <w:rPr>
+          <w:rStyle w:val="StringTok"/>
+        </w:rPr>
+      </w:r>
+      <w:r>
+        <w:rPr>
+          <w:rStyle w:val="NormalTok"/>
+        </w:rPr>
+      </w:r>
+      <w:r>
+        <w:rPr>
+          <w:rStyle w:val="StringTok"/>
+        </w:rPr>
+      </w:r>
+      <w:r>
+        <w:rPr>
+          <w:rStyle w:val="NormalTok"/>
+        </w:rPr>
+      </w:r>
+      <w:r/>
+      <w:r>
+        <w:rPr>
+          <w:rStyle w:val="NormalTok"/>
+        </w:rPr>
+      </w:r>
+      <w:r>
+        <w:rPr>
+          <w:rStyle w:val="StringTok"/>
+        </w:rPr>
+      </w:r>
+      <w:r>
+        <w:rPr>
+          <w:rStyle w:val="NormalTok"/>
+        </w:rPr>
+      </w:r>
+      <w:r>
+        <w:rPr>
+          <w:rStyle w:val="StringTok"/>
+        </w:rPr>
+      </w:r>
+      <w:r>
+        <w:rPr>
+          <w:rStyle w:val="NormalTok"/>
+        </w:rPr>
+      </w:r>
+      <w:r>
+        <w:rPr>
+          <w:rStyle w:val="StringTok"/>
+        </w:rPr>
+      </w:r>
+      <w:r>
+        <w:rPr>
+          <w:rStyle w:val="NormalTok"/>
+        </w:rPr>
+      </w:r>
+      <w:r/>
+      <w:r>
+        <w:rPr>
+          <w:rStyle w:val="NormalTok"/>
+        </w:rPr>
+      </w:r>
+      <w:r/>
+      <w:r>
+        <w:rPr>
+          <w:rStyle w:val="NormalTok"/>
+        </w:rPr>
       </w:r>
       <w:r>
         <w:rPr>
           <w:rStyle w:val="ControlFlowTok"/>
         </w:rPr>
-        <w:t xml:space="preserve">for</w:t>
-      </w:r>
-      <w:r>
-        <w:rPr>
-          <w:rStyle w:val="NormalTok"/>
-        </w:rPr>
-        <w:t xml:space="preserve"> c </w:t>
+      </w:r>
+      <w:r>
+        <w:rPr>
+          <w:rStyle w:val="NormalTok"/>
+        </w:rPr>
       </w:r>
       <w:r>
         <w:rPr>
           <w:rStyle w:val="KeywordTok"/>
         </w:rPr>
-        <w:t xml:space="preserve">in</w:t>
-      </w:r>
-      <w:r>
-        <w:rPr>
-          <w:rStyle w:val="NormalTok"/>
-        </w:rPr>
-        <w:t xml:space="preserve"> contacts</w:t>
-      </w:r>
-      <w:r>
-        <w:br/>
-      </w:r>
-      <w:r>
-        <w:rPr>
-          <w:rStyle w:val="NormalTok"/>
-        </w:rPr>
-        <w:t xml:space="preserve">        ]</w:t>
-      </w:r>
-      <w:r>
-        <w:br/>
-      </w:r>
-      <w:r>
-        <w:br/>
-      </w:r>
-      <w:r>
-        <w:rPr>
-          <w:rStyle w:val="NormalTok"/>
-        </w:rPr>
-        <w:t xml:space="preserve">        user_message </w:t>
+      </w:r>
+      <w:r>
+        <w:rPr>
+          <w:rStyle w:val="NormalTok"/>
+        </w:rPr>
+      </w:r>
+      <w:r/>
+      <w:r>
+        <w:rPr>
+          <w:rStyle w:val="NormalTok"/>
+        </w:rPr>
+      </w:r>
+      <w:r/>
+      <w:r/>
+      <w:r>
+        <w:rPr>
+          <w:rStyle w:val="NormalTok"/>
+        </w:rPr>
       </w:r>
       <w:r>
         <w:rPr>
           <w:rStyle w:val="OperatorTok"/>
         </w:rPr>
-        <w:t xml:space="preserve">=</w:t>
-      </w:r>
-      <w:r>
-        <w:rPr>
-          <w:rStyle w:val="NormalTok"/>
-        </w:rPr>
-        <w:t xml:space="preserve"> (</w:t>
-      </w:r>
-      <w:r>
-        <w:br/>
-      </w:r>
-      <w:r>
-        <w:rPr>
-          <w:rStyle w:val="NormalTok"/>
-        </w:rPr>
-        <w:t xml:space="preserve">            </w:t>
+      </w:r>
+      <w:r>
+        <w:rPr>
+          <w:rStyle w:val="NormalTok"/>
+        </w:rPr>
+      </w:r>
+      <w:r/>
+      <w:r>
+        <w:rPr>
+          <w:rStyle w:val="NormalTok"/>
+        </w:rPr>
       </w:r>
       <w:r>
         <w:rPr>
           <w:rStyle w:val="SpecialStringTok"/>
         </w:rPr>
-        <w:t xml:space="preserve">f"SITUATION: </w:t>
       </w:r>
       <w:r>
         <w:rPr>
           <w:rStyle w:val="SpecialCharTok"/>
         </w:rPr>
-        <w:t xml:space="preserve">{</w:t>
-      </w:r>
-      <w:r>
-        <w:rPr>
-          <w:rStyle w:val="NormalTok"/>
-        </w:rPr>
-        <w:t xml:space="preserve">situation_text</w:t>
+      </w:r>
+      <w:r>
+        <w:rPr>
+          <w:rStyle w:val="NormalTok"/>
+        </w:rPr>
       </w:r>
       <w:r>
         <w:rPr>
           <w:rStyle w:val="SpecialCharTok"/>
         </w:rPr>
-        <w:t xml:space="preserve">}</w:t>
       </w:r>
       <w:r>
         <w:rPr>
           <w:rStyle w:val="SpecialStringTok"/>
         </w:rPr>
-        <w:t xml:space="preserve">.</w:t>
       </w:r>
       <w:r>
         <w:rPr>
           <w:rStyle w:val="CharTok"/>
         </w:rPr>
-        <w:t xml:space="preserve">\n\n</w:t>
       </w:r>
       <w:r>
         <w:rPr>
           <w:rStyle w:val="SpecialStringTok"/>
         </w:rPr>
-        <w:t xml:space="preserve">"</w:t>
-      </w:r>
-      <w:r>
-        <w:br/>
-      </w:r>
-      <w:r>
-        <w:rPr>
-          <w:rStyle w:val="NormalTok"/>
-        </w:rPr>
-        <w:t xml:space="preserve">            </w:t>
+      </w:r>
+      <w:r/>
+      <w:r>
+        <w:rPr>
+          <w:rStyle w:val="NormalTok"/>
+        </w:rPr>
       </w:r>
       <w:r>
         <w:rPr>
           <w:rStyle w:val="SpecialStringTok"/>
         </w:rPr>
-        <w:t xml:space="preserve">f"Services found nearby (currently sorted by distance only):</w:t>
       </w:r>
       <w:r>
         <w:rPr>
           <w:rStyle w:val="CharTok"/>
         </w:rPr>
-        <w:t xml:space="preserve">\n</w:t>
       </w:r>
       <w:r>
         <w:rPr>
           <w:rStyle w:val="SpecialStringTok"/>
         </w:rPr>
-        <w:t xml:space="preserve">"</w:t>
-      </w:r>
-      <w:r>
-        <w:br/>
-      </w:r>
-      <w:r>
-        <w:rPr>
-          <w:rStyle w:val="NormalTok"/>
-        </w:rPr>
-        <w:t xml:space="preserve">            </w:t>
+      </w:r>
+      <w:r/>
+      <w:r>
+        <w:rPr>
+          <w:rStyle w:val="NormalTok"/>
+        </w:rPr>
       </w:r>
       <w:r>
         <w:rPr>
           <w:rStyle w:val="SpecialStringTok"/>
         </w:rPr>
-        <w:t xml:space="preserve">f"</w:t>
       </w:r>
       <w:r>
         <w:rPr>
           <w:rStyle w:val="SpecialCharTok"/>
         </w:rPr>
-        <w:t xml:space="preserve">{</w:t>
-      </w:r>
-      <w:r>
-        <w:rPr>
-          <w:rStyle w:val="NormalTok"/>
-        </w:rPr>
-        <w:t xml:space="preserve">json</w:t>
+      </w:r>
+      <w:r>
+        <w:rPr>
+          <w:rStyle w:val="NormalTok"/>
+        </w:rPr>
       </w:r>
       <w:r>
         <w:rPr>
           <w:rStyle w:val="SpecialCharTok"/>
         </w:rPr>
-        <w:t xml:space="preserve">.</w:t>
-      </w:r>
-      <w:r>
-        <w:rPr>
-          <w:rStyle w:val="NormalTok"/>
-        </w:rPr>
-        <w:t xml:space="preserve">dumps(summary, indent</w:t>
+      </w:r>
+      <w:r>
+        <w:rPr>
+          <w:rStyle w:val="NormalTok"/>
+        </w:rPr>
       </w:r>
       <w:r>
         <w:rPr>
           <w:rStyle w:val="OperatorTok"/>
         </w:rPr>
-        <w:t xml:space="preserve">=</w:t>
       </w:r>
       <w:r>
         <w:rPr>
           <w:rStyle w:val="DecValTok"/>
         </w:rPr>
-        <w:t xml:space="preserve">2</w:t>
-      </w:r>
-      <w:r>
-        <w:rPr>
-          <w:rStyle w:val="NormalTok"/>
-        </w:rPr>
-        <w:t xml:space="preserve">)</w:t>
+      </w:r>
+      <w:r>
+        <w:rPr>
+          <w:rStyle w:val="NormalTok"/>
+        </w:rPr>
       </w:r>
       <w:r>
         <w:rPr>
           <w:rStyle w:val="SpecialCharTok"/>
         </w:rPr>
-        <w:t xml:space="preserve">}</w:t>
       </w:r>
       <w:r>
         <w:rPr>
           <w:rStyle w:val="CharTok"/>
         </w:rPr>
-        <w:t xml:space="preserve">\n\n</w:t>
       </w:r>
       <w:r>
         <w:rPr>
           <w:rStyle w:val="SpecialStringTok"/>
         </w:rPr>
-        <w:t xml:space="preserve">"</w:t>
-      </w:r>
-      <w:r>
-        <w:br/>
-      </w:r>
-      <w:r>
-        <w:rPr>
-          <w:rStyle w:val="NormalTok"/>
-        </w:rPr>
-        <w:t xml:space="preserve">            </w:t>
+      </w:r>
+      <w:r/>
+      <w:r>
+        <w:rPr>
+          <w:rStyle w:val="NormalTok"/>
+        </w:rPr>
       </w:r>
       <w:r>
         <w:rPr>
           <w:rStyle w:val="SpecialStringTok"/>
         </w:rPr>
-        <w:t xml:space="preserve">f"Full contact data to reorder (return ALL of these, "</w:t>
-      </w:r>
-      <w:r>
-        <w:br/>
-      </w:r>
-      <w:r>
-        <w:rPr>
-          <w:rStyle w:val="NormalTok"/>
-        </w:rPr>
-        <w:t xml:space="preserve">            </w:t>
+      </w:r>
+      <w:r/>
+      <w:r>
+        <w:rPr>
+          <w:rStyle w:val="NormalTok"/>
+        </w:rPr>
       </w:r>
       <w:r>
         <w:rPr>
           <w:rStyle w:val="SpecialStringTok"/>
         </w:rPr>
-        <w:t xml:space="preserve">f"just in the priority order you decide):</w:t>
       </w:r>
       <w:r>
         <w:rPr>
           <w:rStyle w:val="CharTok"/>
         </w:rPr>
-        <w:t xml:space="preserve">\n</w:t>
       </w:r>
       <w:r>
         <w:rPr>
           <w:rStyle w:val="SpecialStringTok"/>
         </w:rPr>
-        <w:t xml:space="preserve">"</w:t>
-      </w:r>
-      <w:r>
-        <w:br/>
-      </w:r>
-      <w:r>
-        <w:rPr>
-          <w:rStyle w:val="NormalTok"/>
-        </w:rPr>
-        <w:t xml:space="preserve">            </w:t>
+      </w:r>
+      <w:r/>
+      <w:r>
+        <w:rPr>
+          <w:rStyle w:val="NormalTok"/>
+        </w:rPr>
       </w:r>
       <w:r>
         <w:rPr>
           <w:rStyle w:val="SpecialStringTok"/>
         </w:rPr>
-        <w:t xml:space="preserve">f"</w:t>
       </w:r>
       <w:r>
         <w:rPr>
           <w:rStyle w:val="SpecialCharTok"/>
         </w:rPr>
-        <w:t xml:space="preserve">{</w:t>
-      </w:r>
-      <w:r>
-        <w:rPr>
-          <w:rStyle w:val="NormalTok"/>
-        </w:rPr>
-        <w:t xml:space="preserve">json</w:t>
+      </w:r>
+      <w:r>
+        <w:rPr>
+          <w:rStyle w:val="NormalTok"/>
+        </w:rPr>
       </w:r>
       <w:r>
         <w:rPr>
           <w:rStyle w:val="SpecialCharTok"/>
         </w:rPr>
-        <w:t xml:space="preserve">.</w:t>
-      </w:r>
-      <w:r>
-        <w:rPr>
-          <w:rStyle w:val="NormalTok"/>
-        </w:rPr>
-        <w:t xml:space="preserve">dumps(contacts, indent</w:t>
+      </w:r>
+      <w:r>
+        <w:rPr>
+          <w:rStyle w:val="NormalTok"/>
+        </w:rPr>
       </w:r>
       <w:r>
         <w:rPr>
           <w:rStyle w:val="OperatorTok"/>
         </w:rPr>
-        <w:t xml:space="preserve">=</w:t>
       </w:r>
       <w:r>
         <w:rPr>
           <w:rStyle w:val="DecValTok"/>
         </w:rPr>
-        <w:t xml:space="preserve">2</w:t>
-      </w:r>
-      <w:r>
-        <w:rPr>
-          <w:rStyle w:val="NormalTok"/>
-        </w:rPr>
-        <w:t xml:space="preserve">)</w:t>
+      </w:r>
+      <w:r>
+        <w:rPr>
+          <w:rStyle w:val="NormalTok"/>
+        </w:rPr>
       </w:r>
       <w:r>
         <w:rPr>
           <w:rStyle w:val="SpecialCharTok"/>
         </w:rPr>
-        <w:t xml:space="preserve">}</w:t>
       </w:r>
       <w:r>
         <w:rPr>
           <w:rStyle w:val="SpecialStringTok"/>
         </w:rPr>
-        <w:t xml:space="preserve">"</w:t>
-      </w:r>
-      <w:r>
-        <w:br/>
-      </w:r>
-      <w:r>
-        <w:rPr>
-          <w:rStyle w:val="NormalTok"/>
-        </w:rPr>
-        <w:t xml:space="preserve">        )</w:t>
-      </w:r>
-      <w:r>
-        <w:br/>
-      </w:r>
-      <w:r>
-        <w:br/>
-      </w:r>
-      <w:r>
-        <w:rPr>
-          <w:rStyle w:val="NormalTok"/>
-        </w:rPr>
-        <w:t xml:space="preserve">        </w:t>
+      </w:r>
+      <w:r/>
+      <w:r>
+        <w:rPr>
+          <w:rStyle w:val="NormalTok"/>
+        </w:rPr>
+      </w:r>
+      <w:r/>
+      <w:r/>
+      <w:r>
+        <w:rPr>
+          <w:rStyle w:val="NormalTok"/>
+        </w:rPr>
       </w:r>
       <w:r>
         <w:rPr>
           <w:rStyle w:val="CommentTok"/>
         </w:rPr>
-        <w:t xml:space="preserve"># Gemini puts the system prompt in `systemInstruction`, not in messages.</w:t>
-      </w:r>
-      <w:r>
-        <w:br/>
-      </w:r>
-      <w:r>
-        <w:rPr>
-          <w:rStyle w:val="NormalTok"/>
-        </w:rPr>
-        <w:t xml:space="preserve">        </w:t>
+      </w:r>
+      <w:r/>
+      <w:r>
+        <w:rPr>
+          <w:rStyle w:val="NormalTok"/>
+        </w:rPr>
       </w:r>
       <w:r>
         <w:rPr>
           <w:rStyle w:val="CommentTok"/>
         </w:rPr>
-        <w:t xml:space="preserve"># JSON mode is opt-in via responseMimeType.</w:t>
-      </w:r>
-      <w:r>
-        <w:br/>
-      </w:r>
-      <w:r>
-        <w:rPr>
-          <w:rStyle w:val="NormalTok"/>
-        </w:rPr>
-        <w:t xml:space="preserve">        payload </w:t>
+      </w:r>
+      <w:r/>
+      <w:r>
+        <w:rPr>
+          <w:rStyle w:val="NormalTok"/>
+        </w:rPr>
       </w:r>
       <w:r>
         <w:rPr>
           <w:rStyle w:val="OperatorTok"/>
         </w:rPr>
-        <w:t xml:space="preserve">=</w:t>
-      </w:r>
-      <w:r>
-        <w:rPr>
-          <w:rStyle w:val="NormalTok"/>
-        </w:rPr>
-        <w:t xml:space="preserve"> {</w:t>
-      </w:r>
-      <w:r>
-        <w:br/>
-      </w:r>
-      <w:r>
-        <w:rPr>
-          <w:rStyle w:val="NormalTok"/>
-        </w:rPr>
-        <w:t xml:space="preserve">            </w:t>
-      </w:r>
-      <w:r>
-        <w:rPr>
-          <w:rStyle w:val="StringTok"/>
-        </w:rPr>
-        <w:t xml:space="preserve">"systemInstruction"</w:t>
-      </w:r>
-      <w:r>
-        <w:rPr>
-          <w:rStyle w:val="NormalTok"/>
-        </w:rPr>
-        <w:t xml:space="preserve">: {</w:t>
-      </w:r>
-      <w:r>
-        <w:rPr>
-          <w:rStyle w:val="StringTok"/>
-        </w:rPr>
-        <w:t xml:space="preserve">"parts"</w:t>
-      </w:r>
-      <w:r>
-        <w:rPr>
-          <w:rStyle w:val="NormalTok"/>
-        </w:rPr>
-        <w:t xml:space="preserve">: [{</w:t>
-      </w:r>
-      <w:r>
-        <w:rPr>
-          <w:rStyle w:val="StringTok"/>
-        </w:rPr>
-        <w:t xml:space="preserve">"text"</w:t>
-      </w:r>
-      <w:r>
-        <w:rPr>
-          <w:rStyle w:val="NormalTok"/>
-        </w:rPr>
-        <w:t xml:space="preserve">: SYSTEM_PROMPT}]},</w:t>
-      </w:r>
-      <w:r>
-        <w:br/>
-      </w:r>
-      <w:r>
-        <w:rPr>
-          <w:rStyle w:val="NormalTok"/>
-        </w:rPr>
-        <w:t xml:space="preserve">            </w:t>
-      </w:r>
-      <w:r>
-        <w:rPr>
-          <w:rStyle w:val="StringTok"/>
-        </w:rPr>
-        <w:t xml:space="preserve">"contents"</w:t>
-      </w:r>
-      <w:r>
-        <w:rPr>
-          <w:rStyle w:val="NormalTok"/>
-        </w:rPr>
-        <w:t xml:space="preserve">: [</w:t>
-      </w:r>
-      <w:r>
-        <w:br/>
-      </w:r>
-      <w:r>
-        <w:rPr>
-          <w:rStyle w:val="NormalTok"/>
-        </w:rPr>
-        <w:t xml:space="preserve">                {</w:t>
-      </w:r>
-      <w:r>
-        <w:rPr>
-          <w:rStyle w:val="StringTok"/>
-        </w:rPr>
-        <w:t xml:space="preserve">"role"</w:t>
-      </w:r>
-      <w:r>
-        <w:rPr>
-          <w:rStyle w:val="NormalTok"/>
-        </w:rPr>
-        <w:t xml:space="preserve">: </w:t>
-      </w:r>
-      <w:r>
-        <w:rPr>
-          <w:rStyle w:val="StringTok"/>
-        </w:rPr>
-        <w:t xml:space="preserve">"user"</w:t>
-      </w:r>
-      <w:r>
-        <w:rPr>
-          <w:rStyle w:val="NormalTok"/>
-        </w:rPr>
-        <w:t xml:space="preserve">, </w:t>
-      </w:r>
-      <w:r>
-        <w:rPr>
-          <w:rStyle w:val="StringTok"/>
-        </w:rPr>
-        <w:t xml:space="preserve">"parts"</w:t>
-      </w:r>
-      <w:r>
-        <w:rPr>
-          <w:rStyle w:val="NormalTok"/>
-        </w:rPr>
-        <w:t xml:space="preserve">: [{</w:t>
-      </w:r>
-      <w:r>
-        <w:rPr>
-          <w:rStyle w:val="StringTok"/>
-        </w:rPr>
-        <w:t xml:space="preserve">"text"</w:t>
-      </w:r>
-      <w:r>
-        <w:rPr>
-          <w:rStyle w:val="NormalTok"/>
-        </w:rPr>
-        <w:t xml:space="preserve">: user_message}]},</w:t>
-      </w:r>
-      <w:r>
-        <w:br/>
-      </w:r>
-      <w:r>
-        <w:rPr>
-          <w:rStyle w:val="NormalTok"/>
-        </w:rPr>
-        <w:t xml:space="preserve">            ],</w:t>
-      </w:r>
-      <w:r>
-        <w:br/>
-      </w:r>
-      <w:r>
-        <w:rPr>
-          <w:rStyle w:val="NormalTok"/>
-        </w:rPr>
-        <w:t xml:space="preserve">            </w:t>
-      </w:r>
-      <w:r>
-        <w:rPr>
-          <w:rStyle w:val="StringTok"/>
-        </w:rPr>
-        <w:t xml:space="preserve">"generationConfig"</w:t>
-      </w:r>
-      <w:r>
-        <w:rPr>
-          <w:rStyle w:val="NormalTok"/>
-        </w:rPr>
-        <w:t xml:space="preserve">: {</w:t>
-      </w:r>
-      <w:r>
-        <w:br/>
-      </w:r>
-      <w:r>
-        <w:rPr>
-          <w:rStyle w:val="NormalTok"/>
-        </w:rPr>
-        <w:t xml:space="preserve">                </w:t>
-      </w:r>
-      <w:r>
-        <w:rPr>
-          <w:rStyle w:val="StringTok"/>
-        </w:rPr>
-        <w:t xml:space="preserve">"temperature"</w:t>
-      </w:r>
-      <w:r>
-        <w:rPr>
-          <w:rStyle w:val="NormalTok"/>
-        </w:rPr>
-        <w:t xml:space="preserve">: </w:t>
+      </w:r>
+      <w:r>
+        <w:rPr>
+          <w:rStyle w:val="NormalTok"/>
+        </w:rPr>
+      </w:r>
+      <w:r/>
+      <w:r>
+        <w:rPr>
+          <w:rStyle w:val="NormalTok"/>
+        </w:rPr>
+      </w:r>
+      <w:r>
+        <w:rPr>
+          <w:rStyle w:val="StringTok"/>
+        </w:rPr>
+      </w:r>
+      <w:r>
+        <w:rPr>
+          <w:rStyle w:val="NormalTok"/>
+        </w:rPr>
+      </w:r>
+      <w:r>
+        <w:rPr>
+          <w:rStyle w:val="StringTok"/>
+        </w:rPr>
+      </w:r>
+      <w:r>
+        <w:rPr>
+          <w:rStyle w:val="NormalTok"/>
+        </w:rPr>
+      </w:r>
+      <w:r>
+        <w:rPr>
+          <w:rStyle w:val="StringTok"/>
+        </w:rPr>
+      </w:r>
+      <w:r>
+        <w:rPr>
+          <w:rStyle w:val="NormalTok"/>
+        </w:rPr>
+      </w:r>
+      <w:r/>
+      <w:r>
+        <w:rPr>
+          <w:rStyle w:val="NormalTok"/>
+        </w:rPr>
+      </w:r>
+      <w:r>
+        <w:rPr>
+          <w:rStyle w:val="StringTok"/>
+        </w:rPr>
+      </w:r>
+      <w:r>
+        <w:rPr>
+          <w:rStyle w:val="NormalTok"/>
+        </w:rPr>
+      </w:r>
+      <w:r/>
+      <w:r>
+        <w:rPr>
+          <w:rStyle w:val="NormalTok"/>
+        </w:rPr>
+      </w:r>
+      <w:r>
+        <w:rPr>
+          <w:rStyle w:val="StringTok"/>
+        </w:rPr>
+      </w:r>
+      <w:r>
+        <w:rPr>
+          <w:rStyle w:val="NormalTok"/>
+        </w:rPr>
+      </w:r>
+      <w:r>
+        <w:rPr>
+          <w:rStyle w:val="StringTok"/>
+        </w:rPr>
+      </w:r>
+      <w:r>
+        <w:rPr>
+          <w:rStyle w:val="NormalTok"/>
+        </w:rPr>
+      </w:r>
+      <w:r>
+        <w:rPr>
+          <w:rStyle w:val="StringTok"/>
+        </w:rPr>
+      </w:r>
+      <w:r>
+        <w:rPr>
+          <w:rStyle w:val="NormalTok"/>
+        </w:rPr>
+      </w:r>
+      <w:r>
+        <w:rPr>
+          <w:rStyle w:val="StringTok"/>
+        </w:rPr>
+      </w:r>
+      <w:r>
+        <w:rPr>
+          <w:rStyle w:val="NormalTok"/>
+        </w:rPr>
+      </w:r>
+      <w:r/>
+      <w:r>
+        <w:rPr>
+          <w:rStyle w:val="NormalTok"/>
+        </w:rPr>
+      </w:r>
+      <w:r/>
+      <w:r>
+        <w:rPr>
+          <w:rStyle w:val="NormalTok"/>
+        </w:rPr>
+      </w:r>
+      <w:r>
+        <w:rPr>
+          <w:rStyle w:val="StringTok"/>
+        </w:rPr>
+      </w:r>
+      <w:r>
+        <w:rPr>
+          <w:rStyle w:val="NormalTok"/>
+        </w:rPr>
+      </w:r>
+      <w:r/>
+      <w:r>
+        <w:rPr>
+          <w:rStyle w:val="NormalTok"/>
+        </w:rPr>
+      </w:r>
+      <w:r>
+        <w:rPr>
+          <w:rStyle w:val="StringTok"/>
+        </w:rPr>
+      </w:r>
+      <w:r>
+        <w:rPr>
+          <w:rStyle w:val="NormalTok"/>
+        </w:rPr>
       </w:r>
       <w:r>
         <w:rPr>
           <w:rStyle w:val="FloatTok"/>
         </w:rPr>
-        <w:t xml:space="preserve">0.2</w:t>
-      </w:r>
-      <w:r>
-        <w:rPr>
-          <w:rStyle w:val="NormalTok"/>
-        </w:rPr>
-        <w:t xml:space="preserve">,</w:t>
-      </w:r>
-      <w:r>
-        <w:br/>
-      </w:r>
-      <w:r>
-        <w:rPr>
-          <w:rStyle w:val="NormalTok"/>
-        </w:rPr>
-        <w:t xml:space="preserve">                </w:t>
-      </w:r>
-      <w:r>
-        <w:rPr>
-          <w:rStyle w:val="StringTok"/>
-        </w:rPr>
-        <w:t xml:space="preserve">"maxOutputTokens"</w:t>
-      </w:r>
-      <w:r>
-        <w:rPr>
-          <w:rStyle w:val="NormalTok"/>
-        </w:rPr>
-        <w:t xml:space="preserve">: MAX_TOKENS,</w:t>
-      </w:r>
-      <w:r>
-        <w:br/>
-      </w:r>
-      <w:r>
-        <w:rPr>
-          <w:rStyle w:val="NormalTok"/>
-        </w:rPr>
-        <w:t xml:space="preserve">                </w:t>
-      </w:r>
-      <w:r>
-        <w:rPr>
-          <w:rStyle w:val="StringTok"/>
-        </w:rPr>
-        <w:t xml:space="preserve">"responseMimeType"</w:t>
-      </w:r>
-      <w:r>
-        <w:rPr>
-          <w:rStyle w:val="NormalTok"/>
-        </w:rPr>
-        <w:t xml:space="preserve">: </w:t>
-      </w:r>
-      <w:r>
-        <w:rPr>
-          <w:rStyle w:val="StringTok"/>
-        </w:rPr>
-        <w:t xml:space="preserve">"application/json"</w:t>
-      </w:r>
-      <w:r>
-        <w:rPr>
-          <w:rStyle w:val="NormalTok"/>
-        </w:rPr>
-        <w:t xml:space="preserve">,</w:t>
-      </w:r>
-      <w:r>
-        <w:br/>
-      </w:r>
-      <w:r>
-        <w:rPr>
-          <w:rStyle w:val="NormalTok"/>
-        </w:rPr>
-        <w:t xml:space="preserve">                </w:t>
-      </w:r>
-      <w:r>
-        <w:rPr>
-          <w:rStyle w:val="StringTok"/>
-        </w:rPr>
-        <w:t xml:space="preserve">"thinkingConfig"</w:t>
-      </w:r>
-      <w:r>
-        <w:rPr>
-          <w:rStyle w:val="NormalTok"/>
-        </w:rPr>
-        <w:t xml:space="preserve">: {</w:t>
-      </w:r>
-      <w:r>
-        <w:rPr>
-          <w:rStyle w:val="StringTok"/>
-        </w:rPr>
-        <w:t xml:space="preserve">"thinkingBudget"</w:t>
-      </w:r>
-      <w:r>
-        <w:rPr>
-          <w:rStyle w:val="NormalTok"/>
-        </w:rPr>
-        <w:t xml:space="preserve">: </w:t>
+      </w:r>
+      <w:r>
+        <w:rPr>
+          <w:rStyle w:val="NormalTok"/>
+        </w:rPr>
+      </w:r>
+      <w:r/>
+      <w:r>
+        <w:rPr>
+          <w:rStyle w:val="NormalTok"/>
+        </w:rPr>
+      </w:r>
+      <w:r>
+        <w:rPr>
+          <w:rStyle w:val="StringTok"/>
+        </w:rPr>
+      </w:r>
+      <w:r>
+        <w:rPr>
+          <w:rStyle w:val="NormalTok"/>
+        </w:rPr>
+      </w:r>
+      <w:r/>
+      <w:r>
+        <w:rPr>
+          <w:rStyle w:val="NormalTok"/>
+        </w:rPr>
+      </w:r>
+      <w:r>
+        <w:rPr>
+          <w:rStyle w:val="StringTok"/>
+        </w:rPr>
+      </w:r>
+      <w:r>
+        <w:rPr>
+          <w:rStyle w:val="NormalTok"/>
+        </w:rPr>
+      </w:r>
+      <w:r>
+        <w:rPr>
+          <w:rStyle w:val="StringTok"/>
+        </w:rPr>
+      </w:r>
+      <w:r>
+        <w:rPr>
+          <w:rStyle w:val="NormalTok"/>
+        </w:rPr>
+      </w:r>
+      <w:r/>
+      <w:r>
+        <w:rPr>
+          <w:rStyle w:val="NormalTok"/>
+        </w:rPr>
+      </w:r>
+      <w:r>
+        <w:rPr>
+          <w:rStyle w:val="StringTok"/>
+        </w:rPr>
+      </w:r>
+      <w:r>
+        <w:rPr>
+          <w:rStyle w:val="NormalTok"/>
+        </w:rPr>
+      </w:r>
+      <w:r>
+        <w:rPr>
+          <w:rStyle w:val="StringTok"/>
+        </w:rPr>
+      </w:r>
+      <w:r>
+        <w:rPr>
+          <w:rStyle w:val="NormalTok"/>
+        </w:rPr>
       </w:r>
       <w:r>
         <w:rPr>
           <w:rStyle w:val="DecValTok"/>
         </w:rPr>
-        <w:t xml:space="preserve">0</w:t>
-      </w:r>
-      <w:r>
-        <w:rPr>
-          <w:rStyle w:val="NormalTok"/>
-        </w:rPr>
-        <w:t xml:space="preserve">},</w:t>
-      </w:r>
-      <w:r>
-        <w:br/>
-      </w:r>
-      <w:r>
-        <w:rPr>
-          <w:rStyle w:val="NormalTok"/>
-        </w:rPr>
-        <w:t xml:space="preserve">            },</w:t>
-      </w:r>
-      <w:r>
-        <w:br/>
-      </w:r>
-      <w:r>
-        <w:rPr>
-          <w:rStyle w:val="NormalTok"/>
-        </w:rPr>
-        <w:t xml:space="preserve">        }</w:t>
-      </w:r>
-      <w:r>
-        <w:br/>
-      </w:r>
-      <w:r>
-        <w:br/>
-      </w:r>
-      <w:r>
-        <w:rPr>
-          <w:rStyle w:val="NormalTok"/>
-        </w:rPr>
-        <w:t xml:space="preserve">        url </w:t>
+      </w:r>
+      <w:r>
+        <w:rPr>
+          <w:rStyle w:val="NormalTok"/>
+        </w:rPr>
+      </w:r>
+      <w:r/>
+      <w:r>
+        <w:rPr>
+          <w:rStyle w:val="NormalTok"/>
+        </w:rPr>
+      </w:r>
+      <w:r/>
+      <w:r>
+        <w:rPr>
+          <w:rStyle w:val="NormalTok"/>
+        </w:rPr>
+      </w:r>
+      <w:r/>
+      <w:r/>
+      <w:r>
+        <w:rPr>
+          <w:rStyle w:val="NormalTok"/>
+        </w:rPr>
       </w:r>
       <w:r>
         <w:rPr>
           <w:rStyle w:val="OperatorTok"/>
         </w:rPr>
-        <w:t xml:space="preserve">=</w:t>
-      </w:r>
-      <w:r>
-        <w:rPr>
-          <w:rStyle w:val="NormalTok"/>
-        </w:rPr>
-        <w:t xml:space="preserve"> GEMINI_URL.</w:t>
+      </w:r>
+      <w:r>
+        <w:rPr>
+          <w:rStyle w:val="NormalTok"/>
+        </w:rPr>
       </w:r>
       <w:r>
         <w:rPr>
           <w:rStyle w:val="BuiltInTok"/>
         </w:rPr>
-        <w:t xml:space="preserve">format</w:t>
-      </w:r>
-      <w:r>
-        <w:rPr>
-          <w:rStyle w:val="NormalTok"/>
-        </w:rPr>
-        <w:t xml:space="preserve">(model</w:t>
+      </w:r>
+      <w:r>
+        <w:rPr>
+          <w:rStyle w:val="NormalTok"/>
+        </w:rPr>
       </w:r>
       <w:r>
         <w:rPr>
           <w:rStyle w:val="OperatorTok"/>
         </w:rPr>
-        <w:t xml:space="preserve">=</w:t>
-      </w:r>
-      <w:r>
-        <w:rPr>
-          <w:rStyle w:val="NormalTok"/>
-        </w:rPr>
-        <w:t xml:space="preserve">MODEL, key</w:t>
+      </w:r>
+      <w:r>
+        <w:rPr>
+          <w:rStyle w:val="NormalTok"/>
+        </w:rPr>
       </w:r>
       <w:r>
         <w:rPr>
           <w:rStyle w:val="OperatorTok"/>
         </w:rPr>
-        <w:t xml:space="preserve">=</w:t>
-      </w:r>
-      <w:r>
-        <w:rPr>
-          <w:rStyle w:val="NormalTok"/>
-        </w:rPr>
-        <w:t xml:space="preserve">api_key)</w:t>
-      </w:r>
-      <w:r>
-        <w:br/>
-      </w:r>
-      <w:r>
-        <w:rPr>
-          <w:rStyle w:val="NormalTok"/>
-        </w:rPr>
-        <w:t xml:space="preserve">        </w:t>
+      </w:r>
+      <w:r>
+        <w:rPr>
+          <w:rStyle w:val="NormalTok"/>
+        </w:rPr>
+      </w:r>
+      <w:r/>
+      <w:r>
+        <w:rPr>
+          <w:rStyle w:val="NormalTok"/>
+        </w:rPr>
       </w:r>
       <w:r>
         <w:rPr>
           <w:rStyle w:val="ControlFlowTok"/>
         </w:rPr>
-        <w:t xml:space="preserve">async</w:t>
-      </w:r>
-      <w:r>
-        <w:rPr>
-          <w:rStyle w:val="NormalTok"/>
-        </w:rPr>
-        <w:t xml:space="preserve"> </w:t>
+      </w:r>
+      <w:r>
+        <w:rPr>
+          <w:rStyle w:val="NormalTok"/>
+        </w:rPr>
       </w:r>
       <w:r>
         <w:rPr>
           <w:rStyle w:val="ControlFlowTok"/>
         </w:rPr>
-        <w:t xml:space="preserve">with</w:t>
-      </w:r>
-      <w:r>
-        <w:rPr>
-          <w:rStyle w:val="NormalTok"/>
-        </w:rPr>
-        <w:t xml:space="preserve"> httpx.AsyncClient(timeout</w:t>
+      </w:r>
+      <w:r>
+        <w:rPr>
+          <w:rStyle w:val="NormalTok"/>
+        </w:rPr>
       </w:r>
       <w:r>
         <w:rPr>
           <w:rStyle w:val="OperatorTok"/>
         </w:rPr>
-        <w:t xml:space="preserve">=</w:t>
-      </w:r>
-      <w:r>
-        <w:rPr>
-          <w:rStyle w:val="NormalTok"/>
-        </w:rPr>
-        <w:t xml:space="preserve">TIMEOUT_S) </w:t>
+      </w:r>
+      <w:r>
+        <w:rPr>
+          <w:rStyle w:val="NormalTok"/>
+        </w:rPr>
       </w:r>
       <w:r>
         <w:rPr>
           <w:rStyle w:val="ImportTok"/>
         </w:rPr>
-        <w:t xml:space="preserve">as</w:t>
-      </w:r>
-      <w:r>
-        <w:rPr>
-          <w:rStyle w:val="NormalTok"/>
-        </w:rPr>
-        <w:t xml:space="preserve"> client:</w:t>
-      </w:r>
-      <w:r>
-        <w:br/>
-      </w:r>
-      <w:r>
-        <w:rPr>
-          <w:rStyle w:val="NormalTok"/>
-        </w:rPr>
-        <w:t xml:space="preserve">            r </w:t>
+      </w:r>
+      <w:r>
+        <w:rPr>
+          <w:rStyle w:val="NormalTok"/>
+        </w:rPr>
+      </w:r>
+      <w:r/>
+      <w:r>
+        <w:rPr>
+          <w:rStyle w:val="NormalTok"/>
+        </w:rPr>
       </w:r>
       <w:r>
         <w:rPr>
           <w:rStyle w:val="OperatorTok"/>
         </w:rPr>
-        <w:t xml:space="preserve">=</w:t>
-      </w:r>
-      <w:r>
-        <w:rPr>
-          <w:rStyle w:val="NormalTok"/>
-        </w:rPr>
-        <w:t xml:space="preserve"> </w:t>
+      </w:r>
+      <w:r>
+        <w:rPr>
+          <w:rStyle w:val="NormalTok"/>
+        </w:rPr>
       </w:r>
       <w:r>
         <w:rPr>
           <w:rStyle w:val="ControlFlowTok"/>
         </w:rPr>
-        <w:t xml:space="preserve">await</w:t>
-      </w:r>
-      <w:r>
-        <w:rPr>
-          <w:rStyle w:val="NormalTok"/>
-        </w:rPr>
-        <w:t xml:space="preserve"> client.post(url, json</w:t>
+      </w:r>
+      <w:r>
+        <w:rPr>
+          <w:rStyle w:val="NormalTok"/>
+        </w:rPr>
       </w:r>
       <w:r>
         <w:rPr>
           <w:rStyle w:val="OperatorTok"/>
         </w:rPr>
-        <w:t xml:space="preserve">=</w:t>
-      </w:r>
-      <w:r>
-        <w:rPr>
-          <w:rStyle w:val="NormalTok"/>
-        </w:rPr>
-        <w:t xml:space="preserve">payload)</w:t>
-      </w:r>
-      <w:r>
-        <w:br/>
-      </w:r>
-      <w:r>
-        <w:rPr>
-          <w:rStyle w:val="NormalTok"/>
-        </w:rPr>
-        <w:t xml:space="preserve">            r.raise_for_status()</w:t>
-      </w:r>
-      <w:r>
-        <w:br/>
-      </w:r>
-      <w:r>
-        <w:rPr>
-          <w:rStyle w:val="NormalTok"/>
-        </w:rPr>
-        <w:t xml:space="preserve">            response_json </w:t>
+      </w:r>
+      <w:r>
+        <w:rPr>
+          <w:rStyle w:val="NormalTok"/>
+        </w:rPr>
+      </w:r>
+      <w:r/>
+      <w:r>
+        <w:rPr>
+          <w:rStyle w:val="NormalTok"/>
+        </w:rPr>
+      </w:r>
+      <w:r/>
+      <w:r>
+        <w:rPr>
+          <w:rStyle w:val="NormalTok"/>
+        </w:rPr>
       </w:r>
       <w:r>
         <w:rPr>
           <w:rStyle w:val="OperatorTok"/>
         </w:rPr>
-        <w:t xml:space="preserve">=</w:t>
-      </w:r>
-      <w:r>
-        <w:rPr>
-          <w:rStyle w:val="NormalTok"/>
-        </w:rPr>
-        <w:t xml:space="preserve"> r.json()</w:t>
-      </w:r>
-      <w:r>
-        <w:br/>
-      </w:r>
-      <w:r>
-        <w:rPr>
-          <w:rStyle w:val="NormalTok"/>
-        </w:rPr>
-        <w:t xml:space="preserve">        </w:t>
+      </w:r>
+      <w:r>
+        <w:rPr>
+          <w:rStyle w:val="NormalTok"/>
+        </w:rPr>
+      </w:r>
+      <w:r/>
+      <w:r>
+        <w:rPr>
+          <w:rStyle w:val="NormalTok"/>
+        </w:rPr>
       </w:r>
       <w:r>
         <w:rPr>
           <w:rStyle w:val="ControlFlowTok"/>
         </w:rPr>
-        <w:t xml:space="preserve">await</w:t>
-      </w:r>
-      <w:r>
-        <w:rPr>
-          <w:rStyle w:val="NormalTok"/>
-        </w:rPr>
-        <w:t xml:space="preserve"> gemini_quota.record_call()</w:t>
-      </w:r>
-      <w:r>
-        <w:br/>
-      </w:r>
-      <w:r>
-        <w:br/>
-      </w:r>
-      <w:r>
-        <w:rPr>
-          <w:rStyle w:val="NormalTok"/>
-        </w:rPr>
-        <w:t xml:space="preserve">        raw </w:t>
+      </w:r>
+      <w:r>
+        <w:rPr>
+          <w:rStyle w:val="NormalTok"/>
+        </w:rPr>
+      </w:r>
+      <w:r/>
+      <w:r/>
+      <w:r>
+        <w:rPr>
+          <w:rStyle w:val="NormalTok"/>
+        </w:rPr>
       </w:r>
       <w:r>
         <w:rPr>
           <w:rStyle w:val="OperatorTok"/>
         </w:rPr>
-        <w:t xml:space="preserve">=</w:t>
-      </w:r>
-      <w:r>
-        <w:rPr>
-          <w:rStyle w:val="NormalTok"/>
-        </w:rPr>
-        <w:t xml:space="preserve"> extract_gemini_text(response_json)</w:t>
-      </w:r>
-      <w:r>
-        <w:br/>
-      </w:r>
-      <w:r>
-        <w:rPr>
-          <w:rStyle w:val="NormalTok"/>
-        </w:rPr>
-        <w:t xml:space="preserve">        </w:t>
+      </w:r>
+      <w:r>
+        <w:rPr>
+          <w:rStyle w:val="NormalTok"/>
+        </w:rPr>
+      </w:r>
+      <w:r/>
+      <w:r>
+        <w:rPr>
+          <w:rStyle w:val="NormalTok"/>
+        </w:rPr>
       </w:r>
       <w:r>
         <w:rPr>
           <w:rStyle w:val="ControlFlowTok"/>
         </w:rPr>
-        <w:t xml:space="preserve">if</w:t>
-      </w:r>
-      <w:r>
-        <w:rPr>
-          <w:rStyle w:val="NormalTok"/>
-        </w:rPr>
-        <w:t xml:space="preserve"> </w:t>
+      </w:r>
+      <w:r>
+        <w:rPr>
+          <w:rStyle w:val="NormalTok"/>
+        </w:rPr>
       </w:r>
       <w:r>
         <w:rPr>
           <w:rStyle w:val="KeywordTok"/>
         </w:rPr>
-        <w:t xml:space="preserve">not</w:t>
-      </w:r>
-      <w:r>
-        <w:rPr>
-          <w:rStyle w:val="NormalTok"/>
-        </w:rPr>
-        <w:t xml:space="preserve"> raw:</w:t>
-      </w:r>
-      <w:r>
-        <w:br/>
-      </w:r>
-      <w:r>
-        <w:rPr>
-          <w:rStyle w:val="NormalTok"/>
-        </w:rPr>
-        <w:t xml:space="preserve">            logger.warning(</w:t>
-      </w:r>
-      <w:r>
-        <w:rPr>
-          <w:rStyle w:val="StringTok"/>
-        </w:rPr>
-        <w:t xml:space="preserve">"AI returned empty response [U+00B7] using rule-based fallback"</w:t>
-      </w:r>
-      <w:r>
-        <w:rPr>
-          <w:rStyle w:val="NormalTok"/>
-        </w:rPr>
-        <w:t xml:space="preserve">)</w:t>
-      </w:r>
-      <w:r>
-        <w:br/>
-      </w:r>
-      <w:r>
-        <w:rPr>
-          <w:rStyle w:val="NormalTok"/>
-        </w:rPr>
-        <w:t xml:space="preserve">            </w:t>
+      </w:r>
+      <w:r>
+        <w:rPr>
+          <w:rStyle w:val="NormalTok"/>
+        </w:rPr>
+      </w:r>
+      <w:r/>
+      <w:r>
+        <w:rPr>
+          <w:rStyle w:val="NormalTok"/>
+        </w:rPr>
+      </w:r>
+      <w:r>
+        <w:rPr>
+          <w:rStyle w:val="StringTok"/>
+        </w:rPr>
+      </w:r>
+      <w:r>
+        <w:rPr>
+          <w:rStyle w:val="NormalTok"/>
+        </w:rPr>
+      </w:r>
+      <w:r/>
+      <w:r>
+        <w:rPr>
+          <w:rStyle w:val="NormalTok"/>
+        </w:rPr>
       </w:r>
       <w:r>
         <w:rPr>
           <w:rStyle w:val="ControlFlowTok"/>
         </w:rPr>
-        <w:t xml:space="preserve">return</w:t>
-      </w:r>
-      <w:r>
-        <w:rPr>
-          <w:rStyle w:val="NormalTok"/>
-        </w:rPr>
-        <w:t xml:space="preserve"> rule_based_triage(injured, blocking, contacts)</w:t>
-      </w:r>
-      <w:r>
-        <w:br/>
-      </w:r>
-      <w:r>
-        <w:br/>
-      </w:r>
-      <w:r>
-        <w:rPr>
-          <w:rStyle w:val="NormalTok"/>
-        </w:rPr>
-        <w:t xml:space="preserve">        cleaned </w:t>
+      </w:r>
+      <w:r>
+        <w:rPr>
+          <w:rStyle w:val="NormalTok"/>
+        </w:rPr>
+      </w:r>
+      <w:r/>
+      <w:r/>
+      <w:r>
+        <w:rPr>
+          <w:rStyle w:val="NormalTok"/>
+        </w:rPr>
       </w:r>
       <w:r>
         <w:rPr>
           <w:rStyle w:val="OperatorTok"/>
         </w:rPr>
-        <w:t xml:space="preserve">=</w:t>
-      </w:r>
-      <w:r>
-        <w:rPr>
-          <w:rStyle w:val="NormalTok"/>
-        </w:rPr>
-        <w:t xml:space="preserve"> _FENCE_RE.sub(</w:t>
-      </w:r>
-      <w:r>
-        <w:rPr>
-          <w:rStyle w:val="StringTok"/>
-        </w:rPr>
-        <w:t xml:space="preserve">""</w:t>
-      </w:r>
-      <w:r>
-        <w:rPr>
-          <w:rStyle w:val="NormalTok"/>
-        </w:rPr>
-        <w:t xml:space="preserve">, raw).strip()</w:t>
-      </w:r>
-      <w:r>
-        <w:br/>
-      </w:r>
-      <w:r>
-        <w:br/>
-      </w:r>
-      <w:r>
-        <w:rPr>
-          <w:rStyle w:val="NormalTok"/>
-        </w:rPr>
-        <w:t xml:space="preserve">        </w:t>
+      </w:r>
+      <w:r>
+        <w:rPr>
+          <w:rStyle w:val="NormalTok"/>
+        </w:rPr>
+      </w:r>
+      <w:r>
+        <w:rPr>
+          <w:rStyle w:val="StringTok"/>
+        </w:rPr>
+      </w:r>
+      <w:r>
+        <w:rPr>
+          <w:rStyle w:val="NormalTok"/>
+        </w:rPr>
+      </w:r>
+      <w:r/>
+      <w:r/>
+      <w:r>
+        <w:rPr>
+          <w:rStyle w:val="NormalTok"/>
+        </w:rPr>
       </w:r>
       <w:r>
         <w:rPr>
           <w:rStyle w:val="ControlFlowTok"/>
         </w:rPr>
-        <w:t xml:space="preserve">try</w:t>
-      </w:r>
-      <w:r>
-        <w:rPr>
-          <w:rStyle w:val="NormalTok"/>
-        </w:rPr>
-        <w:t xml:space="preserve">:</w:t>
-      </w:r>
-      <w:r>
-        <w:br/>
-      </w:r>
-      <w:r>
-        <w:rPr>
-          <w:rStyle w:val="NormalTok"/>
-        </w:rPr>
-        <w:t xml:space="preserve">            parsed </w:t>
+      </w:r>
+      <w:r>
+        <w:rPr>
+          <w:rStyle w:val="NormalTok"/>
+        </w:rPr>
+      </w:r>
+      <w:r/>
+      <w:r>
+        <w:rPr>
+          <w:rStyle w:val="NormalTok"/>
+        </w:rPr>
       </w:r>
       <w:r>
         <w:rPr>
           <w:rStyle w:val="OperatorTok"/>
         </w:rPr>
-        <w:t xml:space="preserve">=</w:t>
-      </w:r>
-      <w:r>
-        <w:rPr>
-          <w:rStyle w:val="NormalTok"/>
-        </w:rPr>
-        <w:t xml:space="preserve"> json.loads(cleaned)</w:t>
-      </w:r>
-      <w:r>
-        <w:br/>
-      </w:r>
-      <w:r>
-        <w:rPr>
-          <w:rStyle w:val="NormalTok"/>
-        </w:rPr>
-        <w:t xml:space="preserve">        </w:t>
+      </w:r>
+      <w:r>
+        <w:rPr>
+          <w:rStyle w:val="NormalTok"/>
+        </w:rPr>
+      </w:r>
+      <w:r/>
+      <w:r>
+        <w:rPr>
+          <w:rStyle w:val="NormalTok"/>
+        </w:rPr>
       </w:r>
       <w:r>
         <w:rPr>
           <w:rStyle w:val="ControlFlowTok"/>
         </w:rPr>
-        <w:t xml:space="preserve">except</w:t>
-      </w:r>
-      <w:r>
-        <w:rPr>
-          <w:rStyle w:val="NormalTok"/>
-        </w:rPr>
-        <w:t xml:space="preserve"> json.JSONDecodeError:</w:t>
-      </w:r>
-      <w:r>
-        <w:br/>
-      </w:r>
-      <w:r>
-        <w:rPr>
-          <w:rStyle w:val="NormalTok"/>
-        </w:rPr>
-        <w:t xml:space="preserve">            logger.warning(</w:t>
-      </w:r>
-      <w:r>
-        <w:rPr>
-          <w:rStyle w:val="StringTok"/>
-        </w:rPr>
-        <w:t xml:space="preserve">"AI returned non-JSON [U+00B7] using rule-based fallback"</w:t>
-      </w:r>
-      <w:r>
-        <w:rPr>
-          <w:rStyle w:val="NormalTok"/>
-        </w:rPr>
-        <w:t xml:space="preserve">)</w:t>
-      </w:r>
-      <w:r>
-        <w:br/>
-      </w:r>
-      <w:r>
-        <w:rPr>
-          <w:rStyle w:val="NormalTok"/>
-        </w:rPr>
-        <w:t xml:space="preserve">            </w:t>
+      </w:r>
+      <w:r>
+        <w:rPr>
+          <w:rStyle w:val="NormalTok"/>
+        </w:rPr>
+      </w:r>
+      <w:r/>
+      <w:r>
+        <w:rPr>
+          <w:rStyle w:val="NormalTok"/>
+        </w:rPr>
+      </w:r>
+      <w:r>
+        <w:rPr>
+          <w:rStyle w:val="StringTok"/>
+        </w:rPr>
+      </w:r>
+      <w:r>
+        <w:rPr>
+          <w:rStyle w:val="NormalTok"/>
+        </w:rPr>
+      </w:r>
+      <w:r/>
+      <w:r>
+        <w:rPr>
+          <w:rStyle w:val="NormalTok"/>
+        </w:rPr>
       </w:r>
       <w:r>
         <w:rPr>
           <w:rStyle w:val="ControlFlowTok"/>
         </w:rPr>
-        <w:t xml:space="preserve">return</w:t>
-      </w:r>
-      <w:r>
-        <w:rPr>
-          <w:rStyle w:val="NormalTok"/>
-        </w:rPr>
-        <w:t xml:space="preserve"> rule_based_triage(injured, blocking, contacts)</w:t>
-      </w:r>
-      <w:r>
-        <w:br/>
-      </w:r>
-      <w:r>
-        <w:br/>
-      </w:r>
-      <w:r>
-        <w:rPr>
-          <w:rStyle w:val="NormalTok"/>
-        </w:rPr>
-        <w:t xml:space="preserve">        validated </w:t>
+      </w:r>
+      <w:r>
+        <w:rPr>
+          <w:rStyle w:val="NormalTok"/>
+        </w:rPr>
+      </w:r>
+      <w:r/>
+      <w:r/>
+      <w:r>
+        <w:rPr>
+          <w:rStyle w:val="NormalTok"/>
+        </w:rPr>
       </w:r>
       <w:r>
         <w:rPr>
           <w:rStyle w:val="OperatorTok"/>
         </w:rPr>
-        <w:t xml:space="preserve">=</w:t>
-      </w:r>
-      <w:r>
-        <w:rPr>
-          <w:rStyle w:val="NormalTok"/>
-        </w:rPr>
-        <w:t xml:space="preserve"> _validate_ai_result(parsed, </w:t>
+      </w:r>
+      <w:r>
+        <w:rPr>
+          <w:rStyle w:val="NormalTok"/>
+        </w:rPr>
       </w:r>
       <w:r>
         <w:rPr>
           <w:rStyle w:val="BuiltInTok"/>
         </w:rPr>
-        <w:t xml:space="preserve">len</w:t>
-      </w:r>
-      <w:r>
-        <w:rPr>
-          <w:rStyle w:val="NormalTok"/>
-        </w:rPr>
-        <w:t xml:space="preserve">(contacts))</w:t>
-      </w:r>
-      <w:r>
-        <w:br/>
-      </w:r>
-      <w:r>
-        <w:rPr>
-          <w:rStyle w:val="NormalTok"/>
-        </w:rPr>
-        <w:t xml:space="preserve">        </w:t>
+      </w:r>
+      <w:r>
+        <w:rPr>
+          <w:rStyle w:val="NormalTok"/>
+        </w:rPr>
+      </w:r>
+      <w:r/>
+      <w:r>
+        <w:rPr>
+          <w:rStyle w:val="NormalTok"/>
+        </w:rPr>
       </w:r>
       <w:r>
         <w:rPr>
           <w:rStyle w:val="ControlFlowTok"/>
         </w:rPr>
-        <w:t xml:space="preserve">if</w:t>
-      </w:r>
-      <w:r>
-        <w:rPr>
-          <w:rStyle w:val="NormalTok"/>
-        </w:rPr>
-        <w:t xml:space="preserve"> validated </w:t>
+      </w:r>
+      <w:r>
+        <w:rPr>
+          <w:rStyle w:val="NormalTok"/>
+        </w:rPr>
       </w:r>
       <w:r>
         <w:rPr>
           <w:rStyle w:val="KeywordTok"/>
         </w:rPr>
-        <w:t xml:space="preserve">is</w:t>
-      </w:r>
-      <w:r>
-        <w:rPr>
-          <w:rStyle w:val="NormalTok"/>
-        </w:rPr>
-        <w:t xml:space="preserve"> </w:t>
+      </w:r>
+      <w:r>
+        <w:rPr>
+          <w:rStyle w:val="NormalTok"/>
+        </w:rPr>
       </w:r>
       <w:r>
         <w:rPr>
           <w:rStyle w:val="VariableTok"/>
         </w:rPr>
-        <w:t xml:space="preserve">None</w:t>
-      </w:r>
-      <w:r>
-        <w:rPr>
-          <w:rStyle w:val="NormalTok"/>
-        </w:rPr>
-        <w:t xml:space="preserve">:</w:t>
-      </w:r>
-      <w:r>
-        <w:br/>
-      </w:r>
-      <w:r>
-        <w:rPr>
-          <w:rStyle w:val="NormalTok"/>
-        </w:rPr>
-        <w:t xml:space="preserve">            logger.warning(</w:t>
-      </w:r>
-      <w:r>
-        <w:rPr>
-          <w:rStyle w:val="StringTok"/>
-        </w:rPr>
-        <w:t xml:space="preserve">"AI returned malformed response [U+00B7] using rule-based fallback"</w:t>
-      </w:r>
-      <w:r>
-        <w:rPr>
-          <w:rStyle w:val="NormalTok"/>
-        </w:rPr>
-        <w:t xml:space="preserve">)</w:t>
-      </w:r>
-      <w:r>
-        <w:br/>
-      </w:r>
-      <w:r>
-        <w:rPr>
-          <w:rStyle w:val="NormalTok"/>
-        </w:rPr>
-        <w:t xml:space="preserve">            </w:t>
+      </w:r>
+      <w:r>
+        <w:rPr>
+          <w:rStyle w:val="NormalTok"/>
+        </w:rPr>
+      </w:r>
+      <w:r/>
+      <w:r>
+        <w:rPr>
+          <w:rStyle w:val="NormalTok"/>
+        </w:rPr>
+      </w:r>
+      <w:r>
+        <w:rPr>
+          <w:rStyle w:val="StringTok"/>
+        </w:rPr>
+      </w:r>
+      <w:r>
+        <w:rPr>
+          <w:rStyle w:val="NormalTok"/>
+        </w:rPr>
+      </w:r>
+      <w:r/>
+      <w:r>
+        <w:rPr>
+          <w:rStyle w:val="NormalTok"/>
+        </w:rPr>
       </w:r>
       <w:r>
         <w:rPr>
           <w:rStyle w:val="ControlFlowTok"/>
         </w:rPr>
-        <w:t xml:space="preserve">return</w:t>
-      </w:r>
-      <w:r>
-        <w:rPr>
-          <w:rStyle w:val="NormalTok"/>
-        </w:rPr>
-        <w:t xml:space="preserve"> rule_based_triage(injured, blocking, contacts)</w:t>
-      </w:r>
-      <w:r>
-        <w:br/>
-      </w:r>
-      <w:r>
-        <w:br/>
-      </w:r>
-      <w:r>
-        <w:rPr>
-          <w:rStyle w:val="NormalTok"/>
-        </w:rPr>
-        <w:t xml:space="preserve">        </w:t>
+      </w:r>
+      <w:r>
+        <w:rPr>
+          <w:rStyle w:val="NormalTok"/>
+        </w:rPr>
+      </w:r>
+      <w:r/>
+      <w:r/>
+      <w:r>
+        <w:rPr>
+          <w:rStyle w:val="NormalTok"/>
+        </w:rPr>
       </w:r>
       <w:r>
         <w:rPr>
           <w:rStyle w:val="ControlFlowTok"/>
         </w:rPr>
-        <w:t xml:space="preserve">return</w:t>
-      </w:r>
-      <w:r>
-        <w:rPr>
-          <w:rStyle w:val="NormalTok"/>
-        </w:rPr>
-        <w:t xml:space="preserve"> validated</w:t>
-      </w:r>
-      <w:r>
-        <w:br/>
-      </w:r>
-      <w:r>
-        <w:br/>
-      </w:r>
-      <w:r>
-        <w:rPr>
-          <w:rStyle w:val="NormalTok"/>
-        </w:rPr>
-        <w:t xml:space="preserve">    </w:t>
+      </w:r>
+      <w:r>
+        <w:rPr>
+          <w:rStyle w:val="NormalTok"/>
+        </w:rPr>
+      </w:r>
+      <w:r/>
+      <w:r/>
+      <w:r>
+        <w:rPr>
+          <w:rStyle w:val="NormalTok"/>
+        </w:rPr>
       </w:r>
       <w:r>
         <w:rPr>
           <w:rStyle w:val="ControlFlowTok"/>
         </w:rPr>
-        <w:t xml:space="preserve">except</w:t>
-      </w:r>
-      <w:r>
-        <w:rPr>
-          <w:rStyle w:val="NormalTok"/>
-        </w:rPr>
-        <w:t xml:space="preserve"> </w:t>
+      </w:r>
+      <w:r>
+        <w:rPr>
+          <w:rStyle w:val="NormalTok"/>
+        </w:rPr>
       </w:r>
       <w:r>
         <w:rPr>
           <w:rStyle w:val="PreprocessorTok"/>
         </w:rPr>
-        <w:t xml:space="preserve">Exception</w:t>
-      </w:r>
-      <w:r>
-        <w:rPr>
-          <w:rStyle w:val="NormalTok"/>
-        </w:rPr>
-        <w:t xml:space="preserve"> </w:t>
+      </w:r>
+      <w:r>
+        <w:rPr>
+          <w:rStyle w:val="NormalTok"/>
+        </w:rPr>
       </w:r>
       <w:r>
         <w:rPr>
           <w:rStyle w:val="ImportTok"/>
         </w:rPr>
-        <w:t xml:space="preserve">as</w:t>
-      </w:r>
-      <w:r>
-        <w:rPr>
-          <w:rStyle w:val="NormalTok"/>
-        </w:rPr>
-        <w:t xml:space="preserve"> exc:</w:t>
-      </w:r>
-      <w:r>
-        <w:br/>
-      </w:r>
-      <w:r>
-        <w:rPr>
-          <w:rStyle w:val="NormalTok"/>
-        </w:rPr>
-        <w:t xml:space="preserve">        logger.warning(</w:t>
+      </w:r>
+      <w:r>
+        <w:rPr>
+          <w:rStyle w:val="NormalTok"/>
+        </w:rPr>
+      </w:r>
+      <w:r/>
+      <w:r>
+        <w:rPr>
+          <w:rStyle w:val="NormalTok"/>
+        </w:rPr>
       </w:r>
       <w:r>
         <w:rPr>
           <w:rStyle w:val="SpecialStringTok"/>
         </w:rPr>
-        <w:t xml:space="preserve">f"AI triage call failed (</w:t>
       </w:r>
       <w:r>
         <w:rPr>
           <w:rStyle w:val="SpecialCharTok"/>
         </w:rPr>
-        <w:t xml:space="preserve">{</w:t>
       </w:r>
       <w:r>
         <w:rPr>
           <w:rStyle w:val="BuiltInTok"/>
         </w:rPr>
-        <w:t xml:space="preserve">type</w:t>
-      </w:r>
-      <w:r>
-        <w:rPr>
-          <w:rStyle w:val="NormalTok"/>
-        </w:rPr>
-        <w:t xml:space="preserve">(exc)</w:t>
+      </w:r>
+      <w:r>
+        <w:rPr>
+          <w:rStyle w:val="NormalTok"/>
+        </w:rPr>
       </w:r>
       <w:r>
         <w:rPr>
           <w:rStyle w:val="SpecialCharTok"/>
         </w:rPr>
-        <w:t xml:space="preserve">.</w:t>
       </w:r>
       <w:r>
         <w:rPr>
           <w:rStyle w:val="VariableTok"/>
         </w:rPr>
-        <w:t xml:space="preserve">__name__</w:t>
       </w:r>
       <w:r>
         <w:rPr>
           <w:rStyle w:val="SpecialCharTok"/>
         </w:rPr>
-        <w:t xml:space="preserve">}</w:t>
       </w:r>
       <w:r>
         <w:rPr>
           <w:rStyle w:val="SpecialStringTok"/>
         </w:rPr>
-        <w:t xml:space="preserve">) [U+00B7] using rule-based fallback"</w:t>
-      </w:r>
-      <w:r>
-        <w:rPr>
-          <w:rStyle w:val="NormalTok"/>
-        </w:rPr>
-        <w:t xml:space="preserve">)</w:t>
-      </w:r>
-      <w:r>
-        <w:br/>
-      </w:r>
-      <w:r>
-        <w:rPr>
-          <w:rStyle w:val="NormalTok"/>
-        </w:rPr>
-        <w:t xml:space="preserve">        </w:t>
+      </w:r>
+      <w:r>
+        <w:rPr>
+          <w:rStyle w:val="NormalTok"/>
+        </w:rPr>
+      </w:r>
+      <w:r/>
+      <w:r>
+        <w:rPr>
+          <w:rStyle w:val="NormalTok"/>
+        </w:rPr>
       </w:r>
       <w:r>
         <w:rPr>
           <w:rStyle w:val="ControlFlowTok"/>
         </w:rPr>
-        <w:t xml:space="preserve">return</w:t>
-      </w:r>
-      <w:r>
-        <w:rPr>
-          <w:rStyle w:val="NormalTok"/>
-        </w:rPr>
-        <w:t xml:space="preserve"> rule_based_triage(injured, blocking, contacts)</w:t>
+      </w:r>
+      <w:r>
+        <w:rPr>
+          <w:rStyle w:val="NormalTok"/>
+        </w:rPr>
       </w:r>
     </w:p>
     <w:bookmarkEnd w:id="49"/>
